--- a/doc/pacierz_brzoza_dokumentacja.docx
+++ b/doc/pacierz_brzoza_dokumentacja.docx
@@ -1,10 +1,11 @@
 
 <file path=word/document.xml><?xml version="1.0" encoding="utf-8"?>
-<w:document xmlns:wpc="http://schemas.microsoft.com/office/word/2010/wordprocessingCanvas" xmlns:cx="http://schemas.microsoft.com/office/drawing/2014/chartex" xmlns:cx1="http://schemas.microsoft.com/office/drawing/2015/9/8/chartex" xmlns:cx2="http://schemas.microsoft.com/office/drawing/2015/10/21/chartex" xmlns:cx3="http://schemas.microsoft.com/office/drawing/2016/5/9/chartex" xmlns:cx4="http://schemas.microsoft.com/office/drawing/2016/5/10/chartex" xmlns:cx5="http://schemas.microsoft.com/office/drawing/2016/5/11/chartex" xmlns:cx6="http://schemas.microsoft.com/office/drawing/2016/5/12/chartex" xmlns:cx7="http://schemas.microsoft.com/office/drawing/2016/5/13/chartex" xmlns:cx8="http://schemas.microsoft.com/office/drawing/2016/5/14/chartex" xmlns:mc="http://schemas.openxmlformats.org/markup-compatibility/2006" xmlns:aink="http://schemas.microsoft.com/office/drawing/2016/ink" xmlns:am3d="http://schemas.microsoft.com/office/drawing/2017/model3d" xmlns:o="urn:schemas-microsoft-com:office:office" xmlns:oel="http://schemas.microsoft.com/office/2019/extlst" xmlns:r="http://schemas.openxmlformats.org/officeDocument/2006/relationships" xmlns:m="http://schemas.openxmlformats.org/officeDocument/2006/math" xmlns:v="urn:schemas-microsoft-com:vml" xmlns:wp14="http://schemas.microsoft.com/office/word/2010/wordprocessingDrawing" xmlns:wp="http://schemas.openxmlformats.org/drawingml/2006/wordprocessingDrawing" xmlns:w10="urn:schemas-microsoft-com:office:word" xmlns:w="http://schemas.openxmlformats.org/wordprocessingml/2006/main" xmlns:w14="http://schemas.microsoft.com/office/word/2010/wordml" xmlns:w15="http://schemas.microsoft.com/office/word/2012/wordml" xmlns:w16cex="http://schemas.microsoft.com/office/word/2018/wordml/cex" xmlns:w16cid="http://schemas.microsoft.com/office/word/2016/wordml/cid" xmlns:w16="http://schemas.microsoft.com/office/word/2018/wordml" xmlns:w16du="http://schemas.microsoft.com/office/word/2023/wordml/word16du" xmlns:w16sdtdh="http://schemas.microsoft.com/office/word/2020/wordml/sdtdatahash" xmlns:w16sdtfl="http://schemas.microsoft.com/office/word/2024/wordml/sdtformatlock" xmlns:w16se="http://schemas.microsoft.com/office/word/2015/wordml/symex" xmlns:wpg="http://schemas.microsoft.com/office/word/2010/wordprocessingGroup" xmlns:wpi="http://schemas.microsoft.com/office/word/2010/wordprocessingInk" xmlns:wne="http://schemas.microsoft.com/office/word/2006/wordml" xmlns:wps="http://schemas.microsoft.com/office/word/2010/wordprocessingShape" mc:Ignorable="w14 w15 w16se w16cid w16 w16cex w16sdtdh w16sdtfl w16du wp14">
+<w:document xmlns:o="urn:schemas-microsoft-com:office:office" xmlns:r="http://schemas.openxmlformats.org/officeDocument/2006/relationships" xmlns:v="urn:schemas-microsoft-com:vml" xmlns:w="http://schemas.openxmlformats.org/wordprocessingml/2006/main" xmlns:w10="urn:schemas-microsoft-com:office:word" xmlns:wp="http://schemas.openxmlformats.org/drawingml/2006/wordprocessingDrawing" xmlns:pic="http://schemas.openxmlformats.org/drawingml/2006/picture" xmlns:wps="http://schemas.microsoft.com/office/word/2010/wordprocessingShape" xmlns:wpg="http://schemas.microsoft.com/office/word/2010/wordprocessingGroup" xmlns:mc="http://schemas.openxmlformats.org/markup-compatibility/2006" xmlns:wp14="http://schemas.microsoft.com/office/word/2010/wordprocessingDrawing" xmlns:w14="http://schemas.microsoft.com/office/word/2010/wordml" xmlns:w15="http://schemas.microsoft.com/office/word/2012/wordml" mc:Ignorable="w14 wp14 w15">
   <w:body>
     <w:p>
       <w:pPr>
-        <w:pStyle w:val="Tytu"/>
+        <w:pStyle w:val="Title"/>
+        <w:rPr/>
       </w:pPr>
       <w:r>
         <w:rPr>
@@ -18,10 +19,12 @@
     </w:p>
     <w:p>
       <w:pPr>
+        <w:pStyle w:val="Normal"/>
         <w:pBdr>
           <w:bottom w:val="single" w:sz="12" w:space="1" w:color="000000"/>
         </w:pBdr>
         <w:jc w:val="center"/>
+        <w:rPr/>
       </w:pPr>
       <w:r>
         <w:rPr>
@@ -34,74 +37,153 @@
     </w:p>
     <w:p>
       <w:pPr>
+        <w:pStyle w:val="Normal"/>
         <w:jc w:val="center"/>
         <w:rPr>
           <w:sz w:val="32"/>
         </w:rPr>
       </w:pPr>
-    </w:p>
-    <w:p>
-      <w:pPr>
+      <w:r>
+        <w:rPr>
+          <w:sz w:val="32"/>
+        </w:rPr>
+      </w:r>
+    </w:p>
+    <w:p>
+      <w:pPr>
+        <w:pStyle w:val="Normal"/>
         <w:jc w:val="center"/>
         <w:rPr>
           <w:sz w:val="32"/>
         </w:rPr>
       </w:pPr>
-    </w:p>
-    <w:p>
-      <w:pPr>
+      <w:r>
+        <w:rPr>
+          <w:sz w:val="32"/>
+        </w:rPr>
+      </w:r>
+    </w:p>
+    <w:p>
+      <w:pPr>
+        <w:pStyle w:val="Normal"/>
         <w:jc w:val="center"/>
         <w:rPr>
           <w:sz w:val="32"/>
         </w:rPr>
       </w:pPr>
-    </w:p>
-    <w:p>
-      <w:pPr>
+      <w:r>
+        <w:rPr>
+          <w:sz w:val="32"/>
+        </w:rPr>
+      </w:r>
+    </w:p>
+    <w:p>
+      <w:pPr>
+        <w:pStyle w:val="Normal"/>
         <w:jc w:val="center"/>
         <w:rPr>
           <w:sz w:val="28"/>
         </w:rPr>
       </w:pPr>
-    </w:p>
-    <w:p>
-      <w:pPr>
+      <w:r>
+        <w:rPr>
+          <w:sz w:val="28"/>
+        </w:rPr>
+      </w:r>
+    </w:p>
+    <w:p>
+      <w:pPr>
+        <w:pStyle w:val="Normal"/>
         <w:jc w:val="center"/>
         <w:rPr>
           <w:sz w:val="28"/>
         </w:rPr>
       </w:pPr>
-    </w:p>
-    <w:p>
-      <w:pPr>
+      <w:r>
+        <w:rPr>
+          <w:sz w:val="28"/>
+        </w:rPr>
+      </w:r>
+    </w:p>
+    <w:p>
+      <w:pPr>
+        <w:pStyle w:val="Normal"/>
         <w:jc w:val="center"/>
         <w:rPr>
           <w:sz w:val="28"/>
         </w:rPr>
       </w:pPr>
-    </w:p>
-    <w:p>
-      <w:pPr>
+      <w:r>
+        <w:rPr>
+          <w:sz w:val="28"/>
+        </w:rPr>
+      </w:r>
+    </w:p>
+    <w:p>
+      <w:pPr>
+        <w:pStyle w:val="Normal"/>
         <w:jc w:val="center"/>
         <w:rPr>
           <w:sz w:val="28"/>
         </w:rPr>
       </w:pPr>
+      <w:r>
+        <w:rPr>
+          <w:sz w:val="28"/>
+        </w:rPr>
+      </w:r>
     </w:p>
     <w:tbl>
       <w:tblPr>
         <w:tblW w:w="8778" w:type="dxa"/>
         <w:jc w:val="center"/>
+        <w:tblInd w:w="0" w:type="dxa"/>
         <w:tblLayout w:type="fixed"/>
-        <w:tblLook w:val="04A0" w:firstRow="1" w:lastRow="0" w:firstColumn="1" w:lastColumn="0" w:noHBand="0" w:noVBand="1"/>
+        <w:tblCellMar>
+          <w:top w:w="0" w:type="dxa"/>
+          <w:start w:w="108" w:type="dxa"/>
+          <w:bottom w:w="0" w:type="dxa"/>
+          <w:end w:w="108" w:type="dxa"/>
+        </w:tblCellMar>
+        <w:tblLook w:val="04a0" w:noHBand="0" w:noVBand="1" w:firstColumn="1" w:lastRow="0" w:lastColumn="0" w:firstRow="1"/>
       </w:tblPr>
       <w:tblGrid>
         <w:gridCol w:w="5933"/>
         <w:gridCol w:w="2845"/>
       </w:tblGrid>
       <w:tr>
+        <w:trPr/>
+        <w:tc>
+          <w:tcPr>
+            <w:tcW w:w="8778" w:type="dxa"/>
+            <w:gridSpan w:val="2"/>
+            <w:tcBorders>
+              <w:top w:val="single" w:sz="4" w:space="0" w:color="000000"/>
+              <w:start w:val="single" w:sz="4" w:space="0" w:color="000000"/>
+              <w:bottom w:val="single" w:sz="4" w:space="0" w:color="000000"/>
+              <w:end w:val="single" w:sz="4" w:space="0" w:color="000000"/>
+            </w:tcBorders>
+          </w:tcPr>
+          <w:p>
+            <w:pPr>
+              <w:pStyle w:val="Normal"/>
+              <w:widowControl w:val="false"/>
+              <w:jc w:val="center"/>
+              <w:rPr/>
+            </w:pPr>
+            <w:r>
+              <w:rPr>
+                <w:sz w:val="32"/>
+                <w:szCs w:val="32"/>
+              </w:rPr>
+              <w:t>Projekt: Technologie obiektowe</w:t>
+            </w:r>
+          </w:p>
+        </w:tc>
+      </w:tr>
+      <w:tr>
         <w:trPr>
-          <w:jc w:val="center"/>
+          <w:trHeight w:val="606" w:hRule="atLeast"/>
         </w:trPr>
         <w:tc>
           <w:tcPr>
@@ -109,62 +191,32 @@
             <w:gridSpan w:val="2"/>
             <w:tcBorders>
               <w:top w:val="single" w:sz="4" w:space="0" w:color="000000"/>
-              <w:left w:val="single" w:sz="4" w:space="0" w:color="000000"/>
+              <w:start w:val="single" w:sz="4" w:space="0" w:color="000000"/>
               <w:bottom w:val="single" w:sz="4" w:space="0" w:color="000000"/>
-              <w:right w:val="single" w:sz="4" w:space="0" w:color="000000"/>
+              <w:end w:val="single" w:sz="4" w:space="0" w:color="000000"/>
             </w:tcBorders>
+            <w:vAlign w:val="center"/>
           </w:tcPr>
           <w:p>
             <w:pPr>
-              <w:widowControl w:val="0"/>
+              <w:pStyle w:val="Normal"/>
+              <w:widowControl w:val="false"/>
               <w:jc w:val="center"/>
+              <w:rPr/>
             </w:pPr>
             <w:r>
               <w:rPr>
                 <w:sz w:val="32"/>
                 <w:szCs w:val="32"/>
               </w:rPr>
-              <w:t>Projekt: Technologie obiektowe</w:t>
+              <w:t>Temat 29: Generator schematów dla dokumentów JSON</w:t>
             </w:r>
           </w:p>
         </w:tc>
       </w:tr>
       <w:tr>
         <w:trPr>
-          <w:trHeight w:val="606"/>
-          <w:jc w:val="center"/>
-        </w:trPr>
-        <w:tc>
-          <w:tcPr>
-            <w:tcW w:w="8778" w:type="dxa"/>
-            <w:gridSpan w:val="2"/>
-            <w:tcBorders>
-              <w:top w:val="single" w:sz="4" w:space="0" w:color="000000"/>
-              <w:left w:val="single" w:sz="4" w:space="0" w:color="000000"/>
-              <w:bottom w:val="single" w:sz="4" w:space="0" w:color="000000"/>
-              <w:right w:val="single" w:sz="4" w:space="0" w:color="000000"/>
-            </w:tcBorders>
-            <w:vAlign w:val="center"/>
-          </w:tcPr>
-          <w:p>
-            <w:pPr>
-              <w:widowControl w:val="0"/>
-              <w:jc w:val="center"/>
-            </w:pPr>
-            <w:r>
-              <w:rPr>
-                <w:sz w:val="32"/>
-                <w:szCs w:val="32"/>
-              </w:rPr>
-              <w:t>Temat 29: Generator schematów dla dokumentów JSON</w:t>
-            </w:r>
-          </w:p>
-        </w:tc>
-      </w:tr>
-      <w:tr>
-        <w:trPr>
-          <w:trHeight w:val="1474"/>
-          <w:jc w:val="center"/>
+          <w:trHeight w:val="1474" w:hRule="atLeast"/>
         </w:trPr>
         <w:tc>
           <w:tcPr>
@@ -172,22 +224,29 @@
             <w:vMerge w:val="restart"/>
             <w:tcBorders>
               <w:top w:val="single" w:sz="4" w:space="0" w:color="000000"/>
-              <w:left w:val="single" w:sz="4" w:space="0" w:color="000000"/>
+              <w:start w:val="single" w:sz="4" w:space="0" w:color="000000"/>
               <w:bottom w:val="single" w:sz="4" w:space="0" w:color="000000"/>
-              <w:right w:val="single" w:sz="4" w:space="0" w:color="000000"/>
+              <w:end w:val="single" w:sz="4" w:space="0" w:color="000000"/>
             </w:tcBorders>
             <w:vAlign w:val="center"/>
           </w:tcPr>
           <w:p>
             <w:pPr>
-              <w:widowControl w:val="0"/>
+              <w:pStyle w:val="Normal"/>
+              <w:widowControl w:val="false"/>
               <w:jc w:val="center"/>
-            </w:pPr>
-          </w:p>
-          <w:p>
-            <w:pPr>
-              <w:widowControl w:val="0"/>
+              <w:rPr/>
+            </w:pPr>
+            <w:r>
+              <w:rPr/>
+            </w:r>
+          </w:p>
+          <w:p>
+            <w:pPr>
+              <w:pStyle w:val="Normal"/>
+              <w:widowControl w:val="false"/>
               <w:jc w:val="center"/>
+              <w:rPr/>
             </w:pPr>
             <w:r>
               <w:rPr>
@@ -199,8 +258,10 @@
           </w:p>
           <w:p>
             <w:pPr>
-              <w:widowControl w:val="0"/>
+              <w:pStyle w:val="Normal"/>
+              <w:widowControl w:val="false"/>
               <w:jc w:val="center"/>
+              <w:rPr/>
             </w:pPr>
             <w:r>
               <w:rPr>
@@ -216,35 +277,45 @@
             <w:tcW w:w="2845" w:type="dxa"/>
             <w:tcBorders>
               <w:top w:val="single" w:sz="4" w:space="0" w:color="000000"/>
-              <w:left w:val="single" w:sz="4" w:space="0" w:color="000000"/>
+              <w:start w:val="single" w:sz="4" w:space="0" w:color="000000"/>
               <w:bottom w:val="single" w:sz="4" w:space="0" w:color="000000"/>
-              <w:right w:val="single" w:sz="4" w:space="0" w:color="000000"/>
+              <w:end w:val="single" w:sz="4" w:space="0" w:color="000000"/>
             </w:tcBorders>
             <w:vAlign w:val="center"/>
           </w:tcPr>
           <w:p>
             <w:pPr>
-              <w:widowControl w:val="0"/>
+              <w:pStyle w:val="Normal"/>
+              <w:widowControl w:val="false"/>
               <w:jc w:val="center"/>
               <w:rPr>
                 <w:sz w:val="28"/>
                 <w:szCs w:val="28"/>
               </w:rPr>
             </w:pPr>
-          </w:p>
-          <w:p>
-            <w:pPr>
-              <w:widowControl w:val="0"/>
-              <w:jc w:val="center"/>
-            </w:pPr>
             <w:r>
               <w:rPr>
                 <w:sz w:val="28"/>
                 <w:szCs w:val="28"/>
               </w:rPr>
+            </w:r>
+          </w:p>
+          <w:p>
+            <w:pPr>
+              <w:pStyle w:val="Normal"/>
+              <w:widowControl w:val="false"/>
+              <w:jc w:val="center"/>
+              <w:rPr/>
+            </w:pPr>
+            <w:r>
+              <w:rPr>
+                <w:sz w:val="28"/>
+                <w:szCs w:val="28"/>
+              </w:rPr>
               <w:t xml:space="preserve">Grupa: </w:t>
             </w:r>
             <w:r>
+              <w:rPr/>
               <w:br/>
             </w:r>
             <w:r>
@@ -259,38 +330,49 @@
           </w:p>
           <w:p>
             <w:pPr>
-              <w:widowControl w:val="0"/>
+              <w:pStyle w:val="Normal"/>
+              <w:widowControl w:val="false"/>
               <w:jc w:val="center"/>
               <w:rPr>
                 <w:sz w:val="28"/>
                 <w:szCs w:val="22"/>
               </w:rPr>
             </w:pPr>
+            <w:r>
+              <w:rPr>
+                <w:sz w:val="28"/>
+                <w:szCs w:val="22"/>
+              </w:rPr>
+            </w:r>
           </w:p>
         </w:tc>
       </w:tr>
       <w:tr>
         <w:trPr>
-          <w:trHeight w:val="1376"/>
-          <w:jc w:val="center"/>
+          <w:trHeight w:val="1376" w:hRule="atLeast"/>
         </w:trPr>
         <w:tc>
           <w:tcPr>
             <w:tcW w:w="5933" w:type="dxa"/>
-            <w:vMerge/>
+            <w:vMerge w:val="continue"/>
             <w:tcBorders>
               <w:top w:val="single" w:sz="4" w:space="0" w:color="000000"/>
-              <w:left w:val="single" w:sz="4" w:space="0" w:color="000000"/>
+              <w:start w:val="single" w:sz="4" w:space="0" w:color="000000"/>
               <w:bottom w:val="single" w:sz="4" w:space="0" w:color="000000"/>
-              <w:right w:val="single" w:sz="4" w:space="0" w:color="000000"/>
+              <w:end w:val="single" w:sz="4" w:space="0" w:color="000000"/>
             </w:tcBorders>
             <w:vAlign w:val="center"/>
           </w:tcPr>
           <w:p>
             <w:pPr>
-              <w:widowControl w:val="0"/>
+              <w:pStyle w:val="Normal"/>
+              <w:widowControl w:val="false"/>
               <w:jc w:val="center"/>
-            </w:pPr>
+              <w:rPr/>
+            </w:pPr>
+            <w:r>
+              <w:rPr/>
+            </w:r>
           </w:p>
         </w:tc>
         <w:tc>
@@ -298,16 +380,18 @@
             <w:tcW w:w="2845" w:type="dxa"/>
             <w:tcBorders>
               <w:top w:val="single" w:sz="4" w:space="0" w:color="000000"/>
-              <w:left w:val="single" w:sz="4" w:space="0" w:color="000000"/>
+              <w:start w:val="single" w:sz="4" w:space="0" w:color="000000"/>
               <w:bottom w:val="single" w:sz="4" w:space="0" w:color="000000"/>
-              <w:right w:val="single" w:sz="4" w:space="0" w:color="000000"/>
+              <w:end w:val="single" w:sz="4" w:space="0" w:color="000000"/>
             </w:tcBorders>
             <w:vAlign w:val="center"/>
           </w:tcPr>
           <w:p>
             <w:pPr>
-              <w:widowControl w:val="0"/>
+              <w:pStyle w:val="Normal"/>
+              <w:widowControl w:val="false"/>
               <w:jc w:val="center"/>
+              <w:rPr/>
             </w:pPr>
             <w:r>
               <w:rPr>
@@ -319,90 +403,126 @@
           </w:p>
           <w:p>
             <w:pPr>
-              <w:widowControl w:val="0"/>
+              <w:pStyle w:val="Normal"/>
+              <w:widowControl w:val="false"/>
               <w:jc w:val="center"/>
-            </w:pPr>
+              <w:rPr/>
+            </w:pPr>
+            <w:r>
+              <w:rPr/>
+            </w:r>
           </w:p>
         </w:tc>
       </w:tr>
     </w:tbl>
     <w:p>
       <w:pPr>
-        <w:pStyle w:val="Nagwek4"/>
+        <w:pStyle w:val="Heading4"/>
         <w:rPr>
           <w:color w:val="0066FF"/>
         </w:rPr>
       </w:pPr>
-    </w:p>
-    <w:p>
-      <w:pPr>
+      <w:r>
         <w:rPr>
           <w:color w:val="0066FF"/>
         </w:rPr>
-      </w:pPr>
-    </w:p>
-    <w:p>
-      <w:pPr>
+      </w:r>
+    </w:p>
+    <w:p>
+      <w:pPr>
+        <w:pStyle w:val="Normal"/>
         <w:rPr>
           <w:color w:val="0066FF"/>
         </w:rPr>
       </w:pPr>
-    </w:p>
-    <w:p>
-      <w:pPr>
+      <w:r>
         <w:rPr>
           <w:color w:val="0066FF"/>
         </w:rPr>
-      </w:pPr>
-    </w:p>
-    <w:p>
-      <w:pPr>
+      </w:r>
+    </w:p>
+    <w:p>
+      <w:pPr>
+        <w:pStyle w:val="Normal"/>
         <w:rPr>
           <w:color w:val="0066FF"/>
         </w:rPr>
       </w:pPr>
-    </w:p>
-    <w:p>
-      <w:pPr>
+      <w:r>
         <w:rPr>
           <w:color w:val="0066FF"/>
         </w:rPr>
-      </w:pPr>
+      </w:r>
+    </w:p>
+    <w:p>
+      <w:pPr>
+        <w:pStyle w:val="Normal"/>
+        <w:rPr>
+          <w:color w:val="0066FF"/>
+        </w:rPr>
+      </w:pPr>
+      <w:r>
+        <w:rPr>
+          <w:color w:val="0066FF"/>
+        </w:rPr>
+      </w:r>
+    </w:p>
+    <w:p>
+      <w:pPr>
+        <w:pStyle w:val="Normal"/>
+        <w:rPr>
+          <w:color w:val="0066FF"/>
+        </w:rPr>
+      </w:pPr>
+      <w:r>
+        <w:rPr>
+          <w:color w:val="0066FF"/>
+        </w:rPr>
+      </w:r>
+    </w:p>
+    <w:p>
+      <w:pPr>
+        <w:pStyle w:val="Normal"/>
+        <w:rPr>
+          <w:color w:val="0066FF"/>
+        </w:rPr>
+      </w:pPr>
+      <w:r>
+        <w:rPr>
+          <w:color w:val="0066FF"/>
+        </w:rPr>
+      </w:r>
     </w:p>
     <w:sdt>
       <w:sdtPr>
-        <w:rPr>
-          <w:rFonts w:eastAsia="Times New Roman"/>
-          <w:bCs w:val="0"/>
-          <w:sz w:val="28"/>
-          <w:szCs w:val="20"/>
-        </w:rPr>
-        <w:id w:val="-1063942640"/>
         <w:docPartObj>
           <w:docPartGallery w:val="Table of Contents"/>
-          <w:docPartUnique/>
+          <w:docPartUnique w:val="true"/>
         </w:docPartObj>
       </w:sdtPr>
       <w:sdtContent>
         <w:p>
           <w:pPr>
-            <w:pStyle w:val="Nagwekspisutreci"/>
+            <w:pStyle w:val="TOCHeading"/>
+            <w:spacing w:before="0" w:after="120"/>
+            <w:rPr/>
           </w:pPr>
           <w:r>
             <w:br w:type="page"/>
           </w:r>
           <w:r>
-            <w:lastRenderedPageBreak/>
+            <w:rPr/>
             <w:t>SPIS TREŚCI</w:t>
           </w:r>
         </w:p>
         <w:p>
           <w:pPr>
-            <w:pStyle w:val="Spistreci1"/>
+            <w:pStyle w:val="TOC1"/>
             <w:tabs>
               <w:tab w:val="clear" w:pos="8787"/>
-              <w:tab w:val="right" w:leader="dot" w:pos="9637"/>
+              <w:tab w:val="right" w:pos="9637" w:leader="dot"/>
             </w:tabs>
+            <w:rPr/>
           </w:pPr>
           <w:r>
             <w:fldChar w:fldCharType="begin"/>
@@ -419,145 +539,99 @@
             </w:rPr>
             <w:fldChar w:fldCharType="separate"/>
           </w:r>
-          <w:hyperlink w:anchor="__RefHeading___Toc370_1411163977" w:tooltip="1. CZĘŚĆ TEORETYCZNA">
-            <w:r>
-              <w:rPr>
-                <w:rStyle w:val="IndexLink"/>
-              </w:rPr>
-              <w:t>1. CZĘŚĆ TEORETYCZNA</w:t>
-            </w:r>
-            <w:r>
-              <w:rPr>
-                <w:rStyle w:val="IndexLink"/>
-              </w:rPr>
-              <w:tab/>
-              <w:t>3</w:t>
-            </w:r>
-          </w:hyperlink>
-        </w:p>
-        <w:p>
-          <w:pPr>
-            <w:pStyle w:val="Spistreci2"/>
-            <w:tabs>
-              <w:tab w:val="clear" w:pos="8504"/>
-              <w:tab w:val="right" w:leader="dot" w:pos="9637"/>
-            </w:tabs>
-          </w:pPr>
-          <w:hyperlink w:anchor="__RefHeading___Toc372_1411163977" w:tooltip="1.1 JSON">
-            <w:r>
-              <w:rPr>
-                <w:rStyle w:val="IndexLink"/>
-              </w:rPr>
-              <w:t>1.1 JSON</w:t>
-            </w:r>
-            <w:r>
-              <w:rPr>
-                <w:rStyle w:val="IndexLink"/>
-              </w:rPr>
-              <w:tab/>
-              <w:t>3</w:t>
-            </w:r>
-          </w:hyperlink>
-        </w:p>
-        <w:p>
-          <w:pPr>
-            <w:pStyle w:val="Spistreci2"/>
-            <w:tabs>
-              <w:tab w:val="clear" w:pos="8504"/>
-              <w:tab w:val="right" w:leader="dot" w:pos="9637"/>
-            </w:tabs>
-          </w:pPr>
-          <w:hyperlink w:anchor="__RefHeading___Toc408_2197326848_kopia_1" w:tooltip="1.2 JSON Schema">
-            <w:r>
-              <w:rPr>
-                <w:rStyle w:val="IndexLink"/>
-              </w:rPr>
-              <w:t>1.2 JSON Schema</w:t>
-            </w:r>
-            <w:r>
-              <w:rPr>
-                <w:rStyle w:val="IndexLink"/>
-              </w:rPr>
-              <w:tab/>
-              <w:t>3</w:t>
-            </w:r>
-          </w:hyperlink>
-        </w:p>
-        <w:p>
-          <w:pPr>
-            <w:pStyle w:val="Spistreci2"/>
-            <w:tabs>
-              <w:tab w:val="clear" w:pos="8504"/>
-              <w:tab w:val="right" w:leader="dot" w:pos="9637"/>
-            </w:tabs>
-          </w:pPr>
-          <w:hyperlink w:anchor="__RefHeading___Toc374_1411163977" w:tooltip="Typy danych">
-            <w:r>
-              <w:rPr>
-                <w:rStyle w:val="IndexLink"/>
-              </w:rPr>
-              <w:t>Typy danych</w:t>
-            </w:r>
-            <w:r>
-              <w:rPr>
-                <w:rStyle w:val="IndexLink"/>
-              </w:rPr>
-              <w:tab/>
-              <w:t>4</w:t>
-            </w:r>
-          </w:hyperlink>
-        </w:p>
-        <w:p>
-          <w:pPr>
-            <w:pStyle w:val="Spistreci1"/>
-            <w:tabs>
-              <w:tab w:val="clear" w:pos="8787"/>
-              <w:tab w:val="right" w:leader="dot" w:pos="9637"/>
-            </w:tabs>
-          </w:pPr>
-          <w:hyperlink w:anchor="__RefHeading___Toc376_1411163977" w:tooltip="2. CZĘŚĆ PRAKTYCZNA">
-            <w:r>
-              <w:rPr>
-                <w:rStyle w:val="IndexLink"/>
-              </w:rPr>
-              <w:t>2. CZĘŚĆ PRAKTYCZNA</w:t>
-            </w:r>
-            <w:r>
-              <w:rPr>
-                <w:rStyle w:val="IndexLink"/>
-              </w:rPr>
-              <w:tab/>
-              <w:t>4</w:t>
-            </w:r>
-          </w:hyperlink>
-        </w:p>
-        <w:p>
-          <w:pPr>
-            <w:pStyle w:val="Spistreci1"/>
-            <w:tabs>
-              <w:tab w:val="clear" w:pos="8787"/>
-              <w:tab w:val="right" w:leader="dot" w:pos="9637"/>
-            </w:tabs>
-          </w:pPr>
-          <w:hyperlink w:anchor="__RefHeading___Toc378_1411163977" w:tooltip="LITERATURA">
-            <w:r>
-              <w:rPr>
-                <w:rStyle w:val="IndexLink"/>
-              </w:rPr>
-              <w:t>LITERATURA</w:t>
-            </w:r>
-            <w:r>
-              <w:rPr>
-                <w:rStyle w:val="IndexLink"/>
-              </w:rPr>
-              <w:tab/>
-              <w:t>4</w:t>
-            </w:r>
-          </w:hyperlink>
           <w:r>
             <w:rPr>
               <w:rStyle w:val="IndexLink"/>
             </w:rPr>
+            <w:t>1. CZĘŚĆ TEORETYCZNA</w:t>
+          </w:r>
+          <w:r>
+            <w:rPr/>
+            <w:tab/>
+            <w:t>3</w:t>
+          </w:r>
+        </w:p>
+        <w:p>
+          <w:pPr>
+            <w:pStyle w:val="TOC2"/>
+            <w:tabs>
+              <w:tab w:val="clear" w:pos="8504"/>
+              <w:tab w:val="right" w:pos="9637" w:leader="dot"/>
+            </w:tabs>
+            <w:rPr/>
+          </w:pPr>
+          <w:r>
+            <w:rPr/>
+            <w:t>1.1 JSON</w:t>
+            <w:tab/>
+            <w:t>3</w:t>
+          </w:r>
+        </w:p>
+        <w:p>
+          <w:pPr>
+            <w:pStyle w:val="TOC2"/>
+            <w:tabs>
+              <w:tab w:val="clear" w:pos="8504"/>
+              <w:tab w:val="right" w:pos="9637" w:leader="dot"/>
+            </w:tabs>
+            <w:rPr/>
+          </w:pPr>
+          <w:r>
+            <w:rPr/>
+            <w:t>1.2 JSON Schema</w:t>
+            <w:tab/>
+            <w:t>3</w:t>
+          </w:r>
+        </w:p>
+        <w:p>
+          <w:pPr>
+            <w:pStyle w:val="TOC2"/>
+            <w:tabs>
+              <w:tab w:val="clear" w:pos="8504"/>
+              <w:tab w:val="right" w:pos="9637" w:leader="dot"/>
+            </w:tabs>
+            <w:rPr/>
+          </w:pPr>
+          <w:r>
+            <w:rPr/>
+            <w:t>Typy danych</w:t>
+            <w:tab/>
+            <w:t>4</w:t>
+          </w:r>
+        </w:p>
+        <w:p>
+          <w:pPr>
+            <w:pStyle w:val="TOC1"/>
+            <w:tabs>
+              <w:tab w:val="clear" w:pos="8787"/>
+              <w:tab w:val="right" w:pos="9637" w:leader="dot"/>
+            </w:tabs>
+            <w:rPr/>
+          </w:pPr>
+          <w:r>
+            <w:rPr/>
+            <w:t>2. CZĘŚĆ PRAKTYCZNA</w:t>
+            <w:tab/>
+            <w:t>4</w:t>
+          </w:r>
+        </w:p>
+        <w:p>
+          <w:pPr>
+            <w:pStyle w:val="TOC1"/>
+            <w:tabs>
+              <w:tab w:val="clear" w:pos="8787"/>
+              <w:tab w:val="right" w:pos="9637" w:leader="dot"/>
+            </w:tabs>
+            <w:rPr/>
+          </w:pPr>
+          <w:r>
+            <w:rPr/>
+            <w:t>LITERATURA</w:t>
+            <w:tab/>
+            <w:t>4</w:t>
+          </w:r>
+          <w:r>
+            <w:rPr/>
             <w:fldChar w:fldCharType="end"/>
           </w:r>
         </w:p>
@@ -565,16 +639,30 @@
     </w:sdt>
     <w:p>
       <w:pPr>
-        <w:pStyle w:val="Nagwek4"/>
-      </w:pPr>
+        <w:pStyle w:val="Heading4"/>
+        <w:rPr/>
+      </w:pPr>
+      <w:r>
+        <w:rPr/>
+      </w:r>
       <w:r>
         <w:br w:type="page"/>
       </w:r>
     </w:p>
-    <w:p/>
-    <w:p>
-      <w:pPr>
-        <w:pStyle w:val="Nagwek1"/>
+    <w:p>
+      <w:pPr>
+        <w:pStyle w:val="Normal"/>
+        <w:spacing w:before="0" w:after="0"/>
+        <w:rPr/>
+      </w:pPr>
+      <w:r>
+        <w:rPr/>
+      </w:r>
+    </w:p>
+    <w:p>
+      <w:pPr>
+        <w:pStyle w:val="Heading1"/>
+        <w:rPr/>
       </w:pPr>
       <w:bookmarkStart w:id="0" w:name="__RefHeading___Toc370_1411163977"/>
       <w:bookmarkStart w:id="1" w:name="_Toc226669225"/>
@@ -592,53 +680,109 @@
     </w:p>
     <w:p>
       <w:pPr>
-        <w:pStyle w:val="Nagwek2"/>
+        <w:pStyle w:val="Heading2"/>
+        <w:rPr/>
       </w:pPr>
       <w:bookmarkStart w:id="2" w:name="__RefHeading___Toc372_1411163977"/>
       <w:bookmarkStart w:id="3" w:name="_Toc226669226"/>
       <w:bookmarkEnd w:id="2"/>
       <w:r>
+        <w:rPr/>
         <w:t>JSON</w:t>
       </w:r>
       <w:bookmarkEnd w:id="3"/>
     </w:p>
     <w:p>
-      <w:r>
+      <w:pPr>
+        <w:pStyle w:val="Normal"/>
+        <w:rPr/>
+      </w:pPr>
+      <w:r>
+        <w:rPr/>
         <w:t>JSON (JavaScript Object Notation) jest prostym formatem zapisu danych. JSON jest niezależny od języków programowania, lecz jest wykorzystywane przez najpopularniejsze języki programowania takie jak: C++, C# czy Java.</w:t>
       </w:r>
     </w:p>
-    <w:p/>
-    <w:p>
-      <w:r>
+    <w:p>
+      <w:pPr>
+        <w:pStyle w:val="Normal"/>
+        <w:rPr/>
+      </w:pPr>
+      <w:r>
+        <w:rPr/>
+      </w:r>
+    </w:p>
+    <w:p>
+      <w:pPr>
+        <w:pStyle w:val="Normal"/>
+        <w:rPr/>
+      </w:pPr>
+      <w:r>
+        <w:rPr/>
         <w:t>Struktura JSON oparta jest na:</w:t>
       </w:r>
     </w:p>
     <w:p>
-      <w:r>
+      <w:pPr>
+        <w:pStyle w:val="Normal"/>
+        <w:rPr/>
+      </w:pPr>
+      <w:r>
+        <w:rPr/>
         <w:t>- zbiorze klucz – wartość – odpowiednik klasy Object w języku Java</w:t>
       </w:r>
     </w:p>
     <w:p>
-      <w:r>
+      <w:pPr>
+        <w:pStyle w:val="Normal"/>
+        <w:rPr/>
+      </w:pPr>
+      <w:r>
+        <w:rPr/>
         <w:t xml:space="preserve">- lista elementów – odpowiednik kolekcji List w języku Java </w:t>
       </w:r>
     </w:p>
-    <w:p/>
-    <w:p>
-      <w:pPr>
-        <w:pStyle w:val="Legenda"/>
-        <w:keepNext/>
+    <w:p>
+      <w:pPr>
+        <w:pStyle w:val="Normal"/>
+        <w:rPr/>
+      </w:pPr>
+      <w:r>
+        <w:rPr/>
+      </w:r>
+    </w:p>
+    <w:p>
+      <w:pPr>
+        <w:pStyle w:val="Caption"/>
+        <w:keepNext w:val="true"/>
         <w:jc w:val="center"/>
-      </w:pPr>
-      <w:r>
+        <w:rPr/>
+      </w:pPr>
+      <w:r>
+        <w:rPr/>
         <w:t xml:space="preserve">Listing </w:t>
       </w:r>
-      <w:fldSimple w:instr=" SEQ Listing \* ARABIC ">
-        <w:r>
-          <w:t>1</w:t>
-        </w:r>
-      </w:fldSimple>
-      <w:r>
+      <w:r>
+        <w:rPr/>
+        <w:fldChar w:fldCharType="begin"/>
+      </w:r>
+      <w:r>
+        <w:rPr/>
+        <w:instrText xml:space="preserve"> SEQ Listing \* ARABIC </w:instrText>
+      </w:r>
+      <w:r>
+        <w:rPr/>
+        <w:fldChar w:fldCharType="separate"/>
+      </w:r>
+      <w:r>
+        <w:rPr/>
+        <w:t>1</w:t>
+      </w:r>
+      <w:r>
+        <w:rPr/>
+        <w:fldChar w:fldCharType="end"/>
+      </w:r>
+      <w:r>
+        <w:rPr/>
         <w:t>: Przykładowy dokument JSON</w:t>
       </w:r>
     </w:p>
@@ -646,158 +790,314 @@
       <w:tblPr>
         <w:tblStyle w:val="Tabela-Siatka"/>
         <w:tblW w:w="9590" w:type="dxa"/>
+        <w:jc w:val="start"/>
         <w:tblInd w:w="38" w:type="dxa"/>
         <w:tblLayout w:type="fixed"/>
-        <w:tblLook w:val="04A0" w:firstRow="1" w:lastRow="0" w:firstColumn="1" w:lastColumn="0" w:noHBand="0" w:noVBand="1"/>
+        <w:tblCellMar>
+          <w:top w:w="0" w:type="dxa"/>
+          <w:start w:w="108" w:type="dxa"/>
+          <w:bottom w:w="0" w:type="dxa"/>
+          <w:end w:w="108" w:type="dxa"/>
+        </w:tblCellMar>
+        <w:tblLook w:val="04a0" w:noHBand="0" w:noVBand="1" w:firstColumn="1" w:lastRow="0" w:lastColumn="0" w:firstRow="1"/>
       </w:tblPr>
       <w:tblGrid>
         <w:gridCol w:w="9590"/>
       </w:tblGrid>
       <w:tr>
+        <w:trPr/>
         <w:tc>
           <w:tcPr>
             <w:tcW w:w="9590" w:type="dxa"/>
+            <w:tcBorders/>
           </w:tcPr>
           <w:p>
             <w:pPr>
-              <w:rPr>
-                <w:szCs w:val="22"/>
-              </w:rPr>
-            </w:pPr>
-            <w:r>
-              <w:rPr>
-                <w:szCs w:val="22"/>
+              <w:pStyle w:val="Normal"/>
+              <w:widowControl/>
+              <w:spacing w:before="0" w:after="0"/>
+              <w:rPr>
+                <w:szCs w:val="22"/>
+              </w:rPr>
+            </w:pPr>
+            <w:r>
+              <w:rPr>
+                <w:rFonts w:cs="Times New Roman"/>
+                <w:kern w:val="0"/>
+                <w:szCs w:val="22"/>
+                <w:lang w:val="pl-PL" w:bidi="ar-SA"/>
               </w:rPr>
               <w:t>{</w:t>
             </w:r>
           </w:p>
           <w:p>
             <w:pPr>
-              <w:rPr>
-                <w:szCs w:val="22"/>
-              </w:rPr>
-            </w:pPr>
-            <w:r>
-              <w:rPr>
-                <w:szCs w:val="22"/>
-              </w:rPr>
-              <w:t xml:space="preserve">  "first_name": "George",</w:t>
-            </w:r>
-          </w:p>
-          <w:p>
-            <w:pPr>
-              <w:rPr>
-                <w:szCs w:val="22"/>
-              </w:rPr>
-            </w:pPr>
-            <w:r>
-              <w:rPr>
-                <w:szCs w:val="22"/>
-              </w:rPr>
-              <w:t xml:space="preserve">  "last_name": "Washington",</w:t>
-            </w:r>
-          </w:p>
-          <w:p>
-            <w:pPr>
-              <w:rPr>
-                <w:szCs w:val="22"/>
-              </w:rPr>
-            </w:pPr>
-            <w:r>
-              <w:rPr>
-                <w:szCs w:val="22"/>
-              </w:rPr>
-              <w:t xml:space="preserve">  "birthday": "1732-02-22",</w:t>
-            </w:r>
-          </w:p>
-          <w:p>
-            <w:pPr>
-              <w:rPr>
-                <w:szCs w:val="22"/>
-              </w:rPr>
-            </w:pPr>
-            <w:r>
-              <w:rPr>
-                <w:szCs w:val="22"/>
-              </w:rPr>
-              <w:t xml:space="preserve">  "address": {</w:t>
-            </w:r>
-          </w:p>
-          <w:p>
-            <w:pPr>
-              <w:rPr>
-                <w:szCs w:val="22"/>
-              </w:rPr>
-            </w:pPr>
-            <w:r>
-              <w:rPr>
-                <w:szCs w:val="22"/>
-              </w:rPr>
-              <w:t xml:space="preserve">    "street_address": "3200 Mount Vernon Memorial Highway",</w:t>
-            </w:r>
-          </w:p>
-          <w:p>
-            <w:pPr>
-              <w:rPr>
-                <w:szCs w:val="22"/>
-              </w:rPr>
-            </w:pPr>
-            <w:r>
-              <w:rPr>
-                <w:szCs w:val="22"/>
-              </w:rPr>
-              <w:t xml:space="preserve">    "city": "Mount Vernon",</w:t>
-            </w:r>
-          </w:p>
-          <w:p>
-            <w:pPr>
-              <w:rPr>
-                <w:szCs w:val="22"/>
-              </w:rPr>
-            </w:pPr>
-            <w:r>
-              <w:rPr>
-                <w:szCs w:val="22"/>
-              </w:rPr>
-              <w:t xml:space="preserve">    "state": "Virginia",</w:t>
-            </w:r>
-          </w:p>
-          <w:p>
-            <w:pPr>
-              <w:rPr>
-                <w:szCs w:val="22"/>
-              </w:rPr>
-            </w:pPr>
-            <w:r>
-              <w:rPr>
-                <w:szCs w:val="22"/>
-              </w:rPr>
-              <w:t xml:space="preserve">    "country": "United States"</w:t>
-            </w:r>
-          </w:p>
-          <w:p>
-            <w:pPr>
-              <w:rPr>
-                <w:szCs w:val="22"/>
-              </w:rPr>
-            </w:pPr>
-            <w:r>
-              <w:rPr>
-                <w:szCs w:val="22"/>
-              </w:rPr>
-              <w:t xml:space="preserve">  }</w:t>
-            </w:r>
-          </w:p>
-          <w:p>
-            <w:pPr>
-              <w:keepNext/>
-              <w:rPr>
-                <w:szCs w:val="22"/>
-              </w:rPr>
-            </w:pPr>
-            <w:r>
-              <w:rPr>
-                <w:szCs w:val="22"/>
+              <w:pStyle w:val="Normal"/>
+              <w:widowControl/>
+              <w:spacing w:before="0" w:after="0"/>
+              <w:rPr>
+                <w:szCs w:val="22"/>
+              </w:rPr>
+            </w:pPr>
+            <w:r>
+              <w:rPr>
+                <w:rFonts w:cs="Times New Roman"/>
+                <w:kern w:val="0"/>
+                <w:szCs w:val="22"/>
+                <w:lang w:val="pl-PL" w:bidi="ar-SA"/>
+              </w:rPr>
+              <w:t xml:space="preserve">  </w:t>
+            </w:r>
+            <w:r>
+              <w:rPr>
+                <w:rFonts w:cs="Times New Roman"/>
+                <w:kern w:val="0"/>
+                <w:szCs w:val="22"/>
+                <w:lang w:val="pl-PL" w:bidi="ar-SA"/>
+              </w:rPr>
+              <w:t>"first_name": "George",</w:t>
+            </w:r>
+          </w:p>
+          <w:p>
+            <w:pPr>
+              <w:pStyle w:val="Normal"/>
+              <w:widowControl/>
+              <w:spacing w:before="0" w:after="0"/>
+              <w:rPr>
+                <w:szCs w:val="22"/>
+              </w:rPr>
+            </w:pPr>
+            <w:r>
+              <w:rPr>
+                <w:rFonts w:cs="Times New Roman"/>
+                <w:kern w:val="0"/>
+                <w:szCs w:val="22"/>
+                <w:lang w:val="pl-PL" w:bidi="ar-SA"/>
+              </w:rPr>
+              <w:t xml:space="preserve">  </w:t>
+            </w:r>
+            <w:r>
+              <w:rPr>
+                <w:rFonts w:cs="Times New Roman"/>
+                <w:kern w:val="0"/>
+                <w:szCs w:val="22"/>
+                <w:lang w:val="pl-PL" w:bidi="ar-SA"/>
+              </w:rPr>
+              <w:t>"last_name": "Washington",</w:t>
+            </w:r>
+          </w:p>
+          <w:p>
+            <w:pPr>
+              <w:pStyle w:val="Normal"/>
+              <w:widowControl/>
+              <w:spacing w:before="0" w:after="0"/>
+              <w:rPr>
+                <w:szCs w:val="22"/>
+              </w:rPr>
+            </w:pPr>
+            <w:r>
+              <w:rPr>
+                <w:rFonts w:cs="Times New Roman"/>
+                <w:kern w:val="0"/>
+                <w:szCs w:val="22"/>
+                <w:lang w:val="pl-PL" w:bidi="ar-SA"/>
+              </w:rPr>
+              <w:t xml:space="preserve">  </w:t>
+            </w:r>
+            <w:r>
+              <w:rPr>
+                <w:rFonts w:cs="Times New Roman"/>
+                <w:kern w:val="0"/>
+                <w:szCs w:val="22"/>
+                <w:lang w:val="pl-PL" w:bidi="ar-SA"/>
+              </w:rPr>
+              <w:t>"birthday": "1732-02-22",</w:t>
+            </w:r>
+          </w:p>
+          <w:p>
+            <w:pPr>
+              <w:pStyle w:val="Normal"/>
+              <w:widowControl/>
+              <w:spacing w:before="0" w:after="0"/>
+              <w:rPr>
+                <w:szCs w:val="22"/>
+              </w:rPr>
+            </w:pPr>
+            <w:r>
+              <w:rPr>
+                <w:rFonts w:cs="Times New Roman"/>
+                <w:kern w:val="0"/>
+                <w:szCs w:val="22"/>
+                <w:lang w:val="pl-PL" w:bidi="ar-SA"/>
+              </w:rPr>
+              <w:t xml:space="preserve">  </w:t>
+            </w:r>
+            <w:r>
+              <w:rPr>
+                <w:rFonts w:cs="Times New Roman"/>
+                <w:kern w:val="0"/>
+                <w:szCs w:val="22"/>
+                <w:lang w:val="pl-PL" w:bidi="ar-SA"/>
+              </w:rPr>
+              <w:t>"address": {</w:t>
+            </w:r>
+          </w:p>
+          <w:p>
+            <w:pPr>
+              <w:pStyle w:val="Normal"/>
+              <w:widowControl/>
+              <w:spacing w:before="0" w:after="0"/>
+              <w:rPr>
+                <w:szCs w:val="22"/>
+              </w:rPr>
+            </w:pPr>
+            <w:r>
+              <w:rPr>
+                <w:rFonts w:cs="Times New Roman"/>
+                <w:kern w:val="0"/>
+                <w:szCs w:val="22"/>
+                <w:lang w:val="pl-PL" w:bidi="ar-SA"/>
+              </w:rPr>
+              <w:t xml:space="preserve">    </w:t>
+            </w:r>
+            <w:r>
+              <w:rPr>
+                <w:rFonts w:cs="Times New Roman"/>
+                <w:kern w:val="0"/>
+                <w:szCs w:val="22"/>
+                <w:lang w:val="pl-PL" w:bidi="ar-SA"/>
+              </w:rPr>
+              <w:t>"street_address": "3200 Mount Vernon Memorial Highway",</w:t>
+            </w:r>
+          </w:p>
+          <w:p>
+            <w:pPr>
+              <w:pStyle w:val="Normal"/>
+              <w:widowControl/>
+              <w:spacing w:before="0" w:after="0"/>
+              <w:rPr>
+                <w:szCs w:val="22"/>
+              </w:rPr>
+            </w:pPr>
+            <w:r>
+              <w:rPr>
+                <w:rFonts w:cs="Times New Roman"/>
+                <w:kern w:val="0"/>
+                <w:szCs w:val="22"/>
+                <w:lang w:val="pl-PL" w:bidi="ar-SA"/>
+              </w:rPr>
+              <w:t xml:space="preserve">    </w:t>
+            </w:r>
+            <w:r>
+              <w:rPr>
+                <w:rFonts w:cs="Times New Roman"/>
+                <w:kern w:val="0"/>
+                <w:szCs w:val="22"/>
+                <w:lang w:val="pl-PL" w:bidi="ar-SA"/>
+              </w:rPr>
+              <w:t>"city": "Mount Vernon",</w:t>
+            </w:r>
+          </w:p>
+          <w:p>
+            <w:pPr>
+              <w:pStyle w:val="Normal"/>
+              <w:widowControl/>
+              <w:spacing w:before="0" w:after="0"/>
+              <w:rPr>
+                <w:szCs w:val="22"/>
+              </w:rPr>
+            </w:pPr>
+            <w:r>
+              <w:rPr>
+                <w:rFonts w:cs="Times New Roman"/>
+                <w:kern w:val="0"/>
+                <w:szCs w:val="22"/>
+                <w:lang w:val="pl-PL" w:bidi="ar-SA"/>
+              </w:rPr>
+              <w:t xml:space="preserve">    </w:t>
+            </w:r>
+            <w:r>
+              <w:rPr>
+                <w:rFonts w:cs="Times New Roman"/>
+                <w:kern w:val="0"/>
+                <w:szCs w:val="22"/>
+                <w:lang w:val="pl-PL" w:bidi="ar-SA"/>
+              </w:rPr>
+              <w:t>"state": "Virginia",</w:t>
+            </w:r>
+          </w:p>
+          <w:p>
+            <w:pPr>
+              <w:pStyle w:val="Normal"/>
+              <w:widowControl/>
+              <w:spacing w:before="0" w:after="0"/>
+              <w:rPr>
+                <w:szCs w:val="22"/>
+              </w:rPr>
+            </w:pPr>
+            <w:r>
+              <w:rPr>
+                <w:rFonts w:cs="Times New Roman"/>
+                <w:kern w:val="0"/>
+                <w:szCs w:val="22"/>
+                <w:lang w:val="pl-PL" w:bidi="ar-SA"/>
+              </w:rPr>
+              <w:t xml:space="preserve">    </w:t>
+            </w:r>
+            <w:r>
+              <w:rPr>
+                <w:rFonts w:cs="Times New Roman"/>
+                <w:kern w:val="0"/>
+                <w:szCs w:val="22"/>
+                <w:lang w:val="pl-PL" w:bidi="ar-SA"/>
+              </w:rPr>
+              <w:t>"country": "United States"</w:t>
+            </w:r>
+          </w:p>
+          <w:p>
+            <w:pPr>
+              <w:pStyle w:val="Normal"/>
+              <w:widowControl/>
+              <w:spacing w:before="0" w:after="0"/>
+              <w:rPr>
+                <w:szCs w:val="22"/>
+              </w:rPr>
+            </w:pPr>
+            <w:r>
+              <w:rPr>
+                <w:rFonts w:cs="Times New Roman"/>
+                <w:kern w:val="0"/>
+                <w:szCs w:val="22"/>
+                <w:lang w:val="pl-PL" w:bidi="ar-SA"/>
+              </w:rPr>
+              <w:t xml:space="preserve">  </w:t>
+            </w:r>
+            <w:r>
+              <w:rPr>
+                <w:rFonts w:cs="Times New Roman"/>
+                <w:kern w:val="0"/>
+                <w:szCs w:val="22"/>
+                <w:lang w:val="pl-PL" w:bidi="ar-SA"/>
+              </w:rPr>
+              <w:t>}</w:t>
+            </w:r>
+          </w:p>
+          <w:p>
+            <w:pPr>
+              <w:pStyle w:val="Normal"/>
+              <w:keepNext w:val="true"/>
+              <w:widowControl/>
+              <w:spacing w:before="0" w:after="0"/>
+              <w:rPr>
+                <w:szCs w:val="22"/>
+              </w:rPr>
+            </w:pPr>
+            <w:r>
+              <w:rPr>
+                <w:rFonts w:cs="Times New Roman"/>
+                <w:kern w:val="0"/>
+                <w:szCs w:val="22"/>
+                <w:lang w:val="pl-PL" w:bidi="ar-SA"/>
               </w:rPr>
               <w:t>}</w:t>
             </w:r>
@@ -805,40 +1105,81 @@
         </w:tc>
       </w:tr>
     </w:tbl>
-    <w:p/>
-    <w:p>
-      <w:pPr>
-        <w:pStyle w:val="Nagwek2"/>
+    <w:p>
+      <w:pPr>
+        <w:pStyle w:val="Normal"/>
+        <w:rPr/>
+      </w:pPr>
+      <w:r>
+        <w:rPr/>
+      </w:r>
+    </w:p>
+    <w:p>
+      <w:pPr>
+        <w:pStyle w:val="Heading2"/>
+        <w:rPr/>
       </w:pPr>
       <w:bookmarkStart w:id="4" w:name="__RefHeading___Toc408_2197326848_kopia_1"/>
       <w:bookmarkStart w:id="5" w:name="_Toc226669227"/>
       <w:bookmarkEnd w:id="4"/>
       <w:r>
+        <w:rPr/>
         <w:t>JSON Schema</w:t>
       </w:r>
       <w:bookmarkEnd w:id="5"/>
     </w:p>
     <w:p>
-      <w:r>
+      <w:pPr>
+        <w:pStyle w:val="Normal"/>
+        <w:rPr/>
+      </w:pPr>
+      <w:r>
+        <w:rPr/>
         <w:t>JSON Schema to schemat który przedstawia strukturę dokumentu JSON. Schemat informuje jakiego typu musi być dane pole.</w:t>
       </w:r>
     </w:p>
-    <w:p/>
-    <w:p>
-      <w:pPr>
-        <w:pStyle w:val="Legenda"/>
-        <w:keepNext/>
+    <w:p>
+      <w:pPr>
+        <w:pStyle w:val="Normal"/>
+        <w:rPr/>
+      </w:pPr>
+      <w:r>
+        <w:rPr/>
+      </w:r>
+    </w:p>
+    <w:p>
+      <w:pPr>
+        <w:pStyle w:val="Caption"/>
+        <w:keepNext w:val="true"/>
         <w:jc w:val="center"/>
-      </w:pPr>
-      <w:r>
+        <w:rPr/>
+      </w:pPr>
+      <w:r>
+        <w:rPr/>
         <w:t xml:space="preserve">Listing </w:t>
       </w:r>
-      <w:fldSimple w:instr=" SEQ Listing \* ARABIC ">
-        <w:r>
-          <w:t>2</w:t>
-        </w:r>
-      </w:fldSimple>
-      <w:r>
+      <w:r>
+        <w:rPr/>
+        <w:fldChar w:fldCharType="begin"/>
+      </w:r>
+      <w:r>
+        <w:rPr/>
+        <w:instrText xml:space="preserve"> SEQ Listing \* ARABIC </w:instrText>
+      </w:r>
+      <w:r>
+        <w:rPr/>
+        <w:fldChar w:fldCharType="separate"/>
+      </w:r>
+      <w:r>
+        <w:rPr/>
+        <w:t>2</w:t>
+      </w:r>
+      <w:r>
+        <w:rPr/>
+        <w:fldChar w:fldCharType="end"/>
+      </w:r>
+      <w:r>
+        <w:rPr/>
         <w:t xml:space="preserve">: Schemat JSON dla dokumentu z listingu </w:t>
       </w:r>
     </w:p>
@@ -846,236 +1187,481 @@
       <w:tblPr>
         <w:tblStyle w:val="Tabela-Siatka"/>
         <w:tblW w:w="9590" w:type="dxa"/>
+        <w:jc w:val="start"/>
         <w:tblInd w:w="38" w:type="dxa"/>
         <w:tblLayout w:type="fixed"/>
-        <w:tblLook w:val="04A0" w:firstRow="1" w:lastRow="0" w:firstColumn="1" w:lastColumn="0" w:noHBand="0" w:noVBand="1"/>
+        <w:tblCellMar>
+          <w:top w:w="0" w:type="dxa"/>
+          <w:start w:w="108" w:type="dxa"/>
+          <w:bottom w:w="0" w:type="dxa"/>
+          <w:end w:w="108" w:type="dxa"/>
+        </w:tblCellMar>
+        <w:tblLook w:val="04a0" w:noHBand="0" w:noVBand="1" w:firstColumn="1" w:lastRow="0" w:lastColumn="0" w:firstRow="1"/>
       </w:tblPr>
       <w:tblGrid>
         <w:gridCol w:w="9590"/>
       </w:tblGrid>
       <w:tr>
+        <w:trPr/>
         <w:tc>
           <w:tcPr>
             <w:tcW w:w="9590" w:type="dxa"/>
+            <w:tcBorders/>
           </w:tcPr>
           <w:p>
             <w:pPr>
-              <w:rPr>
-                <w:szCs w:val="22"/>
-              </w:rPr>
-            </w:pPr>
-            <w:r>
-              <w:rPr>
-                <w:szCs w:val="22"/>
+              <w:pStyle w:val="Normal"/>
+              <w:widowControl/>
+              <w:spacing w:before="0" w:after="0"/>
+              <w:rPr>
+                <w:szCs w:val="22"/>
+              </w:rPr>
+            </w:pPr>
+            <w:r>
+              <w:rPr>
+                <w:rFonts w:cs="Times New Roman"/>
+                <w:kern w:val="0"/>
+                <w:szCs w:val="22"/>
+                <w:lang w:val="pl-PL" w:bidi="ar-SA"/>
               </w:rPr>
               <w:t>{</w:t>
             </w:r>
           </w:p>
           <w:p>
             <w:pPr>
-              <w:rPr>
-                <w:szCs w:val="22"/>
-              </w:rPr>
-            </w:pPr>
-            <w:r>
-              <w:rPr>
-                <w:szCs w:val="22"/>
-              </w:rPr>
-              <w:t xml:space="preserve">  "type": "object",</w:t>
-            </w:r>
-          </w:p>
-          <w:p>
-            <w:pPr>
-              <w:rPr>
-                <w:szCs w:val="22"/>
-              </w:rPr>
-            </w:pPr>
-            <w:r>
-              <w:rPr>
-                <w:szCs w:val="22"/>
-              </w:rPr>
-              <w:t xml:space="preserve">  "properties": {</w:t>
-            </w:r>
-          </w:p>
-          <w:p>
-            <w:pPr>
-              <w:rPr>
-                <w:szCs w:val="22"/>
-              </w:rPr>
-            </w:pPr>
-            <w:r>
-              <w:rPr>
-                <w:szCs w:val="22"/>
-              </w:rPr>
-              <w:t xml:space="preserve">    "first_name": { "type": "string" },</w:t>
-            </w:r>
-          </w:p>
-          <w:p>
-            <w:pPr>
-              <w:rPr>
-                <w:szCs w:val="22"/>
-              </w:rPr>
-            </w:pPr>
-            <w:r>
-              <w:rPr>
-                <w:szCs w:val="22"/>
-              </w:rPr>
-              <w:lastRenderedPageBreak/>
-              <w:t xml:space="preserve">    "last_name": { "type": "string" },</w:t>
-            </w:r>
-          </w:p>
-          <w:p>
-            <w:pPr>
-              <w:rPr>
-                <w:szCs w:val="22"/>
-              </w:rPr>
-            </w:pPr>
-            <w:r>
-              <w:rPr>
-                <w:szCs w:val="22"/>
-              </w:rPr>
-              <w:t xml:space="preserve">    "birthday": { "type": "string", "format": "date" },</w:t>
-            </w:r>
-          </w:p>
-          <w:p>
-            <w:pPr>
-              <w:rPr>
-                <w:szCs w:val="22"/>
-              </w:rPr>
-            </w:pPr>
-            <w:r>
-              <w:rPr>
-                <w:szCs w:val="22"/>
-              </w:rPr>
-              <w:t xml:space="preserve">    "address": {</w:t>
-            </w:r>
-          </w:p>
-          <w:p>
-            <w:pPr>
-              <w:rPr>
-                <w:szCs w:val="22"/>
-              </w:rPr>
-            </w:pPr>
-            <w:r>
-              <w:rPr>
-                <w:szCs w:val="22"/>
-              </w:rPr>
-              <w:t xml:space="preserve">       "type": "object",</w:t>
-            </w:r>
-          </w:p>
-          <w:p>
-            <w:pPr>
-              <w:rPr>
-                <w:szCs w:val="22"/>
-              </w:rPr>
-            </w:pPr>
-            <w:r>
-              <w:rPr>
-                <w:szCs w:val="22"/>
-              </w:rPr>
-              <w:t xml:space="preserve">       "properties": {</w:t>
-            </w:r>
-          </w:p>
-          <w:p>
-            <w:pPr>
-              <w:rPr>
-                <w:szCs w:val="22"/>
-              </w:rPr>
-            </w:pPr>
-            <w:r>
-              <w:rPr>
-                <w:szCs w:val="22"/>
-              </w:rPr>
-              <w:t xml:space="preserve">         "street_address": { "type": "string" },</w:t>
-            </w:r>
-          </w:p>
-          <w:p>
-            <w:pPr>
-              <w:rPr>
-                <w:szCs w:val="22"/>
-              </w:rPr>
-            </w:pPr>
-            <w:r>
-              <w:rPr>
-                <w:szCs w:val="22"/>
-              </w:rPr>
-              <w:t xml:space="preserve">         "city": { "type": "string" },</w:t>
-            </w:r>
-          </w:p>
-          <w:p>
-            <w:pPr>
-              <w:rPr>
-                <w:szCs w:val="22"/>
-              </w:rPr>
-            </w:pPr>
-            <w:r>
-              <w:rPr>
-                <w:szCs w:val="22"/>
-              </w:rPr>
-              <w:t xml:space="preserve">         "state": { "type": "string" },</w:t>
-            </w:r>
-          </w:p>
-          <w:p>
-            <w:pPr>
-              <w:rPr>
-                <w:szCs w:val="22"/>
-              </w:rPr>
-            </w:pPr>
-            <w:r>
-              <w:rPr>
-                <w:szCs w:val="22"/>
-              </w:rPr>
-              <w:t xml:space="preserve">         "country": { "type" : "string" }</w:t>
-            </w:r>
-          </w:p>
-          <w:p>
-            <w:pPr>
-              <w:rPr>
-                <w:szCs w:val="22"/>
-              </w:rPr>
-            </w:pPr>
-            <w:r>
-              <w:rPr>
-                <w:szCs w:val="22"/>
-              </w:rPr>
-              <w:t xml:space="preserve">       }</w:t>
-            </w:r>
-          </w:p>
-          <w:p>
-            <w:pPr>
-              <w:rPr>
-                <w:szCs w:val="22"/>
-              </w:rPr>
-            </w:pPr>
-            <w:r>
-              <w:rPr>
-                <w:szCs w:val="22"/>
-              </w:rPr>
-              <w:t xml:space="preserve">    }</w:t>
-            </w:r>
-          </w:p>
-          <w:p>
-            <w:pPr>
-              <w:rPr>
-                <w:szCs w:val="22"/>
-              </w:rPr>
-            </w:pPr>
-            <w:r>
-              <w:rPr>
-                <w:szCs w:val="22"/>
-              </w:rPr>
-              <w:t xml:space="preserve">  }</w:t>
-            </w:r>
-          </w:p>
-          <w:p>
-            <w:pPr>
-              <w:rPr>
-                <w:szCs w:val="22"/>
-              </w:rPr>
-            </w:pPr>
-            <w:r>
-              <w:rPr>
-                <w:szCs w:val="22"/>
+              <w:pStyle w:val="Normal"/>
+              <w:widowControl/>
+              <w:spacing w:before="0" w:after="0"/>
+              <w:rPr>
+                <w:szCs w:val="22"/>
+              </w:rPr>
+            </w:pPr>
+            <w:r>
+              <w:rPr>
+                <w:rFonts w:cs="Times New Roman"/>
+                <w:kern w:val="0"/>
+                <w:szCs w:val="22"/>
+                <w:lang w:val="pl-PL" w:bidi="ar-SA"/>
+              </w:rPr>
+              <w:t xml:space="preserve">  </w:t>
+            </w:r>
+            <w:r>
+              <w:rPr>
+                <w:rFonts w:cs="Times New Roman"/>
+                <w:kern w:val="0"/>
+                <w:szCs w:val="22"/>
+                <w:lang w:val="pl-PL" w:bidi="ar-SA"/>
+              </w:rPr>
+              <w:t>"type": "object",</w:t>
+            </w:r>
+          </w:p>
+          <w:p>
+            <w:pPr>
+              <w:pStyle w:val="Normal"/>
+              <w:widowControl/>
+              <w:spacing w:before="0" w:after="0"/>
+              <w:rPr>
+                <w:szCs w:val="22"/>
+              </w:rPr>
+            </w:pPr>
+            <w:r>
+              <w:rPr>
+                <w:rFonts w:cs="Times New Roman"/>
+                <w:kern w:val="0"/>
+                <w:szCs w:val="22"/>
+                <w:lang w:val="pl-PL" w:bidi="ar-SA"/>
+              </w:rPr>
+              <w:t xml:space="preserve">  </w:t>
+            </w:r>
+            <w:r>
+              <w:rPr>
+                <w:rFonts w:cs="Times New Roman"/>
+                <w:kern w:val="0"/>
+                <w:szCs w:val="22"/>
+                <w:lang w:val="pl-PL" w:bidi="ar-SA"/>
+              </w:rPr>
+              <w:t>"properties": {</w:t>
+            </w:r>
+          </w:p>
+          <w:p>
+            <w:pPr>
+              <w:pStyle w:val="Normal"/>
+              <w:widowControl/>
+              <w:spacing w:before="0" w:after="0"/>
+              <w:rPr>
+                <w:szCs w:val="22"/>
+              </w:rPr>
+            </w:pPr>
+            <w:r>
+              <w:rPr>
+                <w:rFonts w:cs="Times New Roman"/>
+                <w:kern w:val="0"/>
+                <w:szCs w:val="22"/>
+                <w:lang w:val="pl-PL" w:bidi="ar-SA"/>
+              </w:rPr>
+              <w:t xml:space="preserve">    </w:t>
+            </w:r>
+            <w:r>
+              <w:rPr>
+                <w:rFonts w:cs="Times New Roman"/>
+                <w:kern w:val="0"/>
+                <w:szCs w:val="22"/>
+                <w:lang w:val="pl-PL" w:bidi="ar-SA"/>
+              </w:rPr>
+              <w:t>"first_name": { "type": "string" },</w:t>
+            </w:r>
+          </w:p>
+          <w:p>
+            <w:pPr>
+              <w:pStyle w:val="Normal"/>
+              <w:widowControl/>
+              <w:spacing w:before="0" w:after="0"/>
+              <w:rPr>
+                <w:szCs w:val="22"/>
+              </w:rPr>
+            </w:pPr>
+            <w:r>
+              <w:rPr>
+                <w:rFonts w:cs="Times New Roman"/>
+                <w:kern w:val="0"/>
+                <w:szCs w:val="22"/>
+                <w:lang w:val="pl-PL" w:bidi="ar-SA"/>
+              </w:rPr>
+              <w:t xml:space="preserve">    </w:t>
+            </w:r>
+            <w:r>
+              <w:rPr>
+                <w:rFonts w:cs="Times New Roman"/>
+                <w:kern w:val="0"/>
+                <w:szCs w:val="22"/>
+                <w:lang w:val="pl-PL" w:bidi="ar-SA"/>
+              </w:rPr>
+              <w:t>"last_name": { "type": "string" },</w:t>
+            </w:r>
+          </w:p>
+          <w:p>
+            <w:pPr>
+              <w:pStyle w:val="Normal"/>
+              <w:widowControl/>
+              <w:spacing w:before="0" w:after="0"/>
+              <w:rPr>
+                <w:szCs w:val="22"/>
+              </w:rPr>
+            </w:pPr>
+            <w:r>
+              <w:rPr>
+                <w:rFonts w:cs="Times New Roman"/>
+                <w:kern w:val="0"/>
+                <w:szCs w:val="22"/>
+                <w:lang w:val="pl-PL" w:bidi="ar-SA"/>
+              </w:rPr>
+              <w:t xml:space="preserve">    </w:t>
+            </w:r>
+            <w:r>
+              <w:rPr>
+                <w:rFonts w:cs="Times New Roman"/>
+                <w:kern w:val="0"/>
+                <w:szCs w:val="22"/>
+                <w:lang w:val="pl-PL" w:bidi="ar-SA"/>
+              </w:rPr>
+              <w:t>"birthday": { "type": "string", "format": "date" },</w:t>
+            </w:r>
+          </w:p>
+          <w:p>
+            <w:pPr>
+              <w:pStyle w:val="Normal"/>
+              <w:widowControl/>
+              <w:spacing w:before="0" w:after="0"/>
+              <w:rPr>
+                <w:szCs w:val="22"/>
+              </w:rPr>
+            </w:pPr>
+            <w:r>
+              <w:rPr>
+                <w:rFonts w:cs="Times New Roman"/>
+                <w:kern w:val="0"/>
+                <w:szCs w:val="22"/>
+                <w:lang w:val="pl-PL" w:bidi="ar-SA"/>
+              </w:rPr>
+              <w:t xml:space="preserve">    </w:t>
+            </w:r>
+            <w:r>
+              <w:rPr>
+                <w:rFonts w:cs="Times New Roman"/>
+                <w:kern w:val="0"/>
+                <w:szCs w:val="22"/>
+                <w:lang w:val="pl-PL" w:bidi="ar-SA"/>
+              </w:rPr>
+              <w:t>"address": {</w:t>
+            </w:r>
+          </w:p>
+          <w:p>
+            <w:pPr>
+              <w:pStyle w:val="Normal"/>
+              <w:widowControl/>
+              <w:spacing w:before="0" w:after="0"/>
+              <w:rPr>
+                <w:szCs w:val="22"/>
+              </w:rPr>
+            </w:pPr>
+            <w:r>
+              <w:rPr>
+                <w:rFonts w:cs="Times New Roman"/>
+                <w:kern w:val="0"/>
+                <w:szCs w:val="22"/>
+                <w:lang w:val="pl-PL" w:bidi="ar-SA"/>
+              </w:rPr>
+              <w:t xml:space="preserve">       </w:t>
+            </w:r>
+            <w:r>
+              <w:rPr>
+                <w:rFonts w:cs="Times New Roman"/>
+                <w:kern w:val="0"/>
+                <w:szCs w:val="22"/>
+                <w:lang w:val="pl-PL" w:bidi="ar-SA"/>
+              </w:rPr>
+              <w:t>"type": "object",</w:t>
+            </w:r>
+          </w:p>
+          <w:p>
+            <w:pPr>
+              <w:pStyle w:val="Normal"/>
+              <w:widowControl/>
+              <w:spacing w:before="0" w:after="0"/>
+              <w:rPr>
+                <w:szCs w:val="22"/>
+              </w:rPr>
+            </w:pPr>
+            <w:r>
+              <w:rPr>
+                <w:rFonts w:cs="Times New Roman"/>
+                <w:kern w:val="0"/>
+                <w:szCs w:val="22"/>
+                <w:lang w:val="pl-PL" w:bidi="ar-SA"/>
+              </w:rPr>
+              <w:t xml:space="preserve">       </w:t>
+            </w:r>
+            <w:r>
+              <w:rPr>
+                <w:rFonts w:cs="Times New Roman"/>
+                <w:kern w:val="0"/>
+                <w:szCs w:val="22"/>
+                <w:lang w:val="pl-PL" w:bidi="ar-SA"/>
+              </w:rPr>
+              <w:t>"properties": {</w:t>
+            </w:r>
+          </w:p>
+          <w:p>
+            <w:pPr>
+              <w:pStyle w:val="Normal"/>
+              <w:widowControl/>
+              <w:spacing w:before="0" w:after="0"/>
+              <w:rPr>
+                <w:szCs w:val="22"/>
+              </w:rPr>
+            </w:pPr>
+            <w:r>
+              <w:rPr>
+                <w:rFonts w:cs="Times New Roman"/>
+                <w:kern w:val="0"/>
+                <w:szCs w:val="22"/>
+                <w:lang w:val="pl-PL" w:bidi="ar-SA"/>
+              </w:rPr>
+              <w:t xml:space="preserve">         </w:t>
+            </w:r>
+            <w:r>
+              <w:rPr>
+                <w:rFonts w:cs="Times New Roman"/>
+                <w:kern w:val="0"/>
+                <w:szCs w:val="22"/>
+                <w:lang w:val="pl-PL" w:bidi="ar-SA"/>
+              </w:rPr>
+              <w:t>"street_address": { "type": "string" },</w:t>
+            </w:r>
+          </w:p>
+          <w:p>
+            <w:pPr>
+              <w:pStyle w:val="Normal"/>
+              <w:widowControl/>
+              <w:spacing w:before="0" w:after="0"/>
+              <w:rPr>
+                <w:szCs w:val="22"/>
+              </w:rPr>
+            </w:pPr>
+            <w:r>
+              <w:rPr>
+                <w:rFonts w:cs="Times New Roman"/>
+                <w:kern w:val="0"/>
+                <w:szCs w:val="22"/>
+                <w:lang w:val="pl-PL" w:bidi="ar-SA"/>
+              </w:rPr>
+              <w:t xml:space="preserve">         </w:t>
+            </w:r>
+            <w:r>
+              <w:rPr>
+                <w:rFonts w:cs="Times New Roman"/>
+                <w:kern w:val="0"/>
+                <w:szCs w:val="22"/>
+                <w:lang w:val="pl-PL" w:bidi="ar-SA"/>
+              </w:rPr>
+              <w:t>"city": { "type": "string" },</w:t>
+            </w:r>
+          </w:p>
+          <w:p>
+            <w:pPr>
+              <w:pStyle w:val="Normal"/>
+              <w:widowControl/>
+              <w:spacing w:before="0" w:after="0"/>
+              <w:rPr>
+                <w:szCs w:val="22"/>
+              </w:rPr>
+            </w:pPr>
+            <w:r>
+              <w:rPr>
+                <w:rFonts w:cs="Times New Roman"/>
+                <w:kern w:val="0"/>
+                <w:szCs w:val="22"/>
+                <w:lang w:val="pl-PL" w:bidi="ar-SA"/>
+              </w:rPr>
+              <w:t xml:space="preserve">         </w:t>
+            </w:r>
+            <w:r>
+              <w:rPr>
+                <w:rFonts w:cs="Times New Roman"/>
+                <w:kern w:val="0"/>
+                <w:szCs w:val="22"/>
+                <w:lang w:val="pl-PL" w:bidi="ar-SA"/>
+              </w:rPr>
+              <w:t>"state": { "type": "string" },</w:t>
+            </w:r>
+          </w:p>
+          <w:p>
+            <w:pPr>
+              <w:pStyle w:val="Normal"/>
+              <w:widowControl/>
+              <w:spacing w:before="0" w:after="0"/>
+              <w:rPr>
+                <w:szCs w:val="22"/>
+              </w:rPr>
+            </w:pPr>
+            <w:r>
+              <w:rPr>
+                <w:rFonts w:cs="Times New Roman"/>
+                <w:kern w:val="0"/>
+                <w:szCs w:val="22"/>
+                <w:lang w:val="pl-PL" w:bidi="ar-SA"/>
+              </w:rPr>
+              <w:t xml:space="preserve">         </w:t>
+            </w:r>
+            <w:r>
+              <w:rPr>
+                <w:rFonts w:cs="Times New Roman"/>
+                <w:kern w:val="0"/>
+                <w:szCs w:val="22"/>
+                <w:lang w:val="pl-PL" w:bidi="ar-SA"/>
+              </w:rPr>
+              <w:t>"country": { "type" : "string" }</w:t>
+            </w:r>
+          </w:p>
+          <w:p>
+            <w:pPr>
+              <w:pStyle w:val="Normal"/>
+              <w:widowControl/>
+              <w:spacing w:before="0" w:after="0"/>
+              <w:rPr>
+                <w:szCs w:val="22"/>
+              </w:rPr>
+            </w:pPr>
+            <w:r>
+              <w:rPr>
+                <w:rFonts w:cs="Times New Roman"/>
+                <w:kern w:val="0"/>
+                <w:szCs w:val="22"/>
+                <w:lang w:val="pl-PL" w:bidi="ar-SA"/>
+              </w:rPr>
+              <w:t xml:space="preserve">       </w:t>
+            </w:r>
+            <w:r>
+              <w:rPr>
+                <w:rFonts w:cs="Times New Roman"/>
+                <w:kern w:val="0"/>
+                <w:szCs w:val="22"/>
+                <w:lang w:val="pl-PL" w:bidi="ar-SA"/>
+              </w:rPr>
+              <w:t>}</w:t>
+            </w:r>
+          </w:p>
+          <w:p>
+            <w:pPr>
+              <w:pStyle w:val="Normal"/>
+              <w:widowControl/>
+              <w:spacing w:before="0" w:after="0"/>
+              <w:rPr>
+                <w:szCs w:val="22"/>
+              </w:rPr>
+            </w:pPr>
+            <w:r>
+              <w:rPr>
+                <w:rFonts w:cs="Times New Roman"/>
+                <w:kern w:val="0"/>
+                <w:szCs w:val="22"/>
+                <w:lang w:val="pl-PL" w:bidi="ar-SA"/>
+              </w:rPr>
+              <w:t xml:space="preserve">    </w:t>
+            </w:r>
+            <w:r>
+              <w:rPr>
+                <w:rFonts w:cs="Times New Roman"/>
+                <w:kern w:val="0"/>
+                <w:szCs w:val="22"/>
+                <w:lang w:val="pl-PL" w:bidi="ar-SA"/>
+              </w:rPr>
+              <w:t>}</w:t>
+            </w:r>
+          </w:p>
+          <w:p>
+            <w:pPr>
+              <w:pStyle w:val="Normal"/>
+              <w:widowControl/>
+              <w:spacing w:before="0" w:after="0"/>
+              <w:rPr>
+                <w:szCs w:val="22"/>
+              </w:rPr>
+            </w:pPr>
+            <w:r>
+              <w:rPr>
+                <w:rFonts w:cs="Times New Roman"/>
+                <w:kern w:val="0"/>
+                <w:szCs w:val="22"/>
+                <w:lang w:val="pl-PL" w:bidi="ar-SA"/>
+              </w:rPr>
+              <w:t xml:space="preserve">  </w:t>
+            </w:r>
+            <w:r>
+              <w:rPr>
+                <w:rFonts w:cs="Times New Roman"/>
+                <w:kern w:val="0"/>
+                <w:szCs w:val="22"/>
+                <w:lang w:val="pl-PL" w:bidi="ar-SA"/>
+              </w:rPr>
+              <w:t>}</w:t>
+            </w:r>
+          </w:p>
+          <w:p>
+            <w:pPr>
+              <w:pStyle w:val="Normal"/>
+              <w:widowControl/>
+              <w:spacing w:before="0" w:after="0"/>
+              <w:rPr>
+                <w:szCs w:val="22"/>
+              </w:rPr>
+            </w:pPr>
+            <w:r>
+              <w:rPr>
+                <w:rFonts w:cs="Times New Roman"/>
+                <w:kern w:val="0"/>
+                <w:szCs w:val="22"/>
+                <w:lang w:val="pl-PL" w:bidi="ar-SA"/>
               </w:rPr>
               <w:t>}</w:t>
             </w:r>
@@ -1083,82 +1669,137 @@
         </w:tc>
       </w:tr>
     </w:tbl>
-    <w:p/>
-    <w:p>
-      <w:pPr>
-        <w:pStyle w:val="Nagwek3"/>
-      </w:pPr>
-      <w:r>
+    <w:p>
+      <w:pPr>
+        <w:pStyle w:val="Normal"/>
+        <w:rPr/>
+      </w:pPr>
+      <w:r>
+        <w:rPr/>
+      </w:r>
+    </w:p>
+    <w:p>
+      <w:pPr>
+        <w:pStyle w:val="Heading3"/>
+        <w:rPr/>
+      </w:pPr>
+      <w:r>
+        <w:rPr/>
         <w:t>Typy danych</w:t>
       </w:r>
     </w:p>
     <w:p>
-      <w:r>
+      <w:pPr>
+        <w:pStyle w:val="Normal"/>
+        <w:rPr/>
+      </w:pPr>
+      <w:r>
+        <w:rPr/>
         <w:t>JSON Schema obsługuje następujące typy danych:</w:t>
       </w:r>
     </w:p>
     <w:p>
-      <w:r>
+      <w:pPr>
+        <w:pStyle w:val="Normal"/>
+        <w:rPr/>
+      </w:pPr>
+      <w:r>
+        <w:rPr/>
         <w:t>- object</w:t>
       </w:r>
     </w:p>
     <w:p>
-      <w:r>
+      <w:pPr>
+        <w:pStyle w:val="Normal"/>
+        <w:rPr/>
+      </w:pPr>
+      <w:r>
+        <w:rPr/>
         <w:t>- array</w:t>
       </w:r>
     </w:p>
     <w:p>
-      <w:r>
+      <w:pPr>
+        <w:pStyle w:val="Normal"/>
+        <w:rPr/>
+      </w:pPr>
+      <w:r>
+        <w:rPr/>
         <w:t>- boolean</w:t>
       </w:r>
     </w:p>
     <w:p>
-      <w:r>
+      <w:pPr>
+        <w:pStyle w:val="Normal"/>
+        <w:rPr/>
+      </w:pPr>
+      <w:r>
+        <w:rPr/>
         <w:t>- number</w:t>
       </w:r>
     </w:p>
     <w:p>
-      <w:r>
+      <w:pPr>
+        <w:pStyle w:val="Normal"/>
+        <w:rPr/>
+      </w:pPr>
+      <w:r>
+        <w:rPr/>
         <w:t>- string</w:t>
       </w:r>
     </w:p>
     <w:p>
-      <w:r>
+      <w:pPr>
+        <w:pStyle w:val="Normal"/>
+        <w:rPr/>
+      </w:pPr>
+      <w:r>
+        <w:rPr/>
         <w:t>- null</w:t>
       </w:r>
     </w:p>
-    <w:p/>
+    <w:p>
+      <w:pPr>
+        <w:pStyle w:val="Normal"/>
+        <w:rPr/>
+      </w:pPr>
+      <w:r>
+        <w:rPr/>
+      </w:r>
+    </w:p>
     <w:tbl>
       <w:tblPr>
         <w:tblW w:w="5000" w:type="pct"/>
+        <w:jc w:val="start"/>
         <w:tblInd w:w="-5" w:type="dxa"/>
         <w:tblLayout w:type="fixed"/>
         <w:tblCellMar>
           <w:top w:w="55" w:type="dxa"/>
-          <w:left w:w="55" w:type="dxa"/>
+          <w:start w:w="55" w:type="dxa"/>
           <w:bottom w:w="55" w:type="dxa"/>
-          <w:right w:w="55" w:type="dxa"/>
+          <w:end w:w="55" w:type="dxa"/>
         </w:tblCellMar>
-        <w:tblLook w:val="04A0" w:firstRow="1" w:lastRow="0" w:firstColumn="1" w:lastColumn="0" w:noHBand="0" w:noVBand="1"/>
+        <w:tblLook w:val="04a0" w:noHBand="0" w:noVBand="1" w:firstColumn="1" w:lastRow="0" w:lastColumn="0" w:firstRow="1"/>
       </w:tblPr>
       <w:tblGrid>
-        <w:gridCol w:w="4814"/>
-        <w:gridCol w:w="4814"/>
+        <w:gridCol w:w="4818"/>
+        <w:gridCol w:w="4820"/>
       </w:tblGrid>
       <w:tr>
+        <w:trPr/>
         <w:tc>
           <w:tcPr>
-            <w:tcW w:w="4819" w:type="dxa"/>
+            <w:tcW w:w="4818" w:type="dxa"/>
             <w:tcBorders>
               <w:top w:val="single" w:sz="4" w:space="0" w:color="000000"/>
-              <w:left w:val="single" w:sz="4" w:space="0" w:color="000000"/>
+              <w:start w:val="single" w:sz="4" w:space="0" w:color="000000"/>
               <w:bottom w:val="single" w:sz="4" w:space="0" w:color="000000"/>
             </w:tcBorders>
           </w:tcPr>
           <w:p>
             <w:pPr>
               <w:pStyle w:val="TableContents"/>
-              <w:jc w:val="left"/>
+              <w:jc w:val="start"/>
               <w:rPr>
                 <w:rFonts w:ascii="Liberation Serif" w:hAnsi="Liberation Serif"/>
                 <w:color w:val="000000"/>
@@ -1177,18 +1818,18 @@
         </w:tc>
         <w:tc>
           <w:tcPr>
-            <w:tcW w:w="4819" w:type="dxa"/>
+            <w:tcW w:w="4820" w:type="dxa"/>
             <w:tcBorders>
               <w:top w:val="single" w:sz="4" w:space="0" w:color="000000"/>
-              <w:left w:val="single" w:sz="4" w:space="0" w:color="000000"/>
+              <w:start w:val="single" w:sz="4" w:space="0" w:color="000000"/>
               <w:bottom w:val="single" w:sz="4" w:space="0" w:color="000000"/>
-              <w:right w:val="single" w:sz="4" w:space="0" w:color="000000"/>
+              <w:end w:val="single" w:sz="4" w:space="0" w:color="000000"/>
             </w:tcBorders>
           </w:tcPr>
           <w:p>
             <w:pPr>
               <w:pStyle w:val="TableContents"/>
-              <w:jc w:val="left"/>
+              <w:jc w:val="start"/>
               <w:rPr>
                 <w:rFonts w:ascii="Liberation Serif" w:hAnsi="Liberation Serif"/>
                 <w:color w:val="000000"/>
@@ -1207,33 +1848,39 @@
         </w:tc>
       </w:tr>
       <w:tr>
+        <w:trPr/>
         <w:tc>
           <w:tcPr>
-            <w:tcW w:w="4819" w:type="dxa"/>
+            <w:tcW w:w="4818" w:type="dxa"/>
             <w:tcBorders>
-              <w:left w:val="single" w:sz="4" w:space="0" w:color="000000"/>
+              <w:start w:val="single" w:sz="4" w:space="0" w:color="000000"/>
               <w:bottom w:val="single" w:sz="4" w:space="0" w:color="000000"/>
             </w:tcBorders>
           </w:tcPr>
           <w:p>
-            <w:r>
+            <w:pPr>
+              <w:pStyle w:val="Normal"/>
+              <w:rPr/>
+            </w:pPr>
+            <w:r>
+              <w:rPr/>
               <w:t>object</w:t>
             </w:r>
           </w:p>
         </w:tc>
         <w:tc>
           <w:tcPr>
-            <w:tcW w:w="4819" w:type="dxa"/>
+            <w:tcW w:w="4820" w:type="dxa"/>
             <w:tcBorders>
-              <w:left w:val="single" w:sz="4" w:space="0" w:color="000000"/>
+              <w:start w:val="single" w:sz="4" w:space="0" w:color="000000"/>
               <w:bottom w:val="single" w:sz="4" w:space="0" w:color="000000"/>
-              <w:right w:val="single" w:sz="4" w:space="0" w:color="000000"/>
+              <w:end w:val="single" w:sz="4" w:space="0" w:color="000000"/>
             </w:tcBorders>
           </w:tcPr>
           <w:p>
             <w:pPr>
               <w:pStyle w:val="TableContents"/>
-              <w:jc w:val="left"/>
+              <w:jc w:val="start"/>
               <w:rPr>
                 <w:rFonts w:ascii="Liberation Serif" w:hAnsi="Liberation Serif"/>
                 <w:color w:val="000000"/>
@@ -1252,33 +1899,39 @@
         </w:tc>
       </w:tr>
       <w:tr>
+        <w:trPr/>
         <w:tc>
           <w:tcPr>
-            <w:tcW w:w="4819" w:type="dxa"/>
+            <w:tcW w:w="4818" w:type="dxa"/>
             <w:tcBorders>
-              <w:left w:val="single" w:sz="4" w:space="0" w:color="000000"/>
+              <w:start w:val="single" w:sz="4" w:space="0" w:color="000000"/>
               <w:bottom w:val="single" w:sz="4" w:space="0" w:color="000000"/>
             </w:tcBorders>
           </w:tcPr>
           <w:p>
-            <w:r>
+            <w:pPr>
+              <w:pStyle w:val="Normal"/>
+              <w:rPr/>
+            </w:pPr>
+            <w:r>
+              <w:rPr/>
               <w:t>array</w:t>
             </w:r>
           </w:p>
         </w:tc>
         <w:tc>
           <w:tcPr>
-            <w:tcW w:w="4819" w:type="dxa"/>
+            <w:tcW w:w="4820" w:type="dxa"/>
             <w:tcBorders>
-              <w:left w:val="single" w:sz="4" w:space="0" w:color="000000"/>
+              <w:start w:val="single" w:sz="4" w:space="0" w:color="000000"/>
               <w:bottom w:val="single" w:sz="4" w:space="0" w:color="000000"/>
-              <w:right w:val="single" w:sz="4" w:space="0" w:color="000000"/>
+              <w:end w:val="single" w:sz="4" w:space="0" w:color="000000"/>
             </w:tcBorders>
           </w:tcPr>
           <w:p>
             <w:pPr>
               <w:pStyle w:val="TableContents"/>
-              <w:jc w:val="left"/>
+              <w:jc w:val="start"/>
               <w:rPr>
                 <w:rFonts w:ascii="Liberation Serif" w:hAnsi="Liberation Serif"/>
                 <w:color w:val="000000"/>
@@ -1297,33 +1950,39 @@
         </w:tc>
       </w:tr>
       <w:tr>
+        <w:trPr/>
         <w:tc>
           <w:tcPr>
-            <w:tcW w:w="4819" w:type="dxa"/>
+            <w:tcW w:w="4818" w:type="dxa"/>
             <w:tcBorders>
-              <w:left w:val="single" w:sz="4" w:space="0" w:color="000000"/>
+              <w:start w:val="single" w:sz="4" w:space="0" w:color="000000"/>
               <w:bottom w:val="single" w:sz="4" w:space="0" w:color="000000"/>
             </w:tcBorders>
           </w:tcPr>
           <w:p>
-            <w:r>
+            <w:pPr>
+              <w:pStyle w:val="Normal"/>
+              <w:rPr/>
+            </w:pPr>
+            <w:r>
+              <w:rPr/>
               <w:t>boolean</w:t>
             </w:r>
           </w:p>
         </w:tc>
         <w:tc>
           <w:tcPr>
-            <w:tcW w:w="4819" w:type="dxa"/>
+            <w:tcW w:w="4820" w:type="dxa"/>
             <w:tcBorders>
-              <w:left w:val="single" w:sz="4" w:space="0" w:color="000000"/>
+              <w:start w:val="single" w:sz="4" w:space="0" w:color="000000"/>
               <w:bottom w:val="single" w:sz="4" w:space="0" w:color="000000"/>
-              <w:right w:val="single" w:sz="4" w:space="0" w:color="000000"/>
+              <w:end w:val="single" w:sz="4" w:space="0" w:color="000000"/>
             </w:tcBorders>
           </w:tcPr>
           <w:p>
             <w:pPr>
               <w:pStyle w:val="TableContents"/>
-              <w:jc w:val="left"/>
+              <w:jc w:val="start"/>
               <w:rPr>
                 <w:rFonts w:ascii="Liberation Serif" w:hAnsi="Liberation Serif"/>
                 <w:color w:val="000000"/>
@@ -1342,33 +2001,39 @@
         </w:tc>
       </w:tr>
       <w:tr>
+        <w:trPr/>
         <w:tc>
           <w:tcPr>
-            <w:tcW w:w="4819" w:type="dxa"/>
+            <w:tcW w:w="4818" w:type="dxa"/>
             <w:tcBorders>
-              <w:left w:val="single" w:sz="4" w:space="0" w:color="000000"/>
+              <w:start w:val="single" w:sz="4" w:space="0" w:color="000000"/>
               <w:bottom w:val="single" w:sz="4" w:space="0" w:color="000000"/>
             </w:tcBorders>
           </w:tcPr>
           <w:p>
-            <w:r>
+            <w:pPr>
+              <w:pStyle w:val="Normal"/>
+              <w:rPr/>
+            </w:pPr>
+            <w:r>
+              <w:rPr/>
               <w:t>number</w:t>
             </w:r>
           </w:p>
         </w:tc>
         <w:tc>
           <w:tcPr>
-            <w:tcW w:w="4819" w:type="dxa"/>
+            <w:tcW w:w="4820" w:type="dxa"/>
             <w:tcBorders>
-              <w:left w:val="single" w:sz="4" w:space="0" w:color="000000"/>
+              <w:start w:val="single" w:sz="4" w:space="0" w:color="000000"/>
               <w:bottom w:val="single" w:sz="4" w:space="0" w:color="000000"/>
-              <w:right w:val="single" w:sz="4" w:space="0" w:color="000000"/>
+              <w:end w:val="single" w:sz="4" w:space="0" w:color="000000"/>
             </w:tcBorders>
           </w:tcPr>
           <w:p>
             <w:pPr>
               <w:pStyle w:val="TableContents"/>
-              <w:jc w:val="left"/>
+              <w:jc w:val="start"/>
               <w:rPr>
                 <w:rFonts w:ascii="Liberation Serif" w:hAnsi="Liberation Serif"/>
                 <w:color w:val="000000"/>
@@ -1387,33 +2052,39 @@
         </w:tc>
       </w:tr>
       <w:tr>
+        <w:trPr/>
         <w:tc>
           <w:tcPr>
-            <w:tcW w:w="4819" w:type="dxa"/>
+            <w:tcW w:w="4818" w:type="dxa"/>
             <w:tcBorders>
-              <w:left w:val="single" w:sz="4" w:space="0" w:color="000000"/>
+              <w:start w:val="single" w:sz="4" w:space="0" w:color="000000"/>
               <w:bottom w:val="single" w:sz="4" w:space="0" w:color="000000"/>
             </w:tcBorders>
           </w:tcPr>
           <w:p>
-            <w:r>
+            <w:pPr>
+              <w:pStyle w:val="Normal"/>
+              <w:rPr/>
+            </w:pPr>
+            <w:r>
+              <w:rPr/>
               <w:t>string</w:t>
             </w:r>
           </w:p>
         </w:tc>
         <w:tc>
           <w:tcPr>
-            <w:tcW w:w="4819" w:type="dxa"/>
+            <w:tcW w:w="4820" w:type="dxa"/>
             <w:tcBorders>
-              <w:left w:val="single" w:sz="4" w:space="0" w:color="000000"/>
+              <w:start w:val="single" w:sz="4" w:space="0" w:color="000000"/>
               <w:bottom w:val="single" w:sz="4" w:space="0" w:color="000000"/>
-              <w:right w:val="single" w:sz="4" w:space="0" w:color="000000"/>
+              <w:end w:val="single" w:sz="4" w:space="0" w:color="000000"/>
             </w:tcBorders>
           </w:tcPr>
           <w:p>
             <w:pPr>
               <w:pStyle w:val="TableContents"/>
-              <w:jc w:val="left"/>
+              <w:jc w:val="start"/>
               <w:rPr>
                 <w:rFonts w:ascii="Liberation Serif" w:hAnsi="Liberation Serif"/>
                 <w:color w:val="000000"/>
@@ -1432,33 +2103,39 @@
         </w:tc>
       </w:tr>
       <w:tr>
+        <w:trPr/>
         <w:tc>
           <w:tcPr>
-            <w:tcW w:w="4819" w:type="dxa"/>
+            <w:tcW w:w="4818" w:type="dxa"/>
             <w:tcBorders>
-              <w:left w:val="single" w:sz="4" w:space="0" w:color="000000"/>
+              <w:start w:val="single" w:sz="4" w:space="0" w:color="000000"/>
               <w:bottom w:val="single" w:sz="4" w:space="0" w:color="000000"/>
             </w:tcBorders>
           </w:tcPr>
           <w:p>
-            <w:r>
+            <w:pPr>
+              <w:pStyle w:val="Normal"/>
+              <w:rPr/>
+            </w:pPr>
+            <w:r>
+              <w:rPr/>
               <w:t>null</w:t>
             </w:r>
           </w:p>
         </w:tc>
         <w:tc>
           <w:tcPr>
-            <w:tcW w:w="4819" w:type="dxa"/>
+            <w:tcW w:w="4820" w:type="dxa"/>
             <w:tcBorders>
-              <w:left w:val="single" w:sz="4" w:space="0" w:color="000000"/>
+              <w:start w:val="single" w:sz="4" w:space="0" w:color="000000"/>
               <w:bottom w:val="single" w:sz="4" w:space="0" w:color="000000"/>
-              <w:right w:val="single" w:sz="4" w:space="0" w:color="000000"/>
+              <w:end w:val="single" w:sz="4" w:space="0" w:color="000000"/>
             </w:tcBorders>
           </w:tcPr>
           <w:p>
             <w:pPr>
               <w:pStyle w:val="TableContents"/>
-              <w:jc w:val="left"/>
+              <w:jc w:val="start"/>
               <w:rPr>
                 <w:rFonts w:ascii="Liberation Serif" w:hAnsi="Liberation Serif"/>
                 <w:color w:val="000000"/>
@@ -1477,25 +2154,36 @@
         </w:tc>
       </w:tr>
     </w:tbl>
-    <w:p/>
-    <w:p>
-      <w:pPr>
-        <w:pStyle w:val="Nagwek1"/>
+    <w:p>
+      <w:pPr>
+        <w:pStyle w:val="Normal"/>
+        <w:rPr/>
+      </w:pPr>
+      <w:r>
+        <w:rPr/>
+      </w:r>
+    </w:p>
+    <w:p>
+      <w:pPr>
+        <w:pStyle w:val="Heading1"/>
+        <w:rPr/>
       </w:pPr>
       <w:bookmarkStart w:id="6" w:name="__RefHeading___Toc376_1411163977"/>
       <w:bookmarkStart w:id="7" w:name="_Toc226669228"/>
       <w:bookmarkEnd w:id="6"/>
       <w:r>
-        <w:lastRenderedPageBreak/>
+        <w:rPr/>
         <w:t>CZĘŚĆ PRAKTYCZNA</w:t>
       </w:r>
       <w:bookmarkEnd w:id="7"/>
     </w:p>
     <w:p>
       <w:pPr>
-        <w:pStyle w:val="Nagwek2"/>
-      </w:pPr>
-      <w:r>
+        <w:pStyle w:val="Heading2"/>
+        <w:rPr/>
+      </w:pPr>
+      <w:r>
+        <w:rPr/>
         <w:t>Wykorzystane technologie</w:t>
       </w:r>
     </w:p>
@@ -1503,476 +2191,1098 @@
       <w:tblPr>
         <w:tblStyle w:val="Tabela-Siatka"/>
         <w:tblW w:w="9634" w:type="dxa"/>
-        <w:tblLook w:val="04A0" w:firstRow="1" w:lastRow="0" w:firstColumn="1" w:lastColumn="0" w:noHBand="0" w:noVBand="1"/>
+        <w:jc w:val="start"/>
+        <w:tblInd w:w="0" w:type="dxa"/>
+        <w:tblLayout w:type="fixed"/>
+        <w:tblCellMar>
+          <w:top w:w="0" w:type="dxa"/>
+          <w:start w:w="108" w:type="dxa"/>
+          <w:bottom w:w="0" w:type="dxa"/>
+          <w:end w:w="108" w:type="dxa"/>
+        </w:tblCellMar>
+        <w:tblLook w:val="04a0" w:noHBand="0" w:noVBand="1" w:firstColumn="1" w:lastRow="0" w:lastColumn="0" w:firstRow="1"/>
       </w:tblPr>
       <w:tblGrid>
         <w:gridCol w:w="1838"/>
-        <w:gridCol w:w="3119"/>
-        <w:gridCol w:w="4677"/>
+        <w:gridCol w:w="3118"/>
+        <w:gridCol w:w="4678"/>
       </w:tblGrid>
       <w:tr>
-        <w:tc>
-          <w:tcPr>
-            <w:tcW w:w="1838" w:type="dxa"/>
-          </w:tcPr>
-          <w:p>
-            <w:r>
-              <w:t>Backend</w:t>
-            </w:r>
-          </w:p>
-        </w:tc>
-        <w:tc>
-          <w:tcPr>
-            <w:tcW w:w="3119" w:type="dxa"/>
-          </w:tcPr>
-          <w:p>
-            <w:r>
-              <w:t>Java 21</w:t>
-            </w:r>
-          </w:p>
-        </w:tc>
-        <w:tc>
-          <w:tcPr>
-            <w:tcW w:w="4677" w:type="dxa"/>
-          </w:tcPr>
-          <w:p>
-            <w:r>
-              <w:t>Język programowania</w:t>
-            </w:r>
-          </w:p>
-        </w:tc>
-      </w:tr>
-      <w:tr>
+        <w:trPr/>
         <w:tc>
           <w:tcPr>
             <w:tcW w:w="1838" w:type="dxa"/>
             <w:vMerge w:val="restart"/>
+            <w:tcBorders/>
           </w:tcPr>
-          <w:p/>
+          <w:p>
+            <w:pPr>
+              <w:pStyle w:val="Normal"/>
+              <w:widowControl/>
+              <w:spacing w:before="0" w:after="0"/>
+              <w:rPr>
+                <w:rFonts w:cs="Times New Roman"/>
+                <w:kern w:val="0"/>
+                <w:szCs w:val="22"/>
+                <w:lang w:val="pl-PL" w:bidi="ar-SA"/>
+              </w:rPr>
+            </w:pPr>
+            <w:r>
+              <w:rPr>
+                <w:rFonts w:cs="Times New Roman"/>
+                <w:kern w:val="0"/>
+                <w:szCs w:val="22"/>
+                <w:lang w:val="pl-PL" w:bidi="ar-SA"/>
+              </w:rPr>
+              <w:t>Backend</w:t>
+            </w:r>
+          </w:p>
         </w:tc>
         <w:tc>
           <w:tcPr>
-            <w:tcW w:w="3119" w:type="dxa"/>
+            <w:tcW w:w="3118" w:type="dxa"/>
+            <w:tcBorders/>
           </w:tcPr>
           <w:p>
-            <w:r>
-              <w:t>Spring Boot 4.x.x</w:t>
+            <w:pPr>
+              <w:pStyle w:val="Normal"/>
+              <w:widowControl/>
+              <w:spacing w:before="0" w:after="0"/>
+              <w:rPr>
+                <w:rFonts w:cs="Times New Roman"/>
+                <w:kern w:val="0"/>
+                <w:szCs w:val="22"/>
+                <w:lang w:val="pl-PL" w:bidi="ar-SA"/>
+              </w:rPr>
+            </w:pPr>
+            <w:r>
+              <w:rPr>
+                <w:rFonts w:cs="Times New Roman"/>
+                <w:kern w:val="0"/>
+                <w:szCs w:val="22"/>
+                <w:lang w:val="pl-PL" w:bidi="ar-SA"/>
+              </w:rPr>
+              <w:t>Java 21</w:t>
             </w:r>
           </w:p>
         </w:tc>
         <w:tc>
           <w:tcPr>
-            <w:tcW w:w="4677" w:type="dxa"/>
+            <w:tcW w:w="4678" w:type="dxa"/>
+            <w:tcBorders/>
           </w:tcPr>
           <w:p>
-            <w:r>
-              <w:t>Głowny framework</w:t>
+            <w:pPr>
+              <w:pStyle w:val="Normal"/>
+              <w:widowControl/>
+              <w:spacing w:before="0" w:after="0"/>
+              <w:rPr>
+                <w:rFonts w:cs="Times New Roman"/>
+                <w:kern w:val="0"/>
+                <w:szCs w:val="22"/>
+                <w:lang w:val="pl-PL" w:bidi="ar-SA"/>
+              </w:rPr>
+            </w:pPr>
+            <w:r>
+              <w:rPr>
+                <w:rFonts w:cs="Times New Roman"/>
+                <w:kern w:val="0"/>
+                <w:szCs w:val="22"/>
+                <w:lang w:val="pl-PL" w:bidi="ar-SA"/>
+              </w:rPr>
+              <w:t>Język programowania</w:t>
             </w:r>
           </w:p>
         </w:tc>
       </w:tr>
       <w:tr>
+        <w:trPr/>
         <w:tc>
           <w:tcPr>
             <w:tcW w:w="1838" w:type="dxa"/>
-            <w:vMerge/>
+            <w:vMerge w:val="continue"/>
+            <w:tcBorders/>
           </w:tcPr>
-          <w:p/>
+          <w:p>
+            <w:pPr>
+              <w:pStyle w:val="Normal"/>
+              <w:widowControl/>
+              <w:spacing w:before="0" w:after="0"/>
+              <w:rPr>
+                <w:rFonts w:cs="Times New Roman"/>
+                <w:kern w:val="0"/>
+                <w:szCs w:val="22"/>
+                <w:lang w:val="pl-PL" w:bidi="ar-SA"/>
+              </w:rPr>
+            </w:pPr>
+            <w:r>
+              <w:rPr>
+                <w:rFonts w:cs="Times New Roman"/>
+                <w:kern w:val="0"/>
+                <w:szCs w:val="22"/>
+                <w:lang w:val="pl-PL" w:bidi="ar-SA"/>
+              </w:rPr>
+            </w:r>
+          </w:p>
         </w:tc>
         <w:tc>
           <w:tcPr>
-            <w:tcW w:w="3119" w:type="dxa"/>
+            <w:tcW w:w="3118" w:type="dxa"/>
+            <w:tcBorders/>
           </w:tcPr>
           <w:p>
-            <w:r>
-              <w:t>Spring Data MongoDB</w:t>
+            <w:pPr>
+              <w:pStyle w:val="Normal"/>
+              <w:widowControl/>
+              <w:spacing w:before="0" w:after="0"/>
+              <w:rPr>
+                <w:rFonts w:cs="Times New Roman"/>
+                <w:kern w:val="0"/>
+                <w:szCs w:val="22"/>
+                <w:lang w:val="pl-PL" w:bidi="ar-SA"/>
+              </w:rPr>
+            </w:pPr>
+            <w:r>
+              <w:rPr>
+                <w:rFonts w:cs="Times New Roman"/>
+                <w:kern w:val="0"/>
+                <w:szCs w:val="22"/>
+                <w:lang w:val="pl-PL" w:bidi="ar-SA"/>
+              </w:rPr>
+              <w:t>Spring Boot 4.x.x</w:t>
             </w:r>
           </w:p>
         </w:tc>
         <w:tc>
           <w:tcPr>
-            <w:tcW w:w="4677" w:type="dxa"/>
+            <w:tcW w:w="4678" w:type="dxa"/>
+            <w:tcBorders/>
           </w:tcPr>
           <w:p>
-            <w:r>
-              <w:t>Moduł do łatwej komunikacji z bazą danych</w:t>
+            <w:pPr>
+              <w:pStyle w:val="Normal"/>
+              <w:widowControl/>
+              <w:spacing w:before="0" w:after="0"/>
+              <w:rPr>
+                <w:rFonts w:cs="Times New Roman"/>
+                <w:kern w:val="0"/>
+                <w:szCs w:val="22"/>
+                <w:lang w:val="pl-PL" w:bidi="ar-SA"/>
+              </w:rPr>
+            </w:pPr>
+            <w:r>
+              <w:rPr>
+                <w:rFonts w:cs="Times New Roman"/>
+                <w:kern w:val="0"/>
+                <w:szCs w:val="22"/>
+                <w:lang w:val="pl-PL" w:bidi="ar-SA"/>
+              </w:rPr>
+              <w:t>Gł</w:t>
+            </w:r>
+            <w:r>
+              <w:rPr>
+                <w:rFonts w:cs="Times New Roman"/>
+                <w:kern w:val="0"/>
+                <w:szCs w:val="22"/>
+                <w:lang w:val="pl-PL" w:bidi="ar-SA"/>
+              </w:rPr>
+              <w:t>ó</w:t>
+            </w:r>
+            <w:r>
+              <w:rPr>
+                <w:rFonts w:cs="Times New Roman"/>
+                <w:kern w:val="0"/>
+                <w:szCs w:val="22"/>
+                <w:lang w:val="pl-PL" w:bidi="ar-SA"/>
+              </w:rPr>
+              <w:t>wny framework</w:t>
             </w:r>
           </w:p>
         </w:tc>
       </w:tr>
       <w:tr>
+        <w:trPr/>
         <w:tc>
           <w:tcPr>
             <w:tcW w:w="1838" w:type="dxa"/>
-            <w:vMerge/>
+            <w:vMerge w:val="continue"/>
+            <w:tcBorders/>
           </w:tcPr>
-          <w:p/>
+          <w:p>
+            <w:pPr>
+              <w:pStyle w:val="Normal"/>
+              <w:widowControl/>
+              <w:spacing w:before="0" w:after="0"/>
+              <w:rPr>
+                <w:rFonts w:cs="Times New Roman"/>
+                <w:kern w:val="0"/>
+                <w:szCs w:val="22"/>
+                <w:lang w:val="pl-PL" w:bidi="ar-SA"/>
+              </w:rPr>
+            </w:pPr>
+            <w:r>
+              <w:rPr>
+                <w:rFonts w:cs="Times New Roman"/>
+                <w:kern w:val="0"/>
+                <w:szCs w:val="22"/>
+                <w:lang w:val="pl-PL" w:bidi="ar-SA"/>
+              </w:rPr>
+            </w:r>
+          </w:p>
         </w:tc>
         <w:tc>
           <w:tcPr>
-            <w:tcW w:w="3119" w:type="dxa"/>
+            <w:tcW w:w="3118" w:type="dxa"/>
+            <w:tcBorders/>
           </w:tcPr>
           <w:p>
-            <w:r>
-              <w:t>Jackson</w:t>
+            <w:pPr>
+              <w:pStyle w:val="Normal"/>
+              <w:widowControl/>
+              <w:spacing w:before="0" w:after="0"/>
+              <w:rPr>
+                <w:rFonts w:cs="Times New Roman"/>
+                <w:kern w:val="0"/>
+                <w:szCs w:val="22"/>
+                <w:lang w:val="pl-PL" w:bidi="ar-SA"/>
+              </w:rPr>
+            </w:pPr>
+            <w:r>
+              <w:rPr>
+                <w:rFonts w:cs="Times New Roman"/>
+                <w:kern w:val="0"/>
+                <w:szCs w:val="22"/>
+                <w:lang w:val="pl-PL" w:bidi="ar-SA"/>
+              </w:rPr>
+              <w:t>Spring Data MongoDB</w:t>
             </w:r>
           </w:p>
         </w:tc>
         <w:tc>
           <w:tcPr>
-            <w:tcW w:w="4677" w:type="dxa"/>
+            <w:tcW w:w="4678" w:type="dxa"/>
+            <w:tcBorders/>
           </w:tcPr>
           <w:p>
-            <w:r>
-              <w:t>Biblioteka do parsowania i generowania struktury JSON</w:t>
+            <w:pPr>
+              <w:pStyle w:val="Normal"/>
+              <w:widowControl/>
+              <w:spacing w:before="0" w:after="0"/>
+              <w:rPr>
+                <w:rFonts w:cs="Times New Roman"/>
+                <w:kern w:val="0"/>
+                <w:szCs w:val="22"/>
+                <w:lang w:val="pl-PL" w:bidi="ar-SA"/>
+              </w:rPr>
+            </w:pPr>
+            <w:r>
+              <w:rPr>
+                <w:rFonts w:cs="Times New Roman"/>
+                <w:kern w:val="0"/>
+                <w:szCs w:val="22"/>
+                <w:lang w:val="pl-PL" w:bidi="ar-SA"/>
+              </w:rPr>
+              <w:t>Moduł do łatwej komunikacji z bazą danych</w:t>
             </w:r>
           </w:p>
         </w:tc>
       </w:tr>
       <w:tr>
+        <w:trPr/>
         <w:tc>
           <w:tcPr>
             <w:tcW w:w="1838" w:type="dxa"/>
-            <w:vMerge/>
+            <w:vMerge w:val="continue"/>
+            <w:tcBorders/>
           </w:tcPr>
-          <w:p/>
+          <w:p>
+            <w:pPr>
+              <w:pStyle w:val="Normal"/>
+              <w:widowControl/>
+              <w:spacing w:before="0" w:after="0"/>
+              <w:rPr>
+                <w:rFonts w:cs="Times New Roman"/>
+                <w:kern w:val="0"/>
+                <w:szCs w:val="22"/>
+                <w:lang w:val="pl-PL" w:bidi="ar-SA"/>
+              </w:rPr>
+            </w:pPr>
+            <w:r>
+              <w:rPr>
+                <w:rFonts w:cs="Times New Roman"/>
+                <w:kern w:val="0"/>
+                <w:szCs w:val="22"/>
+                <w:lang w:val="pl-PL" w:bidi="ar-SA"/>
+              </w:rPr>
+            </w:r>
+          </w:p>
         </w:tc>
         <w:tc>
           <w:tcPr>
-            <w:tcW w:w="3119" w:type="dxa"/>
+            <w:tcW w:w="3118" w:type="dxa"/>
+            <w:tcBorders/>
           </w:tcPr>
           <w:p>
-            <w:r>
-              <w:t>Lombok</w:t>
+            <w:pPr>
+              <w:pStyle w:val="Normal"/>
+              <w:widowControl/>
+              <w:spacing w:before="0" w:after="0"/>
+              <w:rPr>
+                <w:rFonts w:cs="Times New Roman"/>
+                <w:kern w:val="0"/>
+                <w:szCs w:val="22"/>
+                <w:lang w:val="pl-PL" w:bidi="ar-SA"/>
+              </w:rPr>
+            </w:pPr>
+            <w:r>
+              <w:rPr>
+                <w:rFonts w:cs="Times New Roman"/>
+                <w:kern w:val="0"/>
+                <w:szCs w:val="22"/>
+                <w:lang w:val="pl-PL" w:bidi="ar-SA"/>
+              </w:rPr>
+              <w:t>Jackson</w:t>
             </w:r>
           </w:p>
         </w:tc>
         <w:tc>
           <w:tcPr>
-            <w:tcW w:w="4677" w:type="dxa"/>
+            <w:tcW w:w="4678" w:type="dxa"/>
+            <w:tcBorders/>
           </w:tcPr>
           <w:p>
-            <w:r>
-              <w:t>Narzędzie do automatycznego generowania getterów, seterów i konstruktorów</w:t>
+            <w:pPr>
+              <w:pStyle w:val="Normal"/>
+              <w:widowControl/>
+              <w:spacing w:before="0" w:after="0"/>
+              <w:rPr>
+                <w:rFonts w:cs="Times New Roman"/>
+                <w:kern w:val="0"/>
+                <w:szCs w:val="22"/>
+                <w:lang w:val="pl-PL" w:bidi="ar-SA"/>
+              </w:rPr>
+            </w:pPr>
+            <w:r>
+              <w:rPr>
+                <w:rFonts w:cs="Times New Roman"/>
+                <w:kern w:val="0"/>
+                <w:szCs w:val="22"/>
+                <w:lang w:val="pl-PL" w:bidi="ar-SA"/>
+              </w:rPr>
+              <w:t>Biblioteka do parsowania i generowania struktury JSON</w:t>
             </w:r>
           </w:p>
         </w:tc>
       </w:tr>
       <w:tr>
+        <w:trPr/>
         <w:tc>
           <w:tcPr>
             <w:tcW w:w="1838" w:type="dxa"/>
+            <w:vMerge w:val="continue"/>
+            <w:tcBorders/>
           </w:tcPr>
           <w:p>
-            <w:r>
-              <w:t>Baza Danych</w:t>
+            <w:pPr>
+              <w:pStyle w:val="Normal"/>
+              <w:widowControl/>
+              <w:spacing w:before="0" w:after="0"/>
+              <w:rPr>
+                <w:rFonts w:cs="Times New Roman"/>
+                <w:kern w:val="0"/>
+                <w:szCs w:val="22"/>
+                <w:lang w:val="pl-PL" w:bidi="ar-SA"/>
+              </w:rPr>
+            </w:pPr>
+            <w:r>
+              <w:rPr>
+                <w:rFonts w:cs="Times New Roman"/>
+                <w:kern w:val="0"/>
+                <w:szCs w:val="22"/>
+                <w:lang w:val="pl-PL" w:bidi="ar-SA"/>
+              </w:rPr>
             </w:r>
           </w:p>
         </w:tc>
         <w:tc>
           <w:tcPr>
-            <w:tcW w:w="3119" w:type="dxa"/>
+            <w:tcW w:w="3118" w:type="dxa"/>
+            <w:tcBorders/>
           </w:tcPr>
           <w:p>
-            <w:r>
-              <w:t>MongoDB</w:t>
+            <w:pPr>
+              <w:pStyle w:val="Normal"/>
+              <w:widowControl/>
+              <w:spacing w:before="0" w:after="0"/>
+              <w:rPr>
+                <w:rFonts w:cs="Times New Roman"/>
+                <w:kern w:val="0"/>
+                <w:szCs w:val="22"/>
+                <w:lang w:val="pl-PL" w:bidi="ar-SA"/>
+              </w:rPr>
+            </w:pPr>
+            <w:r>
+              <w:rPr>
+                <w:rFonts w:cs="Times New Roman"/>
+                <w:kern w:val="0"/>
+                <w:szCs w:val="22"/>
+                <w:lang w:val="pl-PL" w:bidi="ar-SA"/>
+              </w:rPr>
+              <w:t>Lombok</w:t>
             </w:r>
           </w:p>
         </w:tc>
         <w:tc>
           <w:tcPr>
-            <w:tcW w:w="4677" w:type="dxa"/>
+            <w:tcW w:w="4678" w:type="dxa"/>
+            <w:tcBorders/>
           </w:tcPr>
           <w:p>
-            <w:r>
-              <w:t>Baza danych NoSQL</w:t>
+            <w:pPr>
+              <w:pStyle w:val="Normal"/>
+              <w:widowControl/>
+              <w:spacing w:before="0" w:after="0"/>
+              <w:rPr>
+                <w:rFonts w:cs="Times New Roman"/>
+                <w:kern w:val="0"/>
+                <w:szCs w:val="22"/>
+                <w:lang w:val="pl-PL" w:bidi="ar-SA"/>
+              </w:rPr>
+            </w:pPr>
+            <w:r>
+              <w:rPr>
+                <w:rFonts w:cs="Times New Roman"/>
+                <w:kern w:val="0"/>
+                <w:szCs w:val="22"/>
+                <w:lang w:val="pl-PL" w:bidi="ar-SA"/>
+              </w:rPr>
+              <w:t>Narzędzie do automatycznego generowania getterów, set</w:t>
+            </w:r>
+            <w:r>
+              <w:rPr>
+                <w:rFonts w:cs="Times New Roman"/>
+                <w:kern w:val="0"/>
+                <w:szCs w:val="22"/>
+                <w:lang w:val="pl-PL" w:bidi="ar-SA"/>
+              </w:rPr>
+              <w:t>t</w:t>
+            </w:r>
+            <w:r>
+              <w:rPr>
+                <w:rFonts w:cs="Times New Roman"/>
+                <w:kern w:val="0"/>
+                <w:szCs w:val="22"/>
+                <w:lang w:val="pl-PL" w:bidi="ar-SA"/>
+              </w:rPr>
+              <w:t>erów i konstruktorów</w:t>
             </w:r>
           </w:p>
         </w:tc>
       </w:tr>
       <w:tr>
+        <w:trPr/>
         <w:tc>
           <w:tcPr>
             <w:tcW w:w="1838" w:type="dxa"/>
+            <w:tcBorders/>
           </w:tcPr>
           <w:p>
-            <w:r>
-              <w:t>Frontend</w:t>
+            <w:pPr>
+              <w:pStyle w:val="Normal"/>
+              <w:widowControl/>
+              <w:spacing w:before="0" w:after="0"/>
+              <w:rPr>
+                <w:rFonts w:cs="Times New Roman"/>
+                <w:kern w:val="0"/>
+                <w:szCs w:val="22"/>
+                <w:lang w:val="pl-PL" w:bidi="ar-SA"/>
+              </w:rPr>
+            </w:pPr>
+            <w:r>
+              <w:rPr>
+                <w:rFonts w:cs="Times New Roman"/>
+                <w:kern w:val="0"/>
+                <w:szCs w:val="22"/>
+                <w:lang w:val="pl-PL" w:bidi="ar-SA"/>
+              </w:rPr>
+              <w:t>Baza Danych</w:t>
             </w:r>
           </w:p>
         </w:tc>
         <w:tc>
           <w:tcPr>
-            <w:tcW w:w="3119" w:type="dxa"/>
+            <w:tcW w:w="3118" w:type="dxa"/>
+            <w:tcBorders/>
           </w:tcPr>
           <w:p>
-            <w:r>
-              <w:t>Thymeleaf</w:t>
+            <w:pPr>
+              <w:pStyle w:val="Normal"/>
+              <w:widowControl/>
+              <w:spacing w:before="0" w:after="0"/>
+              <w:rPr>
+                <w:rFonts w:cs="Times New Roman"/>
+                <w:kern w:val="0"/>
+                <w:szCs w:val="22"/>
+                <w:lang w:val="pl-PL" w:bidi="ar-SA"/>
+              </w:rPr>
+            </w:pPr>
+            <w:r>
+              <w:rPr>
+                <w:rFonts w:cs="Times New Roman"/>
+                <w:kern w:val="0"/>
+                <w:szCs w:val="22"/>
+                <w:lang w:val="pl-PL" w:bidi="ar-SA"/>
+              </w:rPr>
+              <w:t>MongoDB</w:t>
             </w:r>
           </w:p>
         </w:tc>
         <w:tc>
           <w:tcPr>
-            <w:tcW w:w="4677" w:type="dxa"/>
+            <w:tcW w:w="4678" w:type="dxa"/>
+            <w:tcBorders/>
           </w:tcPr>
           <w:p>
-            <w:r>
-              <w:t>Silnik szablonów po stronie serwera</w:t>
+            <w:pPr>
+              <w:pStyle w:val="Normal"/>
+              <w:widowControl/>
+              <w:spacing w:before="0" w:after="0"/>
+              <w:rPr>
+                <w:rFonts w:cs="Times New Roman"/>
+                <w:kern w:val="0"/>
+                <w:szCs w:val="22"/>
+                <w:lang w:val="pl-PL" w:bidi="ar-SA"/>
+              </w:rPr>
+            </w:pPr>
+            <w:r>
+              <w:rPr>
+                <w:rFonts w:cs="Times New Roman"/>
+                <w:kern w:val="0"/>
+                <w:szCs w:val="22"/>
+                <w:lang w:val="pl-PL" w:bidi="ar-SA"/>
+              </w:rPr>
+              <w:t>Baza danych NoSQL</w:t>
             </w:r>
           </w:p>
         </w:tc>
       </w:tr>
       <w:tr>
+        <w:trPr/>
         <w:tc>
           <w:tcPr>
             <w:tcW w:w="1838" w:type="dxa"/>
+            <w:vMerge w:val="restart"/>
+            <w:tcBorders/>
           </w:tcPr>
-          <w:p/>
+          <w:p>
+            <w:pPr>
+              <w:pStyle w:val="Normal"/>
+              <w:widowControl/>
+              <w:spacing w:before="0" w:after="0"/>
+              <w:rPr>
+                <w:rFonts w:cs="Times New Roman"/>
+                <w:kern w:val="0"/>
+                <w:szCs w:val="22"/>
+                <w:lang w:val="pl-PL" w:bidi="ar-SA"/>
+              </w:rPr>
+            </w:pPr>
+            <w:r>
+              <w:rPr>
+                <w:rFonts w:cs="Times New Roman"/>
+                <w:kern w:val="0"/>
+                <w:szCs w:val="22"/>
+                <w:lang w:val="pl-PL" w:bidi="ar-SA"/>
+              </w:rPr>
+              <w:t>Frontend</w:t>
+            </w:r>
+          </w:p>
         </w:tc>
         <w:tc>
           <w:tcPr>
-            <w:tcW w:w="3119" w:type="dxa"/>
+            <w:tcW w:w="3118" w:type="dxa"/>
+            <w:tcBorders/>
           </w:tcPr>
           <w:p>
-            <w:r>
-              <w:t>JavaScript</w:t>
+            <w:pPr>
+              <w:pStyle w:val="Normal"/>
+              <w:widowControl/>
+              <w:spacing w:before="0" w:after="0"/>
+              <w:rPr>
+                <w:rFonts w:cs="Times New Roman"/>
+                <w:kern w:val="0"/>
+                <w:szCs w:val="22"/>
+                <w:lang w:val="pl-PL" w:bidi="ar-SA"/>
+              </w:rPr>
+            </w:pPr>
+            <w:r>
+              <w:rPr>
+                <w:rFonts w:cs="Times New Roman"/>
+                <w:kern w:val="0"/>
+                <w:szCs w:val="22"/>
+                <w:lang w:val="pl-PL" w:bidi="ar-SA"/>
+              </w:rPr>
+              <w:t>Thymeleaf</w:t>
             </w:r>
           </w:p>
         </w:tc>
         <w:tc>
           <w:tcPr>
-            <w:tcW w:w="4677" w:type="dxa"/>
+            <w:tcW w:w="4678" w:type="dxa"/>
+            <w:tcBorders/>
           </w:tcPr>
           <w:p>
-            <w:r>
+            <w:pPr>
+              <w:pStyle w:val="Normal"/>
+              <w:widowControl/>
+              <w:spacing w:before="0" w:after="0"/>
+              <w:rPr>
+                <w:rFonts w:cs="Times New Roman"/>
+                <w:kern w:val="0"/>
+                <w:szCs w:val="22"/>
+                <w:lang w:val="pl-PL" w:bidi="ar-SA"/>
+              </w:rPr>
+            </w:pPr>
+            <w:r>
+              <w:rPr>
+                <w:rFonts w:cs="Times New Roman"/>
+                <w:kern w:val="0"/>
+                <w:szCs w:val="22"/>
+                <w:lang w:val="pl-PL" w:bidi="ar-SA"/>
+              </w:rPr>
+              <w:t>Silnik szablonów po stronie serwera</w:t>
+            </w:r>
+          </w:p>
+        </w:tc>
+      </w:tr>
+      <w:tr>
+        <w:trPr/>
+        <w:tc>
+          <w:tcPr>
+            <w:tcW w:w="1838" w:type="dxa"/>
+            <w:vMerge w:val="continue"/>
+            <w:tcBorders/>
+          </w:tcPr>
+          <w:p>
+            <w:pPr>
+              <w:pStyle w:val="Normal"/>
+              <w:widowControl/>
+              <w:spacing w:before="0" w:after="0"/>
+              <w:rPr>
+                <w:rFonts w:cs="Times New Roman"/>
+                <w:kern w:val="0"/>
+                <w:szCs w:val="22"/>
+                <w:lang w:val="pl-PL" w:bidi="ar-SA"/>
+              </w:rPr>
+            </w:pPr>
+            <w:r>
+              <w:rPr>
+                <w:rFonts w:cs="Times New Roman"/>
+                <w:kern w:val="0"/>
+                <w:szCs w:val="22"/>
+                <w:lang w:val="pl-PL" w:bidi="ar-SA"/>
+              </w:rPr>
+            </w:r>
+          </w:p>
+        </w:tc>
+        <w:tc>
+          <w:tcPr>
+            <w:tcW w:w="3118" w:type="dxa"/>
+            <w:tcBorders/>
+          </w:tcPr>
+          <w:p>
+            <w:pPr>
+              <w:pStyle w:val="Normal"/>
+              <w:widowControl/>
+              <w:spacing w:before="0" w:after="0"/>
+              <w:rPr>
+                <w:rFonts w:cs="Times New Roman"/>
+                <w:kern w:val="0"/>
+                <w:szCs w:val="22"/>
+                <w:lang w:val="pl-PL" w:bidi="ar-SA"/>
+              </w:rPr>
+            </w:pPr>
+            <w:r>
+              <w:rPr>
+                <w:rFonts w:cs="Times New Roman"/>
+                <w:kern w:val="0"/>
+                <w:szCs w:val="22"/>
+                <w:lang w:val="pl-PL" w:bidi="ar-SA"/>
+              </w:rPr>
+              <w:t>JavaScript</w:t>
+            </w:r>
+          </w:p>
+        </w:tc>
+        <w:tc>
+          <w:tcPr>
+            <w:tcW w:w="4678" w:type="dxa"/>
+            <w:tcBorders/>
+          </w:tcPr>
+          <w:p>
+            <w:pPr>
+              <w:pStyle w:val="Normal"/>
+              <w:widowControl/>
+              <w:spacing w:before="0" w:after="0"/>
+              <w:rPr>
+                <w:rFonts w:cs="Times New Roman"/>
+                <w:kern w:val="0"/>
+                <w:szCs w:val="22"/>
+                <w:lang w:val="pl-PL" w:bidi="ar-SA"/>
+              </w:rPr>
+            </w:pPr>
+            <w:r>
+              <w:rPr>
+                <w:rFonts w:cs="Times New Roman"/>
+                <w:kern w:val="0"/>
+                <w:szCs w:val="22"/>
+                <w:lang w:val="pl-PL" w:bidi="ar-SA"/>
+              </w:rPr>
               <w:t>Obsługa zapytań do pobierania zapisanych schematów</w:t>
             </w:r>
           </w:p>
         </w:tc>
       </w:tr>
     </w:tbl>
-    <w:p/>
-    <w:p>
-      <w:pPr>
-        <w:pStyle w:val="Nagwek2"/>
-      </w:pPr>
-      <w:r>
+    <w:p>
+      <w:pPr>
+        <w:pStyle w:val="Normal"/>
+        <w:rPr/>
+      </w:pPr>
+      <w:r>
+        <w:rPr/>
+      </w:r>
+    </w:p>
+    <w:p>
+      <w:pPr>
+        <w:pStyle w:val="Heading2"/>
+        <w:rPr/>
+      </w:pPr>
+      <w:r>
+        <w:rPr/>
         <w:t>Sposób działania programu</w:t>
       </w:r>
     </w:p>
     <w:p>
-      <w:r>
+      <w:pPr>
+        <w:pStyle w:val="Normal"/>
+        <w:rPr/>
+      </w:pPr>
+      <w:r>
+        <w:rPr/>
         <w:t>Aplikacja służy do automatycznego tworzenia schematów na podstawie zapisanych danych JSON oraz ich późniejszą walidację. Program pozwala na dodawanie własnych schematów.</w:t>
       </w:r>
     </w:p>
     <w:p>
       <w:pPr>
-        <w:pStyle w:val="Nagwek2"/>
+        <w:pStyle w:val="Heading2"/>
         <w:numPr>
           <w:ilvl w:val="0"/>
           <w:numId w:val="0"/>
         </w:numPr>
-      </w:pPr>
-    </w:p>
-    <w:p>
-      <w:pPr>
-        <w:pStyle w:val="Nagwek1"/>
+        <w:ind w:hanging="0" w:start="0"/>
+        <w:rPr/>
+      </w:pPr>
+      <w:r>
+        <w:rPr/>
+      </w:r>
+    </w:p>
+    <w:p>
+      <w:pPr>
+        <w:pStyle w:val="Heading2"/>
+        <w:ind w:hanging="0" w:start="0"/>
+        <w:rPr/>
+      </w:pPr>
+      <w:r>
+        <w:rPr/>
+        <w:t>Główne funkcjonalności</w:t>
+      </w:r>
+    </w:p>
+    <w:p>
+      <w:pPr>
+        <w:pStyle w:val="Normal"/>
+        <w:rPr/>
+      </w:pPr>
+      <w:r>
+        <w:rPr/>
+        <w:t xml:space="preserve">- </w:t>
+      </w:r>
+      <w:r>
+        <w:rPr/>
+        <w:t>Generowanie schematów na podstawie dokumentów JSON</w:t>
+      </w:r>
+    </w:p>
+    <w:p>
+      <w:pPr>
+        <w:pStyle w:val="Normal"/>
+        <w:rPr/>
+      </w:pPr>
+      <w:r>
+        <w:rPr/>
+        <w:t xml:space="preserve">- </w:t>
+      </w:r>
+      <w:r>
+        <w:rPr/>
+        <w:t>Zapisywanie i pobieranie schematów z bazy danych</w:t>
+      </w:r>
+    </w:p>
+    <w:p>
+      <w:pPr>
+        <w:pStyle w:val="Normal"/>
+        <w:rPr/>
+      </w:pPr>
+      <w:r>
+        <w:rPr/>
+        <w:t xml:space="preserve">- </w:t>
+      </w:r>
+      <w:r>
+        <w:rPr/>
+        <w:t>Weryfikacja poprawności dokumentu JSON</w:t>
+      </w:r>
+    </w:p>
+    <w:p>
+      <w:pPr>
+        <w:pStyle w:val="Normal"/>
+        <w:rPr/>
+      </w:pPr>
+      <w:r>
+        <w:rPr/>
+        <w:t xml:space="preserve">- </w:t>
+      </w:r>
+      <w:r>
+        <w:rPr/>
+        <w:t>Weryfikacja poprawności dokumentu JSON z wybranym schematem</w:t>
+      </w:r>
+    </w:p>
+    <w:p>
+      <w:pPr>
+        <w:pStyle w:val="Normal"/>
+        <w:numPr>
+          <w:ilvl w:val="0"/>
+          <w:numId w:val="0"/>
+        </w:numPr>
+        <w:ind w:hanging="0" w:start="0"/>
+        <w:rPr/>
+      </w:pPr>
+      <w:r>
+        <w:rPr/>
+      </w:r>
+    </w:p>
+    <w:p>
+      <w:pPr>
+        <w:pStyle w:val="Heading1"/>
+        <w:rPr/>
       </w:pPr>
       <w:bookmarkStart w:id="8" w:name="__RefHeading___Toc378_1411163977"/>
       <w:bookmarkStart w:id="9" w:name="_Toc226669229"/>
       <w:bookmarkEnd w:id="8"/>
       <w:r>
+        <w:rPr/>
         <w:t>LITERATURA</w:t>
       </w:r>
       <w:bookmarkEnd w:id="9"/>
     </w:p>
     <w:p>
-      <w:hyperlink r:id="rId6">
+      <w:pPr>
+        <w:pStyle w:val="Normal"/>
+        <w:rPr/>
+      </w:pPr>
+      <w:hyperlink r:id="rId2">
         <w:r>
           <w:rPr>
-            <w:rStyle w:val="Hipercze"/>
+            <w:rStyle w:val="Hyperlink"/>
           </w:rPr>
           <w:t>https://www.json.org/json-en.html</w:t>
         </w:r>
       </w:hyperlink>
     </w:p>
     <w:p>
-      <w:hyperlink r:id="rId7">
+      <w:pPr>
+        <w:pStyle w:val="Normal"/>
+        <w:rPr/>
+      </w:pPr>
+      <w:hyperlink r:id="rId3">
         <w:r>
           <w:rPr>
-            <w:rStyle w:val="Hipercze"/>
+            <w:rStyle w:val="Hyperlink"/>
           </w:rPr>
           <w:t>https://json-schema.org</w:t>
         </w:r>
       </w:hyperlink>
     </w:p>
     <w:sectPr>
+      <w:type w:val="nextPage"/>
       <w:pgSz w:w="11906" w:h="16838"/>
-      <w:pgMar w:top="1134" w:right="1134" w:bottom="1134" w:left="1134" w:header="0" w:footer="0" w:gutter="0"/>
-      <w:cols w:space="708"/>
-      <w:formProt w:val="0"/>
-      <w:docGrid w:linePitch="100"/>
+      <w:pgMar w:left="1134" w:right="1134" w:gutter="0" w:header="0" w:top="1134" w:footer="0" w:bottom="1134"/>
+      <w:pgNumType w:fmt="decimal"/>
+      <w:formProt w:val="false"/>
+      <w:textDirection w:val="lrTb"/>
+      <w:docGrid w:type="default" w:linePitch="100" w:charSpace="0"/>
     </w:sectPr>
   </w:body>
 </w:document>
 </file>
 
 <file path=word/numbering.xml><?xml version="1.0" encoding="utf-8"?>
-<w:numbering xmlns:wpc="http://schemas.microsoft.com/office/word/2010/wordprocessingCanvas" xmlns:cx="http://schemas.microsoft.com/office/drawing/2014/chartex" xmlns:cx1="http://schemas.microsoft.com/office/drawing/2015/9/8/chartex" xmlns:cx2="http://schemas.microsoft.com/office/drawing/2015/10/21/chartex" xmlns:cx3="http://schemas.microsoft.com/office/drawing/2016/5/9/chartex" xmlns:cx4="http://schemas.microsoft.com/office/drawing/2016/5/10/chartex" xmlns:cx5="http://schemas.microsoft.com/office/drawing/2016/5/11/chartex" xmlns:cx6="http://schemas.microsoft.com/office/drawing/2016/5/12/chartex" xmlns:cx7="http://schemas.microsoft.com/office/drawing/2016/5/13/chartex" xmlns:cx8="http://schemas.microsoft.com/office/drawing/2016/5/14/chartex" xmlns:mc="http://schemas.openxmlformats.org/markup-compatibility/2006" xmlns:aink="http://schemas.microsoft.com/office/drawing/2016/ink" xmlns:am3d="http://schemas.microsoft.com/office/drawing/2017/model3d" xmlns:o="urn:schemas-microsoft-com:office:office" xmlns:oel="http://schemas.microsoft.com/office/2019/extlst" xmlns:r="http://schemas.openxmlformats.org/officeDocument/2006/relationships" xmlns:m="http://schemas.openxmlformats.org/officeDocument/2006/math" xmlns:v="urn:schemas-microsoft-com:vml" xmlns:wp14="http://schemas.microsoft.com/office/word/2010/wordprocessingDrawing" xmlns:wp="http://schemas.openxmlformats.org/drawingml/2006/wordprocessingDrawing" xmlns:w10="urn:schemas-microsoft-com:office:word" xmlns:w="http://schemas.openxmlformats.org/wordprocessingml/2006/main" xmlns:w14="http://schemas.microsoft.com/office/word/2010/wordml" xmlns:w15="http://schemas.microsoft.com/office/word/2012/wordml" xmlns:w16cex="http://schemas.microsoft.com/office/word/2018/wordml/cex" xmlns:w16cid="http://schemas.microsoft.com/office/word/2016/wordml/cid" xmlns:w16="http://schemas.microsoft.com/office/word/2018/wordml" xmlns:w16du="http://schemas.microsoft.com/office/word/2023/wordml/word16du" xmlns:w16sdtdh="http://schemas.microsoft.com/office/word/2020/wordml/sdtdatahash" xmlns:w16sdtfl="http://schemas.microsoft.com/office/word/2024/wordml/sdtformatlock" xmlns:w16se="http://schemas.microsoft.com/office/word/2015/wordml/symex" xmlns:wpg="http://schemas.microsoft.com/office/word/2010/wordprocessingGroup" xmlns:wpi="http://schemas.microsoft.com/office/word/2010/wordprocessingInk" xmlns:wne="http://schemas.microsoft.com/office/word/2006/wordml" xmlns:wps="http://schemas.microsoft.com/office/word/2010/wordprocessingShape" mc:Ignorable="w14 w15 w16se w16cid w16 w16cex w16sdtdh w16sdtfl w16du wp14">
-  <w:abstractNum w:abstractNumId="0" w15:restartNumberingAfterBreak="0">
-    <w:nsid w:val="55F32490"/>
-    <w:multiLevelType w:val="multilevel"/>
-    <w:tmpl w:val="D56E7348"/>
+<w:numbering xmlns:w="http://schemas.openxmlformats.org/wordprocessingml/2006/main" xmlns:o="urn:schemas-microsoft-com:office:office" xmlns:r="http://schemas.openxmlformats.org/officeDocument/2006/relationships" xmlns:v="urn:schemas-microsoft-com:vml" xmlns:mc="http://schemas.openxmlformats.org/markup-compatibility/2006" xmlns:w14="http://schemas.microsoft.com/office/word/2010/wordml" mc:Ignorable="w14">
+  <w:abstractNum w:abstractNumId="1">
     <w:lvl w:ilvl="0">
       <w:start w:val="1"/>
       <w:numFmt w:val="decimal"/>
-      <w:pStyle w:val="Nagwek1"/>
+      <w:pStyle w:val="Heading1"/>
       <w:lvlText w:val="%1."/>
-      <w:lvlJc w:val="left"/>
+      <w:lvlJc w:val="start"/>
       <w:pPr>
         <w:tabs>
           <w:tab w:val="num" w:pos="0"/>
         </w:tabs>
-        <w:ind w:left="0" w:firstLine="0"/>
-      </w:pPr>
+        <w:ind w:start="0" w:hanging="0"/>
+      </w:pPr>
+      <w:rPr/>
     </w:lvl>
     <w:lvl w:ilvl="1">
       <w:start w:val="1"/>
       <w:numFmt w:val="decimal"/>
-      <w:pStyle w:val="Nagwek2"/>
+      <w:pStyle w:val="Heading2"/>
       <w:lvlText w:val="%1.%2."/>
-      <w:lvlJc w:val="left"/>
+      <w:lvlJc w:val="start"/>
       <w:pPr>
         <w:tabs>
           <w:tab w:val="num" w:pos="0"/>
         </w:tabs>
-        <w:ind w:left="0" w:firstLine="0"/>
-      </w:pPr>
+        <w:ind w:start="0" w:hanging="0"/>
+      </w:pPr>
+      <w:rPr/>
     </w:lvl>
     <w:lvl w:ilvl="2">
       <w:start w:val="1"/>
       <w:numFmt w:val="decimal"/>
-      <w:pStyle w:val="Nagwek3"/>
+      <w:pStyle w:val="Heading3"/>
       <w:lvlText w:val="%1.%2.%3."/>
-      <w:lvlJc w:val="left"/>
+      <w:lvlJc w:val="start"/>
       <w:pPr>
         <w:tabs>
           <w:tab w:val="num" w:pos="0"/>
         </w:tabs>
-        <w:ind w:left="0" w:firstLine="0"/>
-      </w:pPr>
+        <w:ind w:start="0" w:hanging="0"/>
+      </w:pPr>
+      <w:rPr/>
     </w:lvl>
     <w:lvl w:ilvl="3">
       <w:start w:val="1"/>
       <w:numFmt w:val="none"/>
       <w:suff w:val="nothing"/>
       <w:lvlText w:val=""/>
-      <w:lvlJc w:val="left"/>
+      <w:lvlJc w:val="start"/>
       <w:pPr>
         <w:tabs>
           <w:tab w:val="num" w:pos="0"/>
         </w:tabs>
-        <w:ind w:left="0" w:firstLine="0"/>
-      </w:pPr>
+        <w:ind w:start="0" w:hanging="0"/>
+      </w:pPr>
+      <w:rPr/>
     </w:lvl>
     <w:lvl w:ilvl="4">
       <w:start w:val="1"/>
       <w:numFmt w:val="none"/>
       <w:suff w:val="nothing"/>
       <w:lvlText w:val=""/>
-      <w:lvlJc w:val="left"/>
+      <w:lvlJc w:val="start"/>
       <w:pPr>
         <w:tabs>
           <w:tab w:val="num" w:pos="0"/>
         </w:tabs>
-        <w:ind w:left="0" w:firstLine="0"/>
-      </w:pPr>
+        <w:ind w:start="0" w:hanging="0"/>
+      </w:pPr>
+      <w:rPr/>
     </w:lvl>
     <w:lvl w:ilvl="5">
       <w:start w:val="1"/>
       <w:numFmt w:val="none"/>
       <w:suff w:val="nothing"/>
       <w:lvlText w:val=""/>
-      <w:lvlJc w:val="left"/>
+      <w:lvlJc w:val="start"/>
       <w:pPr>
         <w:tabs>
           <w:tab w:val="num" w:pos="0"/>
         </w:tabs>
-        <w:ind w:left="0" w:firstLine="0"/>
-      </w:pPr>
+        <w:ind w:start="0" w:hanging="0"/>
+      </w:pPr>
+      <w:rPr/>
     </w:lvl>
     <w:lvl w:ilvl="6">
       <w:start w:val="1"/>
       <w:numFmt w:val="none"/>
       <w:suff w:val="nothing"/>
       <w:lvlText w:val=""/>
-      <w:lvlJc w:val="left"/>
+      <w:lvlJc w:val="start"/>
       <w:pPr>
         <w:tabs>
           <w:tab w:val="num" w:pos="0"/>
         </w:tabs>
-        <w:ind w:left="0" w:firstLine="0"/>
-      </w:pPr>
+        <w:ind w:start="0" w:hanging="0"/>
+      </w:pPr>
+      <w:rPr/>
     </w:lvl>
     <w:lvl w:ilvl="7">
       <w:start w:val="1"/>
       <w:numFmt w:val="none"/>
       <w:suff w:val="nothing"/>
       <w:lvlText w:val=""/>
-      <w:lvlJc w:val="left"/>
+      <w:lvlJc w:val="start"/>
       <w:pPr>
         <w:tabs>
           <w:tab w:val="num" w:pos="0"/>
         </w:tabs>
-        <w:ind w:left="0" w:firstLine="0"/>
-      </w:pPr>
+        <w:ind w:start="0" w:hanging="0"/>
+      </w:pPr>
+      <w:rPr/>
     </w:lvl>
     <w:lvl w:ilvl="8">
       <w:start w:val="1"/>
       <w:numFmt w:val="none"/>
       <w:suff w:val="nothing"/>
       <w:lvlText w:val=""/>
-      <w:lvlJc w:val="left"/>
+      <w:lvlJc w:val="start"/>
       <w:pPr>
         <w:tabs>
           <w:tab w:val="num" w:pos="0"/>
         </w:tabs>
-        <w:ind w:left="0" w:firstLine="0"/>
-      </w:pPr>
+        <w:ind w:start="0" w:hanging="0"/>
+      </w:pPr>
+      <w:rPr/>
     </w:lvl>
   </w:abstractNum>
-  <w:num w:numId="1" w16cid:durableId="1900742799">
-    <w:abstractNumId w:val="0"/>
+  <w:num w:numId="1">
+    <w:abstractNumId w:val="1"/>
   </w:num>
 </w:numbering>
 </file>
 
 <file path=word/styles.xml><?xml version="1.0" encoding="utf-8"?>
-<w:styles xmlns:mc="http://schemas.openxmlformats.org/markup-compatibility/2006" xmlns:r="http://schemas.openxmlformats.org/officeDocument/2006/relationships" xmlns:w="http://schemas.openxmlformats.org/wordprocessingml/2006/main" xmlns:w14="http://schemas.microsoft.com/office/word/2010/wordml" xmlns:w15="http://schemas.microsoft.com/office/word/2012/wordml" xmlns:w16cex="http://schemas.microsoft.com/office/word/2018/wordml/cex" xmlns:w16cid="http://schemas.microsoft.com/office/word/2016/wordml/cid" xmlns:w16="http://schemas.microsoft.com/office/word/2018/wordml" xmlns:w16du="http://schemas.microsoft.com/office/word/2023/wordml/word16du" xmlns:w16sdtdh="http://schemas.microsoft.com/office/word/2020/wordml/sdtdatahash" xmlns:w16sdtfl="http://schemas.microsoft.com/office/word/2024/wordml/sdtformatlock" xmlns:w16se="http://schemas.microsoft.com/office/word/2015/wordml/symex" mc:Ignorable="w14 w15 w16se w16cid w16 w16cex w16sdtdh w16sdtfl w16du">
+<w:styles xmlns:w="http://schemas.openxmlformats.org/wordprocessingml/2006/main" xmlns:w14="http://schemas.microsoft.com/office/word/2010/wordml" xmlns:mc="http://schemas.openxmlformats.org/markup-compatibility/2006" mc:Ignorable="w14">
   <w:docDefaults>
     <w:rPrDefault>
       <w:rPr>
-        <w:rFonts w:ascii="Calibri" w:eastAsia="Calibri" w:hAnsi="Calibri" w:cs="Times New Roman"/>
+        <w:rFonts w:ascii="Calibri" w:hAnsi="Calibri" w:eastAsia="Calibri" w:cs="Times New Roman"/>
         <w:lang w:val="pl-PL" w:eastAsia="ja-JP" w:bidi="ar-SA"/>
       </w:rPr>
     </w:rPrDefault>
     <w:pPrDefault>
       <w:pPr>
-        <w:suppressAutoHyphens/>
+        <w:suppressAutoHyphens w:val="true"/>
       </w:pPr>
     </w:pPrDefault>
   </w:docDefaults>
   <w:latentStyles w:defLockedState="0" w:defUIPriority="99" w:defSemiHidden="0" w:defUnhideWhenUsed="0" w:defQFormat="0" w:count="376">
     <w:lsdException w:name="Normal" w:uiPriority="0" w:qFormat="1"/>
     <w:lsdException w:name="heading 1" w:uiPriority="0" w:qFormat="1"/>
-    <w:lsdException w:name="heading 2" w:semiHidden="1" w:uiPriority="0" w:unhideWhenUsed="1" w:qFormat="1"/>
-    <w:lsdException w:name="heading 3" w:semiHidden="1" w:uiPriority="9" w:unhideWhenUsed="1" w:qFormat="1"/>
-    <w:lsdException w:name="heading 4" w:semiHidden="1" w:uiPriority="0" w:unhideWhenUsed="1" w:qFormat="1"/>
-    <w:lsdException w:name="heading 5" w:semiHidden="1" w:uiPriority="0" w:unhideWhenUsed="1"/>
-    <w:lsdException w:name="heading 6" w:semiHidden="1" w:uiPriority="0" w:unhideWhenUsed="1"/>
-    <w:lsdException w:name="heading 7" w:semiHidden="1" w:uiPriority="0" w:unhideWhenUsed="1"/>
-    <w:lsdException w:name="heading 8" w:semiHidden="1" w:uiPriority="9" w:unhideWhenUsed="1" w:qFormat="1"/>
-    <w:lsdException w:name="heading 9" w:semiHidden="1" w:uiPriority="9" w:unhideWhenUsed="1" w:qFormat="1"/>
+    <w:lsdException w:name="heading 2" w:uiPriority="0" w:semiHidden="1" w:unhideWhenUsed="1" w:qFormat="1"/>
+    <w:lsdException w:name="heading 3" w:uiPriority="9" w:semiHidden="1" w:unhideWhenUsed="1" w:qFormat="1"/>
+    <w:lsdException w:name="heading 4" w:uiPriority="0" w:semiHidden="1" w:unhideWhenUsed="1" w:qFormat="1"/>
+    <w:lsdException w:name="heading 5" w:uiPriority="0" w:semiHidden="1" w:unhideWhenUsed="1"/>
+    <w:lsdException w:name="heading 6" w:uiPriority="0" w:semiHidden="1" w:unhideWhenUsed="1"/>
+    <w:lsdException w:name="heading 7" w:uiPriority="0" w:semiHidden="1" w:unhideWhenUsed="1"/>
+    <w:lsdException w:name="heading 8" w:uiPriority="9" w:semiHidden="1" w:unhideWhenUsed="1" w:qFormat="1"/>
+    <w:lsdException w:name="heading 9" w:uiPriority="9" w:semiHidden="1" w:unhideWhenUsed="1" w:qFormat="1"/>
     <w:lsdException w:name="index 1" w:semiHidden="1" w:unhideWhenUsed="1"/>
     <w:lsdException w:name="index 2" w:semiHidden="1" w:unhideWhenUsed="1"/>
     <w:lsdException w:name="index 3" w:semiHidden="1" w:unhideWhenUsed="1"/>
@@ -1982,29 +3292,29 @@
     <w:lsdException w:name="index 7" w:semiHidden="1" w:unhideWhenUsed="1"/>
     <w:lsdException w:name="index 8" w:semiHidden="1" w:unhideWhenUsed="1"/>
     <w:lsdException w:name="index 9" w:semiHidden="1" w:unhideWhenUsed="1"/>
-    <w:lsdException w:name="toc 1" w:semiHidden="1" w:uiPriority="39" w:unhideWhenUsed="1"/>
-    <w:lsdException w:name="toc 2" w:semiHidden="1" w:uiPriority="39" w:unhideWhenUsed="1"/>
-    <w:lsdException w:name="toc 3" w:semiHidden="1" w:uiPriority="39" w:unhideWhenUsed="1"/>
-    <w:lsdException w:name="toc 4" w:semiHidden="1" w:uiPriority="39" w:unhideWhenUsed="1"/>
-    <w:lsdException w:name="toc 5" w:semiHidden="1" w:uiPriority="39" w:unhideWhenUsed="1"/>
-    <w:lsdException w:name="toc 6" w:semiHidden="1" w:uiPriority="39" w:unhideWhenUsed="1"/>
-    <w:lsdException w:name="toc 7" w:semiHidden="1" w:uiPriority="39" w:unhideWhenUsed="1"/>
-    <w:lsdException w:name="toc 8" w:semiHidden="1" w:uiPriority="39" w:unhideWhenUsed="1"/>
-    <w:lsdException w:name="toc 9" w:semiHidden="1" w:uiPriority="39" w:unhideWhenUsed="1"/>
+    <w:lsdException w:name="toc 1" w:uiPriority="39" w:semiHidden="1" w:unhideWhenUsed="1"/>
+    <w:lsdException w:name="toc 2" w:uiPriority="39" w:semiHidden="1" w:unhideWhenUsed="1"/>
+    <w:lsdException w:name="toc 3" w:uiPriority="39" w:semiHidden="1" w:unhideWhenUsed="1"/>
+    <w:lsdException w:name="toc 4" w:uiPriority="39" w:semiHidden="1" w:unhideWhenUsed="1"/>
+    <w:lsdException w:name="toc 5" w:uiPriority="39" w:semiHidden="1" w:unhideWhenUsed="1"/>
+    <w:lsdException w:name="toc 6" w:uiPriority="39" w:semiHidden="1" w:unhideWhenUsed="1"/>
+    <w:lsdException w:name="toc 7" w:uiPriority="39" w:semiHidden="1" w:unhideWhenUsed="1"/>
+    <w:lsdException w:name="toc 8" w:uiPriority="39" w:semiHidden="1" w:unhideWhenUsed="1"/>
+    <w:lsdException w:name="toc 9" w:uiPriority="39" w:semiHidden="1" w:unhideWhenUsed="1"/>
     <w:lsdException w:name="Normal Indent" w:semiHidden="1" w:unhideWhenUsed="1"/>
     <w:lsdException w:name="footnote text" w:semiHidden="1" w:unhideWhenUsed="1"/>
     <w:lsdException w:name="annotation text" w:semiHidden="1" w:unhideWhenUsed="1"/>
     <w:lsdException w:name="header" w:semiHidden="1" w:unhideWhenUsed="1"/>
-    <w:lsdException w:name="footer" w:semiHidden="1" w:uiPriority="0" w:unhideWhenUsed="1"/>
+    <w:lsdException w:name="footer" w:uiPriority="0" w:semiHidden="1" w:unhideWhenUsed="1"/>
     <w:lsdException w:name="index heading" w:semiHidden="1" w:unhideWhenUsed="1"/>
-    <w:lsdException w:name="caption" w:semiHidden="1" w:uiPriority="35" w:unhideWhenUsed="1" w:qFormat="1"/>
+    <w:lsdException w:name="caption" w:uiPriority="35" w:semiHidden="1" w:unhideWhenUsed="1" w:qFormat="1"/>
     <w:lsdException w:name="table of figures" w:semiHidden="1" w:unhideWhenUsed="1"/>
     <w:lsdException w:name="envelope address" w:semiHidden="1" w:unhideWhenUsed="1"/>
     <w:lsdException w:name="envelope return" w:semiHidden="1" w:unhideWhenUsed="1"/>
     <w:lsdException w:name="footnote reference" w:semiHidden="1" w:unhideWhenUsed="1"/>
     <w:lsdException w:name="annotation reference" w:semiHidden="1" w:unhideWhenUsed="1"/>
     <w:lsdException w:name="line number" w:semiHidden="1" w:unhideWhenUsed="1"/>
-    <w:lsdException w:name="page number" w:semiHidden="1" w:uiPriority="0" w:unhideWhenUsed="1"/>
+    <w:lsdException w:name="page number" w:uiPriority="0" w:semiHidden="1" w:unhideWhenUsed="1"/>
     <w:lsdException w:name="endnote reference" w:semiHidden="1" w:unhideWhenUsed="1"/>
     <w:lsdException w:name="endnote text" w:semiHidden="1" w:unhideWhenUsed="1"/>
     <w:lsdException w:name="table of authorities" w:semiHidden="1" w:unhideWhenUsed="1"/>
@@ -2028,8 +3338,8 @@
     <w:lsdException w:name="Title" w:uiPriority="0" w:qFormat="1"/>
     <w:lsdException w:name="Closing" w:semiHidden="1" w:unhideWhenUsed="1"/>
     <w:lsdException w:name="Signature" w:semiHidden="1" w:unhideWhenUsed="1"/>
-    <w:lsdException w:name="Default Paragraph Font" w:semiHidden="1" w:uiPriority="1" w:unhideWhenUsed="1"/>
-    <w:lsdException w:name="Body Text" w:semiHidden="1" w:uiPriority="0" w:unhideWhenUsed="1"/>
+    <w:lsdException w:name="Default Paragraph Font" w:uiPriority="1" w:semiHidden="1" w:unhideWhenUsed="1"/>
+    <w:lsdException w:name="Body Text" w:uiPriority="0" w:semiHidden="1" w:unhideWhenUsed="1"/>
     <w:lsdException w:name="Body Text Indent" w:semiHidden="1" w:unhideWhenUsed="1"/>
     <w:lsdException w:name="List Continue" w:semiHidden="1" w:unhideWhenUsed="1"/>
     <w:lsdException w:name="List Continue 2" w:semiHidden="1" w:unhideWhenUsed="1"/>
@@ -2228,8 +3538,8 @@
     <w:lsdException w:name="Subtle Reference" w:uiPriority="31" w:qFormat="1"/>
     <w:lsdException w:name="Intense Reference" w:uiPriority="32" w:qFormat="1"/>
     <w:lsdException w:name="Book Title" w:uiPriority="33" w:qFormat="1"/>
-    <w:lsdException w:name="Bibliography" w:semiHidden="1" w:uiPriority="37" w:unhideWhenUsed="1"/>
-    <w:lsdException w:name="TOC Heading" w:semiHidden="1" w:uiPriority="39" w:unhideWhenUsed="1" w:qFormat="1"/>
+    <w:lsdException w:name="Bibliography" w:uiPriority="37" w:semiHidden="1" w:unhideWhenUsed="1"/>
+    <w:lsdException w:name="TOC Heading" w:uiPriority="39" w:semiHidden="1" w:unhideWhenUsed="1" w:qFormat="1"/>
     <w:lsdException w:name="Plain Table 1" w:uiPriority="41"/>
     <w:lsdException w:name="Plain Table 2" w:uiPriority="42"/>
     <w:lsdException w:name="Plain Table 3" w:uiPriority="43"/>
@@ -2340,34 +3650,40 @@
     <w:lsdException w:name="Unresolved Mention" w:semiHidden="1" w:unhideWhenUsed="1"/>
     <w:lsdException w:name="Smart Link" w:semiHidden="1" w:unhideWhenUsed="1"/>
   </w:latentStyles>
-  <w:style w:type="paragraph" w:default="1" w:styleId="Normalny">
+  <w:style w:type="paragraph" w:styleId="Normal" w:default="1">
     <w:name w:val="Normal"/>
     <w:qFormat/>
-    <w:rsid w:val="003071DD"/>
+    <w:rsid w:val="003071dd"/>
     <w:pPr>
-      <w:suppressAutoHyphens w:val="0"/>
-      <w:spacing w:line="360" w:lineRule="auto"/>
+      <w:widowControl/>
+      <w:suppressAutoHyphens w:val="false"/>
+      <w:bidi w:val="0"/>
+      <w:spacing w:lineRule="auto" w:line="360" w:before="0" w:after="0"/>
       <w:jc w:val="both"/>
     </w:pPr>
     <w:rPr>
-      <w:rFonts w:ascii="Times New Roman" w:eastAsia="Times New Roman" w:hAnsi="Times New Roman"/>
+      <w:rFonts w:ascii="Times New Roman" w:hAnsi="Times New Roman" w:eastAsia="Times New Roman" w:cs="Times New Roman"/>
+      <w:color w:val="auto"/>
+      <w:kern w:val="0"/>
       <w:sz w:val="24"/>
-      <w:lang w:eastAsia="pl-PL"/>
+      <w:szCs w:val="20"/>
+      <w:lang w:eastAsia="pl-PL" w:val="pl-PL" w:bidi="ar-SA"/>
     </w:rPr>
   </w:style>
-  <w:style w:type="paragraph" w:styleId="Nagwek1">
+  <w:style w:type="paragraph" w:styleId="Heading1">
     <w:name w:val="heading 1"/>
-    <w:basedOn w:val="Normalny"/>
-    <w:next w:val="Normalny"/>
+    <w:basedOn w:val="Normal"/>
+    <w:next w:val="Normal"/>
     <w:link w:val="Nagwek1Znak"/>
     <w:qFormat/>
-    <w:rsid w:val="003071DD"/>
+    <w:rsid w:val="003071dd"/>
     <w:pPr>
-      <w:keepNext/>
+      <w:keepNext w:val="true"/>
       <w:numPr>
+        <w:ilvl w:val="0"/>
         <w:numId w:val="1"/>
       </w:numPr>
-      <w:jc w:val="left"/>
+      <w:jc w:val="start"/>
       <w:outlineLvl w:val="0"/>
     </w:pPr>
     <w:rPr>
@@ -2376,21 +3692,21 @@
       <w:sz w:val="28"/>
     </w:rPr>
   </w:style>
-  <w:style w:type="paragraph" w:styleId="Nagwek2">
+  <w:style w:type="paragraph" w:styleId="Heading2">
     <w:name w:val="heading 2"/>
-    <w:basedOn w:val="Normalny"/>
-    <w:next w:val="Normalny"/>
+    <w:basedOn w:val="Normal"/>
+    <w:next w:val="Normal"/>
     <w:link w:val="Nagwek2Znak"/>
     <w:autoRedefine/>
     <w:qFormat/>
-    <w:rsid w:val="003071DD"/>
+    <w:rsid w:val="003071dd"/>
     <w:pPr>
-      <w:keepNext/>
+      <w:keepNext w:val="true"/>
       <w:numPr>
         <w:ilvl w:val="1"/>
         <w:numId w:val="1"/>
       </w:numPr>
-      <w:jc w:val="left"/>
+      <w:jc w:val="start"/>
       <w:outlineLvl w:val="1"/>
     </w:pPr>
     <w:rPr>
@@ -2400,88 +3716,89 @@
       <w:szCs w:val="26"/>
     </w:rPr>
   </w:style>
-  <w:style w:type="paragraph" w:styleId="Nagwek3">
+  <w:style w:type="paragraph" w:styleId="Heading3">
     <w:name w:val="heading 3"/>
-    <w:basedOn w:val="Normalny"/>
-    <w:next w:val="Normalny"/>
+    <w:basedOn w:val="Normal"/>
+    <w:next w:val="Normal"/>
     <w:link w:val="Nagwek3Znak"/>
     <w:uiPriority w:val="9"/>
     <w:unhideWhenUsed/>
     <w:qFormat/>
-    <w:rsid w:val="00A767AA"/>
+    <w:rsid w:val="00a767aa"/>
     <w:pPr>
-      <w:keepNext/>
+      <w:keepNext w:val="true"/>
       <w:keepLines/>
       <w:numPr>
         <w:ilvl w:val="2"/>
         <w:numId w:val="1"/>
       </w:numPr>
-      <w:spacing w:before="40"/>
-      <w:jc w:val="left"/>
+      <w:spacing w:before="40" w:after="0"/>
+      <w:jc w:val="start"/>
       <w:outlineLvl w:val="2"/>
     </w:pPr>
     <w:rPr>
-      <w:rFonts w:eastAsiaTheme="majorEastAsia" w:cstheme="majorBidi"/>
+      <w:rFonts w:eastAsia="" w:cs="" w:cstheme="majorBidi" w:eastAsiaTheme="majorEastAsia"/>
       <w:color w:val="000000"/>
       <w:szCs w:val="24"/>
     </w:rPr>
   </w:style>
-  <w:style w:type="paragraph" w:styleId="Nagwek4">
+  <w:style w:type="paragraph" w:styleId="Heading4">
     <w:name w:val="heading 4"/>
-    <w:basedOn w:val="Normalny"/>
-    <w:next w:val="Normalny"/>
+    <w:basedOn w:val="Normal"/>
+    <w:next w:val="Normal"/>
     <w:link w:val="Nagwek4Znak"/>
     <w:qFormat/>
-    <w:rsid w:val="003071DD"/>
+    <w:rsid w:val="003071dd"/>
     <w:pPr>
-      <w:keepNext/>
+      <w:keepNext w:val="true"/>
       <w:jc w:val="center"/>
       <w:outlineLvl w:val="3"/>
     </w:pPr>
-  </w:style>
-  <w:style w:type="paragraph" w:styleId="Nagwek5">
+    <w:rPr/>
+  </w:style>
+  <w:style w:type="paragraph" w:styleId="Heading5">
     <w:name w:val="heading 5"/>
-    <w:basedOn w:val="Normalny"/>
-    <w:next w:val="Normalny"/>
+    <w:basedOn w:val="Normal"/>
+    <w:next w:val="Normal"/>
     <w:link w:val="Nagwek5Znak"/>
     <w:qFormat/>
-    <w:rsid w:val="003071DD"/>
+    <w:rsid w:val="003071dd"/>
     <w:pPr>
-      <w:keepNext/>
-      <w:ind w:left="3119"/>
-      <w:jc w:val="right"/>
+      <w:keepNext w:val="true"/>
+      <w:ind w:start="3119"/>
+      <w:jc w:val="end"/>
       <w:outlineLvl w:val="4"/>
     </w:pPr>
     <w:rPr>
       <w:color w:val="0000FF"/>
     </w:rPr>
   </w:style>
-  <w:style w:type="paragraph" w:styleId="Nagwek6">
+  <w:style w:type="paragraph" w:styleId="Heading6">
     <w:name w:val="heading 6"/>
-    <w:basedOn w:val="Normalny"/>
-    <w:next w:val="Normalny"/>
+    <w:basedOn w:val="Normal"/>
+    <w:next w:val="Normal"/>
     <w:link w:val="Nagwek6Znak"/>
     <w:qFormat/>
-    <w:rsid w:val="003071DD"/>
+    <w:rsid w:val="003071dd"/>
     <w:pPr>
-      <w:keepNext/>
-      <w:ind w:left="3828"/>
-      <w:jc w:val="right"/>
+      <w:keepNext w:val="true"/>
+      <w:ind w:start="3828"/>
+      <w:jc w:val="end"/>
       <w:outlineLvl w:val="5"/>
     </w:pPr>
     <w:rPr>
       <w:color w:val="0000FF"/>
     </w:rPr>
   </w:style>
-  <w:style w:type="paragraph" w:styleId="Nagwek7">
+  <w:style w:type="paragraph" w:styleId="Heading7">
     <w:name w:val="heading 7"/>
-    <w:basedOn w:val="Normalny"/>
-    <w:next w:val="Normalny"/>
+    <w:basedOn w:val="Normal"/>
+    <w:next w:val="Normal"/>
     <w:link w:val="Nagwek7Znak"/>
     <w:qFormat/>
-    <w:rsid w:val="003071DD"/>
+    <w:rsid w:val="003071dd"/>
     <w:pPr>
-      <w:keepNext/>
+      <w:keepNext w:val="true"/>
       <w:jc w:val="center"/>
       <w:outlineLvl w:val="6"/>
     </w:pPr>
@@ -2492,104 +3809,85 @@
       <w:sz w:val="28"/>
     </w:rPr>
   </w:style>
-  <w:style w:type="character" w:default="1" w:styleId="Domylnaczcionkaakapitu">
+  <w:style w:type="character" w:styleId="DefaultParagraphFont" w:default="1">
     <w:name w:val="Default Paragraph Font"/>
     <w:uiPriority w:val="1"/>
     <w:semiHidden/>
     <w:unhideWhenUsed/>
-  </w:style>
-  <w:style w:type="table" w:default="1" w:styleId="Standardowy">
-    <w:name w:val="Normal Table"/>
-    <w:uiPriority w:val="99"/>
-    <w:semiHidden/>
-    <w:unhideWhenUsed/>
-    <w:tblPr>
-      <w:tblInd w:w="0" w:type="dxa"/>
-      <w:tblCellMar>
-        <w:top w:w="0" w:type="dxa"/>
-        <w:left w:w="108" w:type="dxa"/>
-        <w:bottom w:w="0" w:type="dxa"/>
-        <w:right w:w="108" w:type="dxa"/>
-      </w:tblCellMar>
-    </w:tblPr>
-  </w:style>
-  <w:style w:type="numbering" w:default="1" w:styleId="Bezlisty">
-    <w:name w:val="No List"/>
-    <w:uiPriority w:val="99"/>
-    <w:semiHidden/>
-    <w:unhideWhenUsed/>
-  </w:style>
-  <w:style w:type="character" w:customStyle="1" w:styleId="Nagwek1Znak">
+    <w:qFormat/>
+    <w:rPr/>
+  </w:style>
+  <w:style w:type="character" w:styleId="Nagwek1Znak" w:customStyle="1">
     <w:name w:val="Nagłówek 1 Znak"/>
-    <w:link w:val="Nagwek1"/>
-    <w:qFormat/>
-    <w:rsid w:val="003071DD"/>
+    <w:link w:val="Heading1"/>
+    <w:qFormat/>
+    <w:rsid w:val="003071dd"/>
     <w:rPr>
-      <w:rFonts w:ascii="Arial Narrow" w:eastAsia="Times New Roman" w:hAnsi="Arial Narrow" w:cs="Times New Roman"/>
+      <w:rFonts w:ascii="Arial Narrow" w:hAnsi="Arial Narrow" w:eastAsia="Times New Roman" w:cs="Times New Roman"/>
       <w:b/>
       <w:sz w:val="32"/>
       <w:szCs w:val="20"/>
       <w:lang w:eastAsia="pl-PL"/>
     </w:rPr>
   </w:style>
-  <w:style w:type="character" w:customStyle="1" w:styleId="Nagwek2Znak">
+  <w:style w:type="character" w:styleId="Nagwek2Znak" w:customStyle="1">
     <w:name w:val="Nagłówek 2 Znak"/>
-    <w:link w:val="Nagwek2"/>
-    <w:qFormat/>
-    <w:rsid w:val="003071DD"/>
+    <w:link w:val="Heading2"/>
+    <w:qFormat/>
+    <w:rsid w:val="003071dd"/>
     <w:rPr>
-      <w:rFonts w:ascii="Arial Narrow" w:eastAsia="Times New Roman" w:hAnsi="Arial Narrow" w:cs="Times New Roman"/>
+      <w:rFonts w:ascii="Arial Narrow" w:hAnsi="Arial Narrow" w:eastAsia="Times New Roman" w:cs="Times New Roman"/>
       <w:b/>
       <w:sz w:val="28"/>
       <w:szCs w:val="20"/>
       <w:lang w:eastAsia="pl-PL"/>
     </w:rPr>
   </w:style>
-  <w:style w:type="character" w:customStyle="1" w:styleId="Nagwek4Znak">
+  <w:style w:type="character" w:styleId="Nagwek4Znak" w:customStyle="1">
     <w:name w:val="Nagłówek 4 Znak"/>
-    <w:link w:val="Nagwek4"/>
-    <w:qFormat/>
-    <w:rsid w:val="003071DD"/>
+    <w:link w:val="Heading4"/>
+    <w:qFormat/>
+    <w:rsid w:val="003071dd"/>
     <w:rPr>
-      <w:rFonts w:ascii="Times New Roman" w:eastAsia="Times New Roman" w:hAnsi="Times New Roman" w:cs="Times New Roman"/>
+      <w:rFonts w:ascii="Times New Roman" w:hAnsi="Times New Roman" w:eastAsia="Times New Roman" w:cs="Times New Roman"/>
       <w:sz w:val="24"/>
       <w:szCs w:val="20"/>
       <w:lang w:eastAsia="pl-PL"/>
     </w:rPr>
   </w:style>
-  <w:style w:type="character" w:customStyle="1" w:styleId="Nagwek5Znak">
+  <w:style w:type="character" w:styleId="Nagwek5Znak" w:customStyle="1">
     <w:name w:val="Nagłówek 5 Znak"/>
-    <w:link w:val="Nagwek5"/>
-    <w:qFormat/>
-    <w:rsid w:val="003071DD"/>
+    <w:link w:val="Heading5"/>
+    <w:qFormat/>
+    <w:rsid w:val="003071dd"/>
     <w:rPr>
-      <w:rFonts w:ascii="Times New Roman" w:eastAsia="Times New Roman" w:hAnsi="Times New Roman" w:cs="Times New Roman"/>
+      <w:rFonts w:ascii="Times New Roman" w:hAnsi="Times New Roman" w:eastAsia="Times New Roman" w:cs="Times New Roman"/>
       <w:color w:val="0000FF"/>
       <w:sz w:val="24"/>
       <w:szCs w:val="20"/>
       <w:lang w:eastAsia="pl-PL"/>
     </w:rPr>
   </w:style>
-  <w:style w:type="character" w:customStyle="1" w:styleId="Nagwek6Znak">
+  <w:style w:type="character" w:styleId="Nagwek6Znak" w:customStyle="1">
     <w:name w:val="Nagłówek 6 Znak"/>
-    <w:link w:val="Nagwek6"/>
-    <w:qFormat/>
-    <w:rsid w:val="003071DD"/>
+    <w:link w:val="Heading6"/>
+    <w:qFormat/>
+    <w:rsid w:val="003071dd"/>
     <w:rPr>
-      <w:rFonts w:ascii="Times New Roman" w:eastAsia="Times New Roman" w:hAnsi="Times New Roman" w:cs="Times New Roman"/>
+      <w:rFonts w:ascii="Times New Roman" w:hAnsi="Times New Roman" w:eastAsia="Times New Roman" w:cs="Times New Roman"/>
       <w:color w:val="0000FF"/>
       <w:sz w:val="24"/>
       <w:szCs w:val="20"/>
       <w:lang w:eastAsia="pl-PL"/>
     </w:rPr>
   </w:style>
-  <w:style w:type="character" w:customStyle="1" w:styleId="Nagwek7Znak">
+  <w:style w:type="character" w:styleId="Nagwek7Znak" w:customStyle="1">
     <w:name w:val="Nagłówek 7 Znak"/>
-    <w:link w:val="Nagwek7"/>
-    <w:qFormat/>
-    <w:rsid w:val="003071DD"/>
+    <w:link w:val="Heading7"/>
+    <w:qFormat/>
+    <w:rsid w:val="003071dd"/>
     <w:rPr>
-      <w:rFonts w:ascii="Times New Roman" w:eastAsia="Times New Roman" w:hAnsi="Times New Roman" w:cs="Times New Roman"/>
+      <w:rFonts w:ascii="Times New Roman" w:hAnsi="Times New Roman" w:eastAsia="Times New Roman" w:cs="Times New Roman"/>
       <w:b/>
       <w:bCs/>
       <w:color w:val="0000FF"/>
@@ -2598,92 +3896,93 @@
       <w:lang w:eastAsia="pl-PL"/>
     </w:rPr>
   </w:style>
-  <w:style w:type="character" w:customStyle="1" w:styleId="TekstpodstawowyZnak">
+  <w:style w:type="character" w:styleId="TekstpodstawowyZnak" w:customStyle="1">
     <w:name w:val="Tekst podstawowy Znak"/>
-    <w:link w:val="Tekstpodstawowy"/>
     <w:semiHidden/>
     <w:qFormat/>
-    <w:rsid w:val="003071DD"/>
+    <w:rsid w:val="003071dd"/>
     <w:rPr>
-      <w:rFonts w:ascii="TimesNewRoman" w:eastAsia="Times New Roman" w:hAnsi="TimesNewRoman" w:cs="Times New Roman"/>
+      <w:rFonts w:ascii="TimesNewRoman" w:hAnsi="TimesNewRoman" w:eastAsia="Times New Roman" w:cs="Times New Roman"/>
       <w:sz w:val="49"/>
       <w:szCs w:val="20"/>
       <w:lang w:eastAsia="pl-PL"/>
     </w:rPr>
   </w:style>
-  <w:style w:type="character" w:customStyle="1" w:styleId="StopkaZnak">
+  <w:style w:type="character" w:styleId="StopkaZnak" w:customStyle="1">
     <w:name w:val="Stopka Znak"/>
-    <w:link w:val="Stopka"/>
+    <w:link w:val="Footer"/>
     <w:semiHidden/>
     <w:qFormat/>
-    <w:rsid w:val="003071DD"/>
+    <w:rsid w:val="003071dd"/>
     <w:rPr>
-      <w:rFonts w:ascii="Times New Roman" w:eastAsia="Times New Roman" w:hAnsi="Times New Roman" w:cs="Times New Roman"/>
+      <w:rFonts w:ascii="Times New Roman" w:hAnsi="Times New Roman" w:eastAsia="Times New Roman" w:cs="Times New Roman"/>
       <w:sz w:val="24"/>
       <w:szCs w:val="20"/>
       <w:lang w:eastAsia="pl-PL"/>
     </w:rPr>
   </w:style>
-  <w:style w:type="character" w:styleId="Numerstrony">
+  <w:style w:type="character" w:styleId="PageNumber">
     <w:name w:val="page number"/>
     <w:semiHidden/>
     <w:qFormat/>
-    <w:rsid w:val="003071DD"/>
-  </w:style>
-  <w:style w:type="character" w:customStyle="1" w:styleId="TytuZnak">
+    <w:rsid w:val="003071dd"/>
+    <w:rPr/>
+  </w:style>
+  <w:style w:type="character" w:styleId="TytuZnak" w:customStyle="1">
     <w:name w:val="Tytuł Znak"/>
-    <w:link w:val="Tytu"/>
-    <w:qFormat/>
-    <w:rsid w:val="003071DD"/>
+    <w:link w:val="Title"/>
+    <w:qFormat/>
+    <w:rsid w:val="003071dd"/>
     <w:rPr>
-      <w:rFonts w:ascii="Times New Roman" w:eastAsia="Times New Roman" w:hAnsi="Times New Roman" w:cs="Times New Roman"/>
+      <w:rFonts w:ascii="Times New Roman" w:hAnsi="Times New Roman" w:eastAsia="Times New Roman" w:cs="Times New Roman"/>
       <w:sz w:val="32"/>
       <w:szCs w:val="20"/>
       <w:lang w:eastAsia="pl-PL"/>
     </w:rPr>
   </w:style>
-  <w:style w:type="character" w:customStyle="1" w:styleId="Tekstpodstawowywcity2Znak">
+  <w:style w:type="character" w:styleId="Tekstpodstawowywcity2Znak" w:customStyle="1">
     <w:name w:val="Tekst podstawowy wcięty 2 Znak"/>
-    <w:link w:val="Tekstpodstawowywcity2"/>
+    <w:link w:val="BodyTextIndent2"/>
     <w:uiPriority w:val="99"/>
     <w:semiHidden/>
     <w:qFormat/>
-    <w:rsid w:val="003071DD"/>
+    <w:rsid w:val="003071dd"/>
     <w:rPr>
-      <w:rFonts w:ascii="Times New Roman" w:eastAsia="Times New Roman" w:hAnsi="Times New Roman" w:cs="Times New Roman"/>
+      <w:rFonts w:ascii="Times New Roman" w:hAnsi="Times New Roman" w:eastAsia="Times New Roman" w:cs="Times New Roman"/>
       <w:sz w:val="20"/>
       <w:szCs w:val="20"/>
       <w:lang w:eastAsia="pl-PL"/>
     </w:rPr>
   </w:style>
-  <w:style w:type="character" w:customStyle="1" w:styleId="NagwekZnak">
+  <w:style w:type="character" w:styleId="NagwekZnak" w:customStyle="1">
     <w:name w:val="Nagłówek Znak"/>
-    <w:link w:val="Nagwek"/>
+    <w:link w:val="Header"/>
     <w:uiPriority w:val="99"/>
     <w:qFormat/>
     <w:rsid w:val="00402094"/>
     <w:rPr>
-      <w:rFonts w:ascii="Times New Roman" w:eastAsia="Times New Roman" w:hAnsi="Times New Roman"/>
+      <w:rFonts w:ascii="Times New Roman" w:hAnsi="Times New Roman" w:eastAsia="Times New Roman"/>
     </w:rPr>
   </w:style>
-  <w:style w:type="character" w:customStyle="1" w:styleId="TekstdymkaZnak">
+  <w:style w:type="character" w:styleId="TekstdymkaZnak" w:customStyle="1">
     <w:name w:val="Tekst dymka Znak"/>
-    <w:link w:val="Tekstdymka"/>
+    <w:link w:val="BalloonText"/>
     <w:uiPriority w:val="99"/>
     <w:semiHidden/>
     <w:qFormat/>
     <w:rsid w:val="00552357"/>
     <w:rPr>
-      <w:rFonts w:ascii="Segoe UI" w:eastAsia="Times New Roman" w:hAnsi="Segoe UI" w:cs="Segoe UI"/>
+      <w:rFonts w:ascii="Segoe UI" w:hAnsi="Segoe UI" w:eastAsia="Times New Roman" w:cs="Segoe UI"/>
       <w:sz w:val="18"/>
       <w:szCs w:val="18"/>
     </w:rPr>
   </w:style>
-  <w:style w:type="character" w:customStyle="1" w:styleId="Znakinumeracji">
+  <w:style w:type="character" w:styleId="Znakinumeracji" w:customStyle="1">
     <w:name w:val="Znaki numeracji"/>
     <w:qFormat/>
-  </w:style>
-  <w:style w:type="character" w:customStyle="1" w:styleId="Hipercze1">
+    <w:rPr/>
+  </w:style>
+  <w:style w:type="character" w:styleId="Hipercze1" w:customStyle="1">
     <w:name w:val="Hiperłącze1"/>
     <w:qFormat/>
     <w:rPr>
@@ -2691,115 +3990,118 @@
       <w:u w:val="single"/>
     </w:rPr>
   </w:style>
-  <w:style w:type="character" w:customStyle="1" w:styleId="Nagwek3Znak">
+  <w:style w:type="character" w:styleId="Nagwek3Znak" w:customStyle="1">
     <w:name w:val="Nagłówek 3 Znak"/>
-    <w:link w:val="Nagwek3"/>
+    <w:link w:val="Heading3"/>
     <w:uiPriority w:val="9"/>
     <w:qFormat/>
-    <w:rsid w:val="00A767AA"/>
+    <w:rsid w:val="00a767aa"/>
     <w:rPr>
-      <w:rFonts w:asciiTheme="majorHAnsi" w:eastAsiaTheme="majorEastAsia" w:hAnsiTheme="majorHAnsi" w:cstheme="majorBidi"/>
-      <w:color w:val="1F3763" w:themeColor="accent1" w:themeShade="7F"/>
+      <w:rFonts w:ascii="Calibri Light" w:hAnsi="Calibri Light" w:eastAsia="" w:cs="" w:asciiTheme="majorHAnsi" w:cstheme="majorBidi" w:eastAsiaTheme="majorEastAsia" w:hAnsiTheme="majorHAnsi"/>
+      <w:color w:themeColor="accent1" w:themeShade="7f" w:val="1F3763"/>
       <w:sz w:val="24"/>
       <w:szCs w:val="24"/>
       <w:lang w:eastAsia="pl-PL"/>
     </w:rPr>
   </w:style>
-  <w:style w:type="character" w:styleId="Tekstzastpczy">
+  <w:style w:type="character" w:styleId="PlaceholderText">
     <w:name w:val="Placeholder Text"/>
     <w:uiPriority w:val="99"/>
     <w:semiHidden/>
     <w:qFormat/>
-    <w:rsid w:val="00242B5B"/>
+    <w:rsid w:val="00242b5b"/>
     <w:rPr>
       <w:color w:val="808080"/>
     </w:rPr>
   </w:style>
-  <w:style w:type="character" w:customStyle="1" w:styleId="Definicja">
+  <w:style w:type="character" w:styleId="Definicja" w:customStyle="1">
     <w:name w:val="Definicja"/>
     <w:qFormat/>
-  </w:style>
-  <w:style w:type="character" w:customStyle="1" w:styleId="czeindeksu">
+    <w:rPr/>
+  </w:style>
+  <w:style w:type="character" w:styleId="czeindeksu" w:customStyle="1">
     <w:name w:val="Łącze indeksu"/>
     <w:qFormat/>
-  </w:style>
-  <w:style w:type="character" w:styleId="Hipercze">
+    <w:rPr/>
+  </w:style>
+  <w:style w:type="character" w:styleId="Hyperlink">
     <w:name w:val="Hyperlink"/>
-    <w:basedOn w:val="Domylnaczcionkaakapitu"/>
+    <w:basedOn w:val="DefaultParagraphFont"/>
     <w:uiPriority w:val="99"/>
     <w:unhideWhenUsed/>
-    <w:rsid w:val="00FB3125"/>
+    <w:rsid w:val="00fb3125"/>
     <w:rPr>
-      <w:color w:val="0563C1" w:themeColor="hyperlink"/>
+      <w:color w:themeColor="hyperlink" w:val="0563C1"/>
       <w:u w:val="single"/>
     </w:rPr>
   </w:style>
-  <w:style w:type="character" w:styleId="Odwoaniedokomentarza">
+  <w:style w:type="character" w:styleId="CommentReference">
     <w:name w:val="annotation reference"/>
-    <w:basedOn w:val="Domylnaczcionkaakapitu"/>
+    <w:basedOn w:val="DefaultParagraphFont"/>
     <w:uiPriority w:val="99"/>
     <w:semiHidden/>
     <w:unhideWhenUsed/>
     <w:qFormat/>
-    <w:rsid w:val="00F6512A"/>
+    <w:rsid w:val="00f6512a"/>
     <w:rPr>
       <w:sz w:val="16"/>
       <w:szCs w:val="16"/>
     </w:rPr>
   </w:style>
-  <w:style w:type="character" w:customStyle="1" w:styleId="TekstkomentarzaZnak">
+  <w:style w:type="character" w:styleId="TekstkomentarzaZnak" w:customStyle="1">
     <w:name w:val="Tekst komentarza Znak"/>
-    <w:basedOn w:val="Domylnaczcionkaakapitu"/>
-    <w:link w:val="Tekstkomentarza"/>
+    <w:basedOn w:val="DefaultParagraphFont"/>
+    <w:link w:val="CommentText"/>
     <w:uiPriority w:val="99"/>
     <w:semiHidden/>
     <w:qFormat/>
-    <w:rsid w:val="00F6512A"/>
+    <w:rsid w:val="00f6512a"/>
     <w:rPr>
-      <w:rFonts w:ascii="Times New Roman" w:eastAsia="Times New Roman" w:hAnsi="Times New Roman"/>
+      <w:rFonts w:ascii="Times New Roman" w:hAnsi="Times New Roman" w:eastAsia="Times New Roman"/>
       <w:lang w:eastAsia="pl-PL"/>
     </w:rPr>
   </w:style>
-  <w:style w:type="character" w:customStyle="1" w:styleId="TematkomentarzaZnak">
+  <w:style w:type="character" w:styleId="TematkomentarzaZnak" w:customStyle="1">
     <w:name w:val="Temat komentarza Znak"/>
     <w:basedOn w:val="TekstkomentarzaZnak"/>
-    <w:link w:val="Tematkomentarza"/>
+    <w:link w:val="annotationsubject"/>
     <w:uiPriority w:val="99"/>
     <w:semiHidden/>
     <w:qFormat/>
-    <w:rsid w:val="00F6512A"/>
+    <w:rsid w:val="00f6512a"/>
     <w:rPr>
-      <w:rFonts w:ascii="Times New Roman" w:eastAsia="Times New Roman" w:hAnsi="Times New Roman"/>
+      <w:rFonts w:ascii="Times New Roman" w:hAnsi="Times New Roman" w:eastAsia="Times New Roman"/>
       <w:b/>
       <w:bCs/>
       <w:lang w:eastAsia="pl-PL"/>
     </w:rPr>
   </w:style>
-  <w:style w:type="character" w:customStyle="1" w:styleId="IndexLink">
+  <w:style w:type="character" w:styleId="IndexLink" w:customStyle="1">
     <w:name w:val="Index Link"/>
     <w:qFormat/>
-  </w:style>
-  <w:style w:type="paragraph" w:customStyle="1" w:styleId="Heading">
+    <w:rPr/>
+  </w:style>
+  <w:style w:type="paragraph" w:styleId="Heading" w:customStyle="1">
     <w:name w:val="Heading"/>
-    <w:basedOn w:val="Normalny"/>
-    <w:next w:val="Tekstpodstawowy"/>
+    <w:basedOn w:val="Normal"/>
+    <w:next w:val="BodyText"/>
     <w:qFormat/>
     <w:pPr>
-      <w:keepNext/>
+      <w:keepNext w:val="true"/>
       <w:spacing w:before="240" w:after="120"/>
     </w:pPr>
     <w:rPr>
-      <w:rFonts w:ascii="Liberation Sans" w:eastAsia="Noto Sans CJK SC" w:hAnsi="Liberation Sans" w:cs="Noto Sans Devanagari"/>
+      <w:rFonts w:ascii="Liberation Sans" w:hAnsi="Liberation Sans" w:eastAsia="Noto Sans CJK SC" w:cs="Noto Sans Devanagari"/>
       <w:sz w:val="28"/>
       <w:szCs w:val="28"/>
     </w:rPr>
   </w:style>
-  <w:style w:type="paragraph" w:styleId="Tekstpodstawowy">
+  <w:style w:type="paragraph" w:styleId="BodyText">
     <w:name w:val="Body Text"/>
-    <w:basedOn w:val="Normalny"/>
+    <w:basedOn w:val="Normal"/>
     <w:link w:val="TekstpodstawowyZnak"/>
     <w:semiHidden/>
-    <w:rsid w:val="003071DD"/>
+    <w:rsid w:val="003071dd"/>
     <w:pPr>
       <w:jc w:val="center"/>
     </w:pPr>
@@ -2808,16 +4110,17 @@
       <w:sz w:val="49"/>
     </w:rPr>
   </w:style>
-  <w:style w:type="paragraph" w:styleId="Lista">
+  <w:style w:type="paragraph" w:styleId="List">
     <w:name w:val="List"/>
-    <w:basedOn w:val="Tekstpodstawowy"/>
+    <w:basedOn w:val="BodyText"/>
+    <w:pPr/>
     <w:rPr>
       <w:rFonts w:cs="Arial Unicode MS"/>
     </w:rPr>
   </w:style>
-  <w:style w:type="paragraph" w:styleId="Legenda">
+  <w:style w:type="paragraph" w:styleId="Caption">
     <w:name w:val="caption"/>
-    <w:basedOn w:val="Normalny"/>
+    <w:basedOn w:val="Normal"/>
     <w:qFormat/>
     <w:pPr>
       <w:suppressLineNumbers/>
@@ -2830,9 +4133,9 @@
       <w:szCs w:val="24"/>
     </w:rPr>
   </w:style>
-  <w:style w:type="paragraph" w:customStyle="1" w:styleId="Index">
+  <w:style w:type="paragraph" w:styleId="Index" w:customStyle="1">
     <w:name w:val="Index"/>
-    <w:basedOn w:val="Normalny"/>
+    <w:basedOn w:val="Normal"/>
     <w:qFormat/>
     <w:pPr>
       <w:suppressLineNumbers/>
@@ -2841,29 +4144,33 @@
       <w:rFonts w:cs="Noto Sans Devanagari"/>
     </w:rPr>
   </w:style>
-  <w:style w:type="paragraph" w:customStyle="1" w:styleId="HeaderandFooter">
+  <w:style w:type="paragraph" w:styleId="HeaderandFooter" w:customStyle="1">
     <w:name w:val="Header and Footer"/>
-    <w:basedOn w:val="Normalny"/>
-    <w:qFormat/>
-  </w:style>
-  <w:style w:type="paragraph" w:styleId="Nagwek">
+    <w:basedOn w:val="Normal"/>
+    <w:qFormat/>
+    <w:pPr/>
+    <w:rPr/>
+  </w:style>
+  <w:style w:type="paragraph" w:styleId="Header">
     <w:name w:val="header"/>
-    <w:basedOn w:val="Normalny"/>
-    <w:next w:val="Tekstpodstawowy"/>
+    <w:basedOn w:val="Normal"/>
+    <w:next w:val="BodyText"/>
     <w:link w:val="NagwekZnak"/>
     <w:uiPriority w:val="99"/>
     <w:unhideWhenUsed/>
     <w:rsid w:val="00402094"/>
     <w:pPr>
       <w:tabs>
-        <w:tab w:val="center" w:pos="4536"/>
-        <w:tab w:val="right" w:pos="9072"/>
+        <w:tab w:val="clear" w:pos="708"/>
+        <w:tab w:val="center" w:pos="4536" w:leader="none"/>
+        <w:tab w:val="right" w:pos="9072" w:leader="none"/>
       </w:tabs>
     </w:pPr>
-  </w:style>
-  <w:style w:type="paragraph" w:customStyle="1" w:styleId="Indeks">
+    <w:rPr/>
+  </w:style>
+  <w:style w:type="paragraph" w:styleId="Indeks" w:customStyle="1">
     <w:name w:val="Indeks"/>
-    <w:basedOn w:val="Normalny"/>
+    <w:basedOn w:val="Normal"/>
     <w:qFormat/>
     <w:pPr>
       <w:suppressLineNumbers/>
@@ -2872,13 +4179,13 @@
       <w:rFonts w:cs="FreeSans"/>
     </w:rPr>
   </w:style>
-  <w:style w:type="paragraph" w:customStyle="1" w:styleId="Nagwek10">
+  <w:style w:type="paragraph" w:styleId="Nagwek1" w:customStyle="1">
     <w:name w:val="Nagłówek1"/>
-    <w:basedOn w:val="Normalny"/>
-    <w:next w:val="Tekstpodstawowy"/>
+    <w:basedOn w:val="Normal"/>
+    <w:next w:val="BodyText"/>
     <w:qFormat/>
     <w:pPr>
-      <w:keepNext/>
+      <w:keepNext w:val="true"/>
       <w:spacing w:before="240" w:after="120"/>
     </w:pPr>
     <w:rPr>
@@ -2887,30 +4194,34 @@
       <w:szCs w:val="28"/>
     </w:rPr>
   </w:style>
-  <w:style w:type="paragraph" w:customStyle="1" w:styleId="Gwkaistopka">
+  <w:style w:type="paragraph" w:styleId="Gwkaistopka" w:customStyle="1">
     <w:name w:val="Główka i stopka"/>
-    <w:basedOn w:val="Normalny"/>
-    <w:qFormat/>
-  </w:style>
-  <w:style w:type="paragraph" w:styleId="Stopka">
+    <w:basedOn w:val="Normal"/>
+    <w:qFormat/>
+    <w:pPr/>
+    <w:rPr/>
+  </w:style>
+  <w:style w:type="paragraph" w:styleId="Footer">
     <w:name w:val="footer"/>
-    <w:basedOn w:val="Normalny"/>
+    <w:basedOn w:val="Normal"/>
     <w:link w:val="StopkaZnak"/>
     <w:semiHidden/>
-    <w:rsid w:val="003071DD"/>
+    <w:rsid w:val="003071dd"/>
     <w:pPr>
       <w:tabs>
-        <w:tab w:val="center" w:pos="4536"/>
-        <w:tab w:val="right" w:pos="9072"/>
+        <w:tab w:val="clear" w:pos="708"/>
+        <w:tab w:val="center" w:pos="4536" w:leader="none"/>
+        <w:tab w:val="right" w:pos="9072" w:leader="none"/>
       </w:tabs>
     </w:pPr>
-  </w:style>
-  <w:style w:type="paragraph" w:styleId="Tytu">
+    <w:rPr/>
+  </w:style>
+  <w:style w:type="paragraph" w:styleId="Title">
     <w:name w:val="Title"/>
-    <w:basedOn w:val="Normalny"/>
+    <w:basedOn w:val="Normal"/>
     <w:link w:val="TytuZnak"/>
     <w:qFormat/>
-    <w:rsid w:val="003071DD"/>
+    <w:rsid w:val="003071dd"/>
     <w:pPr>
       <w:jc w:val="center"/>
     </w:pPr>
@@ -2918,71 +4229,79 @@
       <w:sz w:val="32"/>
     </w:rPr>
   </w:style>
-  <w:style w:type="paragraph" w:styleId="Tekstpodstawowywcity2">
+  <w:style w:type="paragraph" w:styleId="BodyTextIndent2">
     <w:name w:val="Body Text Indent 2"/>
-    <w:basedOn w:val="Normalny"/>
+    <w:basedOn w:val="Normal"/>
     <w:link w:val="Tekstpodstawowywcity2Znak"/>
     <w:uiPriority w:val="99"/>
     <w:semiHidden/>
     <w:unhideWhenUsed/>
     <w:qFormat/>
-    <w:rsid w:val="003071DD"/>
+    <w:rsid w:val="003071dd"/>
     <w:pPr>
-      <w:spacing w:after="120" w:line="480" w:lineRule="auto"/>
-      <w:ind w:left="283"/>
+      <w:spacing w:lineRule="auto" w:line="480" w:before="0" w:after="120"/>
+      <w:ind w:start="283"/>
     </w:pPr>
-  </w:style>
-  <w:style w:type="paragraph" w:customStyle="1" w:styleId="WW-Tekstpodstawowy2">
+    <w:rPr/>
+  </w:style>
+  <w:style w:type="paragraph" w:styleId="WW-Tekstpodstawowy2" w:customStyle="1">
     <w:name w:val="WW-Tekst podstawowy 2"/>
-    <w:basedOn w:val="Normalny"/>
-    <w:qFormat/>
-    <w:rsid w:val="003071DD"/>
+    <w:basedOn w:val="Normal"/>
+    <w:qFormat/>
+    <w:rsid w:val="003071dd"/>
+    <w:pPr/>
     <w:rPr>
       <w:b/>
       <w:sz w:val="28"/>
       <w:lang w:eastAsia="ar-SA"/>
     </w:rPr>
   </w:style>
-  <w:style w:type="paragraph" w:styleId="Tekstdymka">
+  <w:style w:type="paragraph" w:styleId="BalloonText">
     <w:name w:val="Balloon Text"/>
-    <w:basedOn w:val="Normalny"/>
+    <w:basedOn w:val="Normal"/>
     <w:link w:val="TekstdymkaZnak"/>
     <w:uiPriority w:val="99"/>
     <w:semiHidden/>
     <w:unhideWhenUsed/>
     <w:qFormat/>
     <w:rsid w:val="00552357"/>
+    <w:pPr/>
     <w:rPr>
       <w:rFonts w:ascii="Segoe UI" w:hAnsi="Segoe UI" w:cs="Segoe UI"/>
       <w:sz w:val="18"/>
       <w:szCs w:val="18"/>
     </w:rPr>
   </w:style>
-  <w:style w:type="paragraph" w:styleId="Akapitzlist">
+  <w:style w:type="paragraph" w:styleId="ListParagraph">
     <w:name w:val="List Paragraph"/>
-    <w:basedOn w:val="Normalny"/>
+    <w:basedOn w:val="Normal"/>
     <w:uiPriority w:val="34"/>
     <w:qFormat/>
     <w:pPr>
-      <w:ind w:left="720"/>
+      <w:spacing w:before="0" w:after="0"/>
+      <w:ind w:start="720"/>
       <w:contextualSpacing/>
     </w:pPr>
-  </w:style>
-  <w:style w:type="paragraph" w:customStyle="1" w:styleId="Zawartoramki">
+    <w:rPr/>
+  </w:style>
+  <w:style w:type="paragraph" w:styleId="Zawartoramki" w:customStyle="1">
     <w:name w:val="Zawartość ramki"/>
-    <w:basedOn w:val="Normalny"/>
-    <w:qFormat/>
-  </w:style>
-  <w:style w:type="paragraph" w:customStyle="1" w:styleId="Zawartotabeli">
+    <w:basedOn w:val="Normal"/>
+    <w:qFormat/>
+    <w:pPr/>
+    <w:rPr/>
+  </w:style>
+  <w:style w:type="paragraph" w:styleId="Zawartotabeli" w:customStyle="1">
     <w:name w:val="Zawartość tabeli"/>
-    <w:basedOn w:val="Normalny"/>
+    <w:basedOn w:val="Normal"/>
     <w:qFormat/>
     <w:pPr>
-      <w:widowControl w:val="0"/>
+      <w:widowControl w:val="false"/>
       <w:suppressLineNumbers/>
     </w:pPr>
-  </w:style>
-  <w:style w:type="paragraph" w:customStyle="1" w:styleId="Nagwektabeli">
+    <w:rPr/>
+  </w:style>
+  <w:style w:type="paragraph" w:styleId="Nagwektabeli" w:customStyle="1">
     <w:name w:val="Nagłówek tabeli"/>
     <w:basedOn w:val="Zawartotabeli"/>
     <w:qFormat/>
@@ -2994,9 +4313,9 @@
       <w:bCs/>
     </w:rPr>
   </w:style>
-  <w:style w:type="paragraph" w:styleId="Nagwekindeksu">
+  <w:style w:type="paragraph" w:styleId="IndexHeading">
     <w:name w:val="index heading"/>
-    <w:basedOn w:val="Nagwek10"/>
+    <w:basedOn w:val="Nagwek1"/>
     <w:pPr>
       <w:suppressLineNumbers/>
     </w:pPr>
@@ -3007,9 +4326,9 @@
       <w:szCs w:val="32"/>
     </w:rPr>
   </w:style>
-  <w:style w:type="paragraph" w:styleId="Nagwekspisutreci">
+  <w:style w:type="paragraph" w:styleId="TOCHeading">
     <w:name w:val="TOC Heading"/>
-    <w:basedOn w:val="Nagwekindeksu"/>
+    <w:basedOn w:val="IndexHeading"/>
     <w:qFormat/>
     <w:pPr>
       <w:jc w:val="center"/>
@@ -3018,25 +4337,26 @@
       <w:rFonts w:ascii="Arial Narrow" w:hAnsi="Arial Narrow"/>
     </w:rPr>
   </w:style>
-  <w:style w:type="paragraph" w:customStyle="1" w:styleId="Komentarz">
+  <w:style w:type="paragraph" w:styleId="Komentarz" w:customStyle="1">
     <w:name w:val="Komentarz"/>
-    <w:basedOn w:val="Normalny"/>
+    <w:basedOn w:val="Normal"/>
     <w:qFormat/>
     <w:pPr>
-      <w:spacing w:before="56" w:line="240" w:lineRule="auto"/>
-      <w:ind w:left="57" w:right="57"/>
+      <w:spacing w:lineRule="auto" w:line="240" w:before="56" w:after="0"/>
+      <w:ind w:start="57" w:end="57"/>
     </w:pPr>
     <w:rPr>
       <w:sz w:val="20"/>
     </w:rPr>
   </w:style>
-  <w:style w:type="paragraph" w:styleId="Spistreci1">
+  <w:style w:type="paragraph" w:styleId="TOC1">
     <w:name w:val="toc 1"/>
     <w:basedOn w:val="Indeks"/>
     <w:uiPriority w:val="39"/>
     <w:pPr>
       <w:tabs>
-        <w:tab w:val="right" w:leader="dot" w:pos="8787"/>
+        <w:tab w:val="clear" w:pos="708"/>
+        <w:tab w:val="right" w:pos="8787" w:leader="dot"/>
       </w:tabs>
     </w:pPr>
     <w:rPr>
@@ -3045,148 +4365,195 @@
       <w:sz w:val="28"/>
     </w:rPr>
   </w:style>
-  <w:style w:type="paragraph" w:styleId="Spistreci2">
+  <w:style w:type="paragraph" w:styleId="TOC2">
     <w:name w:val="toc 2"/>
     <w:basedOn w:val="Indeks"/>
     <w:uiPriority w:val="39"/>
     <w:pPr>
       <w:tabs>
-        <w:tab w:val="right" w:leader="dot" w:pos="8504"/>
+        <w:tab w:val="clear" w:pos="708"/>
+        <w:tab w:val="right" w:pos="8504" w:leader="dot"/>
       </w:tabs>
-      <w:ind w:left="283"/>
+      <w:ind w:start="283"/>
     </w:pPr>
     <w:rPr>
       <w:rFonts w:ascii="Arial Narrow" w:hAnsi="Arial Narrow"/>
       <w:sz w:val="28"/>
     </w:rPr>
   </w:style>
-  <w:style w:type="paragraph" w:customStyle="1" w:styleId="Kodprogramu">
+  <w:style w:type="paragraph" w:styleId="Kodprogramu" w:customStyle="1">
     <w:name w:val="Kod programu"/>
-    <w:basedOn w:val="Normalny"/>
+    <w:basedOn w:val="Normal"/>
     <w:autoRedefine/>
     <w:qFormat/>
+    <w:pPr/>
     <w:rPr>
       <w:rFonts w:ascii="Consolas" w:hAnsi="Consolas"/>
       <w:sz w:val="20"/>
     </w:rPr>
   </w:style>
-  <w:style w:type="paragraph" w:customStyle="1" w:styleId="Indeksuytkownika3">
+  <w:style w:type="paragraph" w:styleId="Indeksuytkownika3" w:customStyle="1">
     <w:name w:val="Indeks użytkownika 3"/>
     <w:basedOn w:val="Indeks"/>
     <w:qFormat/>
     <w:pPr>
       <w:tabs>
-        <w:tab w:val="right" w:leader="dot" w:pos="8220"/>
+        <w:tab w:val="clear" w:pos="708"/>
+        <w:tab w:val="right" w:pos="8220" w:leader="dot"/>
       </w:tabs>
-      <w:ind w:left="567"/>
+      <w:ind w:start="567"/>
     </w:pPr>
-  </w:style>
-  <w:style w:type="paragraph" w:styleId="Spistreci3">
+    <w:rPr/>
+  </w:style>
+  <w:style w:type="paragraph" w:styleId="TOC3">
     <w:name w:val="toc 3"/>
     <w:basedOn w:val="Indeks"/>
     <w:uiPriority w:val="39"/>
     <w:pPr>
       <w:tabs>
-        <w:tab w:val="right" w:leader="dot" w:pos="8220"/>
+        <w:tab w:val="clear" w:pos="708"/>
+        <w:tab w:val="right" w:pos="8220" w:leader="dot"/>
       </w:tabs>
-      <w:ind w:left="567"/>
+      <w:ind w:start="567"/>
     </w:pPr>
     <w:rPr>
       <w:rFonts w:ascii="Arial Narrow" w:hAnsi="Arial Narrow"/>
       <w:sz w:val="28"/>
     </w:rPr>
   </w:style>
-  <w:style w:type="paragraph" w:customStyle="1" w:styleId="Listing">
+  <w:style w:type="paragraph" w:styleId="Listing" w:customStyle="1">
     <w:name w:val="Listing"/>
-    <w:basedOn w:val="Legenda"/>
-    <w:qFormat/>
-  </w:style>
-  <w:style w:type="paragraph" w:styleId="Spistreci4">
+    <w:basedOn w:val="Caption"/>
+    <w:qFormat/>
+    <w:pPr/>
+    <w:rPr/>
+  </w:style>
+  <w:style w:type="paragraph" w:styleId="TOC4">
     <w:name w:val="toc 4"/>
     <w:basedOn w:val="Indeks"/>
     <w:pPr>
       <w:tabs>
-        <w:tab w:val="right" w:leader="dot" w:pos="7937"/>
+        <w:tab w:val="clear" w:pos="708"/>
+        <w:tab w:val="right" w:pos="7937" w:leader="dot"/>
       </w:tabs>
-      <w:ind w:left="850"/>
+      <w:ind w:start="850"/>
     </w:pPr>
-  </w:style>
-  <w:style w:type="paragraph" w:customStyle="1" w:styleId="Rysunek">
+    <w:rPr/>
+  </w:style>
+  <w:style w:type="paragraph" w:styleId="Rysunek" w:customStyle="1">
     <w:name w:val="Rysunek"/>
-    <w:basedOn w:val="Legenda"/>
-    <w:qFormat/>
-  </w:style>
-  <w:style w:type="paragraph" w:styleId="Tekstkomentarza">
+    <w:basedOn w:val="Caption"/>
+    <w:qFormat/>
+    <w:pPr/>
+    <w:rPr/>
+  </w:style>
+  <w:style w:type="paragraph" w:styleId="CommentText">
     <w:name w:val="annotation text"/>
-    <w:basedOn w:val="Normalny"/>
+    <w:basedOn w:val="Normal"/>
     <w:link w:val="TekstkomentarzaZnak"/>
     <w:uiPriority w:val="99"/>
     <w:semiHidden/>
     <w:unhideWhenUsed/>
-    <w:rsid w:val="00F6512A"/>
+    <w:rsid w:val="00f6512a"/>
     <w:pPr>
-      <w:spacing w:line="240" w:lineRule="auto"/>
+      <w:spacing w:lineRule="auto" w:line="240"/>
     </w:pPr>
     <w:rPr>
       <w:sz w:val="20"/>
     </w:rPr>
   </w:style>
-  <w:style w:type="paragraph" w:styleId="Tematkomentarza">
+  <w:style w:type="paragraph" w:styleId="annotationsubject">
     <w:name w:val="annotation subject"/>
-    <w:basedOn w:val="Tekstkomentarza"/>
-    <w:next w:val="Tekstkomentarza"/>
+    <w:basedOn w:val="CommentText"/>
+    <w:next w:val="CommentText"/>
     <w:link w:val="TematkomentarzaZnak"/>
     <w:uiPriority w:val="99"/>
     <w:semiHidden/>
     <w:unhideWhenUsed/>
     <w:qFormat/>
-    <w:rsid w:val="00F6512A"/>
+    <w:rsid w:val="00f6512a"/>
+    <w:pPr/>
     <w:rPr>
       <w:b/>
       <w:bCs/>
     </w:rPr>
   </w:style>
-  <w:style w:type="paragraph" w:customStyle="1" w:styleId="TableContents">
+  <w:style w:type="paragraph" w:styleId="TableContents" w:customStyle="1">
     <w:name w:val="Table Contents"/>
-    <w:basedOn w:val="Normalny"/>
+    <w:basedOn w:val="Normal"/>
     <w:qFormat/>
     <w:pPr>
-      <w:widowControl w:val="0"/>
+      <w:widowControl w:val="false"/>
       <w:suppressLineNumbers/>
     </w:pPr>
-  </w:style>
-  <w:style w:type="numbering" w:customStyle="1" w:styleId="Bezlisty1">
+    <w:rPr/>
+  </w:style>
+  <w:style w:type="paragraph" w:styleId="TableHeading">
+    <w:name w:val="Table Heading"/>
+    <w:basedOn w:val="TableContents"/>
+    <w:qFormat/>
+    <w:pPr>
+      <w:suppressLineNumbers/>
+      <w:jc w:val="center"/>
+    </w:pPr>
+    <w:rPr>
+      <w:b/>
+      <w:bCs/>
+    </w:rPr>
+  </w:style>
+  <w:style w:type="numbering" w:styleId="NoList" w:default="1">
+    <w:name w:val="No List"/>
+    <w:uiPriority w:val="99"/>
+    <w:semiHidden/>
+    <w:unhideWhenUsed/>
+    <w:qFormat/>
+  </w:style>
+  <w:style w:type="numbering" w:styleId="Bezlisty1" w:customStyle="1">
     <w:name w:val="Bez listy1"/>
     <w:uiPriority w:val="99"/>
     <w:semiHidden/>
     <w:unhideWhenUsed/>
     <w:qFormat/>
   </w:style>
-  <w:style w:type="numbering" w:customStyle="1" w:styleId="Punktor">
+  <w:style w:type="numbering" w:styleId="Punktor" w:customStyle="1">
     <w:name w:val="Punktor •"/>
     <w:qFormat/>
   </w:style>
-  <w:style w:type="numbering" w:customStyle="1" w:styleId="Numeracja123">
+  <w:style w:type="numbering" w:styleId="Numeracja123" w:customStyle="1">
     <w:name w:val="Numeracja 123"/>
     <w:qFormat/>
+  </w:style>
+  <w:style w:type="table" w:default="1" w:styleId="Standardowy">
+    <w:name w:val="Normal Table"/>
+    <w:uiPriority w:val="99"/>
+    <w:semiHidden/>
+    <w:unhideWhenUsed/>
+    <w:tblPr>
+      <w:tblCellMar>
+        <w:top w:w="0" w:type="dxa"/>
+        <w:left w:w="108" w:type="dxa"/>
+        <w:bottom w:w="0" w:type="dxa"/>
+        <w:right w:w="108" w:type="dxa"/>
+      </w:tblCellMar>
+    </w:tblPr>
   </w:style>
   <w:style w:type="table" w:styleId="Tabela-Siatka">
     <w:name w:val="Table Grid"/>
     <w:basedOn w:val="Standardowy"/>
     <w:uiPriority w:val="59"/>
-    <w:rsid w:val="002B1F9D"/>
+    <w:rsid w:val="002b1f9d"/>
     <w:rPr>
       <w:sz w:val="22"/>
       <w:szCs w:val="22"/>
     </w:rPr>
     <w:tblPr>
       <w:tblBorders>
-        <w:top w:val="single" w:sz="4" w:space="0" w:color="auto"/>
-        <w:left w:val="single" w:sz="4" w:space="0" w:color="auto"/>
-        <w:bottom w:val="single" w:sz="4" w:space="0" w:color="auto"/>
-        <w:right w:val="single" w:sz="4" w:space="0" w:color="auto"/>
-        <w:insideH w:val="single" w:sz="4" w:space="0" w:color="auto"/>
-        <w:insideV w:val="single" w:sz="4" w:space="0" w:color="auto"/>
+        <w:top w:val="single" w:color="auto" w:sz="4" w:space="0"/>
+        <w:left w:val="single" w:color="auto" w:sz="4" w:space="0"/>
+        <w:bottom w:val="single" w:color="auto" w:sz="4" w:space="0"/>
+        <w:right w:val="single" w:color="auto" w:sz="4" w:space="0"/>
+        <w:insideH w:val="single" w:color="auto" w:sz="4" w:space="0"/>
+        <w:insideV w:val="single" w:color="auto" w:sz="4" w:space="0"/>
       </w:tblBorders>
     </w:tblPr>
   </w:style>
@@ -3194,54 +4561,54 @@
 </file>
 
 <file path=word/theme/theme1.xml><?xml version="1.0" encoding="utf-8"?>
-<a:theme xmlns:a="http://schemas.openxmlformats.org/drawingml/2006/main" name="Office Theme">
+<a:theme xmlns:a="http://schemas.openxmlformats.org/drawingml/2006/main" xmlns:r="http://schemas.openxmlformats.org/officeDocument/2006/relationships" name="Office Theme">
   <a:themeElements>
     <a:clrScheme name="Office">
       <a:dk1>
         <a:srgbClr val="000000"/>
       </a:dk1>
       <a:lt1>
-        <a:srgbClr val="FFFFFF"/>
+        <a:srgbClr val="ffffff"/>
       </a:lt1>
       <a:dk2>
-        <a:srgbClr val="44546A"/>
+        <a:srgbClr val="44546a"/>
       </a:dk2>
       <a:lt2>
-        <a:srgbClr val="E7E6E6"/>
+        <a:srgbClr val="e7e6e6"/>
       </a:lt2>
       <a:accent1>
-        <a:srgbClr val="4472C4"/>
+        <a:srgbClr val="4472c4"/>
       </a:accent1>
       <a:accent2>
-        <a:srgbClr val="ED7D31"/>
+        <a:srgbClr val="ed7d31"/>
       </a:accent2>
       <a:accent3>
-        <a:srgbClr val="A5A5A5"/>
+        <a:srgbClr val="a5a5a5"/>
       </a:accent3>
       <a:accent4>
-        <a:srgbClr val="FFC000"/>
+        <a:srgbClr val="ffc000"/>
       </a:accent4>
       <a:accent5>
-        <a:srgbClr val="5B9BD5"/>
+        <a:srgbClr val="5b9bd5"/>
       </a:accent5>
       <a:accent6>
-        <a:srgbClr val="70AD47"/>
+        <a:srgbClr val="70ad47"/>
       </a:accent6>
       <a:hlink>
-        <a:srgbClr val="0563C1"/>
+        <a:srgbClr val="0563c1"/>
       </a:hlink>
       <a:folHlink>
-        <a:srgbClr val="954F72"/>
+        <a:srgbClr val="954f72"/>
       </a:folHlink>
     </a:clrScheme>
     <a:fontScheme name="Office">
       <a:majorFont>
-        <a:latin typeface="Calibri Light" panose="020F0302020204030204"/>
+        <a:latin typeface="Calibri Light" panose="020F0302020204030204" pitchFamily="0" charset="1"/>
         <a:ea typeface=""/>
         <a:cs typeface=""/>
       </a:majorFont>
       <a:minorFont>
-        <a:latin typeface="Calibri" panose="020F0502020204030204"/>
+        <a:latin typeface="Calibri" panose="020F0502020204030204" pitchFamily="0" charset="1"/>
         <a:ea typeface=""/>
         <a:cs typeface=""/>
       </a:minorFont>
@@ -3273,7 +4640,7 @@
             </a:gs>
           </a:gsLst>
           <a:lin ang="5400000" scaled="0"/>
-          <a:tileRect/>
+          <a:tileRect l="0" t="0" r="0" b="0"/>
         </a:gradFill>
         <a:gradFill>
           <a:gsLst>
@@ -3297,7 +4664,7 @@
             </a:gs>
           </a:gsLst>
           <a:lin ang="5400000" scaled="0"/>
-          <a:tileRect/>
+          <a:tileRect l="0" t="0" r="0" b="0"/>
         </a:gradFill>
       </a:fillStyleLst>
       <a:lnStyleLst>
@@ -3357,13 +4724,11 @@
             </a:gs>
           </a:gsLst>
           <a:lin ang="5400000" scaled="0"/>
-          <a:tileRect/>
+          <a:tileRect l="0" t="0" r="0" b="0"/>
         </a:gradFill>
       </a:bgFillStyleLst>
     </a:fmtScheme>
   </a:themeElements>
-  <a:objectDefaults/>
-  <a:extraClrSchemeLst/>
 </a:theme>
 </file>
 

--- a/doc/pacierz_brzoza_dokumentacja.docx
+++ b/doc/pacierz_brzoza_dokumentacja.docx
@@ -680,6 +680,50 @@
     </w:p>
     <w:p>
       <w:pPr>
+        <w:pStyle w:val="Normal"/>
+        <w:rPr/>
+      </w:pPr>
+      <w:r>
+        <w:rPr>
+          <w:rStyle w:val="Nagwek1Znak"/>
+          <w:rFonts w:ascii="Times New Roman" w:hAnsi="Times New Roman"/>
+          <w:b w:val="false"/>
+          <w:bCs w:val="false"/>
+          <w:sz w:val="24"/>
+          <w:szCs w:val="24"/>
+        </w:rPr>
+        <w:t>Cz</w:t>
+      </w:r>
+      <w:r>
+        <w:rPr>
+          <w:rStyle w:val="Nagwek1Znak"/>
+          <w:rFonts w:ascii="Times New Roman" w:hAnsi="Times New Roman"/>
+          <w:b w:val="false"/>
+          <w:bCs w:val="false"/>
+          <w:sz w:val="24"/>
+          <w:szCs w:val="24"/>
+        </w:rPr>
+        <w:t>ęść teoretyczna skupia się na definicjach JSON oraz JSON Schema.</w:t>
+      </w:r>
+    </w:p>
+    <w:p>
+      <w:pPr>
+        <w:pStyle w:val="Normal"/>
+        <w:rPr>
+          <w:rStyle w:val="Nagwek1Znak"/>
+          <w:rFonts w:ascii="Times New Roman" w:hAnsi="Times New Roman"/>
+          <w:b w:val="false"/>
+          <w:bCs w:val="false"/>
+          <w:sz w:val="24"/>
+          <w:szCs w:val="24"/>
+        </w:rPr>
+      </w:pPr>
+      <w:r>
+        <w:rPr/>
+      </w:r>
+    </w:p>
+    <w:p>
+      <w:pPr>
         <w:pStyle w:val="Heading2"/>
         <w:rPr/>
       </w:pPr>
@@ -791,7 +835,7 @@
         <w:tblStyle w:val="Tabela-Siatka"/>
         <w:tblW w:w="9590" w:type="dxa"/>
         <w:jc w:val="start"/>
-        <w:tblInd w:w="38" w:type="dxa"/>
+        <w:tblInd w:w="151" w:type="dxa"/>
         <w:tblLayout w:type="fixed"/>
         <w:tblCellMar>
           <w:top w:w="0" w:type="dxa"/>
@@ -814,291 +858,374 @@
           <w:p>
             <w:pPr>
               <w:pStyle w:val="Normal"/>
-              <w:widowControl/>
-              <w:spacing w:before="0" w:after="0"/>
-              <w:rPr>
-                <w:szCs w:val="22"/>
+              <w:pBdr/>
+              <w:shd w:fill="FFFFFF" w:val="clear"/>
+              <w:jc w:val="start"/>
+              <w:rPr>
+                <w:rFonts w:ascii="Consolas" w:hAnsi="Consolas"/>
+                <w:sz w:val="20"/>
+                <w:szCs w:val="20"/>
               </w:rPr>
             </w:pPr>
             <w:r>
               <w:rPr>
-                <w:rFonts w:cs="Times New Roman"/>
-                <w:kern w:val="0"/>
-                <w:szCs w:val="22"/>
-                <w:lang w:val="pl-PL" w:bidi="ar-SA"/>
+                <w:rFonts w:ascii="Consolas" w:hAnsi="Consolas"/>
+                <w:b w:val="false"/>
+                <w:i w:val="false"/>
+                <w:color w:val="080808"/>
+                <w:sz w:val="20"/>
+                <w:szCs w:val="20"/>
               </w:rPr>
               <w:t>{</w:t>
-            </w:r>
-          </w:p>
-          <w:p>
-            <w:pPr>
-              <w:pStyle w:val="Normal"/>
-              <w:widowControl/>
-              <w:spacing w:before="0" w:after="0"/>
-              <w:rPr>
-                <w:szCs w:val="22"/>
-              </w:rPr>
-            </w:pPr>
-            <w:r>
-              <w:rPr>
-                <w:rFonts w:cs="Times New Roman"/>
-                <w:kern w:val="0"/>
-                <w:szCs w:val="22"/>
-                <w:lang w:val="pl-PL" w:bidi="ar-SA"/>
-              </w:rPr>
+              <w:br/>
               <w:t xml:space="preserve">  </w:t>
             </w:r>
             <w:r>
               <w:rPr>
-                <w:rFonts w:cs="Times New Roman"/>
-                <w:kern w:val="0"/>
-                <w:szCs w:val="22"/>
-                <w:lang w:val="pl-PL" w:bidi="ar-SA"/>
-              </w:rPr>
-              <w:t>"first_name": "George",</w:t>
-            </w:r>
-          </w:p>
-          <w:p>
-            <w:pPr>
-              <w:pStyle w:val="Normal"/>
-              <w:widowControl/>
-              <w:spacing w:before="0" w:after="0"/>
-              <w:rPr>
-                <w:szCs w:val="22"/>
-              </w:rPr>
-            </w:pPr>
-            <w:r>
-              <w:rPr>
-                <w:rFonts w:cs="Times New Roman"/>
-                <w:kern w:val="0"/>
-                <w:szCs w:val="22"/>
-                <w:lang w:val="pl-PL" w:bidi="ar-SA"/>
-              </w:rPr>
+                <w:rFonts w:ascii="Consolas" w:hAnsi="Consolas"/>
+                <w:b w:val="false"/>
+                <w:i w:val="false"/>
+                <w:color w:val="871094"/>
+                <w:sz w:val="20"/>
+                <w:szCs w:val="20"/>
+              </w:rPr>
+              <w:t>"first_name"</w:t>
+            </w:r>
+            <w:r>
+              <w:rPr>
+                <w:rFonts w:ascii="Consolas" w:hAnsi="Consolas"/>
+                <w:b w:val="false"/>
+                <w:i w:val="false"/>
+                <w:color w:val="080808"/>
+                <w:sz w:val="20"/>
+                <w:szCs w:val="20"/>
+              </w:rPr>
+              <w:t xml:space="preserve">: </w:t>
+            </w:r>
+            <w:r>
+              <w:rPr>
+                <w:rFonts w:ascii="Consolas" w:hAnsi="Consolas"/>
+                <w:b w:val="false"/>
+                <w:i w:val="false"/>
+                <w:color w:val="067D17"/>
+                <w:sz w:val="20"/>
+                <w:szCs w:val="20"/>
+              </w:rPr>
+              <w:t>"George"</w:t>
+            </w:r>
+            <w:r>
+              <w:rPr>
+                <w:rFonts w:ascii="Consolas" w:hAnsi="Consolas"/>
+                <w:b w:val="false"/>
+                <w:i w:val="false"/>
+                <w:color w:val="080808"/>
+                <w:sz w:val="20"/>
+                <w:szCs w:val="20"/>
+              </w:rPr>
+              <w:t>,</w:t>
+              <w:br/>
               <w:t xml:space="preserve">  </w:t>
             </w:r>
             <w:r>
               <w:rPr>
-                <w:rFonts w:cs="Times New Roman"/>
-                <w:kern w:val="0"/>
-                <w:szCs w:val="22"/>
-                <w:lang w:val="pl-PL" w:bidi="ar-SA"/>
-              </w:rPr>
-              <w:t>"last_name": "Washington",</w:t>
-            </w:r>
-          </w:p>
-          <w:p>
-            <w:pPr>
-              <w:pStyle w:val="Normal"/>
-              <w:widowControl/>
-              <w:spacing w:before="0" w:after="0"/>
-              <w:rPr>
-                <w:szCs w:val="22"/>
-              </w:rPr>
-            </w:pPr>
-            <w:r>
-              <w:rPr>
-                <w:rFonts w:cs="Times New Roman"/>
-                <w:kern w:val="0"/>
-                <w:szCs w:val="22"/>
-                <w:lang w:val="pl-PL" w:bidi="ar-SA"/>
-              </w:rPr>
+                <w:rFonts w:ascii="Consolas" w:hAnsi="Consolas"/>
+                <w:b w:val="false"/>
+                <w:i w:val="false"/>
+                <w:color w:val="871094"/>
+                <w:sz w:val="20"/>
+                <w:szCs w:val="20"/>
+              </w:rPr>
+              <w:t>"last_name"</w:t>
+            </w:r>
+            <w:r>
+              <w:rPr>
+                <w:rFonts w:ascii="Consolas" w:hAnsi="Consolas"/>
+                <w:b w:val="false"/>
+                <w:i w:val="false"/>
+                <w:color w:val="080808"/>
+                <w:sz w:val="20"/>
+                <w:szCs w:val="20"/>
+              </w:rPr>
+              <w:t xml:space="preserve">: </w:t>
+            </w:r>
+            <w:r>
+              <w:rPr>
+                <w:rFonts w:ascii="Consolas" w:hAnsi="Consolas"/>
+                <w:b w:val="false"/>
+                <w:i w:val="false"/>
+                <w:color w:val="067D17"/>
+                <w:sz w:val="20"/>
+                <w:szCs w:val="20"/>
+              </w:rPr>
+              <w:t>"Washington"</w:t>
+            </w:r>
+            <w:r>
+              <w:rPr>
+                <w:rFonts w:ascii="Consolas" w:hAnsi="Consolas"/>
+                <w:b w:val="false"/>
+                <w:i w:val="false"/>
+                <w:color w:val="080808"/>
+                <w:sz w:val="20"/>
+                <w:szCs w:val="20"/>
+              </w:rPr>
+              <w:t>,</w:t>
+              <w:br/>
               <w:t xml:space="preserve">  </w:t>
             </w:r>
             <w:r>
               <w:rPr>
-                <w:rFonts w:cs="Times New Roman"/>
-                <w:kern w:val="0"/>
-                <w:szCs w:val="22"/>
-                <w:lang w:val="pl-PL" w:bidi="ar-SA"/>
-              </w:rPr>
-              <w:t>"birthday": "1732-02-22",</w:t>
-            </w:r>
-          </w:p>
-          <w:p>
-            <w:pPr>
-              <w:pStyle w:val="Normal"/>
-              <w:widowControl/>
-              <w:spacing w:before="0" w:after="0"/>
-              <w:rPr>
-                <w:szCs w:val="22"/>
-              </w:rPr>
-            </w:pPr>
-            <w:r>
-              <w:rPr>
-                <w:rFonts w:cs="Times New Roman"/>
-                <w:kern w:val="0"/>
-                <w:szCs w:val="22"/>
-                <w:lang w:val="pl-PL" w:bidi="ar-SA"/>
-              </w:rPr>
+                <w:rFonts w:ascii="Consolas" w:hAnsi="Consolas"/>
+                <w:b w:val="false"/>
+                <w:i w:val="false"/>
+                <w:color w:val="871094"/>
+                <w:sz w:val="20"/>
+                <w:szCs w:val="20"/>
+              </w:rPr>
+              <w:t>"birthday"</w:t>
+            </w:r>
+            <w:r>
+              <w:rPr>
+                <w:rFonts w:ascii="Consolas" w:hAnsi="Consolas"/>
+                <w:b w:val="false"/>
+                <w:i w:val="false"/>
+                <w:color w:val="080808"/>
+                <w:sz w:val="20"/>
+                <w:szCs w:val="20"/>
+              </w:rPr>
+              <w:t xml:space="preserve">: </w:t>
+            </w:r>
+            <w:r>
+              <w:rPr>
+                <w:rFonts w:ascii="Consolas" w:hAnsi="Consolas"/>
+                <w:b w:val="false"/>
+                <w:i w:val="false"/>
+                <w:color w:val="067D17"/>
+                <w:sz w:val="20"/>
+                <w:szCs w:val="20"/>
+              </w:rPr>
+              <w:t>"1732-02-22"</w:t>
+            </w:r>
+            <w:r>
+              <w:rPr>
+                <w:rFonts w:ascii="Consolas" w:hAnsi="Consolas"/>
+                <w:b w:val="false"/>
+                <w:i w:val="false"/>
+                <w:color w:val="080808"/>
+                <w:sz w:val="20"/>
+                <w:szCs w:val="20"/>
+              </w:rPr>
+              <w:t>,</w:t>
+              <w:br/>
               <w:t xml:space="preserve">  </w:t>
             </w:r>
             <w:r>
               <w:rPr>
-                <w:rFonts w:cs="Times New Roman"/>
-                <w:kern w:val="0"/>
-                <w:szCs w:val="22"/>
-                <w:lang w:val="pl-PL" w:bidi="ar-SA"/>
-              </w:rPr>
-              <w:t>"address": {</w:t>
-            </w:r>
-          </w:p>
-          <w:p>
-            <w:pPr>
-              <w:pStyle w:val="Normal"/>
-              <w:widowControl/>
-              <w:spacing w:before="0" w:after="0"/>
-              <w:rPr>
-                <w:szCs w:val="22"/>
-              </w:rPr>
-            </w:pPr>
-            <w:r>
-              <w:rPr>
-                <w:rFonts w:cs="Times New Roman"/>
-                <w:kern w:val="0"/>
-                <w:szCs w:val="22"/>
-                <w:lang w:val="pl-PL" w:bidi="ar-SA"/>
-              </w:rPr>
+                <w:rFonts w:ascii="Consolas" w:hAnsi="Consolas"/>
+                <w:b w:val="false"/>
+                <w:i w:val="false"/>
+                <w:color w:val="871094"/>
+                <w:sz w:val="20"/>
+                <w:szCs w:val="20"/>
+              </w:rPr>
+              <w:t>"address"</w:t>
+            </w:r>
+            <w:r>
+              <w:rPr>
+                <w:rFonts w:ascii="Consolas" w:hAnsi="Consolas"/>
+                <w:b w:val="false"/>
+                <w:i w:val="false"/>
+                <w:color w:val="080808"/>
+                <w:sz w:val="20"/>
+                <w:szCs w:val="20"/>
+              </w:rPr>
+              <w:t>: {</w:t>
+              <w:br/>
               <w:t xml:space="preserve">    </w:t>
             </w:r>
             <w:r>
               <w:rPr>
-                <w:rFonts w:cs="Times New Roman"/>
-                <w:kern w:val="0"/>
-                <w:szCs w:val="22"/>
-                <w:lang w:val="pl-PL" w:bidi="ar-SA"/>
-              </w:rPr>
-              <w:t>"street_address": "3200 Mount Vernon Memorial Highway",</w:t>
-            </w:r>
-          </w:p>
-          <w:p>
-            <w:pPr>
-              <w:pStyle w:val="Normal"/>
-              <w:widowControl/>
-              <w:spacing w:before="0" w:after="0"/>
-              <w:rPr>
-                <w:szCs w:val="22"/>
-              </w:rPr>
-            </w:pPr>
-            <w:r>
-              <w:rPr>
-                <w:rFonts w:cs="Times New Roman"/>
-                <w:kern w:val="0"/>
-                <w:szCs w:val="22"/>
-                <w:lang w:val="pl-PL" w:bidi="ar-SA"/>
-              </w:rPr>
+                <w:rFonts w:ascii="Consolas" w:hAnsi="Consolas"/>
+                <w:b w:val="false"/>
+                <w:i w:val="false"/>
+                <w:color w:val="871094"/>
+                <w:sz w:val="20"/>
+                <w:szCs w:val="20"/>
+              </w:rPr>
+              <w:t>"street_address"</w:t>
+            </w:r>
+            <w:r>
+              <w:rPr>
+                <w:rFonts w:ascii="Consolas" w:hAnsi="Consolas"/>
+                <w:b w:val="false"/>
+                <w:i w:val="false"/>
+                <w:color w:val="080808"/>
+                <w:sz w:val="20"/>
+                <w:szCs w:val="20"/>
+              </w:rPr>
+              <w:t xml:space="preserve">: </w:t>
+            </w:r>
+            <w:r>
+              <w:rPr>
+                <w:rFonts w:ascii="Consolas" w:hAnsi="Consolas"/>
+                <w:b w:val="false"/>
+                <w:i w:val="false"/>
+                <w:color w:val="067D17"/>
+                <w:sz w:val="20"/>
+                <w:szCs w:val="20"/>
+              </w:rPr>
+              <w:t>"3200 Mount Vernon Memorial Highway"</w:t>
+            </w:r>
+            <w:r>
+              <w:rPr>
+                <w:rFonts w:ascii="Consolas" w:hAnsi="Consolas"/>
+                <w:b w:val="false"/>
+                <w:i w:val="false"/>
+                <w:color w:val="080808"/>
+                <w:sz w:val="20"/>
+                <w:szCs w:val="20"/>
+              </w:rPr>
+              <w:t>,</w:t>
+              <w:br/>
               <w:t xml:space="preserve">    </w:t>
             </w:r>
             <w:r>
               <w:rPr>
-                <w:rFonts w:cs="Times New Roman"/>
-                <w:kern w:val="0"/>
-                <w:szCs w:val="22"/>
-                <w:lang w:val="pl-PL" w:bidi="ar-SA"/>
-              </w:rPr>
-              <w:t>"city": "Mount Vernon",</w:t>
-            </w:r>
-          </w:p>
-          <w:p>
-            <w:pPr>
-              <w:pStyle w:val="Normal"/>
-              <w:widowControl/>
-              <w:spacing w:before="0" w:after="0"/>
-              <w:rPr>
-                <w:szCs w:val="22"/>
-              </w:rPr>
-            </w:pPr>
-            <w:r>
-              <w:rPr>
-                <w:rFonts w:cs="Times New Roman"/>
-                <w:kern w:val="0"/>
-                <w:szCs w:val="22"/>
-                <w:lang w:val="pl-PL" w:bidi="ar-SA"/>
-              </w:rPr>
+                <w:rFonts w:ascii="Consolas" w:hAnsi="Consolas"/>
+                <w:b w:val="false"/>
+                <w:i w:val="false"/>
+                <w:color w:val="871094"/>
+                <w:sz w:val="20"/>
+                <w:szCs w:val="20"/>
+              </w:rPr>
+              <w:t>"city"</w:t>
+            </w:r>
+            <w:r>
+              <w:rPr>
+                <w:rFonts w:ascii="Consolas" w:hAnsi="Consolas"/>
+                <w:b w:val="false"/>
+                <w:i w:val="false"/>
+                <w:color w:val="080808"/>
+                <w:sz w:val="20"/>
+                <w:szCs w:val="20"/>
+              </w:rPr>
+              <w:t xml:space="preserve">: </w:t>
+            </w:r>
+            <w:r>
+              <w:rPr>
+                <w:rFonts w:ascii="Consolas" w:hAnsi="Consolas"/>
+                <w:b w:val="false"/>
+                <w:i w:val="false"/>
+                <w:color w:val="067D17"/>
+                <w:sz w:val="20"/>
+                <w:szCs w:val="20"/>
+              </w:rPr>
+              <w:t>"Mount Vernon"</w:t>
+            </w:r>
+            <w:r>
+              <w:rPr>
+                <w:rFonts w:ascii="Consolas" w:hAnsi="Consolas"/>
+                <w:b w:val="false"/>
+                <w:i w:val="false"/>
+                <w:color w:val="080808"/>
+                <w:sz w:val="20"/>
+                <w:szCs w:val="20"/>
+              </w:rPr>
+              <w:t>,</w:t>
+              <w:br/>
               <w:t xml:space="preserve">    </w:t>
             </w:r>
             <w:r>
               <w:rPr>
-                <w:rFonts w:cs="Times New Roman"/>
-                <w:kern w:val="0"/>
-                <w:szCs w:val="22"/>
-                <w:lang w:val="pl-PL" w:bidi="ar-SA"/>
-              </w:rPr>
-              <w:t>"state": "Virginia",</w:t>
-            </w:r>
-          </w:p>
-          <w:p>
-            <w:pPr>
-              <w:pStyle w:val="Normal"/>
-              <w:widowControl/>
-              <w:spacing w:before="0" w:after="0"/>
-              <w:rPr>
-                <w:szCs w:val="22"/>
-              </w:rPr>
-            </w:pPr>
-            <w:r>
-              <w:rPr>
-                <w:rFonts w:cs="Times New Roman"/>
-                <w:kern w:val="0"/>
-                <w:szCs w:val="22"/>
-                <w:lang w:val="pl-PL" w:bidi="ar-SA"/>
-              </w:rPr>
+                <w:rFonts w:ascii="Consolas" w:hAnsi="Consolas"/>
+                <w:b w:val="false"/>
+                <w:i w:val="false"/>
+                <w:color w:val="871094"/>
+                <w:sz w:val="20"/>
+                <w:szCs w:val="20"/>
+              </w:rPr>
+              <w:t>"state"</w:t>
+            </w:r>
+            <w:r>
+              <w:rPr>
+                <w:rFonts w:ascii="Consolas" w:hAnsi="Consolas"/>
+                <w:b w:val="false"/>
+                <w:i w:val="false"/>
+                <w:color w:val="080808"/>
+                <w:sz w:val="20"/>
+                <w:szCs w:val="20"/>
+              </w:rPr>
+              <w:t xml:space="preserve">: </w:t>
+            </w:r>
+            <w:r>
+              <w:rPr>
+                <w:rFonts w:ascii="Consolas" w:hAnsi="Consolas"/>
+                <w:b w:val="false"/>
+                <w:i w:val="false"/>
+                <w:color w:val="067D17"/>
+                <w:sz w:val="20"/>
+                <w:szCs w:val="20"/>
+              </w:rPr>
+              <w:t>"Virginia"</w:t>
+            </w:r>
+            <w:r>
+              <w:rPr>
+                <w:rFonts w:ascii="Consolas" w:hAnsi="Consolas"/>
+                <w:b w:val="false"/>
+                <w:i w:val="false"/>
+                <w:color w:val="080808"/>
+                <w:sz w:val="20"/>
+                <w:szCs w:val="20"/>
+              </w:rPr>
+              <w:t>,</w:t>
+              <w:br/>
               <w:t xml:space="preserve">    </w:t>
             </w:r>
             <w:r>
               <w:rPr>
-                <w:rFonts w:cs="Times New Roman"/>
-                <w:kern w:val="0"/>
-                <w:szCs w:val="22"/>
-                <w:lang w:val="pl-PL" w:bidi="ar-SA"/>
-              </w:rPr>
-              <w:t>"country": "United States"</w:t>
-            </w:r>
-          </w:p>
-          <w:p>
-            <w:pPr>
-              <w:pStyle w:val="Normal"/>
-              <w:widowControl/>
-              <w:spacing w:before="0" w:after="0"/>
-              <w:rPr>
-                <w:szCs w:val="22"/>
-              </w:rPr>
-            </w:pPr>
-            <w:r>
-              <w:rPr>
-                <w:rFonts w:cs="Times New Roman"/>
-                <w:kern w:val="0"/>
-                <w:szCs w:val="22"/>
-                <w:lang w:val="pl-PL" w:bidi="ar-SA"/>
-              </w:rPr>
+                <w:rFonts w:ascii="Consolas" w:hAnsi="Consolas"/>
+                <w:b w:val="false"/>
+                <w:i w:val="false"/>
+                <w:color w:val="871094"/>
+                <w:sz w:val="20"/>
+                <w:szCs w:val="20"/>
+              </w:rPr>
+              <w:t>"country"</w:t>
+            </w:r>
+            <w:r>
+              <w:rPr>
+                <w:rFonts w:ascii="Consolas" w:hAnsi="Consolas"/>
+                <w:b w:val="false"/>
+                <w:i w:val="false"/>
+                <w:color w:val="080808"/>
+                <w:sz w:val="20"/>
+                <w:szCs w:val="20"/>
+              </w:rPr>
+              <w:t xml:space="preserve">: </w:t>
+            </w:r>
+            <w:r>
+              <w:rPr>
+                <w:rFonts w:ascii="Consolas" w:hAnsi="Consolas"/>
+                <w:b w:val="false"/>
+                <w:i w:val="false"/>
+                <w:color w:val="067D17"/>
+                <w:sz w:val="20"/>
+                <w:szCs w:val="20"/>
+              </w:rPr>
+              <w:t>"United States"</w:t>
+              <w:br/>
               <w:t xml:space="preserve">  </w:t>
             </w:r>
             <w:r>
               <w:rPr>
-                <w:rFonts w:cs="Times New Roman"/>
-                <w:kern w:val="0"/>
-                <w:szCs w:val="22"/>
-                <w:lang w:val="pl-PL" w:bidi="ar-SA"/>
+                <w:rFonts w:ascii="Consolas" w:hAnsi="Consolas"/>
+                <w:b w:val="false"/>
+                <w:i w:val="false"/>
+                <w:color w:val="080808"/>
+                <w:sz w:val="20"/>
+                <w:szCs w:val="20"/>
               </w:rPr>
               <w:t>}</w:t>
-            </w:r>
-          </w:p>
-          <w:p>
-            <w:pPr>
-              <w:pStyle w:val="Normal"/>
-              <w:keepNext w:val="true"/>
-              <w:widowControl/>
-              <w:spacing w:before="0" w:after="0"/>
-              <w:rPr>
-                <w:szCs w:val="22"/>
-              </w:rPr>
-            </w:pPr>
-            <w:r>
-              <w:rPr>
-                <w:rFonts w:cs="Times New Roman"/>
-                <w:kern w:val="0"/>
-                <w:szCs w:val="22"/>
-                <w:lang w:val="pl-PL" w:bidi="ar-SA"/>
-              </w:rPr>
+              <w:br/>
               <w:t>}</w:t>
             </w:r>
           </w:p>
@@ -1136,6 +1263,42 @@
       <w:r>
         <w:rPr/>
         <w:t>JSON Schema to schemat który przedstawia strukturę dokumentu JSON. Schemat informuje jakiego typu musi być dane pole.</w:t>
+      </w:r>
+    </w:p>
+    <w:p>
+      <w:pPr>
+        <w:pStyle w:val="Normal"/>
+        <w:rPr/>
+      </w:pPr>
+      <w:r>
+        <w:rPr/>
+      </w:r>
+    </w:p>
+    <w:p>
+      <w:pPr>
+        <w:pStyle w:val="Normal"/>
+        <w:rPr/>
+      </w:pPr>
+      <w:r>
+        <w:rPr/>
+      </w:r>
+    </w:p>
+    <w:p>
+      <w:pPr>
+        <w:pStyle w:val="Normal"/>
+        <w:rPr/>
+      </w:pPr>
+      <w:r>
+        <w:rPr/>
+      </w:r>
+    </w:p>
+    <w:p>
+      <w:pPr>
+        <w:pStyle w:val="Normal"/>
+        <w:rPr/>
+      </w:pPr>
+      <w:r>
+        <w:rPr/>
       </w:r>
     </w:p>
     <w:p>
@@ -1188,7 +1351,7 @@
         <w:tblStyle w:val="Tabela-Siatka"/>
         <w:tblW w:w="9590" w:type="dxa"/>
         <w:jc w:val="start"/>
-        <w:tblInd w:w="38" w:type="dxa"/>
+        <w:tblInd w:w="151" w:type="dxa"/>
         <w:tblLayout w:type="fixed"/>
         <w:tblCellMar>
           <w:top w:w="0" w:type="dxa"/>
@@ -1211,458 +1374,716 @@
           <w:p>
             <w:pPr>
               <w:pStyle w:val="Normal"/>
-              <w:widowControl/>
-              <w:spacing w:before="0" w:after="0"/>
-              <w:rPr>
-                <w:szCs w:val="22"/>
+              <w:pBdr/>
+              <w:shd w:fill="FFFFFF" w:val="clear"/>
+              <w:jc w:val="start"/>
+              <w:rPr>
+                <w:rFonts w:ascii="Consolas" w:hAnsi="Consolas"/>
+                <w:sz w:val="20"/>
+                <w:szCs w:val="20"/>
               </w:rPr>
             </w:pPr>
             <w:r>
               <w:rPr>
-                <w:rFonts w:cs="Times New Roman"/>
-                <w:kern w:val="0"/>
-                <w:szCs w:val="22"/>
-                <w:lang w:val="pl-PL" w:bidi="ar-SA"/>
+                <w:rFonts w:ascii="Consolas" w:hAnsi="Consolas"/>
+                <w:b w:val="false"/>
+                <w:i w:val="false"/>
+                <w:color w:val="080808"/>
+                <w:sz w:val="20"/>
+                <w:szCs w:val="20"/>
               </w:rPr>
               <w:t>{</w:t>
-            </w:r>
-          </w:p>
-          <w:p>
-            <w:pPr>
-              <w:pStyle w:val="Normal"/>
-              <w:widowControl/>
-              <w:spacing w:before="0" w:after="0"/>
-              <w:rPr>
-                <w:szCs w:val="22"/>
-              </w:rPr>
-            </w:pPr>
-            <w:r>
-              <w:rPr>
-                <w:rFonts w:cs="Times New Roman"/>
-                <w:kern w:val="0"/>
-                <w:szCs w:val="22"/>
-                <w:lang w:val="pl-PL" w:bidi="ar-SA"/>
-              </w:rPr>
+              <w:br/>
               <w:t xml:space="preserve">  </w:t>
             </w:r>
             <w:r>
               <w:rPr>
-                <w:rFonts w:cs="Times New Roman"/>
-                <w:kern w:val="0"/>
-                <w:szCs w:val="22"/>
-                <w:lang w:val="pl-PL" w:bidi="ar-SA"/>
-              </w:rPr>
-              <w:t>"type": "object",</w:t>
-            </w:r>
-          </w:p>
-          <w:p>
-            <w:pPr>
-              <w:pStyle w:val="Normal"/>
-              <w:widowControl/>
-              <w:spacing w:before="0" w:after="0"/>
-              <w:rPr>
-                <w:szCs w:val="22"/>
-              </w:rPr>
-            </w:pPr>
-            <w:r>
-              <w:rPr>
-                <w:rFonts w:cs="Times New Roman"/>
-                <w:kern w:val="0"/>
-                <w:szCs w:val="22"/>
-                <w:lang w:val="pl-PL" w:bidi="ar-SA"/>
-              </w:rPr>
+                <w:rFonts w:ascii="Consolas" w:hAnsi="Consolas"/>
+                <w:b w:val="false"/>
+                <w:i w:val="false"/>
+                <w:color w:val="871094"/>
+                <w:sz w:val="20"/>
+                <w:szCs w:val="20"/>
+              </w:rPr>
+              <w:t>"type"</w:t>
+            </w:r>
+            <w:r>
+              <w:rPr>
+                <w:rFonts w:ascii="Consolas" w:hAnsi="Consolas"/>
+                <w:b w:val="false"/>
+                <w:i w:val="false"/>
+                <w:color w:val="080808"/>
+                <w:sz w:val="20"/>
+                <w:szCs w:val="20"/>
+              </w:rPr>
+              <w:t xml:space="preserve">: </w:t>
+            </w:r>
+            <w:r>
+              <w:rPr>
+                <w:rFonts w:ascii="Consolas" w:hAnsi="Consolas"/>
+                <w:b w:val="false"/>
+                <w:i w:val="false"/>
+                <w:color w:val="067D17"/>
+                <w:sz w:val="20"/>
+                <w:szCs w:val="20"/>
+              </w:rPr>
+              <w:t>"object"</w:t>
+            </w:r>
+            <w:r>
+              <w:rPr>
+                <w:rFonts w:ascii="Consolas" w:hAnsi="Consolas"/>
+                <w:b w:val="false"/>
+                <w:i w:val="false"/>
+                <w:color w:val="080808"/>
+                <w:sz w:val="20"/>
+                <w:szCs w:val="20"/>
+              </w:rPr>
+              <w:t>,</w:t>
+              <w:br/>
               <w:t xml:space="preserve">  </w:t>
             </w:r>
             <w:r>
               <w:rPr>
-                <w:rFonts w:cs="Times New Roman"/>
-                <w:kern w:val="0"/>
-                <w:szCs w:val="22"/>
-                <w:lang w:val="pl-PL" w:bidi="ar-SA"/>
-              </w:rPr>
-              <w:t>"properties": {</w:t>
-            </w:r>
-          </w:p>
-          <w:p>
-            <w:pPr>
-              <w:pStyle w:val="Normal"/>
-              <w:widowControl/>
-              <w:spacing w:before="0" w:after="0"/>
-              <w:rPr>
-                <w:szCs w:val="22"/>
-              </w:rPr>
-            </w:pPr>
-            <w:r>
-              <w:rPr>
-                <w:rFonts w:cs="Times New Roman"/>
-                <w:kern w:val="0"/>
-                <w:szCs w:val="22"/>
-                <w:lang w:val="pl-PL" w:bidi="ar-SA"/>
-              </w:rPr>
+                <w:rFonts w:ascii="Consolas" w:hAnsi="Consolas"/>
+                <w:b w:val="false"/>
+                <w:i w:val="false"/>
+                <w:color w:val="871094"/>
+                <w:sz w:val="20"/>
+                <w:szCs w:val="20"/>
+              </w:rPr>
+              <w:t>"properties"</w:t>
+            </w:r>
+            <w:r>
+              <w:rPr>
+                <w:rFonts w:ascii="Consolas" w:hAnsi="Consolas"/>
+                <w:b w:val="false"/>
+                <w:i w:val="false"/>
+                <w:color w:val="080808"/>
+                <w:sz w:val="20"/>
+                <w:szCs w:val="20"/>
+              </w:rPr>
+              <w:t>: {</w:t>
+              <w:br/>
               <w:t xml:space="preserve">    </w:t>
             </w:r>
             <w:r>
               <w:rPr>
-                <w:rFonts w:cs="Times New Roman"/>
-                <w:kern w:val="0"/>
-                <w:szCs w:val="22"/>
-                <w:lang w:val="pl-PL" w:bidi="ar-SA"/>
-              </w:rPr>
-              <w:t>"first_name": { "type": "string" },</w:t>
-            </w:r>
-          </w:p>
-          <w:p>
-            <w:pPr>
-              <w:pStyle w:val="Normal"/>
-              <w:widowControl/>
-              <w:spacing w:before="0" w:after="0"/>
-              <w:rPr>
-                <w:szCs w:val="22"/>
-              </w:rPr>
-            </w:pPr>
-            <w:r>
-              <w:rPr>
-                <w:rFonts w:cs="Times New Roman"/>
-                <w:kern w:val="0"/>
-                <w:szCs w:val="22"/>
-                <w:lang w:val="pl-PL" w:bidi="ar-SA"/>
-              </w:rPr>
+                <w:rFonts w:ascii="Consolas" w:hAnsi="Consolas"/>
+                <w:b w:val="false"/>
+                <w:i w:val="false"/>
+                <w:color w:val="871094"/>
+                <w:sz w:val="20"/>
+                <w:szCs w:val="20"/>
+              </w:rPr>
+              <w:t>"first_name"</w:t>
+            </w:r>
+            <w:r>
+              <w:rPr>
+                <w:rFonts w:ascii="Consolas" w:hAnsi="Consolas"/>
+                <w:b w:val="false"/>
+                <w:i w:val="false"/>
+                <w:color w:val="080808"/>
+                <w:sz w:val="20"/>
+                <w:szCs w:val="20"/>
+              </w:rPr>
+              <w:t xml:space="preserve">: { </w:t>
+            </w:r>
+            <w:r>
+              <w:rPr>
+                <w:rFonts w:ascii="Consolas" w:hAnsi="Consolas"/>
+                <w:b w:val="false"/>
+                <w:i w:val="false"/>
+                <w:color w:val="871094"/>
+                <w:sz w:val="20"/>
+                <w:szCs w:val="20"/>
+              </w:rPr>
+              <w:t>"type"</w:t>
+            </w:r>
+            <w:r>
+              <w:rPr>
+                <w:rFonts w:ascii="Consolas" w:hAnsi="Consolas"/>
+                <w:b w:val="false"/>
+                <w:i w:val="false"/>
+                <w:color w:val="080808"/>
+                <w:sz w:val="20"/>
+                <w:szCs w:val="20"/>
+              </w:rPr>
+              <w:t xml:space="preserve">: </w:t>
+            </w:r>
+            <w:r>
+              <w:rPr>
+                <w:rFonts w:ascii="Consolas" w:hAnsi="Consolas"/>
+                <w:b w:val="false"/>
+                <w:i w:val="false"/>
+                <w:color w:val="067D17"/>
+                <w:sz w:val="20"/>
+                <w:szCs w:val="20"/>
+              </w:rPr>
+              <w:t xml:space="preserve">"string" </w:t>
+            </w:r>
+            <w:r>
+              <w:rPr>
+                <w:rFonts w:ascii="Consolas" w:hAnsi="Consolas"/>
+                <w:b w:val="false"/>
+                <w:i w:val="false"/>
+                <w:color w:val="080808"/>
+                <w:sz w:val="20"/>
+                <w:szCs w:val="20"/>
+              </w:rPr>
+              <w:t>},</w:t>
+              <w:br/>
               <w:t xml:space="preserve">    </w:t>
             </w:r>
             <w:r>
               <w:rPr>
-                <w:rFonts w:cs="Times New Roman"/>
-                <w:kern w:val="0"/>
-                <w:szCs w:val="22"/>
-                <w:lang w:val="pl-PL" w:bidi="ar-SA"/>
-              </w:rPr>
-              <w:t>"last_name": { "type": "string" },</w:t>
-            </w:r>
-          </w:p>
-          <w:p>
-            <w:pPr>
-              <w:pStyle w:val="Normal"/>
-              <w:widowControl/>
-              <w:spacing w:before="0" w:after="0"/>
-              <w:rPr>
-                <w:szCs w:val="22"/>
-              </w:rPr>
-            </w:pPr>
-            <w:r>
-              <w:rPr>
-                <w:rFonts w:cs="Times New Roman"/>
-                <w:kern w:val="0"/>
-                <w:szCs w:val="22"/>
-                <w:lang w:val="pl-PL" w:bidi="ar-SA"/>
-              </w:rPr>
+                <w:rFonts w:ascii="Consolas" w:hAnsi="Consolas"/>
+                <w:b w:val="false"/>
+                <w:i w:val="false"/>
+                <w:color w:val="871094"/>
+                <w:sz w:val="20"/>
+                <w:szCs w:val="20"/>
+              </w:rPr>
+              <w:t>"last_name"</w:t>
+            </w:r>
+            <w:r>
+              <w:rPr>
+                <w:rFonts w:ascii="Consolas" w:hAnsi="Consolas"/>
+                <w:b w:val="false"/>
+                <w:i w:val="false"/>
+                <w:color w:val="080808"/>
+                <w:sz w:val="20"/>
+                <w:szCs w:val="20"/>
+              </w:rPr>
+              <w:t xml:space="preserve">: { </w:t>
+            </w:r>
+            <w:r>
+              <w:rPr>
+                <w:rFonts w:ascii="Consolas" w:hAnsi="Consolas"/>
+                <w:b w:val="false"/>
+                <w:i w:val="false"/>
+                <w:color w:val="871094"/>
+                <w:sz w:val="20"/>
+                <w:szCs w:val="20"/>
+              </w:rPr>
+              <w:t>"type"</w:t>
+            </w:r>
+            <w:r>
+              <w:rPr>
+                <w:rFonts w:ascii="Consolas" w:hAnsi="Consolas"/>
+                <w:b w:val="false"/>
+                <w:i w:val="false"/>
+                <w:color w:val="080808"/>
+                <w:sz w:val="20"/>
+                <w:szCs w:val="20"/>
+              </w:rPr>
+              <w:t xml:space="preserve">: </w:t>
+            </w:r>
+            <w:r>
+              <w:rPr>
+                <w:rFonts w:ascii="Consolas" w:hAnsi="Consolas"/>
+                <w:b w:val="false"/>
+                <w:i w:val="false"/>
+                <w:color w:val="067D17"/>
+                <w:sz w:val="20"/>
+                <w:szCs w:val="20"/>
+              </w:rPr>
+              <w:t xml:space="preserve">"string" </w:t>
+            </w:r>
+            <w:r>
+              <w:rPr>
+                <w:rFonts w:ascii="Consolas" w:hAnsi="Consolas"/>
+                <w:b w:val="false"/>
+                <w:i w:val="false"/>
+                <w:color w:val="080808"/>
+                <w:sz w:val="20"/>
+                <w:szCs w:val="20"/>
+              </w:rPr>
+              <w:t>},</w:t>
+              <w:br/>
               <w:t xml:space="preserve">    </w:t>
             </w:r>
             <w:r>
               <w:rPr>
-                <w:rFonts w:cs="Times New Roman"/>
-                <w:kern w:val="0"/>
-                <w:szCs w:val="22"/>
-                <w:lang w:val="pl-PL" w:bidi="ar-SA"/>
-              </w:rPr>
-              <w:t>"birthday": { "type": "string", "format": "date" },</w:t>
-            </w:r>
-          </w:p>
-          <w:p>
-            <w:pPr>
-              <w:pStyle w:val="Normal"/>
-              <w:widowControl/>
-              <w:spacing w:before="0" w:after="0"/>
-              <w:rPr>
-                <w:szCs w:val="22"/>
-              </w:rPr>
-            </w:pPr>
-            <w:r>
-              <w:rPr>
-                <w:rFonts w:cs="Times New Roman"/>
-                <w:kern w:val="0"/>
-                <w:szCs w:val="22"/>
-                <w:lang w:val="pl-PL" w:bidi="ar-SA"/>
-              </w:rPr>
+                <w:rFonts w:ascii="Consolas" w:hAnsi="Consolas"/>
+                <w:b w:val="false"/>
+                <w:i w:val="false"/>
+                <w:color w:val="871094"/>
+                <w:sz w:val="20"/>
+                <w:szCs w:val="20"/>
+              </w:rPr>
+              <w:t>"birthday"</w:t>
+            </w:r>
+            <w:r>
+              <w:rPr>
+                <w:rFonts w:ascii="Consolas" w:hAnsi="Consolas"/>
+                <w:b w:val="false"/>
+                <w:i w:val="false"/>
+                <w:color w:val="080808"/>
+                <w:sz w:val="20"/>
+                <w:szCs w:val="20"/>
+              </w:rPr>
+              <w:t xml:space="preserve">: { </w:t>
+            </w:r>
+            <w:r>
+              <w:rPr>
+                <w:rFonts w:ascii="Consolas" w:hAnsi="Consolas"/>
+                <w:b w:val="false"/>
+                <w:i w:val="false"/>
+                <w:color w:val="871094"/>
+                <w:sz w:val="20"/>
+                <w:szCs w:val="20"/>
+              </w:rPr>
+              <w:t>"type"</w:t>
+            </w:r>
+            <w:r>
+              <w:rPr>
+                <w:rFonts w:ascii="Consolas" w:hAnsi="Consolas"/>
+                <w:b w:val="false"/>
+                <w:i w:val="false"/>
+                <w:color w:val="080808"/>
+                <w:sz w:val="20"/>
+                <w:szCs w:val="20"/>
+              </w:rPr>
+              <w:t xml:space="preserve">: </w:t>
+            </w:r>
+            <w:r>
+              <w:rPr>
+                <w:rFonts w:ascii="Consolas" w:hAnsi="Consolas"/>
+                <w:b w:val="false"/>
+                <w:i w:val="false"/>
+                <w:color w:val="067D17"/>
+                <w:sz w:val="20"/>
+                <w:szCs w:val="20"/>
+              </w:rPr>
+              <w:t>"string"</w:t>
+            </w:r>
+            <w:r>
+              <w:rPr>
+                <w:rFonts w:ascii="Consolas" w:hAnsi="Consolas"/>
+                <w:b w:val="false"/>
+                <w:i w:val="false"/>
+                <w:color w:val="080808"/>
+                <w:sz w:val="20"/>
+                <w:szCs w:val="20"/>
+              </w:rPr>
+              <w:t xml:space="preserve">, </w:t>
+            </w:r>
+            <w:r>
+              <w:rPr>
+                <w:rFonts w:ascii="Consolas" w:hAnsi="Consolas"/>
+                <w:b w:val="false"/>
+                <w:i w:val="false"/>
+                <w:color w:val="871094"/>
+                <w:sz w:val="20"/>
+                <w:szCs w:val="20"/>
+              </w:rPr>
+              <w:t>"format"</w:t>
+            </w:r>
+            <w:r>
+              <w:rPr>
+                <w:rFonts w:ascii="Consolas" w:hAnsi="Consolas"/>
+                <w:b w:val="false"/>
+                <w:i w:val="false"/>
+                <w:color w:val="080808"/>
+                <w:sz w:val="20"/>
+                <w:szCs w:val="20"/>
+              </w:rPr>
+              <w:t xml:space="preserve">: </w:t>
+            </w:r>
+            <w:r>
+              <w:rPr>
+                <w:rFonts w:ascii="Consolas" w:hAnsi="Consolas"/>
+                <w:b w:val="false"/>
+                <w:i w:val="false"/>
+                <w:color w:val="067D17"/>
+                <w:sz w:val="20"/>
+                <w:szCs w:val="20"/>
+              </w:rPr>
+              <w:t xml:space="preserve">"date" </w:t>
+            </w:r>
+            <w:r>
+              <w:rPr>
+                <w:rFonts w:ascii="Consolas" w:hAnsi="Consolas"/>
+                <w:b w:val="false"/>
+                <w:i w:val="false"/>
+                <w:color w:val="080808"/>
+                <w:sz w:val="20"/>
+                <w:szCs w:val="20"/>
+              </w:rPr>
+              <w:t>},</w:t>
+              <w:br/>
               <w:t xml:space="preserve">    </w:t>
             </w:r>
             <w:r>
               <w:rPr>
-                <w:rFonts w:cs="Times New Roman"/>
-                <w:kern w:val="0"/>
-                <w:szCs w:val="22"/>
-                <w:lang w:val="pl-PL" w:bidi="ar-SA"/>
-              </w:rPr>
-              <w:t>"address": {</w:t>
-            </w:r>
-          </w:p>
-          <w:p>
-            <w:pPr>
-              <w:pStyle w:val="Normal"/>
-              <w:widowControl/>
-              <w:spacing w:before="0" w:after="0"/>
-              <w:rPr>
-                <w:szCs w:val="22"/>
-              </w:rPr>
-            </w:pPr>
-            <w:r>
-              <w:rPr>
-                <w:rFonts w:cs="Times New Roman"/>
-                <w:kern w:val="0"/>
-                <w:szCs w:val="22"/>
-                <w:lang w:val="pl-PL" w:bidi="ar-SA"/>
-              </w:rPr>
-              <w:t xml:space="preserve">       </w:t>
-            </w:r>
-            <w:r>
-              <w:rPr>
-                <w:rFonts w:cs="Times New Roman"/>
-                <w:kern w:val="0"/>
-                <w:szCs w:val="22"/>
-                <w:lang w:val="pl-PL" w:bidi="ar-SA"/>
-              </w:rPr>
-              <w:t>"type": "object",</w:t>
-            </w:r>
-          </w:p>
-          <w:p>
-            <w:pPr>
-              <w:pStyle w:val="Normal"/>
-              <w:widowControl/>
-              <w:spacing w:before="0" w:after="0"/>
-              <w:rPr>
-                <w:szCs w:val="22"/>
-              </w:rPr>
-            </w:pPr>
-            <w:r>
-              <w:rPr>
-                <w:rFonts w:cs="Times New Roman"/>
-                <w:kern w:val="0"/>
-                <w:szCs w:val="22"/>
-                <w:lang w:val="pl-PL" w:bidi="ar-SA"/>
-              </w:rPr>
-              <w:t xml:space="preserve">       </w:t>
-            </w:r>
-            <w:r>
-              <w:rPr>
-                <w:rFonts w:cs="Times New Roman"/>
-                <w:kern w:val="0"/>
-                <w:szCs w:val="22"/>
-                <w:lang w:val="pl-PL" w:bidi="ar-SA"/>
-              </w:rPr>
-              <w:t>"properties": {</w:t>
-            </w:r>
-          </w:p>
-          <w:p>
-            <w:pPr>
-              <w:pStyle w:val="Normal"/>
-              <w:widowControl/>
-              <w:spacing w:before="0" w:after="0"/>
-              <w:rPr>
-                <w:szCs w:val="22"/>
-              </w:rPr>
-            </w:pPr>
-            <w:r>
-              <w:rPr>
-                <w:rFonts w:cs="Times New Roman"/>
-                <w:kern w:val="0"/>
-                <w:szCs w:val="22"/>
-                <w:lang w:val="pl-PL" w:bidi="ar-SA"/>
-              </w:rPr>
-              <w:t xml:space="preserve">         </w:t>
-            </w:r>
-            <w:r>
-              <w:rPr>
-                <w:rFonts w:cs="Times New Roman"/>
-                <w:kern w:val="0"/>
-                <w:szCs w:val="22"/>
-                <w:lang w:val="pl-PL" w:bidi="ar-SA"/>
-              </w:rPr>
-              <w:t>"street_address": { "type": "string" },</w:t>
-            </w:r>
-          </w:p>
-          <w:p>
-            <w:pPr>
-              <w:pStyle w:val="Normal"/>
-              <w:widowControl/>
-              <w:spacing w:before="0" w:after="0"/>
-              <w:rPr>
-                <w:szCs w:val="22"/>
-              </w:rPr>
-            </w:pPr>
-            <w:r>
-              <w:rPr>
-                <w:rFonts w:cs="Times New Roman"/>
-                <w:kern w:val="0"/>
-                <w:szCs w:val="22"/>
-                <w:lang w:val="pl-PL" w:bidi="ar-SA"/>
-              </w:rPr>
-              <w:t xml:space="preserve">         </w:t>
-            </w:r>
-            <w:r>
-              <w:rPr>
-                <w:rFonts w:cs="Times New Roman"/>
-                <w:kern w:val="0"/>
-                <w:szCs w:val="22"/>
-                <w:lang w:val="pl-PL" w:bidi="ar-SA"/>
-              </w:rPr>
-              <w:t>"city": { "type": "string" },</w:t>
-            </w:r>
-          </w:p>
-          <w:p>
-            <w:pPr>
-              <w:pStyle w:val="Normal"/>
-              <w:widowControl/>
-              <w:spacing w:before="0" w:after="0"/>
-              <w:rPr>
-                <w:szCs w:val="22"/>
-              </w:rPr>
-            </w:pPr>
-            <w:r>
-              <w:rPr>
-                <w:rFonts w:cs="Times New Roman"/>
-                <w:kern w:val="0"/>
-                <w:szCs w:val="22"/>
-                <w:lang w:val="pl-PL" w:bidi="ar-SA"/>
-              </w:rPr>
-              <w:t xml:space="preserve">         </w:t>
-            </w:r>
-            <w:r>
-              <w:rPr>
-                <w:rFonts w:cs="Times New Roman"/>
-                <w:kern w:val="0"/>
-                <w:szCs w:val="22"/>
-                <w:lang w:val="pl-PL" w:bidi="ar-SA"/>
-              </w:rPr>
-              <w:t>"state": { "type": "string" },</w:t>
-            </w:r>
-          </w:p>
-          <w:p>
-            <w:pPr>
-              <w:pStyle w:val="Normal"/>
-              <w:widowControl/>
-              <w:spacing w:before="0" w:after="0"/>
-              <w:rPr>
-                <w:szCs w:val="22"/>
-              </w:rPr>
-            </w:pPr>
-            <w:r>
-              <w:rPr>
-                <w:rFonts w:cs="Times New Roman"/>
-                <w:kern w:val="0"/>
-                <w:szCs w:val="22"/>
-                <w:lang w:val="pl-PL" w:bidi="ar-SA"/>
-              </w:rPr>
-              <w:t xml:space="preserve">         </w:t>
-            </w:r>
-            <w:r>
-              <w:rPr>
-                <w:rFonts w:cs="Times New Roman"/>
-                <w:kern w:val="0"/>
-                <w:szCs w:val="22"/>
-                <w:lang w:val="pl-PL" w:bidi="ar-SA"/>
-              </w:rPr>
-              <w:t>"country": { "type" : "string" }</w:t>
-            </w:r>
-          </w:p>
-          <w:p>
-            <w:pPr>
-              <w:pStyle w:val="Normal"/>
-              <w:widowControl/>
-              <w:spacing w:before="0" w:after="0"/>
-              <w:rPr>
-                <w:szCs w:val="22"/>
-              </w:rPr>
-            </w:pPr>
-            <w:r>
-              <w:rPr>
-                <w:rFonts w:cs="Times New Roman"/>
-                <w:kern w:val="0"/>
-                <w:szCs w:val="22"/>
-                <w:lang w:val="pl-PL" w:bidi="ar-SA"/>
-              </w:rPr>
-              <w:t xml:space="preserve">       </w:t>
-            </w:r>
-            <w:r>
-              <w:rPr>
-                <w:rFonts w:cs="Times New Roman"/>
-                <w:kern w:val="0"/>
-                <w:szCs w:val="22"/>
-                <w:lang w:val="pl-PL" w:bidi="ar-SA"/>
+                <w:rFonts w:ascii="Consolas" w:hAnsi="Consolas"/>
+                <w:b w:val="false"/>
+                <w:i w:val="false"/>
+                <w:color w:val="871094"/>
+                <w:sz w:val="20"/>
+                <w:szCs w:val="20"/>
+              </w:rPr>
+              <w:t>"address"</w:t>
+            </w:r>
+            <w:r>
+              <w:rPr>
+                <w:rFonts w:ascii="Consolas" w:hAnsi="Consolas"/>
+                <w:b w:val="false"/>
+                <w:i w:val="false"/>
+                <w:color w:val="080808"/>
+                <w:sz w:val="20"/>
+                <w:szCs w:val="20"/>
+              </w:rPr>
+              <w:t>: {</w:t>
+              <w:br/>
+              <w:t xml:space="preserve">      </w:t>
+            </w:r>
+            <w:r>
+              <w:rPr>
+                <w:rFonts w:ascii="Consolas" w:hAnsi="Consolas"/>
+                <w:b w:val="false"/>
+                <w:i w:val="false"/>
+                <w:color w:val="871094"/>
+                <w:sz w:val="20"/>
+                <w:szCs w:val="20"/>
+              </w:rPr>
+              <w:t>"type"</w:t>
+            </w:r>
+            <w:r>
+              <w:rPr>
+                <w:rFonts w:ascii="Consolas" w:hAnsi="Consolas"/>
+                <w:b w:val="false"/>
+                <w:i w:val="false"/>
+                <w:color w:val="080808"/>
+                <w:sz w:val="20"/>
+                <w:szCs w:val="20"/>
+              </w:rPr>
+              <w:t xml:space="preserve">: </w:t>
+            </w:r>
+            <w:r>
+              <w:rPr>
+                <w:rFonts w:ascii="Consolas" w:hAnsi="Consolas"/>
+                <w:b w:val="false"/>
+                <w:i w:val="false"/>
+                <w:color w:val="067D17"/>
+                <w:sz w:val="20"/>
+                <w:szCs w:val="20"/>
+              </w:rPr>
+              <w:t>"object"</w:t>
+            </w:r>
+            <w:r>
+              <w:rPr>
+                <w:rFonts w:ascii="Consolas" w:hAnsi="Consolas"/>
+                <w:b w:val="false"/>
+                <w:i w:val="false"/>
+                <w:color w:val="080808"/>
+                <w:sz w:val="20"/>
+                <w:szCs w:val="20"/>
+              </w:rPr>
+              <w:t>,</w:t>
+              <w:br/>
+              <w:t xml:space="preserve">      </w:t>
+            </w:r>
+            <w:r>
+              <w:rPr>
+                <w:rFonts w:ascii="Consolas" w:hAnsi="Consolas"/>
+                <w:b w:val="false"/>
+                <w:i w:val="false"/>
+                <w:color w:val="871094"/>
+                <w:sz w:val="20"/>
+                <w:szCs w:val="20"/>
+              </w:rPr>
+              <w:t>"properties"</w:t>
+            </w:r>
+            <w:r>
+              <w:rPr>
+                <w:rFonts w:ascii="Consolas" w:hAnsi="Consolas"/>
+                <w:b w:val="false"/>
+                <w:i w:val="false"/>
+                <w:color w:val="080808"/>
+                <w:sz w:val="20"/>
+                <w:szCs w:val="20"/>
+              </w:rPr>
+              <w:t>: {</w:t>
+              <w:br/>
+              <w:t xml:space="preserve">        </w:t>
+            </w:r>
+            <w:r>
+              <w:rPr>
+                <w:rFonts w:ascii="Consolas" w:hAnsi="Consolas"/>
+                <w:b w:val="false"/>
+                <w:i w:val="false"/>
+                <w:color w:val="871094"/>
+                <w:sz w:val="20"/>
+                <w:szCs w:val="20"/>
+              </w:rPr>
+              <w:t>"street_address"</w:t>
+            </w:r>
+            <w:r>
+              <w:rPr>
+                <w:rFonts w:ascii="Consolas" w:hAnsi="Consolas"/>
+                <w:b w:val="false"/>
+                <w:i w:val="false"/>
+                <w:color w:val="080808"/>
+                <w:sz w:val="20"/>
+                <w:szCs w:val="20"/>
+              </w:rPr>
+              <w:t xml:space="preserve">: { </w:t>
+            </w:r>
+            <w:r>
+              <w:rPr>
+                <w:rFonts w:ascii="Consolas" w:hAnsi="Consolas"/>
+                <w:b w:val="false"/>
+                <w:i w:val="false"/>
+                <w:color w:val="871094"/>
+                <w:sz w:val="20"/>
+                <w:szCs w:val="20"/>
+              </w:rPr>
+              <w:t>"type"</w:t>
+            </w:r>
+            <w:r>
+              <w:rPr>
+                <w:rFonts w:ascii="Consolas" w:hAnsi="Consolas"/>
+                <w:b w:val="false"/>
+                <w:i w:val="false"/>
+                <w:color w:val="080808"/>
+                <w:sz w:val="20"/>
+                <w:szCs w:val="20"/>
+              </w:rPr>
+              <w:t xml:space="preserve">: </w:t>
+            </w:r>
+            <w:r>
+              <w:rPr>
+                <w:rFonts w:ascii="Consolas" w:hAnsi="Consolas"/>
+                <w:b w:val="false"/>
+                <w:i w:val="false"/>
+                <w:color w:val="067D17"/>
+                <w:sz w:val="20"/>
+                <w:szCs w:val="20"/>
+              </w:rPr>
+              <w:t xml:space="preserve">"string" </w:t>
+            </w:r>
+            <w:r>
+              <w:rPr>
+                <w:rFonts w:ascii="Consolas" w:hAnsi="Consolas"/>
+                <w:b w:val="false"/>
+                <w:i w:val="false"/>
+                <w:color w:val="080808"/>
+                <w:sz w:val="20"/>
+                <w:szCs w:val="20"/>
+              </w:rPr>
+              <w:t>},</w:t>
+              <w:br/>
+              <w:t xml:space="preserve">        </w:t>
+            </w:r>
+            <w:r>
+              <w:rPr>
+                <w:rFonts w:ascii="Consolas" w:hAnsi="Consolas"/>
+                <w:b w:val="false"/>
+                <w:i w:val="false"/>
+                <w:color w:val="871094"/>
+                <w:sz w:val="20"/>
+                <w:szCs w:val="20"/>
+              </w:rPr>
+              <w:t>"city"</w:t>
+            </w:r>
+            <w:r>
+              <w:rPr>
+                <w:rFonts w:ascii="Consolas" w:hAnsi="Consolas"/>
+                <w:b w:val="false"/>
+                <w:i w:val="false"/>
+                <w:color w:val="080808"/>
+                <w:sz w:val="20"/>
+                <w:szCs w:val="20"/>
+              </w:rPr>
+              <w:t xml:space="preserve">: { </w:t>
+            </w:r>
+            <w:r>
+              <w:rPr>
+                <w:rFonts w:ascii="Consolas" w:hAnsi="Consolas"/>
+                <w:b w:val="false"/>
+                <w:i w:val="false"/>
+                <w:color w:val="871094"/>
+                <w:sz w:val="20"/>
+                <w:szCs w:val="20"/>
+              </w:rPr>
+              <w:t>"type"</w:t>
+            </w:r>
+            <w:r>
+              <w:rPr>
+                <w:rFonts w:ascii="Consolas" w:hAnsi="Consolas"/>
+                <w:b w:val="false"/>
+                <w:i w:val="false"/>
+                <w:color w:val="080808"/>
+                <w:sz w:val="20"/>
+                <w:szCs w:val="20"/>
+              </w:rPr>
+              <w:t xml:space="preserve">: </w:t>
+            </w:r>
+            <w:r>
+              <w:rPr>
+                <w:rFonts w:ascii="Consolas" w:hAnsi="Consolas"/>
+                <w:b w:val="false"/>
+                <w:i w:val="false"/>
+                <w:color w:val="067D17"/>
+                <w:sz w:val="20"/>
+                <w:szCs w:val="20"/>
+              </w:rPr>
+              <w:t xml:space="preserve">"string" </w:t>
+            </w:r>
+            <w:r>
+              <w:rPr>
+                <w:rFonts w:ascii="Consolas" w:hAnsi="Consolas"/>
+                <w:b w:val="false"/>
+                <w:i w:val="false"/>
+                <w:color w:val="080808"/>
+                <w:sz w:val="20"/>
+                <w:szCs w:val="20"/>
+              </w:rPr>
+              <w:t>},</w:t>
+              <w:br/>
+              <w:t xml:space="preserve">        </w:t>
+            </w:r>
+            <w:r>
+              <w:rPr>
+                <w:rFonts w:ascii="Consolas" w:hAnsi="Consolas"/>
+                <w:b w:val="false"/>
+                <w:i w:val="false"/>
+                <w:color w:val="871094"/>
+                <w:sz w:val="20"/>
+                <w:szCs w:val="20"/>
+              </w:rPr>
+              <w:t>"state"</w:t>
+            </w:r>
+            <w:r>
+              <w:rPr>
+                <w:rFonts w:ascii="Consolas" w:hAnsi="Consolas"/>
+                <w:b w:val="false"/>
+                <w:i w:val="false"/>
+                <w:color w:val="080808"/>
+                <w:sz w:val="20"/>
+                <w:szCs w:val="20"/>
+              </w:rPr>
+              <w:t xml:space="preserve">: { </w:t>
+            </w:r>
+            <w:r>
+              <w:rPr>
+                <w:rFonts w:ascii="Consolas" w:hAnsi="Consolas"/>
+                <w:b w:val="false"/>
+                <w:i w:val="false"/>
+                <w:color w:val="871094"/>
+                <w:sz w:val="20"/>
+                <w:szCs w:val="20"/>
+              </w:rPr>
+              <w:t>"type"</w:t>
+            </w:r>
+            <w:r>
+              <w:rPr>
+                <w:rFonts w:ascii="Consolas" w:hAnsi="Consolas"/>
+                <w:b w:val="false"/>
+                <w:i w:val="false"/>
+                <w:color w:val="080808"/>
+                <w:sz w:val="20"/>
+                <w:szCs w:val="20"/>
+              </w:rPr>
+              <w:t xml:space="preserve">: </w:t>
+            </w:r>
+            <w:r>
+              <w:rPr>
+                <w:rFonts w:ascii="Consolas" w:hAnsi="Consolas"/>
+                <w:b w:val="false"/>
+                <w:i w:val="false"/>
+                <w:color w:val="067D17"/>
+                <w:sz w:val="20"/>
+                <w:szCs w:val="20"/>
+              </w:rPr>
+              <w:t xml:space="preserve">"string" </w:t>
+            </w:r>
+            <w:r>
+              <w:rPr>
+                <w:rFonts w:ascii="Consolas" w:hAnsi="Consolas"/>
+                <w:b w:val="false"/>
+                <w:i w:val="false"/>
+                <w:color w:val="080808"/>
+                <w:sz w:val="20"/>
+                <w:szCs w:val="20"/>
+              </w:rPr>
+              <w:t>},</w:t>
+              <w:br/>
+              <w:t xml:space="preserve">        </w:t>
+            </w:r>
+            <w:r>
+              <w:rPr>
+                <w:rFonts w:ascii="Consolas" w:hAnsi="Consolas"/>
+                <w:b w:val="false"/>
+                <w:i w:val="false"/>
+                <w:color w:val="871094"/>
+                <w:sz w:val="20"/>
+                <w:szCs w:val="20"/>
+              </w:rPr>
+              <w:t>"country"</w:t>
+            </w:r>
+            <w:r>
+              <w:rPr>
+                <w:rFonts w:ascii="Consolas" w:hAnsi="Consolas"/>
+                <w:b w:val="false"/>
+                <w:i w:val="false"/>
+                <w:color w:val="080808"/>
+                <w:sz w:val="20"/>
+                <w:szCs w:val="20"/>
+              </w:rPr>
+              <w:t xml:space="preserve">: { </w:t>
+            </w:r>
+            <w:r>
+              <w:rPr>
+                <w:rFonts w:ascii="Consolas" w:hAnsi="Consolas"/>
+                <w:b w:val="false"/>
+                <w:i w:val="false"/>
+                <w:color w:val="871094"/>
+                <w:sz w:val="20"/>
+                <w:szCs w:val="20"/>
+              </w:rPr>
+              <w:t xml:space="preserve">"type" </w:t>
+            </w:r>
+            <w:r>
+              <w:rPr>
+                <w:rFonts w:ascii="Consolas" w:hAnsi="Consolas"/>
+                <w:b w:val="false"/>
+                <w:i w:val="false"/>
+                <w:color w:val="080808"/>
+                <w:sz w:val="20"/>
+                <w:szCs w:val="20"/>
+              </w:rPr>
+              <w:t xml:space="preserve">: </w:t>
+            </w:r>
+            <w:r>
+              <w:rPr>
+                <w:rFonts w:ascii="Consolas" w:hAnsi="Consolas"/>
+                <w:b w:val="false"/>
+                <w:i w:val="false"/>
+                <w:color w:val="067D17"/>
+                <w:sz w:val="20"/>
+                <w:szCs w:val="20"/>
+              </w:rPr>
+              <w:t xml:space="preserve">"string" </w:t>
+            </w:r>
+            <w:r>
+              <w:rPr>
+                <w:rFonts w:ascii="Consolas" w:hAnsi="Consolas"/>
+                <w:b w:val="false"/>
+                <w:i w:val="false"/>
+                <w:color w:val="080808"/>
+                <w:sz w:val="20"/>
+                <w:szCs w:val="20"/>
               </w:rPr>
               <w:t>}</w:t>
-            </w:r>
-          </w:p>
-          <w:p>
-            <w:pPr>
-              <w:pStyle w:val="Normal"/>
-              <w:widowControl/>
-              <w:spacing w:before="0" w:after="0"/>
-              <w:rPr>
-                <w:szCs w:val="22"/>
-              </w:rPr>
-            </w:pPr>
-            <w:r>
-              <w:rPr>
-                <w:rFonts w:cs="Times New Roman"/>
-                <w:kern w:val="0"/>
-                <w:szCs w:val="22"/>
-                <w:lang w:val="pl-PL" w:bidi="ar-SA"/>
-              </w:rPr>
-              <w:t xml:space="preserve">    </w:t>
-            </w:r>
-            <w:r>
-              <w:rPr>
-                <w:rFonts w:cs="Times New Roman"/>
-                <w:kern w:val="0"/>
-                <w:szCs w:val="22"/>
-                <w:lang w:val="pl-PL" w:bidi="ar-SA"/>
-              </w:rPr>
-              <w:t>}</w:t>
-            </w:r>
-          </w:p>
-          <w:p>
-            <w:pPr>
-              <w:pStyle w:val="Normal"/>
-              <w:widowControl/>
-              <w:spacing w:before="0" w:after="0"/>
-              <w:rPr>
-                <w:szCs w:val="22"/>
-              </w:rPr>
-            </w:pPr>
-            <w:r>
-              <w:rPr>
-                <w:rFonts w:cs="Times New Roman"/>
-                <w:kern w:val="0"/>
-                <w:szCs w:val="22"/>
-                <w:lang w:val="pl-PL" w:bidi="ar-SA"/>
-              </w:rPr>
-              <w:t xml:space="preserve">  </w:t>
-            </w:r>
-            <w:r>
-              <w:rPr>
-                <w:rFonts w:cs="Times New Roman"/>
-                <w:kern w:val="0"/>
-                <w:szCs w:val="22"/>
-                <w:lang w:val="pl-PL" w:bidi="ar-SA"/>
-              </w:rPr>
-              <w:t>}</w:t>
-            </w:r>
-          </w:p>
-          <w:p>
-            <w:pPr>
-              <w:pStyle w:val="Normal"/>
-              <w:widowControl/>
-              <w:spacing w:before="0" w:after="0"/>
-              <w:rPr>
-                <w:szCs w:val="22"/>
-              </w:rPr>
-            </w:pPr>
-            <w:r>
-              <w:rPr>
-                <w:rFonts w:cs="Times New Roman"/>
-                <w:kern w:val="0"/>
-                <w:szCs w:val="22"/>
-                <w:lang w:val="pl-PL" w:bidi="ar-SA"/>
-              </w:rPr>
+              <w:br/>
+              <w:t xml:space="preserve">      }</w:t>
+              <w:br/>
+              <w:t xml:space="preserve">    }</w:t>
+              <w:br/>
+              <w:t xml:space="preserve">  }</w:t>
+              <w:br/>
               <w:t>}</w:t>
             </w:r>
           </w:p>
@@ -1767,11 +2188,47 @@
         <w:rPr/>
       </w:r>
     </w:p>
+    <w:p>
+      <w:pPr>
+        <w:pStyle w:val="Tabela"/>
+        <w:keepNext w:val="true"/>
+        <w:jc w:val="center"/>
+        <w:rPr/>
+      </w:pPr>
+      <w:r>
+        <w:rPr/>
+        <w:t xml:space="preserve">Tabela </w:t>
+      </w:r>
+      <w:r>
+        <w:rPr/>
+        <w:fldChar w:fldCharType="begin"/>
+      </w:r>
+      <w:r>
+        <w:rPr/>
+        <w:instrText xml:space="preserve"> SEQ Tabela \* ARABIC </w:instrText>
+      </w:r>
+      <w:r>
+        <w:rPr/>
+        <w:fldChar w:fldCharType="separate"/>
+      </w:r>
+      <w:r>
+        <w:rPr/>
+        <w:t>1</w:t>
+      </w:r>
+      <w:r>
+        <w:rPr/>
+        <w:fldChar w:fldCharType="end"/>
+      </w:r>
+      <w:r>
+        <w:rPr/>
+        <w:t>: Mapowanie typów JSON Schema na język Java</w:t>
+      </w:r>
+    </w:p>
     <w:tbl>
       <w:tblPr>
         <w:tblW w:w="5000" w:type="pct"/>
         <w:jc w:val="start"/>
-        <w:tblInd w:w="-5" w:type="dxa"/>
+        <w:tblInd w:w="55" w:type="dxa"/>
         <w:tblLayout w:type="fixed"/>
         <w:tblCellMar>
           <w:top w:w="55" w:type="dxa"/>
@@ -1801,14 +2258,15 @@
               <w:pStyle w:val="TableContents"/>
               <w:jc w:val="start"/>
               <w:rPr>
+                <w:b/>
+                <w:bCs/>
+              </w:rPr>
+            </w:pPr>
+            <w:r>
+              <w:rPr>
                 <w:rFonts w:ascii="Liberation Serif" w:hAnsi="Liberation Serif"/>
-                <w:color w:val="000000"/>
-                <w:szCs w:val="24"/>
-              </w:rPr>
-            </w:pPr>
-            <w:r>
-              <w:rPr>
-                <w:rFonts w:ascii="Liberation Serif" w:hAnsi="Liberation Serif"/>
+                <w:b/>
+                <w:bCs/>
                 <w:color w:val="000000"/>
                 <w:szCs w:val="24"/>
               </w:rPr>
@@ -1831,14 +2289,15 @@
               <w:pStyle w:val="TableContents"/>
               <w:jc w:val="start"/>
               <w:rPr>
+                <w:b/>
+                <w:bCs/>
+              </w:rPr>
+            </w:pPr>
+            <w:r>
+              <w:rPr>
                 <w:rFonts w:ascii="Liberation Serif" w:hAnsi="Liberation Serif"/>
-                <w:color w:val="000000"/>
-                <w:szCs w:val="24"/>
-              </w:rPr>
-            </w:pPr>
-            <w:r>
-              <w:rPr>
-                <w:rFonts w:ascii="Liberation Serif" w:hAnsi="Liberation Serif"/>
+                <w:b/>
+                <w:bCs/>
                 <w:color w:val="000000"/>
                 <w:szCs w:val="24"/>
               </w:rPr>
@@ -2156,6 +2615,82 @@
     </w:tbl>
     <w:p>
       <w:pPr>
+        <w:pStyle w:val="Heading3"/>
+        <w:numPr>
+          <w:ilvl w:val="0"/>
+          <w:numId w:val="0"/>
+        </w:numPr>
+        <w:ind w:hanging="0" w:start="0"/>
+        <w:rPr/>
+      </w:pPr>
+      <w:r>
+        <w:rPr/>
+      </w:r>
+    </w:p>
+    <w:p>
+      <w:pPr>
+        <w:pStyle w:val="Heading3"/>
+        <w:ind w:hanging="0" w:start="0"/>
+        <w:rPr/>
+      </w:pPr>
+      <w:r>
+        <w:rPr/>
+        <w:t>Formaty</w:t>
+      </w:r>
+    </w:p>
+    <w:p>
+      <w:pPr>
+        <w:pStyle w:val="Normal"/>
+        <w:rPr/>
+      </w:pPr>
+      <w:r>
+        <w:rPr/>
+        <w:t>JSON Schema wspiera również formatowanie danych. Przykładowe formaty obsługiwane przez schematy:</w:t>
+        <w:br/>
+        <w:t>- uuid – zgodnie z normą RFC 4122</w:t>
+      </w:r>
+    </w:p>
+    <w:p>
+      <w:pPr>
+        <w:pStyle w:val="Normal"/>
+        <w:rPr/>
+      </w:pPr>
+      <w:r>
+        <w:rPr/>
+        <w:t>- ipv4 – zgodnie z normą RFC 2673</w:t>
+      </w:r>
+    </w:p>
+    <w:p>
+      <w:pPr>
+        <w:pStyle w:val="Normal"/>
+        <w:rPr/>
+      </w:pPr>
+      <w:r>
+        <w:rPr/>
+        <w:t>- email – zgodnie z normą RFC 5321</w:t>
+      </w:r>
+    </w:p>
+    <w:p>
+      <w:pPr>
+        <w:pStyle w:val="Normal"/>
+        <w:rPr/>
+      </w:pPr>
+      <w:r>
+        <w:rPr/>
+      </w:r>
+    </w:p>
+    <w:p>
+      <w:pPr>
+        <w:pStyle w:val="Normal"/>
+        <w:rPr/>
+      </w:pPr>
+      <w:r>
+        <w:rPr/>
+        <w:t>JSON Schema pozwala również na zdefiniowanie własnego formatu za pomocą formatu ”regex”.</w:t>
+      </w:r>
+    </w:p>
+    <w:p>
+      <w:pPr>
         <w:pStyle w:val="Normal"/>
         <w:rPr/>
       </w:pPr>
@@ -2176,6 +2711,25 @@
         <w:t>CZĘŚĆ PRAKTYCZNA</w:t>
       </w:r>
       <w:bookmarkEnd w:id="7"/>
+    </w:p>
+    <w:p>
+      <w:pPr>
+        <w:pStyle w:val="Normal"/>
+        <w:rPr/>
+      </w:pPr>
+      <w:r>
+        <w:rPr/>
+        <w:t>W części praktycznej opisano wykorzystane technologie, funkcjonalności systemu oraz implementacje w języku Java.</w:t>
+      </w:r>
+    </w:p>
+    <w:p>
+      <w:pPr>
+        <w:pStyle w:val="Normal"/>
+        <w:rPr/>
+      </w:pPr>
+      <w:r>
+        <w:rPr/>
+      </w:r>
     </w:p>
     <w:p>
       <w:pPr>
@@ -2192,7 +2746,7 @@
         <w:tblStyle w:val="Tabela-Siatka"/>
         <w:tblW w:w="9634" w:type="dxa"/>
         <w:jc w:val="start"/>
-        <w:tblInd w:w="0" w:type="dxa"/>
+        <w:tblInd w:w="113" w:type="dxa"/>
         <w:tblLayout w:type="fixed"/>
         <w:tblCellMar>
           <w:top w:w="0" w:type="dxa"/>
@@ -2204,8 +2758,8 @@
       </w:tblPr>
       <w:tblGrid>
         <w:gridCol w:w="1838"/>
-        <w:gridCol w:w="3118"/>
-        <w:gridCol w:w="4678"/>
+        <w:gridCol w:w="3117"/>
+        <w:gridCol w:w="4679"/>
       </w:tblGrid>
       <w:tr>
         <w:trPr/>
@@ -2240,7 +2794,7 @@
         </w:tc>
         <w:tc>
           <w:tcPr>
-            <w:tcW w:w="3118" w:type="dxa"/>
+            <w:tcW w:w="3117" w:type="dxa"/>
             <w:tcBorders/>
           </w:tcPr>
           <w:p>
@@ -2268,7 +2822,7 @@
         </w:tc>
         <w:tc>
           <w:tcPr>
-            <w:tcW w:w="4678" w:type="dxa"/>
+            <w:tcW w:w="4679" w:type="dxa"/>
             <w:tcBorders/>
           </w:tcPr>
           <w:p>
@@ -2327,7 +2881,7 @@
         </w:tc>
         <w:tc>
           <w:tcPr>
-            <w:tcW w:w="3118" w:type="dxa"/>
+            <w:tcW w:w="3117" w:type="dxa"/>
             <w:tcBorders/>
           </w:tcPr>
           <w:p>
@@ -2355,7 +2909,7 @@
         </w:tc>
         <w:tc>
           <w:tcPr>
-            <w:tcW w:w="4678" w:type="dxa"/>
+            <w:tcW w:w="4679" w:type="dxa"/>
             <w:tcBorders/>
           </w:tcPr>
           <w:p>
@@ -2377,25 +2931,7 @@
                 <w:szCs w:val="22"/>
                 <w:lang w:val="pl-PL" w:bidi="ar-SA"/>
               </w:rPr>
-              <w:t>Gł</w:t>
-            </w:r>
-            <w:r>
-              <w:rPr>
-                <w:rFonts w:cs="Times New Roman"/>
-                <w:kern w:val="0"/>
-                <w:szCs w:val="22"/>
-                <w:lang w:val="pl-PL" w:bidi="ar-SA"/>
-              </w:rPr>
-              <w:t>ó</w:t>
-            </w:r>
-            <w:r>
-              <w:rPr>
-                <w:rFonts w:cs="Times New Roman"/>
-                <w:kern w:val="0"/>
-                <w:szCs w:val="22"/>
-                <w:lang w:val="pl-PL" w:bidi="ar-SA"/>
-              </w:rPr>
-              <w:t>wny framework</w:t>
+              <w:t>Główny framework</w:t>
             </w:r>
           </w:p>
         </w:tc>
@@ -2432,7 +2968,7 @@
         </w:tc>
         <w:tc>
           <w:tcPr>
-            <w:tcW w:w="3118" w:type="dxa"/>
+            <w:tcW w:w="3117" w:type="dxa"/>
             <w:tcBorders/>
           </w:tcPr>
           <w:p>
@@ -2460,7 +2996,7 @@
         </w:tc>
         <w:tc>
           <w:tcPr>
-            <w:tcW w:w="4678" w:type="dxa"/>
+            <w:tcW w:w="4679" w:type="dxa"/>
             <w:tcBorders/>
           </w:tcPr>
           <w:p>
@@ -2519,7 +3055,7 @@
         </w:tc>
         <w:tc>
           <w:tcPr>
-            <w:tcW w:w="3118" w:type="dxa"/>
+            <w:tcW w:w="3117" w:type="dxa"/>
             <w:tcBorders/>
           </w:tcPr>
           <w:p>
@@ -2547,7 +3083,7 @@
         </w:tc>
         <w:tc>
           <w:tcPr>
-            <w:tcW w:w="4678" w:type="dxa"/>
+            <w:tcW w:w="4679" w:type="dxa"/>
             <w:tcBorders/>
           </w:tcPr>
           <w:p>
@@ -2606,7 +3142,7 @@
         </w:tc>
         <w:tc>
           <w:tcPr>
-            <w:tcW w:w="3118" w:type="dxa"/>
+            <w:tcW w:w="3117" w:type="dxa"/>
             <w:tcBorders/>
           </w:tcPr>
           <w:p>
@@ -2634,7 +3170,7 @@
         </w:tc>
         <w:tc>
           <w:tcPr>
-            <w:tcW w:w="4678" w:type="dxa"/>
+            <w:tcW w:w="4679" w:type="dxa"/>
             <w:tcBorders/>
           </w:tcPr>
           <w:p>
@@ -2656,25 +3192,7 @@
                 <w:szCs w:val="22"/>
                 <w:lang w:val="pl-PL" w:bidi="ar-SA"/>
               </w:rPr>
-              <w:t>Narzędzie do automatycznego generowania getterów, set</w:t>
-            </w:r>
-            <w:r>
-              <w:rPr>
-                <w:rFonts w:cs="Times New Roman"/>
-                <w:kern w:val="0"/>
-                <w:szCs w:val="22"/>
-                <w:lang w:val="pl-PL" w:bidi="ar-SA"/>
-              </w:rPr>
-              <w:t>t</w:t>
-            </w:r>
-            <w:r>
-              <w:rPr>
-                <w:rFonts w:cs="Times New Roman"/>
-                <w:kern w:val="0"/>
-                <w:szCs w:val="22"/>
-                <w:lang w:val="pl-PL" w:bidi="ar-SA"/>
-              </w:rPr>
-              <w:t>erów i konstruktorów</w:t>
+              <w:t>Narzędzie do automatycznego generowania getterów, setterów i konstruktorów</w:t>
             </w:r>
           </w:p>
         </w:tc>
@@ -2711,7 +3229,7 @@
         </w:tc>
         <w:tc>
           <w:tcPr>
-            <w:tcW w:w="3118" w:type="dxa"/>
+            <w:tcW w:w="3117" w:type="dxa"/>
             <w:tcBorders/>
           </w:tcPr>
           <w:p>
@@ -2739,7 +3257,7 @@
         </w:tc>
         <w:tc>
           <w:tcPr>
-            <w:tcW w:w="4678" w:type="dxa"/>
+            <w:tcW w:w="4679" w:type="dxa"/>
             <w:tcBorders/>
           </w:tcPr>
           <w:p>
@@ -2799,7 +3317,7 @@
         </w:tc>
         <w:tc>
           <w:tcPr>
-            <w:tcW w:w="3118" w:type="dxa"/>
+            <w:tcW w:w="3117" w:type="dxa"/>
             <w:tcBorders/>
           </w:tcPr>
           <w:p>
@@ -2827,7 +3345,7 @@
         </w:tc>
         <w:tc>
           <w:tcPr>
-            <w:tcW w:w="4678" w:type="dxa"/>
+            <w:tcW w:w="4679" w:type="dxa"/>
             <w:tcBorders/>
           </w:tcPr>
           <w:p>
@@ -2886,7 +3404,7 @@
         </w:tc>
         <w:tc>
           <w:tcPr>
-            <w:tcW w:w="3118" w:type="dxa"/>
+            <w:tcW w:w="3117" w:type="dxa"/>
             <w:tcBorders/>
           </w:tcPr>
           <w:p>
@@ -2914,7 +3432,7 @@
         </w:tc>
         <w:tc>
           <w:tcPr>
-            <w:tcW w:w="4678" w:type="dxa"/>
+            <w:tcW w:w="4679" w:type="dxa"/>
             <w:tcBorders/>
           </w:tcPr>
           <w:p>
@@ -3003,11 +3521,7 @@
       </w:pPr>
       <w:r>
         <w:rPr/>
-        <w:t xml:space="preserve">- </w:t>
-      </w:r>
-      <w:r>
-        <w:rPr/>
-        <w:t>Generowanie schematów na podstawie dokumentów JSON</w:t>
+        <w:t>- Generowanie schematów na podstawie dokumentów JSON</w:t>
       </w:r>
     </w:p>
     <w:p>
@@ -3017,11 +3531,7 @@
       </w:pPr>
       <w:r>
         <w:rPr/>
-        <w:t xml:space="preserve">- </w:t>
-      </w:r>
-      <w:r>
-        <w:rPr/>
-        <w:t>Zapisywanie i pobieranie schematów z bazy danych</w:t>
+        <w:t>- Zapisywanie i pobieranie schematów z bazy danych</w:t>
       </w:r>
     </w:p>
     <w:p>
@@ -3031,11 +3541,7 @@
       </w:pPr>
       <w:r>
         <w:rPr/>
-        <w:t xml:space="preserve">- </w:t>
-      </w:r>
-      <w:r>
-        <w:rPr/>
-        <w:t>Weryfikacja poprawności dokumentu JSON</w:t>
+        <w:t>- Weryfikacja poprawności dokumentu JSON</w:t>
       </w:r>
     </w:p>
     <w:p>
@@ -3045,21 +3551,1002 @@
       </w:pPr>
       <w:r>
         <w:rPr/>
-        <w:t xml:space="preserve">- </w:t>
-      </w:r>
-      <w:r>
-        <w:rPr/>
-        <w:t>Weryfikacja poprawności dokumentu JSON z wybranym schematem</w:t>
+        <w:t>- Weryfikacja poprawności dokumentu JSON z wybranym schematem</w:t>
       </w:r>
     </w:p>
     <w:p>
       <w:pPr>
         <w:pStyle w:val="Normal"/>
-        <w:numPr>
-          <w:ilvl w:val="0"/>
-          <w:numId w:val="0"/>
-        </w:numPr>
+        <w:rPr/>
+      </w:pPr>
+      <w:r>
+        <w:rPr/>
+      </w:r>
+    </w:p>
+    <w:p>
+      <w:pPr>
+        <w:pStyle w:val="Heading2"/>
         <w:ind w:hanging="0" w:start="0"/>
+        <w:rPr/>
+      </w:pPr>
+      <w:r>
+        <w:rPr/>
+        <w:t>Implementacja</w:t>
+      </w:r>
+    </w:p>
+    <w:p>
+      <w:pPr>
+        <w:pStyle w:val="Heading3"/>
+        <w:ind w:hanging="0" w:start="0"/>
+        <w:rPr/>
+      </w:pPr>
+      <w:r>
+        <w:rPr/>
+        <w:t>Encje</w:t>
+      </w:r>
+    </w:p>
+    <w:p>
+      <w:pPr>
+        <w:pStyle w:val="Normal"/>
+        <w:rPr/>
+      </w:pPr>
+      <w:r>
+        <w:rPr/>
+        <w:t>W systemie wykorzystano jedną encję – JsonSchema.</w:t>
+      </w:r>
+    </w:p>
+    <w:p>
+      <w:pPr>
+        <w:pStyle w:val="Normal"/>
+        <w:rPr/>
+      </w:pPr>
+      <w:r>
+        <w:rPr/>
+      </w:r>
+    </w:p>
+    <w:p>
+      <w:pPr>
+        <w:pStyle w:val="Listing"/>
+        <w:keepNext w:val="true"/>
+        <w:jc w:val="center"/>
+        <w:rPr/>
+      </w:pPr>
+      <w:r>
+        <w:rPr/>
+        <w:t xml:space="preserve">Listing </w:t>
+      </w:r>
+      <w:r>
+        <w:rPr/>
+        <w:fldChar w:fldCharType="begin"/>
+      </w:r>
+      <w:r>
+        <w:rPr/>
+        <w:instrText xml:space="preserve"> SEQ Listing \* ARABIC </w:instrText>
+      </w:r>
+      <w:r>
+        <w:rPr/>
+        <w:fldChar w:fldCharType="separate"/>
+      </w:r>
+      <w:r>
+        <w:rPr/>
+        <w:t>3</w:t>
+      </w:r>
+      <w:r>
+        <w:rPr/>
+        <w:fldChar w:fldCharType="end"/>
+      </w:r>
+      <w:r>
+        <w:rPr/>
+        <w:t>: Encja JsonSchema</w:t>
+      </w:r>
+    </w:p>
+    <w:tbl>
+      <w:tblPr>
+        <w:tblW w:w="5000" w:type="pct"/>
+        <w:jc w:val="start"/>
+        <w:tblInd w:w="55" w:type="dxa"/>
+        <w:tblLayout w:type="fixed"/>
+        <w:tblCellMar>
+          <w:top w:w="55" w:type="dxa"/>
+          <w:start w:w="55" w:type="dxa"/>
+          <w:bottom w:w="55" w:type="dxa"/>
+          <w:end w:w="55" w:type="dxa"/>
+        </w:tblCellMar>
+      </w:tblPr>
+      <w:tblGrid>
+        <w:gridCol w:w="9638"/>
+      </w:tblGrid>
+      <w:tr>
+        <w:trPr/>
+        <w:tc>
+          <w:tcPr>
+            <w:tcW w:w="9638" w:type="dxa"/>
+            <w:tcBorders>
+              <w:top w:val="single" w:sz="4" w:space="0" w:color="000000"/>
+              <w:start w:val="single" w:sz="4" w:space="0" w:color="000000"/>
+              <w:bottom w:val="single" w:sz="4" w:space="0" w:color="000000"/>
+              <w:end w:val="single" w:sz="4" w:space="0" w:color="000000"/>
+            </w:tcBorders>
+          </w:tcPr>
+          <w:p>
+            <w:pPr>
+              <w:pStyle w:val="Normal"/>
+              <w:pBdr/>
+              <w:shd w:fill="FFFFFF" w:val="clear"/>
+              <w:jc w:val="start"/>
+              <w:rPr>
+                <w:rFonts w:ascii="Consolas" w:hAnsi="Consolas"/>
+                <w:sz w:val="20"/>
+                <w:szCs w:val="20"/>
+              </w:rPr>
+            </w:pPr>
+            <w:r>
+              <w:rPr>
+                <w:rFonts w:ascii="Consolas" w:hAnsi="Consolas"/>
+                <w:b w:val="false"/>
+                <w:i w:val="false"/>
+                <w:color w:val="9E880D"/>
+                <w:sz w:val="20"/>
+                <w:szCs w:val="20"/>
+              </w:rPr>
+              <w:t>@Document</w:t>
+            </w:r>
+            <w:r>
+              <w:rPr>
+                <w:rFonts w:ascii="Consolas" w:hAnsi="Consolas"/>
+                <w:b w:val="false"/>
+                <w:i w:val="false"/>
+                <w:color w:val="080808"/>
+                <w:sz w:val="20"/>
+                <w:szCs w:val="20"/>
+              </w:rPr>
+              <w:t xml:space="preserve">(collection = </w:t>
+            </w:r>
+            <w:r>
+              <w:rPr>
+                <w:rFonts w:ascii="Consolas" w:hAnsi="Consolas"/>
+                <w:b w:val="false"/>
+                <w:i w:val="false"/>
+                <w:color w:val="067D17"/>
+                <w:sz w:val="20"/>
+                <w:szCs w:val="20"/>
+              </w:rPr>
+              <w:t>"Schemas"</w:t>
+            </w:r>
+            <w:r>
+              <w:rPr>
+                <w:rFonts w:ascii="Consolas" w:hAnsi="Consolas"/>
+                <w:b w:val="false"/>
+                <w:i w:val="false"/>
+                <w:color w:val="080808"/>
+                <w:sz w:val="20"/>
+                <w:szCs w:val="20"/>
+              </w:rPr>
+              <w:t>)</w:t>
+              <w:br/>
+            </w:r>
+            <w:r>
+              <w:rPr>
+                <w:rFonts w:ascii="Consolas" w:hAnsi="Consolas"/>
+                <w:b w:val="false"/>
+                <w:i w:val="false"/>
+                <w:color w:val="9E880D"/>
+                <w:sz w:val="20"/>
+                <w:szCs w:val="20"/>
+              </w:rPr>
+              <w:t>@Setter</w:t>
+              <w:br/>
+              <w:t>@Getter</w:t>
+              <w:br/>
+              <w:t>@NoArgsConstructor</w:t>
+              <w:br/>
+            </w:r>
+            <w:r>
+              <w:rPr>
+                <w:rFonts w:ascii="Consolas" w:hAnsi="Consolas"/>
+                <w:b w:val="false"/>
+                <w:i w:val="false"/>
+                <w:color w:val="0033B3"/>
+                <w:sz w:val="20"/>
+                <w:szCs w:val="20"/>
+              </w:rPr>
+              <w:t xml:space="preserve">public class </w:t>
+            </w:r>
+            <w:r>
+              <w:rPr>
+                <w:rFonts w:ascii="Consolas" w:hAnsi="Consolas"/>
+                <w:b w:val="false"/>
+                <w:i w:val="false"/>
+                <w:color w:val="000000"/>
+                <w:sz w:val="20"/>
+                <w:szCs w:val="20"/>
+              </w:rPr>
+              <w:t xml:space="preserve">JsonSchema </w:t>
+            </w:r>
+            <w:r>
+              <w:rPr>
+                <w:rFonts w:ascii="Consolas" w:hAnsi="Consolas"/>
+                <w:b w:val="false"/>
+                <w:i w:val="false"/>
+                <w:color w:val="080808"/>
+                <w:sz w:val="20"/>
+                <w:szCs w:val="20"/>
+              </w:rPr>
+              <w:t>{</w:t>
+              <w:br/>
+              <w:t xml:space="preserve">    </w:t>
+            </w:r>
+            <w:r>
+              <w:rPr>
+                <w:rFonts w:ascii="Consolas" w:hAnsi="Consolas"/>
+                <w:b w:val="false"/>
+                <w:i w:val="false"/>
+                <w:color w:val="9E880D"/>
+                <w:sz w:val="20"/>
+                <w:szCs w:val="20"/>
+              </w:rPr>
+              <w:t>@Id</w:t>
+              <w:br/>
+              <w:t xml:space="preserve">    </w:t>
+            </w:r>
+            <w:r>
+              <w:rPr>
+                <w:rFonts w:ascii="Consolas" w:hAnsi="Consolas"/>
+                <w:b w:val="false"/>
+                <w:i w:val="false"/>
+                <w:color w:val="0033B3"/>
+                <w:sz w:val="20"/>
+                <w:szCs w:val="20"/>
+              </w:rPr>
+              <w:t xml:space="preserve">private </w:t>
+            </w:r>
+            <w:r>
+              <w:rPr>
+                <w:rFonts w:ascii="Consolas" w:hAnsi="Consolas"/>
+                <w:b w:val="false"/>
+                <w:i w:val="false"/>
+                <w:color w:val="000000"/>
+                <w:sz w:val="20"/>
+                <w:szCs w:val="20"/>
+              </w:rPr>
+              <w:t xml:space="preserve">String </w:t>
+            </w:r>
+            <w:r>
+              <w:rPr>
+                <w:rFonts w:ascii="Consolas" w:hAnsi="Consolas"/>
+                <w:b w:val="false"/>
+                <w:i w:val="false"/>
+                <w:color w:val="871094"/>
+                <w:sz w:val="20"/>
+                <w:szCs w:val="20"/>
+              </w:rPr>
+              <w:t>id</w:t>
+            </w:r>
+            <w:r>
+              <w:rPr>
+                <w:rFonts w:ascii="Consolas" w:hAnsi="Consolas"/>
+                <w:b w:val="false"/>
+                <w:i w:val="false"/>
+                <w:color w:val="080808"/>
+                <w:sz w:val="20"/>
+                <w:szCs w:val="20"/>
+              </w:rPr>
+              <w:t>;</w:t>
+              <w:br/>
+              <w:t xml:space="preserve">    </w:t>
+            </w:r>
+            <w:r>
+              <w:rPr>
+                <w:rFonts w:ascii="Consolas" w:hAnsi="Consolas"/>
+                <w:b w:val="false"/>
+                <w:i w:val="false"/>
+                <w:color w:val="0033B3"/>
+                <w:sz w:val="20"/>
+                <w:szCs w:val="20"/>
+              </w:rPr>
+              <w:t xml:space="preserve">private </w:t>
+            </w:r>
+            <w:r>
+              <w:rPr>
+                <w:rFonts w:ascii="Consolas" w:hAnsi="Consolas"/>
+                <w:b w:val="false"/>
+                <w:i w:val="false"/>
+                <w:color w:val="000000"/>
+                <w:sz w:val="20"/>
+                <w:szCs w:val="20"/>
+              </w:rPr>
+              <w:t xml:space="preserve">String </w:t>
+            </w:r>
+            <w:r>
+              <w:rPr>
+                <w:rFonts w:ascii="Consolas" w:hAnsi="Consolas"/>
+                <w:b w:val="false"/>
+                <w:i w:val="false"/>
+                <w:color w:val="871094"/>
+                <w:sz w:val="20"/>
+                <w:szCs w:val="20"/>
+              </w:rPr>
+              <w:t>name</w:t>
+            </w:r>
+            <w:r>
+              <w:rPr>
+                <w:rFonts w:ascii="Consolas" w:hAnsi="Consolas"/>
+                <w:b w:val="false"/>
+                <w:i w:val="false"/>
+                <w:color w:val="080808"/>
+                <w:sz w:val="20"/>
+                <w:szCs w:val="20"/>
+              </w:rPr>
+              <w:t>;</w:t>
+              <w:br/>
+              <w:t xml:space="preserve">    </w:t>
+            </w:r>
+            <w:r>
+              <w:rPr>
+                <w:rFonts w:ascii="Consolas" w:hAnsi="Consolas"/>
+                <w:b w:val="false"/>
+                <w:i w:val="false"/>
+                <w:color w:val="0033B3"/>
+                <w:sz w:val="20"/>
+                <w:szCs w:val="20"/>
+              </w:rPr>
+              <w:t xml:space="preserve">private </w:t>
+            </w:r>
+            <w:r>
+              <w:rPr>
+                <w:rFonts w:ascii="Consolas" w:hAnsi="Consolas"/>
+                <w:b w:val="false"/>
+                <w:i w:val="false"/>
+                <w:color w:val="000000"/>
+                <w:sz w:val="20"/>
+                <w:szCs w:val="20"/>
+              </w:rPr>
+              <w:t xml:space="preserve">String </w:t>
+            </w:r>
+            <w:r>
+              <w:rPr>
+                <w:rFonts w:ascii="Consolas" w:hAnsi="Consolas"/>
+                <w:b w:val="false"/>
+                <w:i w:val="false"/>
+                <w:color w:val="871094"/>
+                <w:sz w:val="20"/>
+                <w:szCs w:val="20"/>
+              </w:rPr>
+              <w:t>schemaData</w:t>
+            </w:r>
+            <w:r>
+              <w:rPr>
+                <w:rFonts w:ascii="Consolas" w:hAnsi="Consolas"/>
+                <w:b w:val="false"/>
+                <w:i w:val="false"/>
+                <w:color w:val="080808"/>
+                <w:sz w:val="20"/>
+                <w:szCs w:val="20"/>
+              </w:rPr>
+              <w:t>;</w:t>
+              <w:br/>
+              <w:br/>
+              <w:t xml:space="preserve">    </w:t>
+            </w:r>
+            <w:r>
+              <w:rPr>
+                <w:rFonts w:ascii="Consolas" w:hAnsi="Consolas"/>
+                <w:b w:val="false"/>
+                <w:i w:val="false"/>
+                <w:color w:val="0033B3"/>
+                <w:sz w:val="20"/>
+                <w:szCs w:val="20"/>
+              </w:rPr>
+              <w:t xml:space="preserve">public </w:t>
+            </w:r>
+            <w:r>
+              <w:rPr>
+                <w:rFonts w:ascii="Consolas" w:hAnsi="Consolas"/>
+                <w:b w:val="false"/>
+                <w:i w:val="false"/>
+                <w:color w:val="00627A"/>
+                <w:sz w:val="20"/>
+                <w:szCs w:val="20"/>
+              </w:rPr>
+              <w:t>JsonSchema</w:t>
+            </w:r>
+            <w:r>
+              <w:rPr>
+                <w:rFonts w:ascii="Consolas" w:hAnsi="Consolas"/>
+                <w:b w:val="false"/>
+                <w:i w:val="false"/>
+                <w:color w:val="080808"/>
+                <w:sz w:val="20"/>
+                <w:szCs w:val="20"/>
+              </w:rPr>
+              <w:t>(</w:t>
+            </w:r>
+            <w:r>
+              <w:rPr>
+                <w:rFonts w:ascii="Consolas" w:hAnsi="Consolas"/>
+                <w:b w:val="false"/>
+                <w:i w:val="false"/>
+                <w:color w:val="000000"/>
+                <w:sz w:val="20"/>
+                <w:szCs w:val="20"/>
+              </w:rPr>
+              <w:t>JsonSchemaRequest request</w:t>
+            </w:r>
+            <w:r>
+              <w:rPr>
+                <w:rFonts w:ascii="Consolas" w:hAnsi="Consolas"/>
+                <w:b w:val="false"/>
+                <w:i w:val="false"/>
+                <w:color w:val="080808"/>
+                <w:sz w:val="20"/>
+                <w:szCs w:val="20"/>
+              </w:rPr>
+              <w:t>) {</w:t>
+              <w:br/>
+              <w:t xml:space="preserve">        </w:t>
+            </w:r>
+            <w:r>
+              <w:rPr>
+                <w:rFonts w:ascii="Consolas" w:hAnsi="Consolas"/>
+                <w:b w:val="false"/>
+                <w:i w:val="false"/>
+                <w:color w:val="0033B3"/>
+                <w:sz w:val="20"/>
+                <w:szCs w:val="20"/>
+              </w:rPr>
+              <w:t>this</w:t>
+            </w:r>
+            <w:r>
+              <w:rPr>
+                <w:rFonts w:ascii="Consolas" w:hAnsi="Consolas"/>
+                <w:b w:val="false"/>
+                <w:i w:val="false"/>
+                <w:color w:val="080808"/>
+                <w:sz w:val="20"/>
+                <w:szCs w:val="20"/>
+              </w:rPr>
+              <w:t>.</w:t>
+            </w:r>
+            <w:r>
+              <w:rPr>
+                <w:rFonts w:ascii="Consolas" w:hAnsi="Consolas"/>
+                <w:b w:val="false"/>
+                <w:i w:val="false"/>
+                <w:color w:val="871094"/>
+                <w:sz w:val="20"/>
+                <w:szCs w:val="20"/>
+              </w:rPr>
+              <w:t xml:space="preserve">name </w:t>
+            </w:r>
+            <w:r>
+              <w:rPr>
+                <w:rFonts w:ascii="Consolas" w:hAnsi="Consolas"/>
+                <w:b w:val="false"/>
+                <w:i w:val="false"/>
+                <w:color w:val="080808"/>
+                <w:sz w:val="20"/>
+                <w:szCs w:val="20"/>
+              </w:rPr>
+              <w:t xml:space="preserve">= </w:t>
+            </w:r>
+            <w:r>
+              <w:rPr>
+                <w:rFonts w:ascii="Consolas" w:hAnsi="Consolas"/>
+                <w:b w:val="false"/>
+                <w:i w:val="false"/>
+                <w:color w:val="000000"/>
+                <w:sz w:val="20"/>
+                <w:szCs w:val="20"/>
+              </w:rPr>
+              <w:t>request</w:t>
+            </w:r>
+            <w:r>
+              <w:rPr>
+                <w:rFonts w:ascii="Consolas" w:hAnsi="Consolas"/>
+                <w:b w:val="false"/>
+                <w:i w:val="false"/>
+                <w:color w:val="080808"/>
+                <w:sz w:val="20"/>
+                <w:szCs w:val="20"/>
+              </w:rPr>
+              <w:t>.getName();</w:t>
+              <w:br/>
+              <w:t xml:space="preserve">        </w:t>
+            </w:r>
+            <w:r>
+              <w:rPr>
+                <w:rFonts w:ascii="Consolas" w:hAnsi="Consolas"/>
+                <w:b w:val="false"/>
+                <w:i w:val="false"/>
+                <w:color w:val="0033B3"/>
+                <w:sz w:val="20"/>
+                <w:szCs w:val="20"/>
+              </w:rPr>
+              <w:t>this</w:t>
+            </w:r>
+            <w:r>
+              <w:rPr>
+                <w:rFonts w:ascii="Consolas" w:hAnsi="Consolas"/>
+                <w:b w:val="false"/>
+                <w:i w:val="false"/>
+                <w:color w:val="080808"/>
+                <w:sz w:val="20"/>
+                <w:szCs w:val="20"/>
+              </w:rPr>
+              <w:t>.</w:t>
+            </w:r>
+            <w:r>
+              <w:rPr>
+                <w:rFonts w:ascii="Consolas" w:hAnsi="Consolas"/>
+                <w:b w:val="false"/>
+                <w:i w:val="false"/>
+                <w:color w:val="871094"/>
+                <w:sz w:val="20"/>
+                <w:szCs w:val="20"/>
+              </w:rPr>
+              <w:t xml:space="preserve">schemaData </w:t>
+            </w:r>
+            <w:r>
+              <w:rPr>
+                <w:rFonts w:ascii="Consolas" w:hAnsi="Consolas"/>
+                <w:b w:val="false"/>
+                <w:i w:val="false"/>
+                <w:color w:val="080808"/>
+                <w:sz w:val="20"/>
+                <w:szCs w:val="20"/>
+              </w:rPr>
+              <w:t xml:space="preserve">= </w:t>
+            </w:r>
+            <w:r>
+              <w:rPr>
+                <w:rFonts w:ascii="Consolas" w:hAnsi="Consolas"/>
+                <w:b w:val="false"/>
+                <w:i w:val="false"/>
+                <w:color w:val="000000"/>
+                <w:sz w:val="20"/>
+                <w:szCs w:val="20"/>
+              </w:rPr>
+              <w:t>request</w:t>
+            </w:r>
+            <w:r>
+              <w:rPr>
+                <w:rFonts w:ascii="Consolas" w:hAnsi="Consolas"/>
+                <w:b w:val="false"/>
+                <w:i w:val="false"/>
+                <w:color w:val="080808"/>
+                <w:sz w:val="20"/>
+                <w:szCs w:val="20"/>
+              </w:rPr>
+              <w:t>.getSchemaData();</w:t>
+              <w:br/>
+              <w:t xml:space="preserve">    }</w:t>
+              <w:br/>
+              <w:br/>
+              <w:t xml:space="preserve">    </w:t>
+            </w:r>
+            <w:r>
+              <w:rPr>
+                <w:rFonts w:ascii="Consolas" w:hAnsi="Consolas"/>
+                <w:b w:val="false"/>
+                <w:i w:val="false"/>
+                <w:color w:val="0033B3"/>
+                <w:sz w:val="20"/>
+                <w:szCs w:val="20"/>
+              </w:rPr>
+              <w:t xml:space="preserve">public </w:t>
+            </w:r>
+            <w:r>
+              <w:rPr>
+                <w:rFonts w:ascii="Consolas" w:hAnsi="Consolas"/>
+                <w:b w:val="false"/>
+                <w:i w:val="false"/>
+                <w:color w:val="00627A"/>
+                <w:sz w:val="20"/>
+                <w:szCs w:val="20"/>
+              </w:rPr>
+              <w:t>JsonSchema</w:t>
+            </w:r>
+            <w:r>
+              <w:rPr>
+                <w:rFonts w:ascii="Consolas" w:hAnsi="Consolas"/>
+                <w:b w:val="false"/>
+                <w:i w:val="false"/>
+                <w:color w:val="080808"/>
+                <w:sz w:val="20"/>
+                <w:szCs w:val="20"/>
+              </w:rPr>
+              <w:t>(</w:t>
+            </w:r>
+            <w:r>
+              <w:rPr>
+                <w:rFonts w:ascii="Consolas" w:hAnsi="Consolas"/>
+                <w:b w:val="false"/>
+                <w:i w:val="false"/>
+                <w:color w:val="000000"/>
+                <w:sz w:val="20"/>
+                <w:szCs w:val="20"/>
+              </w:rPr>
+              <w:t>String schemaName</w:t>
+            </w:r>
+            <w:r>
+              <w:rPr>
+                <w:rFonts w:ascii="Consolas" w:hAnsi="Consolas"/>
+                <w:b w:val="false"/>
+                <w:i w:val="false"/>
+                <w:color w:val="080808"/>
+                <w:sz w:val="20"/>
+                <w:szCs w:val="20"/>
+              </w:rPr>
+              <w:t xml:space="preserve">, </w:t>
+            </w:r>
+            <w:r>
+              <w:rPr>
+                <w:rFonts w:ascii="Consolas" w:hAnsi="Consolas"/>
+                <w:b w:val="false"/>
+                <w:i w:val="false"/>
+                <w:color w:val="000000"/>
+                <w:sz w:val="20"/>
+                <w:szCs w:val="20"/>
+              </w:rPr>
+              <w:t>String schemaData</w:t>
+            </w:r>
+            <w:r>
+              <w:rPr>
+                <w:rFonts w:ascii="Consolas" w:hAnsi="Consolas"/>
+                <w:b w:val="false"/>
+                <w:i w:val="false"/>
+                <w:color w:val="080808"/>
+                <w:sz w:val="20"/>
+                <w:szCs w:val="20"/>
+              </w:rPr>
+              <w:t>) {</w:t>
+              <w:br/>
+              <w:t xml:space="preserve">        </w:t>
+            </w:r>
+            <w:r>
+              <w:rPr>
+                <w:rFonts w:ascii="Consolas" w:hAnsi="Consolas"/>
+                <w:b w:val="false"/>
+                <w:i w:val="false"/>
+                <w:color w:val="0033B3"/>
+                <w:sz w:val="20"/>
+                <w:szCs w:val="20"/>
+              </w:rPr>
+              <w:t>this</w:t>
+            </w:r>
+            <w:r>
+              <w:rPr>
+                <w:rFonts w:ascii="Consolas" w:hAnsi="Consolas"/>
+                <w:b w:val="false"/>
+                <w:i w:val="false"/>
+                <w:color w:val="080808"/>
+                <w:sz w:val="20"/>
+                <w:szCs w:val="20"/>
+              </w:rPr>
+              <w:t>.</w:t>
+            </w:r>
+            <w:r>
+              <w:rPr>
+                <w:rFonts w:ascii="Consolas" w:hAnsi="Consolas"/>
+                <w:b w:val="false"/>
+                <w:i w:val="false"/>
+                <w:color w:val="871094"/>
+                <w:sz w:val="20"/>
+                <w:szCs w:val="20"/>
+              </w:rPr>
+              <w:t xml:space="preserve">name </w:t>
+            </w:r>
+            <w:r>
+              <w:rPr>
+                <w:rFonts w:ascii="Consolas" w:hAnsi="Consolas"/>
+                <w:b w:val="false"/>
+                <w:i w:val="false"/>
+                <w:color w:val="080808"/>
+                <w:sz w:val="20"/>
+                <w:szCs w:val="20"/>
+              </w:rPr>
+              <w:t xml:space="preserve">= </w:t>
+            </w:r>
+            <w:r>
+              <w:rPr>
+                <w:rFonts w:ascii="Consolas" w:hAnsi="Consolas"/>
+                <w:b w:val="false"/>
+                <w:i w:val="false"/>
+                <w:color w:val="000000"/>
+                <w:sz w:val="20"/>
+                <w:szCs w:val="20"/>
+              </w:rPr>
+              <w:t>schemaName</w:t>
+            </w:r>
+            <w:r>
+              <w:rPr>
+                <w:rFonts w:ascii="Consolas" w:hAnsi="Consolas"/>
+                <w:b w:val="false"/>
+                <w:i w:val="false"/>
+                <w:color w:val="080808"/>
+                <w:sz w:val="20"/>
+                <w:szCs w:val="20"/>
+              </w:rPr>
+              <w:t>;</w:t>
+              <w:br/>
+              <w:t xml:space="preserve">        </w:t>
+            </w:r>
+            <w:r>
+              <w:rPr>
+                <w:rFonts w:ascii="Consolas" w:hAnsi="Consolas"/>
+                <w:b w:val="false"/>
+                <w:i w:val="false"/>
+                <w:color w:val="0033B3"/>
+                <w:sz w:val="20"/>
+                <w:szCs w:val="20"/>
+              </w:rPr>
+              <w:t>this</w:t>
+            </w:r>
+            <w:r>
+              <w:rPr>
+                <w:rFonts w:ascii="Consolas" w:hAnsi="Consolas"/>
+                <w:b w:val="false"/>
+                <w:i w:val="false"/>
+                <w:color w:val="080808"/>
+                <w:sz w:val="20"/>
+                <w:szCs w:val="20"/>
+              </w:rPr>
+              <w:t>.</w:t>
+            </w:r>
+            <w:r>
+              <w:rPr>
+                <w:rFonts w:ascii="Consolas" w:hAnsi="Consolas"/>
+                <w:b w:val="false"/>
+                <w:i w:val="false"/>
+                <w:color w:val="871094"/>
+                <w:sz w:val="20"/>
+                <w:szCs w:val="20"/>
+              </w:rPr>
+              <w:t xml:space="preserve">schemaData </w:t>
+            </w:r>
+            <w:r>
+              <w:rPr>
+                <w:rFonts w:ascii="Consolas" w:hAnsi="Consolas"/>
+                <w:b w:val="false"/>
+                <w:i w:val="false"/>
+                <w:color w:val="080808"/>
+                <w:sz w:val="20"/>
+                <w:szCs w:val="20"/>
+              </w:rPr>
+              <w:t xml:space="preserve">= </w:t>
+            </w:r>
+            <w:r>
+              <w:rPr>
+                <w:rFonts w:ascii="Consolas" w:hAnsi="Consolas"/>
+                <w:b w:val="false"/>
+                <w:i w:val="false"/>
+                <w:color w:val="000000"/>
+                <w:sz w:val="20"/>
+                <w:szCs w:val="20"/>
+              </w:rPr>
+              <w:t>schemaData</w:t>
+            </w:r>
+            <w:r>
+              <w:rPr>
+                <w:rFonts w:ascii="Consolas" w:hAnsi="Consolas"/>
+                <w:b w:val="false"/>
+                <w:i w:val="false"/>
+                <w:color w:val="080808"/>
+                <w:sz w:val="20"/>
+                <w:szCs w:val="20"/>
+              </w:rPr>
+              <w:t>;</w:t>
+              <w:br/>
+              <w:t xml:space="preserve">    }</w:t>
+              <w:br/>
+              <w:t>}</w:t>
+            </w:r>
+          </w:p>
+        </w:tc>
+      </w:tr>
+    </w:tbl>
+    <w:p>
+      <w:pPr>
+        <w:pStyle w:val="Normal"/>
+        <w:rPr/>
+      </w:pPr>
+      <w:r>
+        <w:rPr/>
+      </w:r>
+    </w:p>
+    <w:p>
+      <w:pPr>
+        <w:pStyle w:val="Heading3"/>
+        <w:ind w:hanging="0" w:start="0"/>
+        <w:rPr/>
+      </w:pPr>
+      <w:r>
+        <w:rPr/>
+        <w:t>Repozytori</w:t>
+      </w:r>
+      <w:r>
+        <w:rPr/>
+        <w:t>a</w:t>
+      </w:r>
+    </w:p>
+    <w:p>
+      <w:pPr>
+        <w:pStyle w:val="Normal"/>
+        <w:rPr/>
+      </w:pPr>
+      <w:r>
+        <w:rPr/>
+      </w:r>
+    </w:p>
+    <w:tbl>
+      <w:tblPr>
+        <w:tblW w:w="5000" w:type="pct"/>
+        <w:jc w:val="start"/>
+        <w:tblInd w:w="55" w:type="dxa"/>
+        <w:tblLayout w:type="fixed"/>
+        <w:tblCellMar>
+          <w:top w:w="55" w:type="dxa"/>
+          <w:start w:w="55" w:type="dxa"/>
+          <w:bottom w:w="55" w:type="dxa"/>
+          <w:end w:w="55" w:type="dxa"/>
+        </w:tblCellMar>
+      </w:tblPr>
+      <w:tblGrid>
+        <w:gridCol w:w="9638"/>
+      </w:tblGrid>
+      <w:tr>
+        <w:trPr/>
+        <w:tc>
+          <w:tcPr>
+            <w:tcW w:w="9638" w:type="dxa"/>
+            <w:tcBorders>
+              <w:top w:val="single" w:sz="4" w:space="0" w:color="000000"/>
+              <w:start w:val="single" w:sz="4" w:space="0" w:color="000000"/>
+              <w:bottom w:val="single" w:sz="4" w:space="0" w:color="000000"/>
+              <w:end w:val="single" w:sz="4" w:space="0" w:color="000000"/>
+            </w:tcBorders>
+          </w:tcPr>
+          <w:p>
+            <w:pPr>
+              <w:pStyle w:val="Normal"/>
+              <w:pBdr/>
+              <w:shd w:fill="FFFFFF" w:val="clear"/>
+              <w:jc w:val="start"/>
+              <w:rPr>
+                <w:rFonts w:ascii="Consolas" w:hAnsi="Consolas"/>
+                <w:sz w:val="20"/>
+                <w:szCs w:val="20"/>
+              </w:rPr>
+            </w:pPr>
+            <w:r>
+              <w:rPr>
+                <w:rFonts w:ascii="Consolas" w:hAnsi="Consolas"/>
+                <w:b w:val="false"/>
+                <w:i w:val="false"/>
+                <w:color w:val="9E880D"/>
+                <w:sz w:val="20"/>
+                <w:szCs w:val="20"/>
+              </w:rPr>
+              <w:t>@Repository</w:t>
+              <w:br/>
+            </w:r>
+            <w:r>
+              <w:rPr>
+                <w:rFonts w:ascii="Consolas" w:hAnsi="Consolas"/>
+                <w:b w:val="false"/>
+                <w:i w:val="false"/>
+                <w:color w:val="0033B3"/>
+                <w:sz w:val="20"/>
+                <w:szCs w:val="20"/>
+              </w:rPr>
+              <w:t xml:space="preserve">public interface </w:t>
+            </w:r>
+            <w:r>
+              <w:rPr>
+                <w:rFonts w:ascii="Consolas" w:hAnsi="Consolas"/>
+                <w:b w:val="false"/>
+                <w:i w:val="false"/>
+                <w:color w:val="000000"/>
+                <w:sz w:val="20"/>
+                <w:szCs w:val="20"/>
+              </w:rPr>
+              <w:t xml:space="preserve">JsonSchemaRepository </w:t>
+            </w:r>
+            <w:r>
+              <w:rPr>
+                <w:rFonts w:ascii="Consolas" w:hAnsi="Consolas"/>
+                <w:b w:val="false"/>
+                <w:i w:val="false"/>
+                <w:color w:val="0033B3"/>
+                <w:sz w:val="20"/>
+                <w:szCs w:val="20"/>
+              </w:rPr>
+              <w:t xml:space="preserve">extends </w:t>
+            </w:r>
+            <w:r>
+              <w:rPr>
+                <w:rFonts w:ascii="Consolas" w:hAnsi="Consolas"/>
+                <w:b w:val="false"/>
+                <w:i w:val="false"/>
+                <w:color w:val="000000"/>
+                <w:sz w:val="20"/>
+                <w:szCs w:val="20"/>
+              </w:rPr>
+              <w:t>MongoRepository</w:t>
+            </w:r>
+            <w:r>
+              <w:rPr>
+                <w:rFonts w:ascii="Consolas" w:hAnsi="Consolas"/>
+                <w:b w:val="false"/>
+                <w:i w:val="false"/>
+                <w:color w:val="080808"/>
+                <w:sz w:val="20"/>
+                <w:szCs w:val="20"/>
+              </w:rPr>
+              <w:t>&lt;</w:t>
+            </w:r>
+            <w:r>
+              <w:rPr>
+                <w:rFonts w:ascii="Consolas" w:hAnsi="Consolas"/>
+                <w:b w:val="false"/>
+                <w:i w:val="false"/>
+                <w:color w:val="000000"/>
+                <w:sz w:val="20"/>
+                <w:szCs w:val="20"/>
+              </w:rPr>
+              <w:t>JsonSchema</w:t>
+            </w:r>
+            <w:r>
+              <w:rPr>
+                <w:rFonts w:ascii="Consolas" w:hAnsi="Consolas"/>
+                <w:b w:val="false"/>
+                <w:i w:val="false"/>
+                <w:color w:val="080808"/>
+                <w:sz w:val="20"/>
+                <w:szCs w:val="20"/>
+              </w:rPr>
+              <w:t xml:space="preserve">, </w:t>
+            </w:r>
+            <w:r>
+              <w:rPr>
+                <w:rFonts w:ascii="Consolas" w:hAnsi="Consolas"/>
+                <w:b w:val="false"/>
+                <w:i w:val="false"/>
+                <w:color w:val="000000"/>
+                <w:sz w:val="20"/>
+                <w:szCs w:val="20"/>
+              </w:rPr>
+              <w:t>String</w:t>
+            </w:r>
+            <w:r>
+              <w:rPr>
+                <w:rFonts w:ascii="Consolas" w:hAnsi="Consolas"/>
+                <w:b w:val="false"/>
+                <w:i w:val="false"/>
+                <w:color w:val="080808"/>
+                <w:sz w:val="20"/>
+                <w:szCs w:val="20"/>
+              </w:rPr>
+              <w:t>&gt; {</w:t>
+              <w:br/>
+              <w:t>}</w:t>
+            </w:r>
+          </w:p>
+        </w:tc>
+      </w:tr>
+    </w:tbl>
+    <w:p>
+      <w:pPr>
+        <w:pStyle w:val="Normal"/>
+        <w:rPr/>
+      </w:pPr>
+      <w:r>
+        <w:rPr/>
+      </w:r>
+    </w:p>
+    <w:p>
+      <w:pPr>
+        <w:pStyle w:val="Normal"/>
         <w:rPr/>
       </w:pPr>
       <w:r>
@@ -3107,6 +4594,18 @@
           <w:t>https://json-schema.org</w:t>
         </w:r>
       </w:hyperlink>
+    </w:p>
+    <w:p>
+      <w:pPr>
+        <w:pStyle w:val="Normal"/>
+        <w:rPr/>
+      </w:pPr>
+      <w:r>
+        <w:rPr>
+          <w:rStyle w:val="Hyperlink"/>
+        </w:rPr>
+        <w:t>https://www.learnjsonschema.com/2020-12/</w:t>
+      </w:r>
     </w:p>
     <w:sectPr>
       <w:type w:val="nextPage"/>
@@ -3667,7 +5166,7 @@
       <w:kern w:val="0"/>
       <w:sz w:val="24"/>
       <w:szCs w:val="20"/>
-      <w:lang w:eastAsia="pl-PL" w:val="pl-PL" w:bidi="ar-SA"/>
+      <w:lang w:val="pl-PL" w:eastAsia="pl-PL" w:bidi="ar-SA"/>
     </w:rPr>
   </w:style>
   <w:style w:type="paragraph" w:styleId="Heading1">
@@ -4081,6 +5580,13 @@
     <w:qFormat/>
     <w:rPr/>
   </w:style>
+  <w:style w:type="character" w:styleId="FollowedHyperlink">
+    <w:name w:val="FollowedHyperlink"/>
+    <w:rPr>
+      <w:color w:val="800000"/>
+      <w:u w:val="single"/>
+    </w:rPr>
+  </w:style>
   <w:style w:type="paragraph" w:styleId="Heading" w:customStyle="1">
     <w:name w:val="Heading"/>
     <w:basedOn w:val="Normal"/>
@@ -4500,6 +6006,13 @@
       <w:b/>
       <w:bCs/>
     </w:rPr>
+  </w:style>
+  <w:style w:type="paragraph" w:styleId="Tabela">
+    <w:name w:val="Tabela"/>
+    <w:basedOn w:val="Caption"/>
+    <w:qFormat/>
+    <w:pPr/>
+    <w:rPr/>
   </w:style>
   <w:style w:type="numbering" w:styleId="NoList" w:default="1">
     <w:name w:val="No List"/>
@@ -4568,37 +6081,37 @@
         <a:srgbClr val="000000"/>
       </a:dk1>
       <a:lt1>
-        <a:srgbClr val="ffffff"/>
+        <a:srgbClr val="FFFFFF"/>
       </a:lt1>
       <a:dk2>
-        <a:srgbClr val="44546a"/>
+        <a:srgbClr val="44546A"/>
       </a:dk2>
       <a:lt2>
-        <a:srgbClr val="e7e6e6"/>
+        <a:srgbClr val="E7E6E6"/>
       </a:lt2>
       <a:accent1>
-        <a:srgbClr val="4472c4"/>
+        <a:srgbClr val="4472C4"/>
       </a:accent1>
       <a:accent2>
-        <a:srgbClr val="ed7d31"/>
+        <a:srgbClr val="ED7D31"/>
       </a:accent2>
       <a:accent3>
-        <a:srgbClr val="a5a5a5"/>
+        <a:srgbClr val="A5A5A5"/>
       </a:accent3>
       <a:accent4>
-        <a:srgbClr val="ffc000"/>
+        <a:srgbClr val="FFC000"/>
       </a:accent4>
       <a:accent5>
-        <a:srgbClr val="5b9bd5"/>
+        <a:srgbClr val="5B9BD5"/>
       </a:accent5>
       <a:accent6>
-        <a:srgbClr val="70ad47"/>
+        <a:srgbClr val="70AD47"/>
       </a:accent6>
       <a:hlink>
-        <a:srgbClr val="0563c1"/>
+        <a:srgbClr val="0563C1"/>
       </a:hlink>
       <a:folHlink>
-        <a:srgbClr val="954f72"/>
+        <a:srgbClr val="954F72"/>
       </a:folHlink>
     </a:clrScheme>
     <a:fontScheme name="Office">

--- a/doc/pacierz_brzoza_dokumentacja.docx
+++ b/doc/pacierz_brzoza_dokumentacja.docx
@@ -141,11 +141,11 @@
         <w:tblLayout w:type="fixed"/>
         <w:tblCellMar>
           <w:top w:w="0" w:type="dxa"/>
-          <w:start w:w="108" w:type="dxa"/>
+          <w:left w:w="108" w:type="dxa"/>
           <w:bottom w:w="0" w:type="dxa"/>
-          <w:end w:w="108" w:type="dxa"/>
+          <w:right w:w="108" w:type="dxa"/>
         </w:tblCellMar>
-        <w:tblLook w:val="04a0" w:noHBand="0" w:noVBand="1" w:firstColumn="1" w:lastRow="0" w:lastColumn="0" w:firstRow="1"/>
+        <w:tblLook w:noHBand="0" w:noVBand="1" w:firstColumn="1" w:lastRow="0" w:lastColumn="0" w:firstRow="1" w:val="04a0"/>
       </w:tblPr>
       <w:tblGrid>
         <w:gridCol w:w="5933"/>
@@ -159,9 +159,9 @@
             <w:gridSpan w:val="2"/>
             <w:tcBorders>
               <w:top w:val="single" w:sz="4" w:space="0" w:color="000000"/>
-              <w:start w:val="single" w:sz="4" w:space="0" w:color="000000"/>
+              <w:left w:val="single" w:sz="4" w:space="0" w:color="000000"/>
               <w:bottom w:val="single" w:sz="4" w:space="0" w:color="000000"/>
-              <w:end w:val="single" w:sz="4" w:space="0" w:color="000000"/>
+              <w:right w:val="single" w:sz="4" w:space="0" w:color="000000"/>
             </w:tcBorders>
           </w:tcPr>
           <w:p>
@@ -191,9 +191,9 @@
             <w:gridSpan w:val="2"/>
             <w:tcBorders>
               <w:top w:val="single" w:sz="4" w:space="0" w:color="000000"/>
-              <w:start w:val="single" w:sz="4" w:space="0" w:color="000000"/>
+              <w:left w:val="single" w:sz="4" w:space="0" w:color="000000"/>
               <w:bottom w:val="single" w:sz="4" w:space="0" w:color="000000"/>
-              <w:end w:val="single" w:sz="4" w:space="0" w:color="000000"/>
+              <w:right w:val="single" w:sz="4" w:space="0" w:color="000000"/>
             </w:tcBorders>
             <w:vAlign w:val="center"/>
           </w:tcPr>
@@ -224,9 +224,9 @@
             <w:vMerge w:val="restart"/>
             <w:tcBorders>
               <w:top w:val="single" w:sz="4" w:space="0" w:color="000000"/>
-              <w:start w:val="single" w:sz="4" w:space="0" w:color="000000"/>
+              <w:left w:val="single" w:sz="4" w:space="0" w:color="000000"/>
               <w:bottom w:val="single" w:sz="4" w:space="0" w:color="000000"/>
-              <w:end w:val="single" w:sz="4" w:space="0" w:color="000000"/>
+              <w:right w:val="single" w:sz="4" w:space="0" w:color="000000"/>
             </w:tcBorders>
             <w:vAlign w:val="center"/>
           </w:tcPr>
@@ -277,9 +277,9 @@
             <w:tcW w:w="2845" w:type="dxa"/>
             <w:tcBorders>
               <w:top w:val="single" w:sz="4" w:space="0" w:color="000000"/>
-              <w:start w:val="single" w:sz="4" w:space="0" w:color="000000"/>
+              <w:left w:val="single" w:sz="4" w:space="0" w:color="000000"/>
               <w:bottom w:val="single" w:sz="4" w:space="0" w:color="000000"/>
-              <w:end w:val="single" w:sz="4" w:space="0" w:color="000000"/>
+              <w:right w:val="single" w:sz="4" w:space="0" w:color="000000"/>
             </w:tcBorders>
             <w:vAlign w:val="center"/>
           </w:tcPr>
@@ -357,9 +357,9 @@
             <w:vMerge w:val="continue"/>
             <w:tcBorders>
               <w:top w:val="single" w:sz="4" w:space="0" w:color="000000"/>
-              <w:start w:val="single" w:sz="4" w:space="0" w:color="000000"/>
+              <w:left w:val="single" w:sz="4" w:space="0" w:color="000000"/>
               <w:bottom w:val="single" w:sz="4" w:space="0" w:color="000000"/>
-              <w:end w:val="single" w:sz="4" w:space="0" w:color="000000"/>
+              <w:right w:val="single" w:sz="4" w:space="0" w:color="000000"/>
             </w:tcBorders>
             <w:vAlign w:val="center"/>
           </w:tcPr>
@@ -380,9 +380,9 @@
             <w:tcW w:w="2845" w:type="dxa"/>
             <w:tcBorders>
               <w:top w:val="single" w:sz="4" w:space="0" w:color="000000"/>
-              <w:start w:val="single" w:sz="4" w:space="0" w:color="000000"/>
+              <w:left w:val="single" w:sz="4" w:space="0" w:color="000000"/>
               <w:bottom w:val="single" w:sz="4" w:space="0" w:color="000000"/>
-              <w:end w:val="single" w:sz="4" w:space="0" w:color="000000"/>
+              <w:right w:val="single" w:sz="4" w:space="0" w:color="000000"/>
             </w:tcBorders>
             <w:vAlign w:val="center"/>
           </w:tcPr>
@@ -686,24 +686,12 @@
       <w:r>
         <w:rPr>
           <w:rStyle w:val="Nagwek1Znak"/>
-          <w:rFonts w:ascii="Times New Roman" w:hAnsi="Times New Roman"/>
           <w:b w:val="false"/>
           <w:bCs w:val="false"/>
           <w:sz w:val="24"/>
           <w:szCs w:val="24"/>
         </w:rPr>
-        <w:t>Cz</w:t>
-      </w:r>
-      <w:r>
-        <w:rPr>
-          <w:rStyle w:val="Nagwek1Znak"/>
-          <w:rFonts w:ascii="Times New Roman" w:hAnsi="Times New Roman"/>
-          <w:b w:val="false"/>
-          <w:bCs w:val="false"/>
-          <w:sz w:val="24"/>
-          <w:szCs w:val="24"/>
-        </w:rPr>
-        <w:t>ęść teoretyczna skupia się na definicjach JSON oraz JSON Schema.</w:t>
+        <w:t>Część teoretyczna skupia się na definicjach JSON oraz JSON Schema.</w:t>
       </w:r>
     </w:p>
     <w:p>
@@ -719,7 +707,12 @@
         </w:rPr>
       </w:pPr>
       <w:r>
-        <w:rPr/>
+        <w:rPr>
+          <w:b w:val="false"/>
+          <w:bCs w:val="false"/>
+          <w:sz w:val="24"/>
+          <w:szCs w:val="24"/>
+        </w:rPr>
       </w:r>
     </w:p>
     <w:p>
@@ -743,7 +736,15 @@
       </w:pPr>
       <w:r>
         <w:rPr/>
-        <w:t>JSON (JavaScript Object Notation) jest prostym formatem zapisu danych. JSON jest niezależny od języków programowania, lecz jest wykorzystywane przez najpopularniejsze języki programowania takie jak: C++, C# czy Java.</w:t>
+        <w:t>JSON (JavaScript Object Notation) jest prostym formatem zapisu danych. JSON jest niezależny od języków programowania, lecz jest wykorzystywan</w:t>
+      </w:r>
+      <w:r>
+        <w:rPr/>
+        <w:t>y</w:t>
+      </w:r>
+      <w:r>
+        <w:rPr/>
+        <w:t xml:space="preserve"> przez najpopularniejsze języki programowania takie jak: C++, C# czy Java.</w:t>
       </w:r>
     </w:p>
     <w:p>
@@ -834,16 +835,16 @@
       <w:tblPr>
         <w:tblStyle w:val="Tabela-Siatka"/>
         <w:tblW w:w="9590" w:type="dxa"/>
-        <w:jc w:val="start"/>
+        <w:jc w:val="left"/>
         <w:tblInd w:w="151" w:type="dxa"/>
         <w:tblLayout w:type="fixed"/>
         <w:tblCellMar>
           <w:top w:w="0" w:type="dxa"/>
-          <w:start w:w="108" w:type="dxa"/>
+          <w:left w:w="108" w:type="dxa"/>
           <w:bottom w:w="0" w:type="dxa"/>
-          <w:end w:w="108" w:type="dxa"/>
+          <w:right w:w="108" w:type="dxa"/>
         </w:tblCellMar>
-        <w:tblLook w:val="04a0" w:noHBand="0" w:noVBand="1" w:firstColumn="1" w:lastRow="0" w:lastColumn="0" w:firstRow="1"/>
+        <w:tblLook w:noHBand="0" w:noVBand="1" w:firstColumn="1" w:lastRow="0" w:lastColumn="0" w:firstRow="1" w:val="04a0"/>
       </w:tblPr>
       <w:tblGrid>
         <w:gridCol w:w="9590"/>
@@ -858,9 +859,8 @@
           <w:p>
             <w:pPr>
               <w:pStyle w:val="Normal"/>
-              <w:pBdr/>
-              <w:shd w:fill="FFFFFF" w:val="clear"/>
-              <w:jc w:val="start"/>
+              <w:shd w:val="clear" w:fill="FFFFFF"/>
+              <w:jc w:val="left"/>
               <w:rPr>
                 <w:rFonts w:ascii="Consolas" w:hAnsi="Consolas"/>
                 <w:sz w:val="20"/>
@@ -1350,16 +1350,16 @@
       <w:tblPr>
         <w:tblStyle w:val="Tabela-Siatka"/>
         <w:tblW w:w="9590" w:type="dxa"/>
-        <w:jc w:val="start"/>
+        <w:jc w:val="left"/>
         <w:tblInd w:w="151" w:type="dxa"/>
         <w:tblLayout w:type="fixed"/>
         <w:tblCellMar>
           <w:top w:w="0" w:type="dxa"/>
-          <w:start w:w="108" w:type="dxa"/>
+          <w:left w:w="108" w:type="dxa"/>
           <w:bottom w:w="0" w:type="dxa"/>
-          <w:end w:w="108" w:type="dxa"/>
+          <w:right w:w="108" w:type="dxa"/>
         </w:tblCellMar>
-        <w:tblLook w:val="04a0" w:noHBand="0" w:noVBand="1" w:firstColumn="1" w:lastRow="0" w:lastColumn="0" w:firstRow="1"/>
+        <w:tblLook w:noHBand="0" w:noVBand="1" w:firstColumn="1" w:lastRow="0" w:lastColumn="0" w:firstRow="1" w:val="04a0"/>
       </w:tblPr>
       <w:tblGrid>
         <w:gridCol w:w="9590"/>
@@ -1374,9 +1374,8 @@
           <w:p>
             <w:pPr>
               <w:pStyle w:val="Normal"/>
-              <w:pBdr/>
-              <w:shd w:fill="FFFFFF" w:val="clear"/>
-              <w:jc w:val="start"/>
+              <w:shd w:val="clear" w:fill="FFFFFF"/>
+              <w:jc w:val="left"/>
               <w:rPr>
                 <w:rFonts w:ascii="Consolas" w:hAnsi="Consolas"/>
                 <w:sz w:val="20"/>
@@ -2227,16 +2226,16 @@
     <w:tbl>
       <w:tblPr>
         <w:tblW w:w="5000" w:type="pct"/>
-        <w:jc w:val="start"/>
+        <w:jc w:val="left"/>
         <w:tblInd w:w="55" w:type="dxa"/>
         <w:tblLayout w:type="fixed"/>
         <w:tblCellMar>
           <w:top w:w="55" w:type="dxa"/>
-          <w:start w:w="55" w:type="dxa"/>
+          <w:left w:w="55" w:type="dxa"/>
           <w:bottom w:w="55" w:type="dxa"/>
-          <w:end w:w="55" w:type="dxa"/>
+          <w:right w:w="55" w:type="dxa"/>
         </w:tblCellMar>
-        <w:tblLook w:val="04a0" w:noHBand="0" w:noVBand="1" w:firstColumn="1" w:lastRow="0" w:lastColumn="0" w:firstRow="1"/>
+        <w:tblLook w:noHBand="0" w:noVBand="1" w:firstColumn="1" w:lastRow="0" w:lastColumn="0" w:firstRow="1" w:val="04a0"/>
       </w:tblPr>
       <w:tblGrid>
         <w:gridCol w:w="4818"/>
@@ -2249,14 +2248,14 @@
             <w:tcW w:w="4818" w:type="dxa"/>
             <w:tcBorders>
               <w:top w:val="single" w:sz="4" w:space="0" w:color="000000"/>
-              <w:start w:val="single" w:sz="4" w:space="0" w:color="000000"/>
+              <w:left w:val="single" w:sz="4" w:space="0" w:color="000000"/>
               <w:bottom w:val="single" w:sz="4" w:space="0" w:color="000000"/>
             </w:tcBorders>
           </w:tcPr>
           <w:p>
             <w:pPr>
               <w:pStyle w:val="TableContents"/>
-              <w:jc w:val="start"/>
+              <w:jc w:val="left"/>
               <w:rPr>
                 <w:b/>
                 <w:bCs/>
@@ -2279,15 +2278,15 @@
             <w:tcW w:w="4820" w:type="dxa"/>
             <w:tcBorders>
               <w:top w:val="single" w:sz="4" w:space="0" w:color="000000"/>
-              <w:start w:val="single" w:sz="4" w:space="0" w:color="000000"/>
+              <w:left w:val="single" w:sz="4" w:space="0" w:color="000000"/>
               <w:bottom w:val="single" w:sz="4" w:space="0" w:color="000000"/>
-              <w:end w:val="single" w:sz="4" w:space="0" w:color="000000"/>
+              <w:right w:val="single" w:sz="4" w:space="0" w:color="000000"/>
             </w:tcBorders>
           </w:tcPr>
           <w:p>
             <w:pPr>
               <w:pStyle w:val="TableContents"/>
-              <w:jc w:val="start"/>
+              <w:jc w:val="left"/>
               <w:rPr>
                 <w:b/>
                 <w:bCs/>
@@ -2312,7 +2311,7 @@
           <w:tcPr>
             <w:tcW w:w="4818" w:type="dxa"/>
             <w:tcBorders>
-              <w:start w:val="single" w:sz="4" w:space="0" w:color="000000"/>
+              <w:left w:val="single" w:sz="4" w:space="0" w:color="000000"/>
               <w:bottom w:val="single" w:sz="4" w:space="0" w:color="000000"/>
             </w:tcBorders>
           </w:tcPr>
@@ -2331,15 +2330,15 @@
           <w:tcPr>
             <w:tcW w:w="4820" w:type="dxa"/>
             <w:tcBorders>
-              <w:start w:val="single" w:sz="4" w:space="0" w:color="000000"/>
+              <w:left w:val="single" w:sz="4" w:space="0" w:color="000000"/>
               <w:bottom w:val="single" w:sz="4" w:space="0" w:color="000000"/>
-              <w:end w:val="single" w:sz="4" w:space="0" w:color="000000"/>
+              <w:right w:val="single" w:sz="4" w:space="0" w:color="000000"/>
             </w:tcBorders>
           </w:tcPr>
           <w:p>
             <w:pPr>
               <w:pStyle w:val="TableContents"/>
-              <w:jc w:val="start"/>
+              <w:jc w:val="left"/>
               <w:rPr>
                 <w:rFonts w:ascii="Liberation Serif" w:hAnsi="Liberation Serif"/>
                 <w:color w:val="000000"/>
@@ -2363,7 +2362,7 @@
           <w:tcPr>
             <w:tcW w:w="4818" w:type="dxa"/>
             <w:tcBorders>
-              <w:start w:val="single" w:sz="4" w:space="0" w:color="000000"/>
+              <w:left w:val="single" w:sz="4" w:space="0" w:color="000000"/>
               <w:bottom w:val="single" w:sz="4" w:space="0" w:color="000000"/>
             </w:tcBorders>
           </w:tcPr>
@@ -2382,15 +2381,15 @@
           <w:tcPr>
             <w:tcW w:w="4820" w:type="dxa"/>
             <w:tcBorders>
-              <w:start w:val="single" w:sz="4" w:space="0" w:color="000000"/>
+              <w:left w:val="single" w:sz="4" w:space="0" w:color="000000"/>
               <w:bottom w:val="single" w:sz="4" w:space="0" w:color="000000"/>
-              <w:end w:val="single" w:sz="4" w:space="0" w:color="000000"/>
+              <w:right w:val="single" w:sz="4" w:space="0" w:color="000000"/>
             </w:tcBorders>
           </w:tcPr>
           <w:p>
             <w:pPr>
               <w:pStyle w:val="TableContents"/>
-              <w:jc w:val="start"/>
+              <w:jc w:val="left"/>
               <w:rPr>
                 <w:rFonts w:ascii="Liberation Serif" w:hAnsi="Liberation Serif"/>
                 <w:color w:val="000000"/>
@@ -2414,7 +2413,7 @@
           <w:tcPr>
             <w:tcW w:w="4818" w:type="dxa"/>
             <w:tcBorders>
-              <w:start w:val="single" w:sz="4" w:space="0" w:color="000000"/>
+              <w:left w:val="single" w:sz="4" w:space="0" w:color="000000"/>
               <w:bottom w:val="single" w:sz="4" w:space="0" w:color="000000"/>
             </w:tcBorders>
           </w:tcPr>
@@ -2433,15 +2432,15 @@
           <w:tcPr>
             <w:tcW w:w="4820" w:type="dxa"/>
             <w:tcBorders>
-              <w:start w:val="single" w:sz="4" w:space="0" w:color="000000"/>
+              <w:left w:val="single" w:sz="4" w:space="0" w:color="000000"/>
               <w:bottom w:val="single" w:sz="4" w:space="0" w:color="000000"/>
-              <w:end w:val="single" w:sz="4" w:space="0" w:color="000000"/>
+              <w:right w:val="single" w:sz="4" w:space="0" w:color="000000"/>
             </w:tcBorders>
           </w:tcPr>
           <w:p>
             <w:pPr>
               <w:pStyle w:val="TableContents"/>
-              <w:jc w:val="start"/>
+              <w:jc w:val="left"/>
               <w:rPr>
                 <w:rFonts w:ascii="Liberation Serif" w:hAnsi="Liberation Serif"/>
                 <w:color w:val="000000"/>
@@ -2465,7 +2464,7 @@
           <w:tcPr>
             <w:tcW w:w="4818" w:type="dxa"/>
             <w:tcBorders>
-              <w:start w:val="single" w:sz="4" w:space="0" w:color="000000"/>
+              <w:left w:val="single" w:sz="4" w:space="0" w:color="000000"/>
               <w:bottom w:val="single" w:sz="4" w:space="0" w:color="000000"/>
             </w:tcBorders>
           </w:tcPr>
@@ -2484,15 +2483,15 @@
           <w:tcPr>
             <w:tcW w:w="4820" w:type="dxa"/>
             <w:tcBorders>
-              <w:start w:val="single" w:sz="4" w:space="0" w:color="000000"/>
+              <w:left w:val="single" w:sz="4" w:space="0" w:color="000000"/>
               <w:bottom w:val="single" w:sz="4" w:space="0" w:color="000000"/>
-              <w:end w:val="single" w:sz="4" w:space="0" w:color="000000"/>
+              <w:right w:val="single" w:sz="4" w:space="0" w:color="000000"/>
             </w:tcBorders>
           </w:tcPr>
           <w:p>
             <w:pPr>
               <w:pStyle w:val="TableContents"/>
-              <w:jc w:val="start"/>
+              <w:jc w:val="left"/>
               <w:rPr>
                 <w:rFonts w:ascii="Liberation Serif" w:hAnsi="Liberation Serif"/>
                 <w:color w:val="000000"/>
@@ -2516,7 +2515,7 @@
           <w:tcPr>
             <w:tcW w:w="4818" w:type="dxa"/>
             <w:tcBorders>
-              <w:start w:val="single" w:sz="4" w:space="0" w:color="000000"/>
+              <w:left w:val="single" w:sz="4" w:space="0" w:color="000000"/>
               <w:bottom w:val="single" w:sz="4" w:space="0" w:color="000000"/>
             </w:tcBorders>
           </w:tcPr>
@@ -2535,15 +2534,15 @@
           <w:tcPr>
             <w:tcW w:w="4820" w:type="dxa"/>
             <w:tcBorders>
-              <w:start w:val="single" w:sz="4" w:space="0" w:color="000000"/>
+              <w:left w:val="single" w:sz="4" w:space="0" w:color="000000"/>
               <w:bottom w:val="single" w:sz="4" w:space="0" w:color="000000"/>
-              <w:end w:val="single" w:sz="4" w:space="0" w:color="000000"/>
+              <w:right w:val="single" w:sz="4" w:space="0" w:color="000000"/>
             </w:tcBorders>
           </w:tcPr>
           <w:p>
             <w:pPr>
               <w:pStyle w:val="TableContents"/>
-              <w:jc w:val="start"/>
+              <w:jc w:val="left"/>
               <w:rPr>
                 <w:rFonts w:ascii="Liberation Serif" w:hAnsi="Liberation Serif"/>
                 <w:color w:val="000000"/>
@@ -2567,7 +2566,7 @@
           <w:tcPr>
             <w:tcW w:w="4818" w:type="dxa"/>
             <w:tcBorders>
-              <w:start w:val="single" w:sz="4" w:space="0" w:color="000000"/>
+              <w:left w:val="single" w:sz="4" w:space="0" w:color="000000"/>
               <w:bottom w:val="single" w:sz="4" w:space="0" w:color="000000"/>
             </w:tcBorders>
           </w:tcPr>
@@ -2586,15 +2585,15 @@
           <w:tcPr>
             <w:tcW w:w="4820" w:type="dxa"/>
             <w:tcBorders>
-              <w:start w:val="single" w:sz="4" w:space="0" w:color="000000"/>
+              <w:left w:val="single" w:sz="4" w:space="0" w:color="000000"/>
               <w:bottom w:val="single" w:sz="4" w:space="0" w:color="000000"/>
-              <w:end w:val="single" w:sz="4" w:space="0" w:color="000000"/>
+              <w:right w:val="single" w:sz="4" w:space="0" w:color="000000"/>
             </w:tcBorders>
           </w:tcPr>
           <w:p>
             <w:pPr>
               <w:pStyle w:val="TableContents"/>
-              <w:jc w:val="start"/>
+              <w:jc w:val="left"/>
               <w:rPr>
                 <w:rFonts w:ascii="Liberation Serif" w:hAnsi="Liberation Serif"/>
                 <w:color w:val="000000"/>
@@ -2620,7 +2619,7 @@
           <w:ilvl w:val="0"/>
           <w:numId w:val="0"/>
         </w:numPr>
-        <w:ind w:hanging="0" w:start="0"/>
+        <w:ind w:hanging="0" w:left="0"/>
         <w:rPr/>
       </w:pPr>
       <w:r>
@@ -2630,7 +2629,7 @@
     <w:p>
       <w:pPr>
         <w:pStyle w:val="Heading3"/>
-        <w:ind w:hanging="0" w:start="0"/>
+        <w:ind w:hanging="0" w:left="0"/>
         <w:rPr/>
       </w:pPr>
       <w:r>
@@ -2745,21 +2744,21 @@
       <w:tblPr>
         <w:tblStyle w:val="Tabela-Siatka"/>
         <w:tblW w:w="9634" w:type="dxa"/>
-        <w:jc w:val="start"/>
+        <w:jc w:val="left"/>
         <w:tblInd w:w="113" w:type="dxa"/>
         <w:tblLayout w:type="fixed"/>
         <w:tblCellMar>
           <w:top w:w="0" w:type="dxa"/>
-          <w:start w:w="108" w:type="dxa"/>
+          <w:left w:w="108" w:type="dxa"/>
           <w:bottom w:w="0" w:type="dxa"/>
-          <w:end w:w="108" w:type="dxa"/>
+          <w:right w:w="108" w:type="dxa"/>
         </w:tblCellMar>
-        <w:tblLook w:val="04a0" w:noHBand="0" w:noVBand="1" w:firstColumn="1" w:lastRow="0" w:lastColumn="0" w:firstRow="1"/>
+        <w:tblLook w:noHBand="0" w:noVBand="1" w:firstColumn="1" w:lastRow="0" w:lastColumn="0" w:firstRow="1" w:val="04a0"/>
       </w:tblPr>
       <w:tblGrid>
         <w:gridCol w:w="1838"/>
-        <w:gridCol w:w="3117"/>
-        <w:gridCol w:w="4679"/>
+        <w:gridCol w:w="3116"/>
+        <w:gridCol w:w="4680"/>
       </w:tblGrid>
       <w:tr>
         <w:trPr/>
@@ -2785,6 +2784,7 @@
               <w:rPr>
                 <w:rFonts w:cs="Times New Roman"/>
                 <w:kern w:val="0"/>
+                <w:sz w:val="22"/>
                 <w:szCs w:val="22"/>
                 <w:lang w:val="pl-PL" w:bidi="ar-SA"/>
               </w:rPr>
@@ -2794,7 +2794,7 @@
         </w:tc>
         <w:tc>
           <w:tcPr>
-            <w:tcW w:w="3117" w:type="dxa"/>
+            <w:tcW w:w="3116" w:type="dxa"/>
             <w:tcBorders/>
           </w:tcPr>
           <w:p>
@@ -2813,6 +2813,7 @@
               <w:rPr>
                 <w:rFonts w:cs="Times New Roman"/>
                 <w:kern w:val="0"/>
+                <w:sz w:val="22"/>
                 <w:szCs w:val="22"/>
                 <w:lang w:val="pl-PL" w:bidi="ar-SA"/>
               </w:rPr>
@@ -2822,7 +2823,7 @@
         </w:tc>
         <w:tc>
           <w:tcPr>
-            <w:tcW w:w="4679" w:type="dxa"/>
+            <w:tcW w:w="4680" w:type="dxa"/>
             <w:tcBorders/>
           </w:tcPr>
           <w:p>
@@ -2841,6 +2842,7 @@
               <w:rPr>
                 <w:rFonts w:cs="Times New Roman"/>
                 <w:kern w:val="0"/>
+                <w:sz w:val="22"/>
                 <w:szCs w:val="22"/>
                 <w:lang w:val="pl-PL" w:bidi="ar-SA"/>
               </w:rPr>
@@ -2873,6 +2875,7 @@
               <w:rPr>
                 <w:rFonts w:cs="Times New Roman"/>
                 <w:kern w:val="0"/>
+                <w:sz w:val="22"/>
                 <w:szCs w:val="22"/>
                 <w:lang w:val="pl-PL" w:bidi="ar-SA"/>
               </w:rPr>
@@ -2881,7 +2884,7 @@
         </w:tc>
         <w:tc>
           <w:tcPr>
-            <w:tcW w:w="3117" w:type="dxa"/>
+            <w:tcW w:w="3116" w:type="dxa"/>
             <w:tcBorders/>
           </w:tcPr>
           <w:p>
@@ -2900,6 +2903,7 @@
               <w:rPr>
                 <w:rFonts w:cs="Times New Roman"/>
                 <w:kern w:val="0"/>
+                <w:sz w:val="22"/>
                 <w:szCs w:val="22"/>
                 <w:lang w:val="pl-PL" w:bidi="ar-SA"/>
               </w:rPr>
@@ -2909,7 +2913,7 @@
         </w:tc>
         <w:tc>
           <w:tcPr>
-            <w:tcW w:w="4679" w:type="dxa"/>
+            <w:tcW w:w="4680" w:type="dxa"/>
             <w:tcBorders/>
           </w:tcPr>
           <w:p>
@@ -2928,6 +2932,7 @@
               <w:rPr>
                 <w:rFonts w:cs="Times New Roman"/>
                 <w:kern w:val="0"/>
+                <w:sz w:val="22"/>
                 <w:szCs w:val="22"/>
                 <w:lang w:val="pl-PL" w:bidi="ar-SA"/>
               </w:rPr>
@@ -2960,6 +2965,7 @@
               <w:rPr>
                 <w:rFonts w:cs="Times New Roman"/>
                 <w:kern w:val="0"/>
+                <w:sz w:val="22"/>
                 <w:szCs w:val="22"/>
                 <w:lang w:val="pl-PL" w:bidi="ar-SA"/>
               </w:rPr>
@@ -2968,7 +2974,7 @@
         </w:tc>
         <w:tc>
           <w:tcPr>
-            <w:tcW w:w="3117" w:type="dxa"/>
+            <w:tcW w:w="3116" w:type="dxa"/>
             <w:tcBorders/>
           </w:tcPr>
           <w:p>
@@ -2987,6 +2993,7 @@
               <w:rPr>
                 <w:rFonts w:cs="Times New Roman"/>
                 <w:kern w:val="0"/>
+                <w:sz w:val="22"/>
                 <w:szCs w:val="22"/>
                 <w:lang w:val="pl-PL" w:bidi="ar-SA"/>
               </w:rPr>
@@ -2996,7 +3003,7 @@
         </w:tc>
         <w:tc>
           <w:tcPr>
-            <w:tcW w:w="4679" w:type="dxa"/>
+            <w:tcW w:w="4680" w:type="dxa"/>
             <w:tcBorders/>
           </w:tcPr>
           <w:p>
@@ -3015,6 +3022,7 @@
               <w:rPr>
                 <w:rFonts w:cs="Times New Roman"/>
                 <w:kern w:val="0"/>
+                <w:sz w:val="22"/>
                 <w:szCs w:val="22"/>
                 <w:lang w:val="pl-PL" w:bidi="ar-SA"/>
               </w:rPr>
@@ -3047,6 +3055,7 @@
               <w:rPr>
                 <w:rFonts w:cs="Times New Roman"/>
                 <w:kern w:val="0"/>
+                <w:sz w:val="22"/>
                 <w:szCs w:val="22"/>
                 <w:lang w:val="pl-PL" w:bidi="ar-SA"/>
               </w:rPr>
@@ -3055,7 +3064,7 @@
         </w:tc>
         <w:tc>
           <w:tcPr>
-            <w:tcW w:w="3117" w:type="dxa"/>
+            <w:tcW w:w="3116" w:type="dxa"/>
             <w:tcBorders/>
           </w:tcPr>
           <w:p>
@@ -3074,6 +3083,7 @@
               <w:rPr>
                 <w:rFonts w:cs="Times New Roman"/>
                 <w:kern w:val="0"/>
+                <w:sz w:val="22"/>
                 <w:szCs w:val="22"/>
                 <w:lang w:val="pl-PL" w:bidi="ar-SA"/>
               </w:rPr>
@@ -3083,7 +3093,7 @@
         </w:tc>
         <w:tc>
           <w:tcPr>
-            <w:tcW w:w="4679" w:type="dxa"/>
+            <w:tcW w:w="4680" w:type="dxa"/>
             <w:tcBorders/>
           </w:tcPr>
           <w:p>
@@ -3102,6 +3112,7 @@
               <w:rPr>
                 <w:rFonts w:cs="Times New Roman"/>
                 <w:kern w:val="0"/>
+                <w:sz w:val="22"/>
                 <w:szCs w:val="22"/>
                 <w:lang w:val="pl-PL" w:bidi="ar-SA"/>
               </w:rPr>
@@ -3134,6 +3145,7 @@
               <w:rPr>
                 <w:rFonts w:cs="Times New Roman"/>
                 <w:kern w:val="0"/>
+                <w:sz w:val="22"/>
                 <w:szCs w:val="22"/>
                 <w:lang w:val="pl-PL" w:bidi="ar-SA"/>
               </w:rPr>
@@ -3142,7 +3154,7 @@
         </w:tc>
         <w:tc>
           <w:tcPr>
-            <w:tcW w:w="3117" w:type="dxa"/>
+            <w:tcW w:w="3116" w:type="dxa"/>
             <w:tcBorders/>
           </w:tcPr>
           <w:p>
@@ -3161,6 +3173,7 @@
               <w:rPr>
                 <w:rFonts w:cs="Times New Roman"/>
                 <w:kern w:val="0"/>
+                <w:sz w:val="22"/>
                 <w:szCs w:val="22"/>
                 <w:lang w:val="pl-PL" w:bidi="ar-SA"/>
               </w:rPr>
@@ -3170,7 +3183,7 @@
         </w:tc>
         <w:tc>
           <w:tcPr>
-            <w:tcW w:w="4679" w:type="dxa"/>
+            <w:tcW w:w="4680" w:type="dxa"/>
             <w:tcBorders/>
           </w:tcPr>
           <w:p>
@@ -3189,6 +3202,7 @@
               <w:rPr>
                 <w:rFonts w:cs="Times New Roman"/>
                 <w:kern w:val="0"/>
+                <w:sz w:val="22"/>
                 <w:szCs w:val="22"/>
                 <w:lang w:val="pl-PL" w:bidi="ar-SA"/>
               </w:rPr>
@@ -3220,6 +3234,7 @@
               <w:rPr>
                 <w:rFonts w:cs="Times New Roman"/>
                 <w:kern w:val="0"/>
+                <w:sz w:val="22"/>
                 <w:szCs w:val="22"/>
                 <w:lang w:val="pl-PL" w:bidi="ar-SA"/>
               </w:rPr>
@@ -3229,7 +3244,7 @@
         </w:tc>
         <w:tc>
           <w:tcPr>
-            <w:tcW w:w="3117" w:type="dxa"/>
+            <w:tcW w:w="3116" w:type="dxa"/>
             <w:tcBorders/>
           </w:tcPr>
           <w:p>
@@ -3248,6 +3263,7 @@
               <w:rPr>
                 <w:rFonts w:cs="Times New Roman"/>
                 <w:kern w:val="0"/>
+                <w:sz w:val="22"/>
                 <w:szCs w:val="22"/>
                 <w:lang w:val="pl-PL" w:bidi="ar-SA"/>
               </w:rPr>
@@ -3257,7 +3273,7 @@
         </w:tc>
         <w:tc>
           <w:tcPr>
-            <w:tcW w:w="4679" w:type="dxa"/>
+            <w:tcW w:w="4680" w:type="dxa"/>
             <w:tcBorders/>
           </w:tcPr>
           <w:p>
@@ -3276,6 +3292,7 @@
               <w:rPr>
                 <w:rFonts w:cs="Times New Roman"/>
                 <w:kern w:val="0"/>
+                <w:sz w:val="22"/>
                 <w:szCs w:val="22"/>
                 <w:lang w:val="pl-PL" w:bidi="ar-SA"/>
               </w:rPr>
@@ -3308,6 +3325,7 @@
               <w:rPr>
                 <w:rFonts w:cs="Times New Roman"/>
                 <w:kern w:val="0"/>
+                <w:sz w:val="22"/>
                 <w:szCs w:val="22"/>
                 <w:lang w:val="pl-PL" w:bidi="ar-SA"/>
               </w:rPr>
@@ -3317,7 +3335,7 @@
         </w:tc>
         <w:tc>
           <w:tcPr>
-            <w:tcW w:w="3117" w:type="dxa"/>
+            <w:tcW w:w="3116" w:type="dxa"/>
             <w:tcBorders/>
           </w:tcPr>
           <w:p>
@@ -3336,6 +3354,7 @@
               <w:rPr>
                 <w:rFonts w:cs="Times New Roman"/>
                 <w:kern w:val="0"/>
+                <w:sz w:val="22"/>
                 <w:szCs w:val="22"/>
                 <w:lang w:val="pl-PL" w:bidi="ar-SA"/>
               </w:rPr>
@@ -3345,7 +3364,7 @@
         </w:tc>
         <w:tc>
           <w:tcPr>
-            <w:tcW w:w="4679" w:type="dxa"/>
+            <w:tcW w:w="4680" w:type="dxa"/>
             <w:tcBorders/>
           </w:tcPr>
           <w:p>
@@ -3364,6 +3383,7 @@
               <w:rPr>
                 <w:rFonts w:cs="Times New Roman"/>
                 <w:kern w:val="0"/>
+                <w:sz w:val="22"/>
                 <w:szCs w:val="22"/>
                 <w:lang w:val="pl-PL" w:bidi="ar-SA"/>
               </w:rPr>
@@ -3396,6 +3416,7 @@
               <w:rPr>
                 <w:rFonts w:cs="Times New Roman"/>
                 <w:kern w:val="0"/>
+                <w:sz w:val="22"/>
                 <w:szCs w:val="22"/>
                 <w:lang w:val="pl-PL" w:bidi="ar-SA"/>
               </w:rPr>
@@ -3404,7 +3425,7 @@
         </w:tc>
         <w:tc>
           <w:tcPr>
-            <w:tcW w:w="3117" w:type="dxa"/>
+            <w:tcW w:w="3116" w:type="dxa"/>
             <w:tcBorders/>
           </w:tcPr>
           <w:p>
@@ -3423,6 +3444,7 @@
               <w:rPr>
                 <w:rFonts w:cs="Times New Roman"/>
                 <w:kern w:val="0"/>
+                <w:sz w:val="22"/>
                 <w:szCs w:val="22"/>
                 <w:lang w:val="pl-PL" w:bidi="ar-SA"/>
               </w:rPr>
@@ -3432,7 +3454,7 @@
         </w:tc>
         <w:tc>
           <w:tcPr>
-            <w:tcW w:w="4679" w:type="dxa"/>
+            <w:tcW w:w="4680" w:type="dxa"/>
             <w:tcBorders/>
           </w:tcPr>
           <w:p>
@@ -3451,10 +3473,300 @@
               <w:rPr>
                 <w:rFonts w:cs="Times New Roman"/>
                 <w:kern w:val="0"/>
+                <w:sz w:val="22"/>
                 <w:szCs w:val="22"/>
                 <w:lang w:val="pl-PL" w:bidi="ar-SA"/>
               </w:rPr>
               <w:t>Obsługa zapytań do pobierania zapisanych schematów</w:t>
+            </w:r>
+          </w:p>
+        </w:tc>
+      </w:tr>
+      <w:tr>
+        <w:trPr/>
+        <w:tc>
+          <w:tcPr>
+            <w:tcW w:w="1838" w:type="dxa"/>
+            <w:vMerge w:val="restart"/>
+            <w:tcBorders>
+              <w:top w:val="nil"/>
+            </w:tcBorders>
+          </w:tcPr>
+          <w:p>
+            <w:pPr>
+              <w:pStyle w:val="Normal"/>
+              <w:widowControl/>
+              <w:spacing w:before="0" w:after="0"/>
+              <w:rPr>
+                <w:rFonts w:cs="Times New Roman"/>
+                <w:kern w:val="0"/>
+                <w:szCs w:val="22"/>
+                <w:lang w:val="pl-PL" w:bidi="ar-SA"/>
+              </w:rPr>
+            </w:pPr>
+            <w:r>
+              <w:rPr>
+                <w:rFonts w:cs="Times New Roman"/>
+                <w:kern w:val="0"/>
+                <w:sz w:val="22"/>
+                <w:szCs w:val="22"/>
+                <w:lang w:val="pl-PL" w:bidi="ar-SA"/>
+              </w:rPr>
+              <w:t>Inne</w:t>
+            </w:r>
+          </w:p>
+        </w:tc>
+        <w:tc>
+          <w:tcPr>
+            <w:tcW w:w="3116" w:type="dxa"/>
+            <w:tcBorders>
+              <w:top w:val="nil"/>
+            </w:tcBorders>
+          </w:tcPr>
+          <w:p>
+            <w:pPr>
+              <w:pStyle w:val="Normal"/>
+              <w:widowControl/>
+              <w:spacing w:before="0" w:after="0"/>
+              <w:rPr>
+                <w:rFonts w:cs="Times New Roman"/>
+                <w:kern w:val="0"/>
+                <w:szCs w:val="22"/>
+                <w:lang w:val="pl-PL" w:bidi="ar-SA"/>
+              </w:rPr>
+            </w:pPr>
+            <w:r>
+              <w:rPr>
+                <w:rFonts w:cs="Times New Roman"/>
+                <w:kern w:val="0"/>
+                <w:sz w:val="22"/>
+                <w:szCs w:val="22"/>
+                <w:lang w:val="pl-PL" w:bidi="ar-SA"/>
+              </w:rPr>
+              <w:t>Github</w:t>
+            </w:r>
+          </w:p>
+        </w:tc>
+        <w:tc>
+          <w:tcPr>
+            <w:tcW w:w="4680" w:type="dxa"/>
+            <w:tcBorders>
+              <w:top w:val="nil"/>
+            </w:tcBorders>
+          </w:tcPr>
+          <w:p>
+            <w:pPr>
+              <w:pStyle w:val="Normal"/>
+              <w:widowControl/>
+              <w:spacing w:before="0" w:after="0"/>
+              <w:rPr>
+                <w:rFonts w:cs="Times New Roman"/>
+                <w:kern w:val="0"/>
+                <w:szCs w:val="22"/>
+                <w:lang w:val="pl-PL" w:bidi="ar-SA"/>
+              </w:rPr>
+            </w:pPr>
+            <w:r>
+              <w:rPr>
+                <w:rFonts w:cs="Times New Roman"/>
+                <w:kern w:val="0"/>
+                <w:sz w:val="22"/>
+                <w:szCs w:val="22"/>
+                <w:lang w:val="pl-PL" w:bidi="ar-SA"/>
+              </w:rPr>
+              <w:t>System kontroli wersji</w:t>
+            </w:r>
+          </w:p>
+        </w:tc>
+      </w:tr>
+      <w:tr>
+        <w:trPr/>
+        <w:tc>
+          <w:tcPr>
+            <w:tcW w:w="1838" w:type="dxa"/>
+            <w:vMerge w:val="continue"/>
+            <w:tcBorders>
+              <w:top w:val="nil"/>
+            </w:tcBorders>
+          </w:tcPr>
+          <w:p>
+            <w:pPr>
+              <w:pStyle w:val="Normal"/>
+              <w:widowControl/>
+              <w:spacing w:before="0" w:after="0"/>
+              <w:rPr>
+                <w:rFonts w:cs="Times New Roman"/>
+                <w:kern w:val="0"/>
+                <w:szCs w:val="22"/>
+                <w:lang w:val="pl-PL" w:bidi="ar-SA"/>
+              </w:rPr>
+            </w:pPr>
+            <w:r>
+              <w:rPr>
+                <w:rFonts w:cs="Times New Roman"/>
+                <w:kern w:val="0"/>
+                <w:sz w:val="22"/>
+                <w:szCs w:val="22"/>
+                <w:lang w:val="pl-PL" w:bidi="ar-SA"/>
+              </w:rPr>
+            </w:r>
+          </w:p>
+        </w:tc>
+        <w:tc>
+          <w:tcPr>
+            <w:tcW w:w="3116" w:type="dxa"/>
+            <w:tcBorders>
+              <w:top w:val="nil"/>
+            </w:tcBorders>
+          </w:tcPr>
+          <w:p>
+            <w:pPr>
+              <w:pStyle w:val="Normal"/>
+              <w:widowControl/>
+              <w:spacing w:before="0" w:after="0"/>
+              <w:rPr>
+                <w:rFonts w:cs="Times New Roman"/>
+                <w:kern w:val="0"/>
+                <w:szCs w:val="22"/>
+                <w:lang w:val="pl-PL" w:bidi="ar-SA"/>
+              </w:rPr>
+            </w:pPr>
+            <w:r>
+              <w:rPr>
+                <w:rFonts w:cs="Times New Roman"/>
+                <w:kern w:val="0"/>
+                <w:sz w:val="22"/>
+                <w:szCs w:val="22"/>
+                <w:lang w:val="pl-PL" w:bidi="ar-SA"/>
+              </w:rPr>
+              <w:t>Github Actions</w:t>
+            </w:r>
+          </w:p>
+        </w:tc>
+        <w:tc>
+          <w:tcPr>
+            <w:tcW w:w="4680" w:type="dxa"/>
+            <w:tcBorders>
+              <w:top w:val="nil"/>
+            </w:tcBorders>
+          </w:tcPr>
+          <w:p>
+            <w:pPr>
+              <w:pStyle w:val="Normal"/>
+              <w:widowControl/>
+              <w:spacing w:before="0" w:after="0"/>
+              <w:rPr>
+                <w:rFonts w:cs="Times New Roman"/>
+                <w:kern w:val="0"/>
+                <w:szCs w:val="22"/>
+                <w:lang w:val="pl-PL" w:bidi="ar-SA"/>
+              </w:rPr>
+            </w:pPr>
+            <w:r>
+              <w:rPr>
+                <w:rFonts w:cs="Times New Roman"/>
+                <w:kern w:val="0"/>
+                <w:sz w:val="22"/>
+                <w:szCs w:val="22"/>
+                <w:lang w:val="pl-PL" w:bidi="ar-SA"/>
+              </w:rPr>
+              <w:t>Narzędzie do pisania pipelinów</w:t>
+            </w:r>
+          </w:p>
+        </w:tc>
+      </w:tr>
+      <w:tr>
+        <w:trPr/>
+        <w:tc>
+          <w:tcPr>
+            <w:tcW w:w="1838" w:type="dxa"/>
+            <w:vMerge w:val="continue"/>
+            <w:tcBorders>
+              <w:top w:val="nil"/>
+            </w:tcBorders>
+          </w:tcPr>
+          <w:p>
+            <w:pPr>
+              <w:pStyle w:val="Normal"/>
+              <w:widowControl/>
+              <w:spacing w:before="0" w:after="0"/>
+              <w:rPr>
+                <w:rFonts w:cs="Times New Roman"/>
+                <w:kern w:val="0"/>
+                <w:szCs w:val="22"/>
+                <w:lang w:val="pl-PL" w:bidi="ar-SA"/>
+              </w:rPr>
+            </w:pPr>
+            <w:r>
+              <w:rPr>
+                <w:rFonts w:cs="Times New Roman"/>
+                <w:kern w:val="0"/>
+                <w:sz w:val="22"/>
+                <w:szCs w:val="22"/>
+                <w:lang w:val="pl-PL" w:bidi="ar-SA"/>
+              </w:rPr>
+            </w:r>
+          </w:p>
+        </w:tc>
+        <w:tc>
+          <w:tcPr>
+            <w:tcW w:w="3116" w:type="dxa"/>
+            <w:tcBorders>
+              <w:top w:val="nil"/>
+            </w:tcBorders>
+          </w:tcPr>
+          <w:p>
+            <w:pPr>
+              <w:pStyle w:val="Normal"/>
+              <w:widowControl/>
+              <w:spacing w:before="0" w:after="0"/>
+              <w:rPr>
+                <w:rFonts w:cs="Times New Roman"/>
+                <w:kern w:val="0"/>
+                <w:szCs w:val="22"/>
+                <w:lang w:val="pl-PL" w:bidi="ar-SA"/>
+              </w:rPr>
+            </w:pPr>
+            <w:r>
+              <w:rPr>
+                <w:rFonts w:cs="Times New Roman"/>
+                <w:kern w:val="0"/>
+                <w:sz w:val="22"/>
+                <w:szCs w:val="22"/>
+                <w:lang w:val="pl-PL" w:bidi="ar-SA"/>
+              </w:rPr>
+              <w:t>Docker</w:t>
+            </w:r>
+          </w:p>
+        </w:tc>
+        <w:tc>
+          <w:tcPr>
+            <w:tcW w:w="4680" w:type="dxa"/>
+            <w:tcBorders>
+              <w:top w:val="nil"/>
+            </w:tcBorders>
+          </w:tcPr>
+          <w:p>
+            <w:pPr>
+              <w:pStyle w:val="Normal"/>
+              <w:widowControl/>
+              <w:spacing w:before="0" w:after="0"/>
+              <w:rPr>
+                <w:rFonts w:cs="Times New Roman"/>
+                <w:kern w:val="0"/>
+                <w:szCs w:val="22"/>
+                <w:lang w:val="pl-PL" w:bidi="ar-SA"/>
+              </w:rPr>
+            </w:pPr>
+            <w:r>
+              <w:rPr>
+                <w:rFonts w:cs="Times New Roman"/>
+                <w:kern w:val="0"/>
+                <w:sz w:val="22"/>
+                <w:szCs w:val="22"/>
+                <w:lang w:val="pl-PL" w:bidi="ar-SA"/>
+              </w:rPr>
+              <w:t>Narzędzie do uruchamiania aplikacji w formie kontenerów</w:t>
             </w:r>
           </w:p>
         </w:tc>
@@ -3496,7 +3808,7 @@
           <w:ilvl w:val="0"/>
           <w:numId w:val="0"/>
         </w:numPr>
-        <w:ind w:hanging="0" w:start="0"/>
+        <w:ind w:hanging="0" w:left="0"/>
         <w:rPr/>
       </w:pPr>
       <w:r>
@@ -3506,7 +3818,7 @@
     <w:p>
       <w:pPr>
         <w:pStyle w:val="Heading2"/>
-        <w:ind w:hanging="0" w:start="0"/>
+        <w:ind w:hanging="0" w:left="0"/>
         <w:rPr/>
       </w:pPr>
       <w:r>
@@ -3566,7 +3878,7 @@
     <w:p>
       <w:pPr>
         <w:pStyle w:val="Heading2"/>
-        <w:ind w:hanging="0" w:start="0"/>
+        <w:ind w:hanging="0" w:left="0"/>
         <w:rPr/>
       </w:pPr>
       <w:r>
@@ -3577,7 +3889,7 @@
     <w:p>
       <w:pPr>
         <w:pStyle w:val="Heading3"/>
-        <w:ind w:hanging="0" w:start="0"/>
+        <w:ind w:hanging="0" w:left="0"/>
         <w:rPr/>
       </w:pPr>
       <w:r>
@@ -3592,7 +3904,11 @@
       </w:pPr>
       <w:r>
         <w:rPr/>
-        <w:t>W systemie wykorzystano jedną encję – JsonSchema.</w:t>
+        <w:t xml:space="preserve">W systemie wykorzystano jedną encję – JsonSchema. </w:t>
+      </w:r>
+      <w:r>
+        <w:rPr/>
+        <w:t>Encja reprezentuje tabelę Schemas w bazie danych MongoDB, która przechowuje zapisane schematy JSON, które zostają wykorzystywane do weryfikacji dokumentów JSON.</w:t>
       </w:r>
     </w:p>
     <w:p>
@@ -3643,14 +3959,14 @@
     <w:tbl>
       <w:tblPr>
         <w:tblW w:w="5000" w:type="pct"/>
-        <w:jc w:val="start"/>
+        <w:jc w:val="left"/>
         <w:tblInd w:w="55" w:type="dxa"/>
         <w:tblLayout w:type="fixed"/>
         <w:tblCellMar>
           <w:top w:w="55" w:type="dxa"/>
-          <w:start w:w="55" w:type="dxa"/>
+          <w:left w:w="55" w:type="dxa"/>
           <w:bottom w:w="55" w:type="dxa"/>
-          <w:end w:w="55" w:type="dxa"/>
+          <w:right w:w="55" w:type="dxa"/>
         </w:tblCellMar>
       </w:tblPr>
       <w:tblGrid>
@@ -3663,17 +3979,16 @@
             <w:tcW w:w="9638" w:type="dxa"/>
             <w:tcBorders>
               <w:top w:val="single" w:sz="4" w:space="0" w:color="000000"/>
-              <w:start w:val="single" w:sz="4" w:space="0" w:color="000000"/>
+              <w:left w:val="single" w:sz="4" w:space="0" w:color="000000"/>
               <w:bottom w:val="single" w:sz="4" w:space="0" w:color="000000"/>
-              <w:end w:val="single" w:sz="4" w:space="0" w:color="000000"/>
+              <w:right w:val="single" w:sz="4" w:space="0" w:color="000000"/>
             </w:tcBorders>
           </w:tcPr>
           <w:p>
             <w:pPr>
               <w:pStyle w:val="Normal"/>
-              <w:pBdr/>
-              <w:shd w:fill="FFFFFF" w:val="clear"/>
-              <w:jc w:val="start"/>
+              <w:shd w:val="clear" w:fill="FFFFFF"/>
+              <w:jc w:val="left"/>
               <w:rPr>
                 <w:rFonts w:ascii="Consolas" w:hAnsi="Consolas"/>
                 <w:sz w:val="20"/>
@@ -4357,16 +4672,12 @@
     <w:p>
       <w:pPr>
         <w:pStyle w:val="Heading3"/>
-        <w:ind w:hanging="0" w:start="0"/>
-        <w:rPr/>
-      </w:pPr>
-      <w:r>
-        <w:rPr/>
-        <w:t>Repozytori</w:t>
-      </w:r>
-      <w:r>
-        <w:rPr/>
-        <w:t>a</w:t>
+        <w:ind w:hanging="0" w:left="0"/>
+        <w:rPr/>
+      </w:pPr>
+      <w:r>
+        <w:rPr/>
+        <w:t>Repozytoria</w:t>
       </w:r>
     </w:p>
     <w:p>
@@ -4376,19 +4687,59 @@
       </w:pPr>
       <w:r>
         <w:rPr/>
+      </w:r>
+    </w:p>
+    <w:p>
+      <w:pPr>
+        <w:pStyle w:val="Listing"/>
+        <w:keepNext w:val="true"/>
+        <w:jc w:val="center"/>
+        <w:rPr/>
+      </w:pPr>
+      <w:r>
+        <w:rPr/>
+        <w:t xml:space="preserve">Listing </w:t>
+      </w:r>
+      <w:r>
+        <w:rPr/>
+        <w:fldChar w:fldCharType="begin"/>
+      </w:r>
+      <w:r>
+        <w:rPr/>
+        <w:instrText xml:space="preserve"> SEQ Listing \* ARABIC </w:instrText>
+      </w:r>
+      <w:r>
+        <w:rPr/>
+        <w:fldChar w:fldCharType="separate"/>
+      </w:r>
+      <w:r>
+        <w:rPr/>
+        <w:t>4</w:t>
+      </w:r>
+      <w:r>
+        <w:rPr/>
+        <w:fldChar w:fldCharType="end"/>
+      </w:r>
+      <w:r>
+        <w:rPr/>
+        <w:t xml:space="preserve">: Repozytorium </w:t>
+      </w:r>
+      <w:r>
+        <w:rPr/>
+        <w:t>JsonSchemaRepository</w:t>
       </w:r>
     </w:p>
     <w:tbl>
       <w:tblPr>
         <w:tblW w:w="5000" w:type="pct"/>
-        <w:jc w:val="start"/>
+        <w:jc w:val="left"/>
         <w:tblInd w:w="55" w:type="dxa"/>
         <w:tblLayout w:type="fixed"/>
         <w:tblCellMar>
           <w:top w:w="55" w:type="dxa"/>
-          <w:start w:w="55" w:type="dxa"/>
+          <w:left w:w="55" w:type="dxa"/>
           <w:bottom w:w="55" w:type="dxa"/>
-          <w:end w:w="55" w:type="dxa"/>
+          <w:right w:w="55" w:type="dxa"/>
         </w:tblCellMar>
       </w:tblPr>
       <w:tblGrid>
@@ -4401,9 +4752,292 @@
             <w:tcW w:w="9638" w:type="dxa"/>
             <w:tcBorders>
               <w:top w:val="single" w:sz="4" w:space="0" w:color="000000"/>
-              <w:start w:val="single" w:sz="4" w:space="0" w:color="000000"/>
+              <w:left w:val="single" w:sz="4" w:space="0" w:color="000000"/>
               <w:bottom w:val="single" w:sz="4" w:space="0" w:color="000000"/>
-              <w:end w:val="single" w:sz="4" w:space="0" w:color="000000"/>
+              <w:right w:val="single" w:sz="4" w:space="0" w:color="000000"/>
+            </w:tcBorders>
+          </w:tcPr>
+          <w:p>
+            <w:pPr>
+              <w:pStyle w:val="Normal"/>
+              <w:shd w:val="clear" w:fill="FFFFFF"/>
+              <w:jc w:val="left"/>
+              <w:rPr>
+                <w:rFonts w:ascii="Consolas" w:hAnsi="Consolas"/>
+                <w:sz w:val="20"/>
+                <w:szCs w:val="20"/>
+              </w:rPr>
+            </w:pPr>
+            <w:r>
+              <w:rPr>
+                <w:rFonts w:ascii="Consolas" w:hAnsi="Consolas"/>
+                <w:b w:val="false"/>
+                <w:i w:val="false"/>
+                <w:color w:val="9E880D"/>
+                <w:sz w:val="20"/>
+                <w:szCs w:val="20"/>
+              </w:rPr>
+              <w:t>@Repository</w:t>
+              <w:br/>
+            </w:r>
+            <w:r>
+              <w:rPr>
+                <w:rFonts w:ascii="Consolas" w:hAnsi="Consolas"/>
+                <w:b w:val="false"/>
+                <w:i w:val="false"/>
+                <w:color w:val="0033B3"/>
+                <w:sz w:val="20"/>
+                <w:szCs w:val="20"/>
+              </w:rPr>
+              <w:t xml:space="preserve">public interface </w:t>
+            </w:r>
+            <w:r>
+              <w:rPr>
+                <w:rFonts w:ascii="Consolas" w:hAnsi="Consolas"/>
+                <w:b w:val="false"/>
+                <w:i w:val="false"/>
+                <w:color w:val="000000"/>
+                <w:sz w:val="20"/>
+                <w:szCs w:val="20"/>
+              </w:rPr>
+              <w:t xml:space="preserve">JsonSchemaRepository </w:t>
+            </w:r>
+            <w:r>
+              <w:rPr>
+                <w:rFonts w:ascii="Consolas" w:hAnsi="Consolas"/>
+                <w:b w:val="false"/>
+                <w:i w:val="false"/>
+                <w:color w:val="0033B3"/>
+                <w:sz w:val="20"/>
+                <w:szCs w:val="20"/>
+              </w:rPr>
+              <w:t xml:space="preserve">extends </w:t>
+            </w:r>
+            <w:r>
+              <w:rPr>
+                <w:rFonts w:ascii="Consolas" w:hAnsi="Consolas"/>
+                <w:b w:val="false"/>
+                <w:i w:val="false"/>
+                <w:color w:val="000000"/>
+                <w:sz w:val="20"/>
+                <w:szCs w:val="20"/>
+              </w:rPr>
+              <w:t>MongoRepository</w:t>
+            </w:r>
+            <w:r>
+              <w:rPr>
+                <w:rFonts w:ascii="Consolas" w:hAnsi="Consolas"/>
+                <w:b w:val="false"/>
+                <w:i w:val="false"/>
+                <w:color w:val="080808"/>
+                <w:sz w:val="20"/>
+                <w:szCs w:val="20"/>
+              </w:rPr>
+              <w:t>&lt;</w:t>
+            </w:r>
+            <w:r>
+              <w:rPr>
+                <w:rFonts w:ascii="Consolas" w:hAnsi="Consolas"/>
+                <w:b w:val="false"/>
+                <w:i w:val="false"/>
+                <w:color w:val="000000"/>
+                <w:sz w:val="20"/>
+                <w:szCs w:val="20"/>
+              </w:rPr>
+              <w:t>JsonSchema</w:t>
+            </w:r>
+            <w:r>
+              <w:rPr>
+                <w:rFonts w:ascii="Consolas" w:hAnsi="Consolas"/>
+                <w:b w:val="false"/>
+                <w:i w:val="false"/>
+                <w:color w:val="080808"/>
+                <w:sz w:val="20"/>
+                <w:szCs w:val="20"/>
+              </w:rPr>
+              <w:t xml:space="preserve">, </w:t>
+            </w:r>
+            <w:r>
+              <w:rPr>
+                <w:rFonts w:ascii="Consolas" w:hAnsi="Consolas"/>
+                <w:b w:val="false"/>
+                <w:i w:val="false"/>
+                <w:color w:val="000000"/>
+                <w:sz w:val="20"/>
+                <w:szCs w:val="20"/>
+              </w:rPr>
+              <w:t>String</w:t>
+            </w:r>
+            <w:r>
+              <w:rPr>
+                <w:rFonts w:ascii="Consolas" w:hAnsi="Consolas"/>
+                <w:b w:val="false"/>
+                <w:i w:val="false"/>
+                <w:color w:val="080808"/>
+                <w:sz w:val="20"/>
+                <w:szCs w:val="20"/>
+              </w:rPr>
+              <w:t>&gt; {</w:t>
+              <w:br/>
+              <w:t>}</w:t>
+            </w:r>
+          </w:p>
+        </w:tc>
+      </w:tr>
+    </w:tbl>
+    <w:p>
+      <w:pPr>
+        <w:pStyle w:val="Normal"/>
+        <w:rPr/>
+      </w:pPr>
+      <w:r>
+        <w:rPr/>
+      </w:r>
+    </w:p>
+    <w:p>
+      <w:pPr>
+        <w:pStyle w:val="Heading3"/>
+        <w:ind w:hanging="0" w:left="0"/>
+        <w:rPr/>
+      </w:pPr>
+      <w:r>
+        <w:rPr/>
+        <w:t>Serwisy</w:t>
+      </w:r>
+    </w:p>
+    <w:p>
+      <w:pPr>
+        <w:pStyle w:val="Normal"/>
+        <w:rPr/>
+      </w:pPr>
+      <w:r>
+        <w:rPr/>
+      </w:r>
+    </w:p>
+    <w:tbl>
+      <w:tblPr>
+        <w:tblW w:w="5000" w:type="pct"/>
+        <w:jc w:val="left"/>
+        <w:tblInd w:w="55" w:type="dxa"/>
+        <w:tblLayout w:type="fixed"/>
+        <w:tblCellMar>
+          <w:top w:w="55" w:type="dxa"/>
+          <w:left w:w="55" w:type="dxa"/>
+          <w:bottom w:w="55" w:type="dxa"/>
+          <w:right w:w="55" w:type="dxa"/>
+        </w:tblCellMar>
+      </w:tblPr>
+      <w:tblGrid>
+        <w:gridCol w:w="9638"/>
+      </w:tblGrid>
+      <w:tr>
+        <w:trPr/>
+        <w:tc>
+          <w:tcPr>
+            <w:tcW w:w="9638" w:type="dxa"/>
+            <w:tcBorders>
+              <w:top w:val="single" w:sz="4" w:space="0" w:color="000000"/>
+              <w:left w:val="single" w:sz="4" w:space="0" w:color="000000"/>
+              <w:bottom w:val="single" w:sz="4" w:space="0" w:color="000000"/>
+              <w:right w:val="single" w:sz="4" w:space="0" w:color="000000"/>
+            </w:tcBorders>
+          </w:tcPr>
+          <w:p>
+            <w:pPr>
+              <w:pStyle w:val="TableContents"/>
+              <w:jc w:val="left"/>
+              <w:rPr>
+                <w:rFonts w:ascii="Liberation Serif" w:hAnsi="Liberation Serif"/>
+                <w:b w:val="false"/>
+                <w:bCs w:val="false"/>
+                <w:i w:val="false"/>
+                <w:iCs w:val="false"/>
+                <w:strike w:val="false"/>
+                <w:dstrike w:val="false"/>
+                <w:outline w:val="false"/>
+                <w:shadow w:val="false"/>
+                <w:color w:val="auto"/>
+                <w:sz w:val="24"/>
+                <w:szCs w:val="24"/>
+                <w:u w:val="none"/>
+              </w:rPr>
+            </w:pPr>
+            <w:r>
+              <w:rPr>
+                <w:rFonts w:ascii="Liberation Serif" w:hAnsi="Liberation Serif"/>
+                <w:b w:val="false"/>
+                <w:bCs w:val="false"/>
+                <w:i w:val="false"/>
+                <w:iCs w:val="false"/>
+                <w:strike w:val="false"/>
+                <w:dstrike w:val="false"/>
+                <w:outline w:val="false"/>
+                <w:shadow w:val="false"/>
+                <w:color w:val="auto"/>
+                <w:sz w:val="24"/>
+                <w:szCs w:val="24"/>
+                <w:u w:val="none"/>
+              </w:rPr>
+            </w:r>
+          </w:p>
+        </w:tc>
+      </w:tr>
+    </w:tbl>
+    <w:p>
+      <w:pPr>
+        <w:pStyle w:val="Normal"/>
+        <w:rPr/>
+      </w:pPr>
+      <w:r>
+        <w:rPr/>
+      </w:r>
+    </w:p>
+    <w:p>
+      <w:pPr>
+        <w:pStyle w:val="Heading3"/>
+        <w:ind w:hanging="0" w:left="0"/>
+        <w:rPr/>
+      </w:pPr>
+      <w:r>
+        <w:rPr/>
+        <w:t>Kontrolery</w:t>
+      </w:r>
+    </w:p>
+    <w:p>
+      <w:pPr>
+        <w:pStyle w:val="Normal"/>
+        <w:rPr/>
+      </w:pPr>
+      <w:r>
+        <w:rPr/>
+      </w:r>
+    </w:p>
+    <w:tbl>
+      <w:tblPr>
+        <w:tblW w:w="5000" w:type="pct"/>
+        <w:jc w:val="left"/>
+        <w:tblInd w:w="55" w:type="dxa"/>
+        <w:tblLayout w:type="fixed"/>
+        <w:tblCellMar>
+          <w:top w:w="55" w:type="dxa"/>
+          <w:left w:w="55" w:type="dxa"/>
+          <w:bottom w:w="55" w:type="dxa"/>
+          <w:right w:w="55" w:type="dxa"/>
+        </w:tblCellMar>
+      </w:tblPr>
+      <w:tblGrid>
+        <w:gridCol w:w="9638"/>
+      </w:tblGrid>
+      <w:tr>
+        <w:trPr/>
+        <w:tc>
+          <w:tcPr>
+            <w:tcW w:w="9638" w:type="dxa"/>
+            <w:tcBorders>
+              <w:top w:val="single" w:sz="4" w:space="0" w:color="000000"/>
+              <w:left w:val="single" w:sz="4" w:space="0" w:color="000000"/>
+              <w:bottom w:val="single" w:sz="4" w:space="0" w:color="000000"/>
+              <w:right w:val="single" w:sz="4" w:space="0" w:color="000000"/>
             </w:tcBorders>
           </w:tcPr>
           <w:p>
@@ -4411,125 +5045,19 @@
               <w:pStyle w:val="Normal"/>
               <w:pBdr/>
               <w:shd w:fill="FFFFFF" w:val="clear"/>
-              <w:jc w:val="start"/>
-              <w:rPr>
-                <w:rFonts w:ascii="Consolas" w:hAnsi="Consolas"/>
-                <w:sz w:val="20"/>
-                <w:szCs w:val="20"/>
+              <w:jc w:val="left"/>
+              <w:rPr>
+                <w:rFonts w:ascii="JetBrains Mono" w:hAnsi="JetBrains Mono"/>
+                <w:b w:val="false"/>
+                <w:i w:val="false"/>
+                <w:color w:val="080808"/>
               </w:rPr>
             </w:pPr>
             <w:r>
               <w:rPr>
-                <w:rFonts w:ascii="Consolas" w:hAnsi="Consolas"/>
-                <w:b w:val="false"/>
-                <w:i w:val="false"/>
-                <w:color w:val="9E880D"/>
-                <w:sz w:val="20"/>
-                <w:szCs w:val="20"/>
-              </w:rPr>
-              <w:t>@Repository</w:t>
-              <w:br/>
-            </w:r>
-            <w:r>
-              <w:rPr>
-                <w:rFonts w:ascii="Consolas" w:hAnsi="Consolas"/>
-                <w:b w:val="false"/>
-                <w:i w:val="false"/>
-                <w:color w:val="0033B3"/>
-                <w:sz w:val="20"/>
-                <w:szCs w:val="20"/>
-              </w:rPr>
-              <w:t xml:space="preserve">public interface </w:t>
-            </w:r>
-            <w:r>
-              <w:rPr>
-                <w:rFonts w:ascii="Consolas" w:hAnsi="Consolas"/>
-                <w:b w:val="false"/>
-                <w:i w:val="false"/>
-                <w:color w:val="000000"/>
-                <w:sz w:val="20"/>
-                <w:szCs w:val="20"/>
-              </w:rPr>
-              <w:t xml:space="preserve">JsonSchemaRepository </w:t>
-            </w:r>
-            <w:r>
-              <w:rPr>
-                <w:rFonts w:ascii="Consolas" w:hAnsi="Consolas"/>
-                <w:b w:val="false"/>
-                <w:i w:val="false"/>
-                <w:color w:val="0033B3"/>
-                <w:sz w:val="20"/>
-                <w:szCs w:val="20"/>
-              </w:rPr>
-              <w:t xml:space="preserve">extends </w:t>
-            </w:r>
-            <w:r>
-              <w:rPr>
-                <w:rFonts w:ascii="Consolas" w:hAnsi="Consolas"/>
-                <w:b w:val="false"/>
-                <w:i w:val="false"/>
-                <w:color w:val="000000"/>
-                <w:sz w:val="20"/>
-                <w:szCs w:val="20"/>
-              </w:rPr>
-              <w:t>MongoRepository</w:t>
-            </w:r>
-            <w:r>
-              <w:rPr>
-                <w:rFonts w:ascii="Consolas" w:hAnsi="Consolas"/>
-                <w:b w:val="false"/>
-                <w:i w:val="false"/>
-                <w:color w:val="080808"/>
-                <w:sz w:val="20"/>
-                <w:szCs w:val="20"/>
-              </w:rPr>
-              <w:t>&lt;</w:t>
-            </w:r>
-            <w:r>
-              <w:rPr>
-                <w:rFonts w:ascii="Consolas" w:hAnsi="Consolas"/>
-                <w:b w:val="false"/>
-                <w:i w:val="false"/>
-                <w:color w:val="000000"/>
-                <w:sz w:val="20"/>
-                <w:szCs w:val="20"/>
-              </w:rPr>
-              <w:t>JsonSchema</w:t>
-            </w:r>
-            <w:r>
-              <w:rPr>
-                <w:rFonts w:ascii="Consolas" w:hAnsi="Consolas"/>
-                <w:b w:val="false"/>
-                <w:i w:val="false"/>
-                <w:color w:val="080808"/>
-                <w:sz w:val="20"/>
-                <w:szCs w:val="20"/>
-              </w:rPr>
-              <w:t xml:space="preserve">, </w:t>
-            </w:r>
-            <w:r>
-              <w:rPr>
-                <w:rFonts w:ascii="Consolas" w:hAnsi="Consolas"/>
-                <w:b w:val="false"/>
-                <w:i w:val="false"/>
-                <w:color w:val="000000"/>
-                <w:sz w:val="20"/>
-                <w:szCs w:val="20"/>
-              </w:rPr>
-              <w:t>String</w:t>
-            </w:r>
-            <w:r>
-              <w:rPr>
-                <w:rFonts w:ascii="Consolas" w:hAnsi="Consolas"/>
-                <w:b w:val="false"/>
-                <w:i w:val="false"/>
-                <w:color w:val="080808"/>
-                <w:sz w:val="20"/>
-                <w:szCs w:val="20"/>
-              </w:rPr>
-              <w:t>&gt; {</w:t>
-              <w:br/>
-              <w:t>}</w:t>
+                <w:sz w:val="20"/>
+                <w:szCs w:val="20"/>
+              </w:rPr>
             </w:r>
           </w:p>
         </w:tc>
@@ -4546,6 +5074,2744 @@
     </w:p>
     <w:p>
       <w:pPr>
+        <w:pStyle w:val="Heading3"/>
+        <w:ind w:hanging="0" w:left="0"/>
+        <w:rPr/>
+      </w:pPr>
+      <w:r>
+        <w:rPr/>
+        <w:t>Obsługa błędów</w:t>
+      </w:r>
+    </w:p>
+    <w:p>
+      <w:pPr>
+        <w:pStyle w:val="Normal"/>
+        <w:rPr/>
+      </w:pPr>
+      <w:r>
+        <w:rPr/>
+      </w:r>
+    </w:p>
+    <w:tbl>
+      <w:tblPr>
+        <w:tblW w:w="5000" w:type="pct"/>
+        <w:jc w:val="left"/>
+        <w:tblInd w:w="55" w:type="dxa"/>
+        <w:tblLayout w:type="fixed"/>
+        <w:tblCellMar>
+          <w:top w:w="55" w:type="dxa"/>
+          <w:left w:w="55" w:type="dxa"/>
+          <w:bottom w:w="55" w:type="dxa"/>
+          <w:right w:w="55" w:type="dxa"/>
+        </w:tblCellMar>
+      </w:tblPr>
+      <w:tblGrid>
+        <w:gridCol w:w="9638"/>
+      </w:tblGrid>
+      <w:tr>
+        <w:trPr/>
+        <w:tc>
+          <w:tcPr>
+            <w:tcW w:w="9638" w:type="dxa"/>
+            <w:tcBorders>
+              <w:top w:val="single" w:sz="4" w:space="0" w:color="000000"/>
+              <w:left w:val="single" w:sz="4" w:space="0" w:color="000000"/>
+              <w:bottom w:val="single" w:sz="4" w:space="0" w:color="000000"/>
+              <w:right w:val="single" w:sz="4" w:space="0" w:color="000000"/>
+            </w:tcBorders>
+          </w:tcPr>
+          <w:p>
+            <w:pPr>
+              <w:pStyle w:val="TableContents"/>
+              <w:jc w:val="left"/>
+              <w:rPr>
+                <w:rFonts w:ascii="Liberation Serif" w:hAnsi="Liberation Serif"/>
+                <w:b w:val="false"/>
+                <w:bCs w:val="false"/>
+                <w:i w:val="false"/>
+                <w:iCs w:val="false"/>
+                <w:strike w:val="false"/>
+                <w:dstrike w:val="false"/>
+                <w:outline w:val="false"/>
+                <w:shadow w:val="false"/>
+                <w:color w:val="auto"/>
+                <w:sz w:val="24"/>
+                <w:szCs w:val="24"/>
+                <w:u w:val="none"/>
+              </w:rPr>
+            </w:pPr>
+            <w:r>
+              <w:rPr>
+                <w:rFonts w:ascii="Liberation Serif" w:hAnsi="Liberation Serif"/>
+                <w:b w:val="false"/>
+                <w:bCs w:val="false"/>
+                <w:i w:val="false"/>
+                <w:iCs w:val="false"/>
+                <w:strike w:val="false"/>
+                <w:dstrike w:val="false"/>
+                <w:outline w:val="false"/>
+                <w:shadow w:val="false"/>
+                <w:color w:val="auto"/>
+                <w:sz w:val="24"/>
+                <w:szCs w:val="24"/>
+                <w:u w:val="none"/>
+              </w:rPr>
+            </w:r>
+          </w:p>
+        </w:tc>
+      </w:tr>
+    </w:tbl>
+    <w:p>
+      <w:pPr>
+        <w:pStyle w:val="Normal"/>
+        <w:rPr/>
+      </w:pPr>
+      <w:r>
+        <w:rPr/>
+      </w:r>
+    </w:p>
+    <w:p>
+      <w:pPr>
+        <w:pStyle w:val="Heading3"/>
+        <w:ind w:hanging="0" w:left="0"/>
+        <w:rPr/>
+      </w:pPr>
+      <w:r>
+        <w:rPr/>
+        <w:t>Frontend</w:t>
+      </w:r>
+    </w:p>
+    <w:p>
+      <w:pPr>
+        <w:pStyle w:val="Normal"/>
+        <w:rPr/>
+      </w:pPr>
+      <w:r>
+        <w:rPr/>
+      </w:r>
+    </w:p>
+    <w:tbl>
+      <w:tblPr>
+        <w:tblW w:w="5000" w:type="pct"/>
+        <w:jc w:val="left"/>
+        <w:tblInd w:w="55" w:type="dxa"/>
+        <w:tblLayout w:type="fixed"/>
+        <w:tblCellMar>
+          <w:top w:w="55" w:type="dxa"/>
+          <w:left w:w="55" w:type="dxa"/>
+          <w:bottom w:w="55" w:type="dxa"/>
+          <w:right w:w="55" w:type="dxa"/>
+        </w:tblCellMar>
+      </w:tblPr>
+      <w:tblGrid>
+        <w:gridCol w:w="9638"/>
+      </w:tblGrid>
+      <w:tr>
+        <w:trPr/>
+        <w:tc>
+          <w:tcPr>
+            <w:tcW w:w="9638" w:type="dxa"/>
+            <w:tcBorders>
+              <w:top w:val="single" w:sz="4" w:space="0" w:color="000000"/>
+              <w:left w:val="single" w:sz="4" w:space="0" w:color="000000"/>
+              <w:bottom w:val="single" w:sz="4" w:space="0" w:color="000000"/>
+              <w:right w:val="single" w:sz="4" w:space="0" w:color="000000"/>
+            </w:tcBorders>
+          </w:tcPr>
+          <w:p>
+            <w:pPr>
+              <w:pStyle w:val="TableContents"/>
+              <w:jc w:val="left"/>
+              <w:rPr>
+                <w:rFonts w:ascii="Liberation Serif" w:hAnsi="Liberation Serif"/>
+                <w:b w:val="false"/>
+                <w:bCs w:val="false"/>
+                <w:i w:val="false"/>
+                <w:iCs w:val="false"/>
+                <w:strike w:val="false"/>
+                <w:dstrike w:val="false"/>
+                <w:outline w:val="false"/>
+                <w:shadow w:val="false"/>
+                <w:color w:val="auto"/>
+                <w:sz w:val="24"/>
+                <w:szCs w:val="24"/>
+                <w:u w:val="none"/>
+              </w:rPr>
+            </w:pPr>
+            <w:r>
+              <w:rPr>
+                <w:rFonts w:ascii="Liberation Serif" w:hAnsi="Liberation Serif"/>
+                <w:b w:val="false"/>
+                <w:bCs w:val="false"/>
+                <w:i w:val="false"/>
+                <w:iCs w:val="false"/>
+                <w:strike w:val="false"/>
+                <w:dstrike w:val="false"/>
+                <w:outline w:val="false"/>
+                <w:shadow w:val="false"/>
+                <w:color w:val="auto"/>
+                <w:sz w:val="24"/>
+                <w:szCs w:val="24"/>
+                <w:u w:val="none"/>
+              </w:rPr>
+            </w:r>
+          </w:p>
+        </w:tc>
+      </w:tr>
+    </w:tbl>
+    <w:p>
+      <w:pPr>
+        <w:pStyle w:val="Normal"/>
+        <w:rPr/>
+      </w:pPr>
+      <w:r>
+        <w:rPr/>
+      </w:r>
+    </w:p>
+    <w:p>
+      <w:pPr>
+        <w:pStyle w:val="Normal"/>
+        <w:rPr/>
+      </w:pPr>
+      <w:r>
+        <w:rPr/>
+      </w:r>
+    </w:p>
+    <w:p>
+      <w:pPr>
+        <w:pStyle w:val="Heading2"/>
+        <w:ind w:hanging="0" w:left="0"/>
+        <w:rPr/>
+      </w:pPr>
+      <w:r>
+        <w:rPr/>
+        <w:t>Testy i wyniki działania programu</w:t>
+      </w:r>
+    </w:p>
+    <w:p>
+      <w:pPr>
+        <w:pStyle w:val="Heading3"/>
+        <w:ind w:hanging="0" w:left="0"/>
+        <w:rPr/>
+      </w:pPr>
+      <w:r>
+        <w:rPr/>
+        <w:t>Testy jednostkowe</w:t>
+      </w:r>
+    </w:p>
+    <w:p>
+      <w:pPr>
+        <w:pStyle w:val="Normal"/>
+        <w:rPr/>
+      </w:pPr>
+      <w:r>
+        <w:rPr/>
+        <w:t>Do testów jednostkowych wykorzystano bibliotekę JUnit 5.</w:t>
+      </w:r>
+    </w:p>
+    <w:p>
+      <w:pPr>
+        <w:pStyle w:val="Listing"/>
+        <w:keepNext w:val="true"/>
+        <w:jc w:val="center"/>
+        <w:rPr/>
+      </w:pPr>
+      <w:r>
+        <w:rPr/>
+        <w:t xml:space="preserve">Listing </w:t>
+      </w:r>
+      <w:r>
+        <w:rPr/>
+        <w:fldChar w:fldCharType="begin"/>
+      </w:r>
+      <w:r>
+        <w:rPr/>
+        <w:instrText xml:space="preserve"> SEQ Listing \* ARABIC </w:instrText>
+      </w:r>
+      <w:r>
+        <w:rPr/>
+        <w:fldChar w:fldCharType="separate"/>
+      </w:r>
+      <w:r>
+        <w:rPr/>
+        <w:t>5</w:t>
+      </w:r>
+      <w:r>
+        <w:rPr/>
+        <w:fldChar w:fldCharType="end"/>
+      </w:r>
+      <w:r>
+        <w:rPr/>
+        <w:t>: Fragment klasy testującej MyObjectMapperTest</w:t>
+      </w:r>
+    </w:p>
+    <w:tbl>
+      <w:tblPr>
+        <w:tblW w:w="5000" w:type="pct"/>
+        <w:jc w:val="left"/>
+        <w:tblInd w:w="55" w:type="dxa"/>
+        <w:tblLayout w:type="fixed"/>
+        <w:tblCellMar>
+          <w:top w:w="55" w:type="dxa"/>
+          <w:left w:w="55" w:type="dxa"/>
+          <w:bottom w:w="55" w:type="dxa"/>
+          <w:right w:w="55" w:type="dxa"/>
+        </w:tblCellMar>
+      </w:tblPr>
+      <w:tblGrid>
+        <w:gridCol w:w="9638"/>
+      </w:tblGrid>
+      <w:tr>
+        <w:trPr/>
+        <w:tc>
+          <w:tcPr>
+            <w:tcW w:w="9638" w:type="dxa"/>
+            <w:tcBorders>
+              <w:top w:val="single" w:sz="4" w:space="0" w:color="000000"/>
+              <w:left w:val="single" w:sz="4" w:space="0" w:color="000000"/>
+              <w:bottom w:val="single" w:sz="4" w:space="0" w:color="000000"/>
+              <w:right w:val="single" w:sz="4" w:space="0" w:color="000000"/>
+            </w:tcBorders>
+          </w:tcPr>
+          <w:p>
+            <w:pPr>
+              <w:pStyle w:val="Normal"/>
+              <w:pBdr/>
+              <w:shd w:fill="FFFFFF" w:val="clear"/>
+              <w:jc w:val="left"/>
+              <w:rPr>
+                <w:sz w:val="20"/>
+                <w:szCs w:val="20"/>
+              </w:rPr>
+            </w:pPr>
+            <w:r>
+              <w:rPr>
+                <w:rFonts w:ascii="JetBrains Mono" w:hAnsi="JetBrains Mono"/>
+                <w:b w:val="false"/>
+                <w:i w:val="false"/>
+                <w:color w:val="0033B3"/>
+                <w:sz w:val="20"/>
+                <w:szCs w:val="20"/>
+              </w:rPr>
+              <w:t xml:space="preserve">class </w:t>
+            </w:r>
+            <w:r>
+              <w:rPr>
+                <w:rFonts w:ascii="JetBrains Mono" w:hAnsi="JetBrains Mono"/>
+                <w:b w:val="false"/>
+                <w:i w:val="false"/>
+                <w:color w:val="000000"/>
+                <w:sz w:val="20"/>
+                <w:szCs w:val="20"/>
+              </w:rPr>
+              <w:t xml:space="preserve">MyObjectMapperTest </w:t>
+            </w:r>
+            <w:r>
+              <w:rPr>
+                <w:rFonts w:ascii="JetBrains Mono" w:hAnsi="JetBrains Mono"/>
+                <w:b w:val="false"/>
+                <w:i w:val="false"/>
+                <w:color w:val="080808"/>
+                <w:sz w:val="20"/>
+                <w:szCs w:val="20"/>
+              </w:rPr>
+              <w:t>{</w:t>
+              <w:br/>
+              <w:t xml:space="preserve">    </w:t>
+            </w:r>
+            <w:r>
+              <w:rPr>
+                <w:rFonts w:ascii="JetBrains Mono" w:hAnsi="JetBrains Mono"/>
+                <w:b w:val="false"/>
+                <w:i w:val="false"/>
+                <w:color w:val="9E880D"/>
+                <w:sz w:val="20"/>
+                <w:szCs w:val="20"/>
+              </w:rPr>
+              <w:t>@Test</w:t>
+              <w:br/>
+              <w:t xml:space="preserve">    </w:t>
+            </w:r>
+            <w:r>
+              <w:rPr>
+                <w:rFonts w:ascii="JetBrains Mono" w:hAnsi="JetBrains Mono"/>
+                <w:b w:val="false"/>
+                <w:i w:val="false"/>
+                <w:color w:val="0033B3"/>
+                <w:sz w:val="20"/>
+                <w:szCs w:val="20"/>
+              </w:rPr>
+              <w:t xml:space="preserve">void </w:t>
+            </w:r>
+            <w:r>
+              <w:rPr>
+                <w:rFonts w:ascii="JetBrains Mono" w:hAnsi="JetBrains Mono"/>
+                <w:b w:val="false"/>
+                <w:i w:val="false"/>
+                <w:color w:val="00627A"/>
+                <w:sz w:val="20"/>
+                <w:szCs w:val="20"/>
+              </w:rPr>
+              <w:t>shouldParseSimpleJson</w:t>
+            </w:r>
+            <w:r>
+              <w:rPr>
+                <w:rFonts w:ascii="JetBrains Mono" w:hAnsi="JetBrains Mono"/>
+                <w:b w:val="false"/>
+                <w:i w:val="false"/>
+                <w:color w:val="080808"/>
+                <w:sz w:val="20"/>
+                <w:szCs w:val="20"/>
+              </w:rPr>
+              <w:t>() {</w:t>
+              <w:br/>
+              <w:t xml:space="preserve">        </w:t>
+            </w:r>
+            <w:r>
+              <w:rPr>
+                <w:rFonts w:ascii="JetBrains Mono" w:hAnsi="JetBrains Mono"/>
+                <w:b w:val="false"/>
+                <w:i/>
+                <w:color w:val="8C8C8C"/>
+                <w:sz w:val="20"/>
+                <w:szCs w:val="20"/>
+              </w:rPr>
+              <w:t>// Given</w:t>
+              <w:br/>
+              <w:t xml:space="preserve">        </w:t>
+            </w:r>
+            <w:r>
+              <w:rPr>
+                <w:rFonts w:ascii="JetBrains Mono" w:hAnsi="JetBrains Mono"/>
+                <w:b w:val="false"/>
+                <w:i w:val="false"/>
+                <w:color w:val="000000"/>
+                <w:sz w:val="20"/>
+                <w:szCs w:val="20"/>
+              </w:rPr>
+              <w:t xml:space="preserve">String json </w:t>
+            </w:r>
+            <w:r>
+              <w:rPr>
+                <w:rFonts w:ascii="JetBrains Mono" w:hAnsi="JetBrains Mono"/>
+                <w:b w:val="false"/>
+                <w:i w:val="false"/>
+                <w:color w:val="080808"/>
+                <w:sz w:val="20"/>
+                <w:szCs w:val="20"/>
+              </w:rPr>
+              <w:t xml:space="preserve">= </w:t>
+            </w:r>
+            <w:r>
+              <w:rPr>
+                <w:rFonts w:ascii="JetBrains Mono" w:hAnsi="JetBrains Mono"/>
+                <w:b w:val="false"/>
+                <w:i w:val="false"/>
+                <w:color w:val="067D17"/>
+                <w:sz w:val="20"/>
+                <w:szCs w:val="20"/>
+              </w:rPr>
+              <w:t>"{</w:t>
+            </w:r>
+            <w:r>
+              <w:rPr>
+                <w:rFonts w:ascii="JetBrains Mono" w:hAnsi="JetBrains Mono"/>
+                <w:b w:val="false"/>
+                <w:i w:val="false"/>
+                <w:color w:val="0037A6"/>
+                <w:sz w:val="20"/>
+                <w:szCs w:val="20"/>
+              </w:rPr>
+              <w:t>\"</w:t>
+            </w:r>
+            <w:r>
+              <w:rPr>
+                <w:rFonts w:ascii="JetBrains Mono" w:hAnsi="JetBrains Mono"/>
+                <w:b w:val="false"/>
+                <w:i w:val="false"/>
+                <w:color w:val="067D17"/>
+                <w:sz w:val="20"/>
+                <w:szCs w:val="20"/>
+              </w:rPr>
+              <w:t>name</w:t>
+            </w:r>
+            <w:r>
+              <w:rPr>
+                <w:rFonts w:ascii="JetBrains Mono" w:hAnsi="JetBrains Mono"/>
+                <w:b w:val="false"/>
+                <w:i w:val="false"/>
+                <w:color w:val="0037A6"/>
+                <w:sz w:val="20"/>
+                <w:szCs w:val="20"/>
+              </w:rPr>
+              <w:t>\"</w:t>
+            </w:r>
+            <w:r>
+              <w:rPr>
+                <w:rFonts w:ascii="JetBrains Mono" w:hAnsi="JetBrains Mono"/>
+                <w:b w:val="false"/>
+                <w:i w:val="false"/>
+                <w:color w:val="067D17"/>
+                <w:sz w:val="20"/>
+                <w:szCs w:val="20"/>
+              </w:rPr>
+              <w:t xml:space="preserve">: </w:t>
+            </w:r>
+            <w:r>
+              <w:rPr>
+                <w:rFonts w:ascii="JetBrains Mono" w:hAnsi="JetBrains Mono"/>
+                <w:b w:val="false"/>
+                <w:i w:val="false"/>
+                <w:color w:val="0037A6"/>
+                <w:sz w:val="20"/>
+                <w:szCs w:val="20"/>
+              </w:rPr>
+              <w:t>\"</w:t>
+            </w:r>
+            <w:r>
+              <w:rPr>
+                <w:rFonts w:ascii="JetBrains Mono" w:hAnsi="JetBrains Mono"/>
+                <w:b w:val="false"/>
+                <w:i w:val="false"/>
+                <w:color w:val="067D17"/>
+                <w:sz w:val="20"/>
+                <w:szCs w:val="20"/>
+              </w:rPr>
+              <w:t>John</w:t>
+            </w:r>
+            <w:r>
+              <w:rPr>
+                <w:rFonts w:ascii="JetBrains Mono" w:hAnsi="JetBrains Mono"/>
+                <w:b w:val="false"/>
+                <w:i w:val="false"/>
+                <w:color w:val="0037A6"/>
+                <w:sz w:val="20"/>
+                <w:szCs w:val="20"/>
+              </w:rPr>
+              <w:t>\"</w:t>
+            </w:r>
+            <w:r>
+              <w:rPr>
+                <w:rFonts w:ascii="JetBrains Mono" w:hAnsi="JetBrains Mono"/>
+                <w:b w:val="false"/>
+                <w:i w:val="false"/>
+                <w:color w:val="067D17"/>
+                <w:sz w:val="20"/>
+                <w:szCs w:val="20"/>
+              </w:rPr>
+              <w:t xml:space="preserve">, </w:t>
+            </w:r>
+            <w:r>
+              <w:rPr>
+                <w:rFonts w:ascii="JetBrains Mono" w:hAnsi="JetBrains Mono"/>
+                <w:b w:val="false"/>
+                <w:i w:val="false"/>
+                <w:color w:val="0037A6"/>
+                <w:sz w:val="20"/>
+                <w:szCs w:val="20"/>
+              </w:rPr>
+              <w:t>\"</w:t>
+            </w:r>
+            <w:r>
+              <w:rPr>
+                <w:rFonts w:ascii="JetBrains Mono" w:hAnsi="JetBrains Mono"/>
+                <w:b w:val="false"/>
+                <w:i w:val="false"/>
+                <w:color w:val="067D17"/>
+                <w:sz w:val="20"/>
+                <w:szCs w:val="20"/>
+              </w:rPr>
+              <w:t>age</w:t>
+            </w:r>
+            <w:r>
+              <w:rPr>
+                <w:rFonts w:ascii="JetBrains Mono" w:hAnsi="JetBrains Mono"/>
+                <w:b w:val="false"/>
+                <w:i w:val="false"/>
+                <w:color w:val="0037A6"/>
+                <w:sz w:val="20"/>
+                <w:szCs w:val="20"/>
+              </w:rPr>
+              <w:t>\"</w:t>
+            </w:r>
+            <w:r>
+              <w:rPr>
+                <w:rFonts w:ascii="JetBrains Mono" w:hAnsi="JetBrains Mono"/>
+                <w:b w:val="false"/>
+                <w:i w:val="false"/>
+                <w:color w:val="067D17"/>
+                <w:sz w:val="20"/>
+                <w:szCs w:val="20"/>
+              </w:rPr>
+              <w:t>: 30}"</w:t>
+            </w:r>
+            <w:r>
+              <w:rPr>
+                <w:rFonts w:ascii="JetBrains Mono" w:hAnsi="JetBrains Mono"/>
+                <w:b w:val="false"/>
+                <w:i w:val="false"/>
+                <w:color w:val="080808"/>
+                <w:sz w:val="20"/>
+                <w:szCs w:val="20"/>
+              </w:rPr>
+              <w:t>;</w:t>
+              <w:br/>
+              <w:br/>
+              <w:t xml:space="preserve">        </w:t>
+            </w:r>
+            <w:r>
+              <w:rPr>
+                <w:rFonts w:ascii="JetBrains Mono" w:hAnsi="JetBrains Mono"/>
+                <w:b w:val="false"/>
+                <w:i/>
+                <w:color w:val="8C8C8C"/>
+                <w:sz w:val="20"/>
+                <w:szCs w:val="20"/>
+              </w:rPr>
+              <w:t>// When</w:t>
+              <w:br/>
+              <w:t xml:space="preserve">        </w:t>
+            </w:r>
+            <w:r>
+              <w:rPr>
+                <w:rFonts w:ascii="JetBrains Mono" w:hAnsi="JetBrains Mono"/>
+                <w:b w:val="false"/>
+                <w:i w:val="false"/>
+                <w:color w:val="000000"/>
+                <w:sz w:val="20"/>
+                <w:szCs w:val="20"/>
+              </w:rPr>
+              <w:t>Map</w:t>
+            </w:r>
+            <w:r>
+              <w:rPr>
+                <w:rFonts w:ascii="JetBrains Mono" w:hAnsi="JetBrains Mono"/>
+                <w:b w:val="false"/>
+                <w:i w:val="false"/>
+                <w:color w:val="080808"/>
+                <w:sz w:val="20"/>
+                <w:szCs w:val="20"/>
+              </w:rPr>
+              <w:t>&lt;</w:t>
+            </w:r>
+            <w:r>
+              <w:rPr>
+                <w:rFonts w:ascii="JetBrains Mono" w:hAnsi="JetBrains Mono"/>
+                <w:b w:val="false"/>
+                <w:i w:val="false"/>
+                <w:color w:val="000000"/>
+                <w:sz w:val="20"/>
+                <w:szCs w:val="20"/>
+              </w:rPr>
+              <w:t>String</w:t>
+            </w:r>
+            <w:r>
+              <w:rPr>
+                <w:rFonts w:ascii="JetBrains Mono" w:hAnsi="JetBrains Mono"/>
+                <w:b w:val="false"/>
+                <w:i w:val="false"/>
+                <w:color w:val="080808"/>
+                <w:sz w:val="20"/>
+                <w:szCs w:val="20"/>
+              </w:rPr>
+              <w:t xml:space="preserve">, </w:t>
+            </w:r>
+            <w:r>
+              <w:rPr>
+                <w:rFonts w:ascii="JetBrains Mono" w:hAnsi="JetBrains Mono"/>
+                <w:b w:val="false"/>
+                <w:i w:val="false"/>
+                <w:color w:val="000000"/>
+                <w:sz w:val="20"/>
+                <w:szCs w:val="20"/>
+              </w:rPr>
+              <w:t>Object</w:t>
+            </w:r>
+            <w:r>
+              <w:rPr>
+                <w:rFonts w:ascii="JetBrains Mono" w:hAnsi="JetBrains Mono"/>
+                <w:b w:val="false"/>
+                <w:i w:val="false"/>
+                <w:color w:val="080808"/>
+                <w:sz w:val="20"/>
+                <w:szCs w:val="20"/>
+              </w:rPr>
+              <w:t xml:space="preserve">&gt; </w:t>
+            </w:r>
+            <w:r>
+              <w:rPr>
+                <w:rFonts w:ascii="JetBrains Mono" w:hAnsi="JetBrains Mono"/>
+                <w:b w:val="false"/>
+                <w:i w:val="false"/>
+                <w:color w:val="000000"/>
+                <w:sz w:val="20"/>
+                <w:szCs w:val="20"/>
+              </w:rPr>
+              <w:t xml:space="preserve">result </w:t>
+            </w:r>
+            <w:r>
+              <w:rPr>
+                <w:rFonts w:ascii="JetBrains Mono" w:hAnsi="JetBrains Mono"/>
+                <w:b w:val="false"/>
+                <w:i w:val="false"/>
+                <w:color w:val="080808"/>
+                <w:sz w:val="20"/>
+                <w:szCs w:val="20"/>
+              </w:rPr>
+              <w:t xml:space="preserve">= </w:t>
+            </w:r>
+            <w:r>
+              <w:rPr>
+                <w:rFonts w:ascii="JetBrains Mono" w:hAnsi="JetBrains Mono"/>
+                <w:b w:val="false"/>
+                <w:i w:val="false"/>
+                <w:color w:val="000000"/>
+                <w:sz w:val="20"/>
+                <w:szCs w:val="20"/>
+              </w:rPr>
+              <w:t>MyObjectMapper</w:t>
+            </w:r>
+            <w:r>
+              <w:rPr>
+                <w:rFonts w:ascii="JetBrains Mono" w:hAnsi="JetBrains Mono"/>
+                <w:b w:val="false"/>
+                <w:i w:val="false"/>
+                <w:color w:val="080808"/>
+                <w:sz w:val="20"/>
+                <w:szCs w:val="20"/>
+              </w:rPr>
+              <w:t>.</w:t>
+            </w:r>
+            <w:r>
+              <w:rPr>
+                <w:rFonts w:ascii="JetBrains Mono" w:hAnsi="JetBrains Mono"/>
+                <w:b w:val="false"/>
+                <w:i/>
+                <w:color w:val="080808"/>
+                <w:sz w:val="20"/>
+                <w:szCs w:val="20"/>
+              </w:rPr>
+              <w:t>fromJson</w:t>
+            </w:r>
+            <w:r>
+              <w:rPr>
+                <w:rFonts w:ascii="JetBrains Mono" w:hAnsi="JetBrains Mono"/>
+                <w:b w:val="false"/>
+                <w:i w:val="false"/>
+                <w:color w:val="080808"/>
+                <w:sz w:val="20"/>
+                <w:szCs w:val="20"/>
+              </w:rPr>
+              <w:t>(</w:t>
+            </w:r>
+            <w:r>
+              <w:rPr>
+                <w:rFonts w:ascii="JetBrains Mono" w:hAnsi="JetBrains Mono"/>
+                <w:b w:val="false"/>
+                <w:i w:val="false"/>
+                <w:color w:val="000000"/>
+                <w:sz w:val="20"/>
+                <w:szCs w:val="20"/>
+              </w:rPr>
+              <w:t>json</w:t>
+            </w:r>
+            <w:r>
+              <w:rPr>
+                <w:rFonts w:ascii="JetBrains Mono" w:hAnsi="JetBrains Mono"/>
+                <w:b w:val="false"/>
+                <w:i w:val="false"/>
+                <w:color w:val="080808"/>
+                <w:sz w:val="20"/>
+                <w:szCs w:val="20"/>
+              </w:rPr>
+              <w:t>);</w:t>
+              <w:br/>
+              <w:br/>
+              <w:t xml:space="preserve">        </w:t>
+            </w:r>
+            <w:r>
+              <w:rPr>
+                <w:rFonts w:ascii="JetBrains Mono" w:hAnsi="JetBrains Mono"/>
+                <w:b w:val="false"/>
+                <w:i/>
+                <w:color w:val="8C8C8C"/>
+                <w:sz w:val="20"/>
+                <w:szCs w:val="20"/>
+              </w:rPr>
+              <w:t>// Then</w:t>
+              <w:br/>
+              <w:t xml:space="preserve">        </w:t>
+            </w:r>
+            <w:r>
+              <w:rPr>
+                <w:rFonts w:ascii="JetBrains Mono" w:hAnsi="JetBrains Mono"/>
+                <w:b w:val="false"/>
+                <w:i/>
+                <w:color w:val="080808"/>
+                <w:sz w:val="20"/>
+                <w:szCs w:val="20"/>
+              </w:rPr>
+              <w:t>assertEquals</w:t>
+            </w:r>
+            <w:r>
+              <w:rPr>
+                <w:rFonts w:ascii="JetBrains Mono" w:hAnsi="JetBrains Mono"/>
+                <w:b w:val="false"/>
+                <w:i w:val="false"/>
+                <w:color w:val="080808"/>
+                <w:sz w:val="20"/>
+                <w:szCs w:val="20"/>
+              </w:rPr>
+              <w:t>(</w:t>
+            </w:r>
+            <w:r>
+              <w:rPr>
+                <w:rFonts w:ascii="JetBrains Mono" w:hAnsi="JetBrains Mono"/>
+                <w:b w:val="false"/>
+                <w:i w:val="false"/>
+                <w:color w:val="067D17"/>
+                <w:sz w:val="20"/>
+                <w:szCs w:val="20"/>
+              </w:rPr>
+              <w:t>"John"</w:t>
+            </w:r>
+            <w:r>
+              <w:rPr>
+                <w:rFonts w:ascii="JetBrains Mono" w:hAnsi="JetBrains Mono"/>
+                <w:b w:val="false"/>
+                <w:i w:val="false"/>
+                <w:color w:val="080808"/>
+                <w:sz w:val="20"/>
+                <w:szCs w:val="20"/>
+              </w:rPr>
+              <w:t xml:space="preserve">, </w:t>
+            </w:r>
+            <w:r>
+              <w:rPr>
+                <w:rFonts w:ascii="JetBrains Mono" w:hAnsi="JetBrains Mono"/>
+                <w:b w:val="false"/>
+                <w:i w:val="false"/>
+                <w:color w:val="000000"/>
+                <w:sz w:val="20"/>
+                <w:szCs w:val="20"/>
+              </w:rPr>
+              <w:t>result</w:t>
+            </w:r>
+            <w:r>
+              <w:rPr>
+                <w:rFonts w:ascii="JetBrains Mono" w:hAnsi="JetBrains Mono"/>
+                <w:b w:val="false"/>
+                <w:i w:val="false"/>
+                <w:color w:val="080808"/>
+                <w:sz w:val="20"/>
+                <w:szCs w:val="20"/>
+              </w:rPr>
+              <w:t>.get(</w:t>
+            </w:r>
+            <w:r>
+              <w:rPr>
+                <w:rFonts w:ascii="JetBrains Mono" w:hAnsi="JetBrains Mono"/>
+                <w:b w:val="false"/>
+                <w:i w:val="false"/>
+                <w:color w:val="067D17"/>
+                <w:sz w:val="20"/>
+                <w:szCs w:val="20"/>
+              </w:rPr>
+              <w:t>"name"</w:t>
+            </w:r>
+            <w:r>
+              <w:rPr>
+                <w:rFonts w:ascii="JetBrains Mono" w:hAnsi="JetBrains Mono"/>
+                <w:b w:val="false"/>
+                <w:i w:val="false"/>
+                <w:color w:val="080808"/>
+                <w:sz w:val="20"/>
+                <w:szCs w:val="20"/>
+              </w:rPr>
+              <w:t>));</w:t>
+              <w:br/>
+              <w:t xml:space="preserve">        </w:t>
+            </w:r>
+            <w:r>
+              <w:rPr>
+                <w:rFonts w:ascii="JetBrains Mono" w:hAnsi="JetBrains Mono"/>
+                <w:b w:val="false"/>
+                <w:i/>
+                <w:color w:val="080808"/>
+                <w:sz w:val="20"/>
+                <w:szCs w:val="20"/>
+              </w:rPr>
+              <w:t>assertEquals</w:t>
+            </w:r>
+            <w:r>
+              <w:rPr>
+                <w:rFonts w:ascii="JetBrains Mono" w:hAnsi="JetBrains Mono"/>
+                <w:b w:val="false"/>
+                <w:i w:val="false"/>
+                <w:color w:val="080808"/>
+                <w:sz w:val="20"/>
+                <w:szCs w:val="20"/>
+              </w:rPr>
+              <w:t>(</w:t>
+            </w:r>
+            <w:r>
+              <w:rPr>
+                <w:rFonts w:ascii="JetBrains Mono" w:hAnsi="JetBrains Mono"/>
+                <w:b w:val="false"/>
+                <w:i w:val="false"/>
+                <w:color w:val="1750EB"/>
+                <w:sz w:val="20"/>
+                <w:szCs w:val="20"/>
+              </w:rPr>
+              <w:t>30</w:t>
+            </w:r>
+            <w:r>
+              <w:rPr>
+                <w:rFonts w:ascii="JetBrains Mono" w:hAnsi="JetBrains Mono"/>
+                <w:b w:val="false"/>
+                <w:i w:val="false"/>
+                <w:color w:val="080808"/>
+                <w:sz w:val="20"/>
+                <w:szCs w:val="20"/>
+              </w:rPr>
+              <w:t xml:space="preserve">, </w:t>
+            </w:r>
+            <w:r>
+              <w:rPr>
+                <w:rFonts w:ascii="JetBrains Mono" w:hAnsi="JetBrains Mono"/>
+                <w:b w:val="false"/>
+                <w:i w:val="false"/>
+                <w:color w:val="000000"/>
+                <w:sz w:val="20"/>
+                <w:szCs w:val="20"/>
+              </w:rPr>
+              <w:t>result</w:t>
+            </w:r>
+            <w:r>
+              <w:rPr>
+                <w:rFonts w:ascii="JetBrains Mono" w:hAnsi="JetBrains Mono"/>
+                <w:b w:val="false"/>
+                <w:i w:val="false"/>
+                <w:color w:val="080808"/>
+                <w:sz w:val="20"/>
+                <w:szCs w:val="20"/>
+              </w:rPr>
+              <w:t>.get(</w:t>
+            </w:r>
+            <w:r>
+              <w:rPr>
+                <w:rFonts w:ascii="JetBrains Mono" w:hAnsi="JetBrains Mono"/>
+                <w:b w:val="false"/>
+                <w:i w:val="false"/>
+                <w:color w:val="067D17"/>
+                <w:sz w:val="20"/>
+                <w:szCs w:val="20"/>
+              </w:rPr>
+              <w:t>"age"</w:t>
+            </w:r>
+            <w:r>
+              <w:rPr>
+                <w:rFonts w:ascii="JetBrains Mono" w:hAnsi="JetBrains Mono"/>
+                <w:b w:val="false"/>
+                <w:i w:val="false"/>
+                <w:color w:val="080808"/>
+                <w:sz w:val="20"/>
+                <w:szCs w:val="20"/>
+              </w:rPr>
+              <w:t>));</w:t>
+              <w:br/>
+              <w:t xml:space="preserve">    }</w:t>
+            </w:r>
+          </w:p>
+        </w:tc>
+      </w:tr>
+    </w:tbl>
+    <w:p>
+      <w:pPr>
+        <w:pStyle w:val="Normal"/>
+        <w:rPr/>
+      </w:pPr>
+      <w:r>
+        <w:rPr/>
+      </w:r>
+    </w:p>
+    <w:p>
+      <w:pPr>
+        <w:pStyle w:val="Heading3"/>
+        <w:ind w:hanging="0" w:left="0"/>
+        <w:rPr/>
+      </w:pPr>
+      <w:r>
+        <w:rPr/>
+        <w:t>Testy integracyjne</w:t>
+      </w:r>
+    </w:p>
+    <w:p>
+      <w:pPr>
+        <w:pStyle w:val="Normal"/>
+        <w:rPr/>
+      </w:pPr>
+      <w:r>
+        <w:rPr/>
+      </w:r>
+    </w:p>
+    <w:p>
+      <w:pPr>
+        <w:pStyle w:val="Listing"/>
+        <w:keepNext w:val="true"/>
+        <w:jc w:val="center"/>
+        <w:rPr/>
+      </w:pPr>
+      <w:r>
+        <w:rPr/>
+        <w:t xml:space="preserve">Listing </w:t>
+      </w:r>
+      <w:r>
+        <w:rPr/>
+        <w:fldChar w:fldCharType="begin"/>
+      </w:r>
+      <w:r>
+        <w:rPr/>
+        <w:instrText xml:space="preserve"> SEQ Listing \* ARABIC </w:instrText>
+      </w:r>
+      <w:r>
+        <w:rPr/>
+        <w:fldChar w:fldCharType="separate"/>
+      </w:r>
+      <w:r>
+        <w:rPr/>
+        <w:t>6</w:t>
+      </w:r>
+      <w:r>
+        <w:rPr/>
+        <w:fldChar w:fldCharType="end"/>
+      </w:r>
+      <w:r>
+        <w:rPr/>
+        <w:t>: Klasa TestConfig</w:t>
+      </w:r>
+    </w:p>
+    <w:tbl>
+      <w:tblPr>
+        <w:tblW w:w="5000" w:type="pct"/>
+        <w:jc w:val="left"/>
+        <w:tblInd w:w="55" w:type="dxa"/>
+        <w:tblLayout w:type="fixed"/>
+        <w:tblCellMar>
+          <w:top w:w="55" w:type="dxa"/>
+          <w:left w:w="55" w:type="dxa"/>
+          <w:bottom w:w="55" w:type="dxa"/>
+          <w:right w:w="55" w:type="dxa"/>
+        </w:tblCellMar>
+      </w:tblPr>
+      <w:tblGrid>
+        <w:gridCol w:w="9638"/>
+      </w:tblGrid>
+      <w:tr>
+        <w:trPr/>
+        <w:tc>
+          <w:tcPr>
+            <w:tcW w:w="9638" w:type="dxa"/>
+            <w:tcBorders>
+              <w:top w:val="single" w:sz="4" w:space="0" w:color="000000"/>
+              <w:left w:val="single" w:sz="4" w:space="0" w:color="000000"/>
+              <w:bottom w:val="single" w:sz="4" w:space="0" w:color="000000"/>
+              <w:right w:val="single" w:sz="4" w:space="0" w:color="000000"/>
+            </w:tcBorders>
+          </w:tcPr>
+          <w:p>
+            <w:pPr>
+              <w:pStyle w:val="TableContents"/>
+              <w:jc w:val="left"/>
+              <w:rPr>
+                <w:rFonts w:ascii="Liberation Serif" w:hAnsi="Liberation Serif"/>
+                <w:b w:val="false"/>
+                <w:bCs w:val="false"/>
+                <w:i w:val="false"/>
+                <w:iCs w:val="false"/>
+                <w:strike w:val="false"/>
+                <w:dstrike w:val="false"/>
+                <w:outline w:val="false"/>
+                <w:shadow w:val="false"/>
+                <w:color w:val="auto"/>
+                <w:sz w:val="24"/>
+                <w:szCs w:val="24"/>
+                <w:u w:val="none"/>
+              </w:rPr>
+            </w:pPr>
+            <w:r>
+              <w:rPr>
+                <w:rFonts w:ascii="Liberation Serif" w:hAnsi="Liberation Serif"/>
+                <w:b w:val="false"/>
+                <w:bCs w:val="false"/>
+                <w:i w:val="false"/>
+                <w:iCs w:val="false"/>
+                <w:strike w:val="false"/>
+                <w:dstrike w:val="false"/>
+                <w:outline w:val="false"/>
+                <w:shadow w:val="false"/>
+                <w:color w:val="auto"/>
+                <w:sz w:val="24"/>
+                <w:szCs w:val="24"/>
+                <w:u w:val="none"/>
+              </w:rPr>
+            </w:r>
+          </w:p>
+        </w:tc>
+      </w:tr>
+    </w:tbl>
+    <w:p>
+      <w:pPr>
+        <w:pStyle w:val="Normal"/>
+        <w:rPr/>
+      </w:pPr>
+      <w:r>
+        <w:rPr/>
+      </w:r>
+    </w:p>
+    <w:p>
+      <w:pPr>
+        <w:pStyle w:val="Normal"/>
+        <w:rPr/>
+      </w:pPr>
+      <w:r>
+        <w:rPr/>
+      </w:r>
+    </w:p>
+    <w:p>
+      <w:pPr>
+        <w:pStyle w:val="Heading3"/>
+        <w:ind w:hanging="0" w:left="0"/>
+        <w:rPr/>
+      </w:pPr>
+      <w:r>
+        <w:rPr/>
+        <w:t>Pokrycie kodu</w:t>
+      </w:r>
+    </w:p>
+    <w:p>
+      <w:pPr>
+        <w:pStyle w:val="Normal"/>
+        <w:rPr/>
+      </w:pPr>
+      <w:r>
+        <w:rPr/>
+      </w:r>
+    </w:p>
+    <w:p>
+      <w:pPr>
+        <w:pStyle w:val="Normal"/>
+        <w:rPr/>
+      </w:pPr>
+      <w:r>
+        <w:rPr/>
+      </w:r>
+    </w:p>
+    <w:p>
+      <w:pPr>
+        <w:pStyle w:val="Heading2"/>
+        <w:ind w:hanging="0" w:left="0"/>
+        <w:rPr/>
+      </w:pPr>
+      <w:r>
+        <w:rPr/>
+        <w:t>CI/CD i konteneryzacja aplikacji</w:t>
+      </w:r>
+    </w:p>
+    <w:p>
+      <w:pPr>
+        <w:pStyle w:val="Normal"/>
+        <w:rPr/>
+      </w:pPr>
+      <w:r>
+        <w:rPr/>
+      </w:r>
+    </w:p>
+    <w:p>
+      <w:pPr>
+        <w:pStyle w:val="Listing"/>
+        <w:keepNext w:val="true"/>
+        <w:jc w:val="center"/>
+        <w:rPr/>
+      </w:pPr>
+      <w:r>
+        <w:rPr/>
+        <w:t xml:space="preserve">Listing </w:t>
+      </w:r>
+      <w:r>
+        <w:rPr/>
+        <w:fldChar w:fldCharType="begin"/>
+      </w:r>
+      <w:r>
+        <w:rPr/>
+        <w:instrText xml:space="preserve"> SEQ Listing \* ARABIC </w:instrText>
+      </w:r>
+      <w:r>
+        <w:rPr/>
+        <w:fldChar w:fldCharType="separate"/>
+      </w:r>
+      <w:r>
+        <w:rPr/>
+        <w:t>7</w:t>
+      </w:r>
+      <w:r>
+        <w:rPr/>
+        <w:fldChar w:fldCharType="end"/>
+      </w:r>
+      <w:r>
+        <w:rPr/>
+        <w:t>: Pipeline wykorzystywany do testowania systemu</w:t>
+      </w:r>
+    </w:p>
+    <w:tbl>
+      <w:tblPr>
+        <w:tblW w:w="5000" w:type="pct"/>
+        <w:jc w:val="left"/>
+        <w:tblInd w:w="55" w:type="dxa"/>
+        <w:tblLayout w:type="fixed"/>
+        <w:tblCellMar>
+          <w:top w:w="55" w:type="dxa"/>
+          <w:left w:w="55" w:type="dxa"/>
+          <w:bottom w:w="55" w:type="dxa"/>
+          <w:right w:w="55" w:type="dxa"/>
+        </w:tblCellMar>
+      </w:tblPr>
+      <w:tblGrid>
+        <w:gridCol w:w="9638"/>
+      </w:tblGrid>
+      <w:tr>
+        <w:trPr/>
+        <w:tc>
+          <w:tcPr>
+            <w:tcW w:w="9638" w:type="dxa"/>
+            <w:tcBorders>
+              <w:top w:val="single" w:sz="4" w:space="0" w:color="000000"/>
+              <w:left w:val="single" w:sz="4" w:space="0" w:color="000000"/>
+              <w:bottom w:val="single" w:sz="4" w:space="0" w:color="000000"/>
+              <w:right w:val="single" w:sz="4" w:space="0" w:color="000000"/>
+            </w:tcBorders>
+          </w:tcPr>
+          <w:p>
+            <w:pPr>
+              <w:pStyle w:val="Normal"/>
+              <w:pBdr/>
+              <w:shd w:fill="FFFFFF" w:val="clear"/>
+              <w:jc w:val="left"/>
+              <w:rPr>
+                <w:sz w:val="20"/>
+                <w:szCs w:val="20"/>
+              </w:rPr>
+            </w:pPr>
+            <w:r>
+              <w:rPr>
+                <w:rFonts w:ascii="JetBrains Mono" w:hAnsi="JetBrains Mono"/>
+                <w:b w:val="false"/>
+                <w:i w:val="false"/>
+                <w:color w:val="0033B3"/>
+                <w:sz w:val="20"/>
+                <w:szCs w:val="20"/>
+              </w:rPr>
+              <w:t>name</w:t>
+            </w:r>
+            <w:r>
+              <w:rPr>
+                <w:rFonts w:ascii="JetBrains Mono" w:hAnsi="JetBrains Mono"/>
+                <w:b w:val="false"/>
+                <w:i w:val="false"/>
+                <w:color w:val="080808"/>
+                <w:sz w:val="20"/>
+                <w:szCs w:val="20"/>
+              </w:rPr>
+              <w:t>: tests.yml</w:t>
+              <w:br/>
+            </w:r>
+            <w:r>
+              <w:rPr>
+                <w:rFonts w:ascii="JetBrains Mono" w:hAnsi="JetBrains Mono"/>
+                <w:b w:val="false"/>
+                <w:i w:val="false"/>
+                <w:color w:val="0033B3"/>
+                <w:sz w:val="20"/>
+                <w:szCs w:val="20"/>
+              </w:rPr>
+              <w:t>run-name</w:t>
+            </w:r>
+            <w:r>
+              <w:rPr>
+                <w:rFonts w:ascii="JetBrains Mono" w:hAnsi="JetBrains Mono"/>
+                <w:b w:val="false"/>
+                <w:i w:val="false"/>
+                <w:color w:val="080808"/>
+                <w:sz w:val="20"/>
+                <w:szCs w:val="20"/>
+              </w:rPr>
+              <w:t xml:space="preserve">: </w:t>
+            </w:r>
+            <w:r>
+              <w:rPr>
+                <w:rFonts w:ascii="JetBrains Mono" w:hAnsi="JetBrains Mono"/>
+                <w:b w:val="false"/>
+                <w:i w:val="false"/>
+                <w:color w:val="067D17"/>
+                <w:sz w:val="20"/>
+                <w:szCs w:val="20"/>
+              </w:rPr>
+              <w:t>"Unit testing"</w:t>
+              <w:br/>
+            </w:r>
+            <w:r>
+              <w:rPr>
+                <w:rFonts w:ascii="JetBrains Mono" w:hAnsi="JetBrains Mono"/>
+                <w:b w:val="false"/>
+                <w:i w:val="false"/>
+                <w:color w:val="0033B3"/>
+                <w:sz w:val="20"/>
+                <w:szCs w:val="20"/>
+              </w:rPr>
+              <w:t>on</w:t>
+            </w:r>
+            <w:r>
+              <w:rPr>
+                <w:rFonts w:ascii="JetBrains Mono" w:hAnsi="JetBrains Mono"/>
+                <w:b w:val="false"/>
+                <w:i w:val="false"/>
+                <w:color w:val="080808"/>
+                <w:sz w:val="20"/>
+                <w:szCs w:val="20"/>
+              </w:rPr>
+              <w:t>: [push]</w:t>
+              <w:br/>
+            </w:r>
+            <w:r>
+              <w:rPr>
+                <w:rFonts w:ascii="JetBrains Mono" w:hAnsi="JetBrains Mono"/>
+                <w:b w:val="false"/>
+                <w:i w:val="false"/>
+                <w:color w:val="0033B3"/>
+                <w:sz w:val="20"/>
+                <w:szCs w:val="20"/>
+              </w:rPr>
+              <w:t>jobs</w:t>
+            </w:r>
+            <w:r>
+              <w:rPr>
+                <w:rFonts w:ascii="JetBrains Mono" w:hAnsi="JetBrains Mono"/>
+                <w:b w:val="false"/>
+                <w:i w:val="false"/>
+                <w:color w:val="080808"/>
+                <w:sz w:val="20"/>
+                <w:szCs w:val="20"/>
+              </w:rPr>
+              <w:t>:</w:t>
+              <w:br/>
+              <w:t xml:space="preserve">  </w:t>
+            </w:r>
+            <w:r>
+              <w:rPr>
+                <w:rFonts w:ascii="JetBrains Mono" w:hAnsi="JetBrains Mono"/>
+                <w:b w:val="false"/>
+                <w:i w:val="false"/>
+                <w:color w:val="0033B3"/>
+                <w:sz w:val="20"/>
+                <w:szCs w:val="20"/>
+              </w:rPr>
+              <w:t>unit-tests</w:t>
+            </w:r>
+            <w:r>
+              <w:rPr>
+                <w:rFonts w:ascii="JetBrains Mono" w:hAnsi="JetBrains Mono"/>
+                <w:b w:val="false"/>
+                <w:i w:val="false"/>
+                <w:color w:val="080808"/>
+                <w:sz w:val="20"/>
+                <w:szCs w:val="20"/>
+              </w:rPr>
+              <w:t>:</w:t>
+              <w:br/>
+              <w:t xml:space="preserve">    </w:t>
+            </w:r>
+            <w:r>
+              <w:rPr>
+                <w:rFonts w:ascii="JetBrains Mono" w:hAnsi="JetBrains Mono"/>
+                <w:b w:val="false"/>
+                <w:i w:val="false"/>
+                <w:color w:val="0033B3"/>
+                <w:sz w:val="20"/>
+                <w:szCs w:val="20"/>
+              </w:rPr>
+              <w:t>runs-on</w:t>
+            </w:r>
+            <w:r>
+              <w:rPr>
+                <w:rFonts w:ascii="JetBrains Mono" w:hAnsi="JetBrains Mono"/>
+                <w:b w:val="false"/>
+                <w:i w:val="false"/>
+                <w:color w:val="080808"/>
+                <w:sz w:val="20"/>
+                <w:szCs w:val="20"/>
+              </w:rPr>
+              <w:t>: ubuntu-latest</w:t>
+              <w:br/>
+              <w:t xml:space="preserve">    </w:t>
+            </w:r>
+            <w:r>
+              <w:rPr>
+                <w:rFonts w:ascii="JetBrains Mono" w:hAnsi="JetBrains Mono"/>
+                <w:b w:val="false"/>
+                <w:i w:val="false"/>
+                <w:color w:val="0033B3"/>
+                <w:sz w:val="20"/>
+                <w:szCs w:val="20"/>
+              </w:rPr>
+              <w:t>steps</w:t>
+            </w:r>
+            <w:r>
+              <w:rPr>
+                <w:rFonts w:ascii="JetBrains Mono" w:hAnsi="JetBrains Mono"/>
+                <w:b w:val="false"/>
+                <w:i w:val="false"/>
+                <w:color w:val="080808"/>
+                <w:sz w:val="20"/>
+                <w:szCs w:val="20"/>
+              </w:rPr>
+              <w:t>:</w:t>
+              <w:br/>
+              <w:t xml:space="preserve">      - </w:t>
+            </w:r>
+            <w:r>
+              <w:rPr>
+                <w:rFonts w:ascii="JetBrains Mono" w:hAnsi="JetBrains Mono"/>
+                <w:b w:val="false"/>
+                <w:i w:val="false"/>
+                <w:color w:val="0033B3"/>
+                <w:sz w:val="20"/>
+                <w:szCs w:val="20"/>
+              </w:rPr>
+              <w:t>name</w:t>
+            </w:r>
+            <w:r>
+              <w:rPr>
+                <w:rFonts w:ascii="JetBrains Mono" w:hAnsi="JetBrains Mono"/>
+                <w:b w:val="false"/>
+                <w:i w:val="false"/>
+                <w:color w:val="080808"/>
+                <w:sz w:val="20"/>
+                <w:szCs w:val="20"/>
+              </w:rPr>
+              <w:t>: Checkout</w:t>
+              <w:br/>
+              <w:t xml:space="preserve">        </w:t>
+            </w:r>
+            <w:r>
+              <w:rPr>
+                <w:rFonts w:ascii="JetBrains Mono" w:hAnsi="JetBrains Mono"/>
+                <w:b w:val="false"/>
+                <w:i w:val="false"/>
+                <w:color w:val="0033B3"/>
+                <w:sz w:val="20"/>
+                <w:szCs w:val="20"/>
+              </w:rPr>
+              <w:t>uses</w:t>
+            </w:r>
+            <w:r>
+              <w:rPr>
+                <w:rFonts w:ascii="JetBrains Mono" w:hAnsi="JetBrains Mono"/>
+                <w:b w:val="false"/>
+                <w:i w:val="false"/>
+                <w:color w:val="080808"/>
+                <w:sz w:val="20"/>
+                <w:szCs w:val="20"/>
+              </w:rPr>
+              <w:t>: actions/checkout@v6</w:t>
+              <w:br/>
+              <w:br/>
+              <w:t xml:space="preserve">      - </w:t>
+            </w:r>
+            <w:r>
+              <w:rPr>
+                <w:rFonts w:ascii="JetBrains Mono" w:hAnsi="JetBrains Mono"/>
+                <w:b w:val="false"/>
+                <w:i w:val="false"/>
+                <w:color w:val="0033B3"/>
+                <w:sz w:val="20"/>
+                <w:szCs w:val="20"/>
+              </w:rPr>
+              <w:t>name</w:t>
+            </w:r>
+            <w:r>
+              <w:rPr>
+                <w:rFonts w:ascii="JetBrains Mono" w:hAnsi="JetBrains Mono"/>
+                <w:b w:val="false"/>
+                <w:i w:val="false"/>
+                <w:color w:val="080808"/>
+                <w:sz w:val="20"/>
+                <w:szCs w:val="20"/>
+              </w:rPr>
+              <w:t>: Set up JDK 21</w:t>
+              <w:br/>
+              <w:t xml:space="preserve">        </w:t>
+            </w:r>
+            <w:r>
+              <w:rPr>
+                <w:rFonts w:ascii="JetBrains Mono" w:hAnsi="JetBrains Mono"/>
+                <w:b w:val="false"/>
+                <w:i w:val="false"/>
+                <w:color w:val="0033B3"/>
+                <w:sz w:val="20"/>
+                <w:szCs w:val="20"/>
+              </w:rPr>
+              <w:t>uses</w:t>
+            </w:r>
+            <w:r>
+              <w:rPr>
+                <w:rFonts w:ascii="JetBrains Mono" w:hAnsi="JetBrains Mono"/>
+                <w:b w:val="false"/>
+                <w:i w:val="false"/>
+                <w:color w:val="080808"/>
+                <w:sz w:val="20"/>
+                <w:szCs w:val="20"/>
+              </w:rPr>
+              <w:t>: actions/setup-java@v5</w:t>
+              <w:br/>
+              <w:t xml:space="preserve">        </w:t>
+            </w:r>
+            <w:r>
+              <w:rPr>
+                <w:rFonts w:ascii="JetBrains Mono" w:hAnsi="JetBrains Mono"/>
+                <w:b w:val="false"/>
+                <w:i w:val="false"/>
+                <w:color w:val="0033B3"/>
+                <w:sz w:val="20"/>
+                <w:szCs w:val="20"/>
+              </w:rPr>
+              <w:t>with</w:t>
+            </w:r>
+            <w:r>
+              <w:rPr>
+                <w:rFonts w:ascii="JetBrains Mono" w:hAnsi="JetBrains Mono"/>
+                <w:b w:val="false"/>
+                <w:i w:val="false"/>
+                <w:color w:val="080808"/>
+                <w:sz w:val="20"/>
+                <w:szCs w:val="20"/>
+              </w:rPr>
+              <w:t>:</w:t>
+              <w:br/>
+              <w:t xml:space="preserve">          </w:t>
+            </w:r>
+            <w:r>
+              <w:rPr>
+                <w:rFonts w:ascii="JetBrains Mono" w:hAnsi="JetBrains Mono"/>
+                <w:b w:val="false"/>
+                <w:i w:val="false"/>
+                <w:color w:val="0033B3"/>
+                <w:sz w:val="20"/>
+                <w:szCs w:val="20"/>
+              </w:rPr>
+              <w:t>java-version</w:t>
+            </w:r>
+            <w:r>
+              <w:rPr>
+                <w:rFonts w:ascii="JetBrains Mono" w:hAnsi="JetBrains Mono"/>
+                <w:b w:val="false"/>
+                <w:i w:val="false"/>
+                <w:color w:val="080808"/>
+                <w:sz w:val="20"/>
+                <w:szCs w:val="20"/>
+              </w:rPr>
+              <w:t>: 21</w:t>
+              <w:br/>
+              <w:t xml:space="preserve">          </w:t>
+            </w:r>
+            <w:r>
+              <w:rPr>
+                <w:rFonts w:ascii="JetBrains Mono" w:hAnsi="JetBrains Mono"/>
+                <w:b w:val="false"/>
+                <w:i w:val="false"/>
+                <w:color w:val="0033B3"/>
+                <w:sz w:val="20"/>
+                <w:szCs w:val="20"/>
+              </w:rPr>
+              <w:t>distribution</w:t>
+            </w:r>
+            <w:r>
+              <w:rPr>
+                <w:rFonts w:ascii="JetBrains Mono" w:hAnsi="JetBrains Mono"/>
+                <w:b w:val="false"/>
+                <w:i w:val="false"/>
+                <w:color w:val="080808"/>
+                <w:sz w:val="20"/>
+                <w:szCs w:val="20"/>
+              </w:rPr>
+              <w:t>: temurin</w:t>
+              <w:br/>
+              <w:br/>
+              <w:t xml:space="preserve">      - </w:t>
+            </w:r>
+            <w:r>
+              <w:rPr>
+                <w:rFonts w:ascii="JetBrains Mono" w:hAnsi="JetBrains Mono"/>
+                <w:b w:val="false"/>
+                <w:i w:val="false"/>
+                <w:color w:val="0033B3"/>
+                <w:sz w:val="20"/>
+                <w:szCs w:val="20"/>
+              </w:rPr>
+              <w:t>name</w:t>
+            </w:r>
+            <w:r>
+              <w:rPr>
+                <w:rFonts w:ascii="JetBrains Mono" w:hAnsi="JetBrains Mono"/>
+                <w:b w:val="false"/>
+                <w:i w:val="false"/>
+                <w:color w:val="080808"/>
+                <w:sz w:val="20"/>
+                <w:szCs w:val="20"/>
+              </w:rPr>
+              <w:t>: Test</w:t>
+              <w:br/>
+              <w:t xml:space="preserve">        </w:t>
+            </w:r>
+            <w:r>
+              <w:rPr>
+                <w:rFonts w:ascii="JetBrains Mono" w:hAnsi="JetBrains Mono"/>
+                <w:b w:val="false"/>
+                <w:i w:val="false"/>
+                <w:color w:val="0033B3"/>
+                <w:sz w:val="20"/>
+                <w:szCs w:val="20"/>
+              </w:rPr>
+              <w:t>run</w:t>
+            </w:r>
+            <w:r>
+              <w:rPr>
+                <w:rFonts w:ascii="JetBrains Mono" w:hAnsi="JetBrains Mono"/>
+                <w:b w:val="false"/>
+                <w:i w:val="false"/>
+                <w:color w:val="080808"/>
+                <w:sz w:val="20"/>
+                <w:szCs w:val="20"/>
+              </w:rPr>
+              <w:t>: ./mvnw test</w:t>
+            </w:r>
+          </w:p>
+        </w:tc>
+      </w:tr>
+    </w:tbl>
+    <w:p>
+      <w:pPr>
+        <w:pStyle w:val="Normal"/>
+        <w:rPr/>
+      </w:pPr>
+      <w:r>
+        <w:rPr/>
+      </w:r>
+    </w:p>
+    <w:p>
+      <w:pPr>
+        <w:pStyle w:val="Normal"/>
+        <w:rPr/>
+      </w:pPr>
+      <w:r>
+        <w:rPr/>
+      </w:r>
+    </w:p>
+    <w:p>
+      <w:pPr>
+        <w:pStyle w:val="Listing"/>
+        <w:keepNext w:val="true"/>
+        <w:jc w:val="center"/>
+        <w:rPr/>
+      </w:pPr>
+      <w:r>
+        <w:rPr/>
+        <w:t xml:space="preserve">Listing </w:t>
+      </w:r>
+      <w:r>
+        <w:rPr/>
+        <w:fldChar w:fldCharType="begin"/>
+      </w:r>
+      <w:r>
+        <w:rPr/>
+        <w:instrText xml:space="preserve"> SEQ Listing \* ARABIC </w:instrText>
+      </w:r>
+      <w:r>
+        <w:rPr/>
+        <w:fldChar w:fldCharType="separate"/>
+      </w:r>
+      <w:r>
+        <w:rPr/>
+        <w:t>8</w:t>
+      </w:r>
+      <w:r>
+        <w:rPr/>
+        <w:fldChar w:fldCharType="end"/>
+      </w:r>
+      <w:r>
+        <w:rPr/>
+        <w:t xml:space="preserve">: Dockerfile </w:t>
+      </w:r>
+    </w:p>
+    <w:tbl>
+      <w:tblPr>
+        <w:tblW w:w="5000" w:type="pct"/>
+        <w:jc w:val="left"/>
+        <w:tblInd w:w="55" w:type="dxa"/>
+        <w:tblLayout w:type="fixed"/>
+        <w:tblCellMar>
+          <w:top w:w="55" w:type="dxa"/>
+          <w:left w:w="55" w:type="dxa"/>
+          <w:bottom w:w="55" w:type="dxa"/>
+          <w:right w:w="55" w:type="dxa"/>
+        </w:tblCellMar>
+      </w:tblPr>
+      <w:tblGrid>
+        <w:gridCol w:w="9638"/>
+      </w:tblGrid>
+      <w:tr>
+        <w:trPr/>
+        <w:tc>
+          <w:tcPr>
+            <w:tcW w:w="9638" w:type="dxa"/>
+            <w:tcBorders>
+              <w:top w:val="single" w:sz="4" w:space="0" w:color="000000"/>
+              <w:left w:val="single" w:sz="4" w:space="0" w:color="000000"/>
+              <w:bottom w:val="single" w:sz="4" w:space="0" w:color="000000"/>
+              <w:right w:val="single" w:sz="4" w:space="0" w:color="000000"/>
+            </w:tcBorders>
+          </w:tcPr>
+          <w:p>
+            <w:pPr>
+              <w:pStyle w:val="Normal"/>
+              <w:pBdr/>
+              <w:shd w:fill="FFFFFF" w:val="clear"/>
+              <w:jc w:val="left"/>
+              <w:rPr>
+                <w:sz w:val="20"/>
+                <w:szCs w:val="20"/>
+              </w:rPr>
+            </w:pPr>
+            <w:r>
+              <w:rPr>
+                <w:rFonts w:ascii="JetBrains Mono" w:hAnsi="JetBrains Mono"/>
+                <w:b w:val="false"/>
+                <w:i w:val="false"/>
+                <w:color w:val="0033B3"/>
+                <w:sz w:val="20"/>
+                <w:szCs w:val="20"/>
+              </w:rPr>
+              <w:t xml:space="preserve">FROM </w:t>
+            </w:r>
+            <w:r>
+              <w:rPr>
+                <w:rFonts w:ascii="JetBrains Mono" w:hAnsi="JetBrains Mono"/>
+                <w:b w:val="false"/>
+                <w:i w:val="false"/>
+                <w:color w:val="080808"/>
+                <w:sz w:val="20"/>
+                <w:szCs w:val="20"/>
+              </w:rPr>
+              <w:t xml:space="preserve">maven:3.9-eclipse-temurin-21-alpine </w:t>
+            </w:r>
+            <w:r>
+              <w:rPr>
+                <w:rFonts w:ascii="JetBrains Mono" w:hAnsi="JetBrains Mono"/>
+                <w:b w:val="false"/>
+                <w:i w:val="false"/>
+                <w:color w:val="0033B3"/>
+                <w:sz w:val="20"/>
+                <w:szCs w:val="20"/>
+              </w:rPr>
+              <w:t xml:space="preserve">AS </w:t>
+            </w:r>
+            <w:r>
+              <w:rPr>
+                <w:rFonts w:ascii="JetBrains Mono" w:hAnsi="JetBrains Mono"/>
+                <w:b w:val="false"/>
+                <w:i/>
+                <w:color w:val="871094"/>
+                <w:sz w:val="20"/>
+                <w:szCs w:val="20"/>
+              </w:rPr>
+              <w:t>build</w:t>
+              <w:br/>
+            </w:r>
+            <w:r>
+              <w:rPr>
+                <w:rFonts w:ascii="JetBrains Mono" w:hAnsi="JetBrains Mono"/>
+                <w:b w:val="false"/>
+                <w:i w:val="false"/>
+                <w:color w:val="0033B3"/>
+                <w:sz w:val="20"/>
+                <w:szCs w:val="20"/>
+              </w:rPr>
+              <w:t>WORKDIR /</w:t>
+            </w:r>
+            <w:r>
+              <w:rPr>
+                <w:rFonts w:ascii="JetBrains Mono" w:hAnsi="JetBrains Mono"/>
+                <w:b w:val="false"/>
+                <w:i w:val="false"/>
+                <w:color w:val="080808"/>
+                <w:sz w:val="20"/>
+                <w:szCs w:val="20"/>
+              </w:rPr>
+              <w:t>app</w:t>
+              <w:br/>
+            </w:r>
+            <w:r>
+              <w:rPr>
+                <w:rFonts w:ascii="JetBrains Mono" w:hAnsi="JetBrains Mono"/>
+                <w:b w:val="false"/>
+                <w:i w:val="false"/>
+                <w:color w:val="0033B3"/>
+                <w:sz w:val="20"/>
+                <w:szCs w:val="20"/>
+              </w:rPr>
+              <w:t xml:space="preserve">COPY </w:t>
+            </w:r>
+            <w:r>
+              <w:rPr>
+                <w:rFonts w:ascii="JetBrains Mono" w:hAnsi="JetBrains Mono"/>
+                <w:b w:val="false"/>
+                <w:i w:val="false"/>
+                <w:color w:val="080808"/>
+                <w:sz w:val="20"/>
+                <w:szCs w:val="20"/>
+              </w:rPr>
+              <w:t>pom.xml .</w:t>
+              <w:br/>
+            </w:r>
+            <w:r>
+              <w:rPr>
+                <w:rFonts w:ascii="JetBrains Mono" w:hAnsi="JetBrains Mono"/>
+                <w:b w:val="false"/>
+                <w:i w:val="false"/>
+                <w:color w:val="0033B3"/>
+                <w:sz w:val="20"/>
+                <w:szCs w:val="20"/>
+              </w:rPr>
+              <w:t xml:space="preserve">COPY </w:t>
+            </w:r>
+            <w:r>
+              <w:rPr>
+                <w:rFonts w:ascii="JetBrains Mono" w:hAnsi="JetBrains Mono"/>
+                <w:b w:val="false"/>
+                <w:i w:val="false"/>
+                <w:color w:val="080808"/>
+                <w:sz w:val="20"/>
+                <w:szCs w:val="20"/>
+              </w:rPr>
+              <w:t>src .</w:t>
+            </w:r>
+            <w:r>
+              <w:rPr>
+                <w:rFonts w:ascii="JetBrains Mono" w:hAnsi="JetBrains Mono"/>
+                <w:b w:val="false"/>
+                <w:i w:val="false"/>
+                <w:color w:val="0033B3"/>
+                <w:sz w:val="20"/>
+                <w:szCs w:val="20"/>
+              </w:rPr>
+              <w:t>/</w:t>
+            </w:r>
+            <w:r>
+              <w:rPr>
+                <w:rFonts w:ascii="JetBrains Mono" w:hAnsi="JetBrains Mono"/>
+                <w:b w:val="false"/>
+                <w:i w:val="false"/>
+                <w:color w:val="080808"/>
+                <w:sz w:val="20"/>
+                <w:szCs w:val="20"/>
+              </w:rPr>
+              <w:t>src</w:t>
+              <w:br/>
+            </w:r>
+            <w:r>
+              <w:rPr>
+                <w:rFonts w:ascii="JetBrains Mono" w:hAnsi="JetBrains Mono"/>
+                <w:b w:val="false"/>
+                <w:i w:val="false"/>
+                <w:color w:val="0033B3"/>
+                <w:sz w:val="20"/>
+                <w:szCs w:val="20"/>
+              </w:rPr>
+              <w:t xml:space="preserve">RUN </w:t>
+            </w:r>
+            <w:r>
+              <w:rPr>
+                <w:rFonts w:ascii="JetBrains Mono" w:hAnsi="JetBrains Mono"/>
+                <w:b w:val="false"/>
+                <w:i w:val="false"/>
+                <w:color w:val="0073BF"/>
+                <w:sz w:val="20"/>
+                <w:szCs w:val="20"/>
+              </w:rPr>
+              <w:t xml:space="preserve">mvn </w:t>
+            </w:r>
+            <w:r>
+              <w:rPr>
+                <w:rFonts w:ascii="JetBrains Mono" w:hAnsi="JetBrains Mono"/>
+                <w:b w:val="false"/>
+                <w:i w:val="false"/>
+                <w:color w:val="080808"/>
+                <w:sz w:val="20"/>
+                <w:szCs w:val="20"/>
+              </w:rPr>
+              <w:t xml:space="preserve">clean package </w:t>
+            </w:r>
+            <w:r>
+              <w:rPr>
+                <w:rFonts w:ascii="JetBrains Mono" w:hAnsi="JetBrains Mono"/>
+                <w:b w:val="false"/>
+                <w:i w:val="false"/>
+                <w:color w:val="0033B3"/>
+                <w:sz w:val="20"/>
+                <w:szCs w:val="20"/>
+              </w:rPr>
+              <w:t>-</w:t>
+            </w:r>
+            <w:r>
+              <w:rPr>
+                <w:rFonts w:ascii="JetBrains Mono" w:hAnsi="JetBrains Mono"/>
+                <w:b w:val="false"/>
+                <w:i w:val="false"/>
+                <w:color w:val="080808"/>
+                <w:sz w:val="20"/>
+                <w:szCs w:val="20"/>
+              </w:rPr>
+              <w:t>DskipTests</w:t>
+              <w:br/>
+              <w:br/>
+            </w:r>
+            <w:r>
+              <w:rPr>
+                <w:rFonts w:ascii="JetBrains Mono" w:hAnsi="JetBrains Mono"/>
+                <w:b w:val="false"/>
+                <w:i w:val="false"/>
+                <w:color w:val="0033B3"/>
+                <w:sz w:val="20"/>
+                <w:szCs w:val="20"/>
+              </w:rPr>
+              <w:t xml:space="preserve">FROM </w:t>
+            </w:r>
+            <w:r>
+              <w:rPr>
+                <w:rFonts w:ascii="JetBrains Mono" w:hAnsi="JetBrains Mono"/>
+                <w:b w:val="false"/>
+                <w:i w:val="false"/>
+                <w:color w:val="080808"/>
+                <w:sz w:val="20"/>
+                <w:szCs w:val="20"/>
+              </w:rPr>
+              <w:t xml:space="preserve">eclipse-temurin:21-jre-alpine </w:t>
+            </w:r>
+            <w:r>
+              <w:rPr>
+                <w:rFonts w:ascii="JetBrains Mono" w:hAnsi="JetBrains Mono"/>
+                <w:b w:val="false"/>
+                <w:i w:val="false"/>
+                <w:color w:val="0033B3"/>
+                <w:sz w:val="20"/>
+                <w:szCs w:val="20"/>
+              </w:rPr>
+              <w:t xml:space="preserve">AS </w:t>
+            </w:r>
+            <w:r>
+              <w:rPr>
+                <w:rFonts w:ascii="JetBrains Mono" w:hAnsi="JetBrains Mono"/>
+                <w:b w:val="false"/>
+                <w:i/>
+                <w:color w:val="871094"/>
+                <w:sz w:val="20"/>
+                <w:szCs w:val="20"/>
+              </w:rPr>
+              <w:t>runtime</w:t>
+              <w:br/>
+            </w:r>
+            <w:r>
+              <w:rPr>
+                <w:rFonts w:ascii="JetBrains Mono" w:hAnsi="JetBrains Mono"/>
+                <w:b w:val="false"/>
+                <w:i w:val="false"/>
+                <w:color w:val="0033B3"/>
+                <w:sz w:val="20"/>
+                <w:szCs w:val="20"/>
+              </w:rPr>
+              <w:t>WORKDIR /</w:t>
+            </w:r>
+            <w:r>
+              <w:rPr>
+                <w:rFonts w:ascii="JetBrains Mono" w:hAnsi="JetBrains Mono"/>
+                <w:b w:val="false"/>
+                <w:i w:val="false"/>
+                <w:color w:val="080808"/>
+                <w:sz w:val="20"/>
+                <w:szCs w:val="20"/>
+              </w:rPr>
+              <w:t>app</w:t>
+              <w:br/>
+            </w:r>
+            <w:r>
+              <w:rPr>
+                <w:rFonts w:ascii="JetBrains Mono" w:hAnsi="JetBrains Mono"/>
+                <w:b w:val="false"/>
+                <w:i w:val="false"/>
+                <w:color w:val="0033B3"/>
+                <w:sz w:val="20"/>
+                <w:szCs w:val="20"/>
+              </w:rPr>
+              <w:t>COPY --</w:t>
+            </w:r>
+            <w:r>
+              <w:rPr>
+                <w:rFonts w:ascii="JetBrains Mono" w:hAnsi="JetBrains Mono"/>
+                <w:b w:val="false"/>
+                <w:i w:val="false"/>
+                <w:color w:val="080808"/>
+                <w:sz w:val="20"/>
+                <w:szCs w:val="20"/>
+              </w:rPr>
+              <w:t>from=</w:t>
+            </w:r>
+            <w:r>
+              <w:rPr>
+                <w:rFonts w:ascii="JetBrains Mono" w:hAnsi="JetBrains Mono"/>
+                <w:b w:val="false"/>
+                <w:i/>
+                <w:color w:val="871094"/>
+                <w:sz w:val="20"/>
+                <w:szCs w:val="20"/>
+              </w:rPr>
+              <w:t xml:space="preserve">build </w:t>
+            </w:r>
+            <w:r>
+              <w:rPr>
+                <w:rFonts w:ascii="JetBrains Mono" w:hAnsi="JetBrains Mono"/>
+                <w:b w:val="false"/>
+                <w:i w:val="false"/>
+                <w:color w:val="0033B3"/>
+                <w:sz w:val="20"/>
+                <w:szCs w:val="20"/>
+              </w:rPr>
+              <w:t>/</w:t>
+            </w:r>
+            <w:r>
+              <w:rPr>
+                <w:rFonts w:ascii="JetBrains Mono" w:hAnsi="JetBrains Mono"/>
+                <w:b w:val="false"/>
+                <w:i w:val="false"/>
+                <w:color w:val="080808"/>
+                <w:sz w:val="20"/>
+                <w:szCs w:val="20"/>
+              </w:rPr>
+              <w:t>app</w:t>
+            </w:r>
+            <w:r>
+              <w:rPr>
+                <w:rFonts w:ascii="JetBrains Mono" w:hAnsi="JetBrains Mono"/>
+                <w:b w:val="false"/>
+                <w:i w:val="false"/>
+                <w:color w:val="0033B3"/>
+                <w:sz w:val="20"/>
+                <w:szCs w:val="20"/>
+              </w:rPr>
+              <w:t>/</w:t>
+            </w:r>
+            <w:r>
+              <w:rPr>
+                <w:rFonts w:ascii="JetBrains Mono" w:hAnsi="JetBrains Mono"/>
+                <w:b w:val="false"/>
+                <w:i w:val="false"/>
+                <w:color w:val="080808"/>
+                <w:sz w:val="20"/>
+                <w:szCs w:val="20"/>
+              </w:rPr>
+              <w:t>target</w:t>
+            </w:r>
+            <w:r>
+              <w:rPr>
+                <w:rFonts w:ascii="JetBrains Mono" w:hAnsi="JetBrains Mono"/>
+                <w:b w:val="false"/>
+                <w:i w:val="false"/>
+                <w:color w:val="0033B3"/>
+                <w:sz w:val="20"/>
+                <w:szCs w:val="20"/>
+              </w:rPr>
+              <w:t>/*</w:t>
+            </w:r>
+            <w:r>
+              <w:rPr>
+                <w:rFonts w:ascii="JetBrains Mono" w:hAnsi="JetBrains Mono"/>
+                <w:b w:val="false"/>
+                <w:i w:val="false"/>
+                <w:color w:val="080808"/>
+                <w:sz w:val="20"/>
+                <w:szCs w:val="20"/>
+              </w:rPr>
+              <w:t>.jar app.jar</w:t>
+              <w:br/>
+            </w:r>
+            <w:r>
+              <w:rPr>
+                <w:rFonts w:ascii="JetBrains Mono" w:hAnsi="JetBrains Mono"/>
+                <w:b w:val="false"/>
+                <w:i w:val="false"/>
+                <w:color w:val="0033B3"/>
+                <w:sz w:val="20"/>
+                <w:szCs w:val="20"/>
+              </w:rPr>
+              <w:t xml:space="preserve">ENTRYPOINT </w:t>
+            </w:r>
+            <w:r>
+              <w:rPr>
+                <w:rFonts w:ascii="JetBrains Mono" w:hAnsi="JetBrains Mono"/>
+                <w:b w:val="false"/>
+                <w:i w:val="false"/>
+                <w:color w:val="080808"/>
+                <w:sz w:val="20"/>
+                <w:szCs w:val="20"/>
+              </w:rPr>
+              <w:t>[</w:t>
+            </w:r>
+            <w:r>
+              <w:rPr>
+                <w:rFonts w:ascii="JetBrains Mono" w:hAnsi="JetBrains Mono"/>
+                <w:b w:val="false"/>
+                <w:i w:val="false"/>
+                <w:color w:val="067D17"/>
+                <w:sz w:val="20"/>
+                <w:szCs w:val="20"/>
+              </w:rPr>
+              <w:t>"java"</w:t>
+            </w:r>
+            <w:r>
+              <w:rPr>
+                <w:rFonts w:ascii="JetBrains Mono" w:hAnsi="JetBrains Mono"/>
+                <w:b w:val="false"/>
+                <w:i w:val="false"/>
+                <w:color w:val="080808"/>
+                <w:sz w:val="20"/>
+                <w:szCs w:val="20"/>
+              </w:rPr>
+              <w:t xml:space="preserve">, </w:t>
+            </w:r>
+            <w:r>
+              <w:rPr>
+                <w:rFonts w:ascii="JetBrains Mono" w:hAnsi="JetBrains Mono"/>
+                <w:b w:val="false"/>
+                <w:i w:val="false"/>
+                <w:color w:val="067D17"/>
+                <w:sz w:val="20"/>
+                <w:szCs w:val="20"/>
+              </w:rPr>
+              <w:t>"-jar"</w:t>
+            </w:r>
+            <w:r>
+              <w:rPr>
+                <w:rFonts w:ascii="JetBrains Mono" w:hAnsi="JetBrains Mono"/>
+                <w:b w:val="false"/>
+                <w:i w:val="false"/>
+                <w:color w:val="080808"/>
+                <w:sz w:val="20"/>
+                <w:szCs w:val="20"/>
+              </w:rPr>
+              <w:t xml:space="preserve">, </w:t>
+            </w:r>
+            <w:r>
+              <w:rPr>
+                <w:rFonts w:ascii="JetBrains Mono" w:hAnsi="JetBrains Mono"/>
+                <w:b w:val="false"/>
+                <w:i w:val="false"/>
+                <w:color w:val="067D17"/>
+                <w:sz w:val="20"/>
+                <w:szCs w:val="20"/>
+              </w:rPr>
+              <w:t>"app.jar"</w:t>
+            </w:r>
+            <w:r>
+              <w:rPr>
+                <w:rFonts w:ascii="JetBrains Mono" w:hAnsi="JetBrains Mono"/>
+                <w:b w:val="false"/>
+                <w:i w:val="false"/>
+                <w:color w:val="080808"/>
+                <w:sz w:val="20"/>
+                <w:szCs w:val="20"/>
+              </w:rPr>
+              <w:t>]</w:t>
+            </w:r>
+          </w:p>
+        </w:tc>
+      </w:tr>
+    </w:tbl>
+    <w:p>
+      <w:pPr>
+        <w:pStyle w:val="Normal"/>
+        <w:rPr/>
+      </w:pPr>
+      <w:r>
+        <w:rPr/>
+      </w:r>
+    </w:p>
+    <w:p>
+      <w:pPr>
+        <w:pStyle w:val="Normal"/>
+        <w:rPr/>
+      </w:pPr>
+      <w:r>
+        <w:rPr/>
+      </w:r>
+    </w:p>
+    <w:p>
+      <w:pPr>
+        <w:pStyle w:val="Normal"/>
+        <w:rPr/>
+      </w:pPr>
+      <w:r>
+        <w:rPr/>
+      </w:r>
+    </w:p>
+    <w:p>
+      <w:pPr>
+        <w:pStyle w:val="Listing"/>
+        <w:keepNext w:val="true"/>
+        <w:jc w:val="center"/>
+        <w:rPr/>
+      </w:pPr>
+      <w:r>
+        <w:rPr/>
+        <w:t xml:space="preserve">Listing </w:t>
+      </w:r>
+      <w:r>
+        <w:rPr/>
+        <w:fldChar w:fldCharType="begin"/>
+      </w:r>
+      <w:r>
+        <w:rPr/>
+        <w:instrText xml:space="preserve"> SEQ Listing \* ARABIC </w:instrText>
+      </w:r>
+      <w:r>
+        <w:rPr/>
+        <w:fldChar w:fldCharType="separate"/>
+      </w:r>
+      <w:r>
+        <w:rPr/>
+        <w:t>9</w:t>
+      </w:r>
+      <w:r>
+        <w:rPr/>
+        <w:fldChar w:fldCharType="end"/>
+      </w:r>
+      <w:r>
+        <w:rPr/>
+        <w:t>: Docker Compose</w:t>
+      </w:r>
+    </w:p>
+    <w:tbl>
+      <w:tblPr>
+        <w:tblW w:w="5000" w:type="pct"/>
+        <w:jc w:val="left"/>
+        <w:tblInd w:w="55" w:type="dxa"/>
+        <w:tblLayout w:type="fixed"/>
+        <w:tblCellMar>
+          <w:top w:w="55" w:type="dxa"/>
+          <w:left w:w="55" w:type="dxa"/>
+          <w:bottom w:w="55" w:type="dxa"/>
+          <w:right w:w="55" w:type="dxa"/>
+        </w:tblCellMar>
+      </w:tblPr>
+      <w:tblGrid>
+        <w:gridCol w:w="9638"/>
+      </w:tblGrid>
+      <w:tr>
+        <w:trPr/>
+        <w:tc>
+          <w:tcPr>
+            <w:tcW w:w="9638" w:type="dxa"/>
+            <w:tcBorders>
+              <w:top w:val="single" w:sz="4" w:space="0" w:color="000000"/>
+              <w:left w:val="single" w:sz="4" w:space="0" w:color="000000"/>
+              <w:bottom w:val="single" w:sz="4" w:space="0" w:color="000000"/>
+              <w:right w:val="single" w:sz="4" w:space="0" w:color="000000"/>
+            </w:tcBorders>
+          </w:tcPr>
+          <w:p>
+            <w:pPr>
+              <w:pStyle w:val="Normal"/>
+              <w:pBdr/>
+              <w:shd w:fill="FFFFFF" w:val="clear"/>
+              <w:jc w:val="left"/>
+              <w:rPr>
+                <w:sz w:val="20"/>
+                <w:szCs w:val="20"/>
+              </w:rPr>
+            </w:pPr>
+            <w:r>
+              <w:rPr>
+                <w:rFonts w:ascii="JetBrains Mono" w:hAnsi="JetBrains Mono"/>
+                <w:b w:val="false"/>
+                <w:i w:val="false"/>
+                <w:color w:val="0033B3"/>
+                <w:sz w:val="20"/>
+                <w:szCs w:val="20"/>
+              </w:rPr>
+              <w:t>services</w:t>
+            </w:r>
+            <w:r>
+              <w:rPr>
+                <w:rFonts w:ascii="JetBrains Mono" w:hAnsi="JetBrains Mono"/>
+                <w:b w:val="false"/>
+                <w:i w:val="false"/>
+                <w:color w:val="080808"/>
+                <w:sz w:val="20"/>
+                <w:szCs w:val="20"/>
+              </w:rPr>
+              <w:t>:</w:t>
+              <w:br/>
+              <w:t xml:space="preserve">  </w:t>
+            </w:r>
+            <w:r>
+              <w:rPr>
+                <w:rFonts w:ascii="JetBrains Mono" w:hAnsi="JetBrains Mono"/>
+                <w:b w:val="false"/>
+                <w:i w:val="false"/>
+                <w:color w:val="0033B3"/>
+                <w:sz w:val="20"/>
+                <w:szCs w:val="20"/>
+              </w:rPr>
+              <w:t>app</w:t>
+            </w:r>
+            <w:r>
+              <w:rPr>
+                <w:rFonts w:ascii="JetBrains Mono" w:hAnsi="JetBrains Mono"/>
+                <w:b w:val="false"/>
+                <w:i w:val="false"/>
+                <w:color w:val="080808"/>
+                <w:sz w:val="20"/>
+                <w:szCs w:val="20"/>
+              </w:rPr>
+              <w:t>:</w:t>
+              <w:br/>
+              <w:t xml:space="preserve">    </w:t>
+            </w:r>
+            <w:r>
+              <w:rPr>
+                <w:rFonts w:ascii="JetBrains Mono" w:hAnsi="JetBrains Mono"/>
+                <w:b w:val="false"/>
+                <w:i w:val="false"/>
+                <w:color w:val="0033B3"/>
+                <w:sz w:val="20"/>
+                <w:szCs w:val="20"/>
+              </w:rPr>
+              <w:t>build</w:t>
+            </w:r>
+            <w:r>
+              <w:rPr>
+                <w:rFonts w:ascii="JetBrains Mono" w:hAnsi="JetBrains Mono"/>
+                <w:b w:val="false"/>
+                <w:i w:val="false"/>
+                <w:color w:val="080808"/>
+                <w:sz w:val="20"/>
+                <w:szCs w:val="20"/>
+              </w:rPr>
+              <w:t>: .</w:t>
+              <w:br/>
+              <w:t xml:space="preserve">    </w:t>
+            </w:r>
+            <w:r>
+              <w:rPr>
+                <w:rFonts w:ascii="JetBrains Mono" w:hAnsi="JetBrains Mono"/>
+                <w:b w:val="false"/>
+                <w:i w:val="false"/>
+                <w:color w:val="0033B3"/>
+                <w:sz w:val="20"/>
+                <w:szCs w:val="20"/>
+              </w:rPr>
+              <w:t>container_name</w:t>
+            </w:r>
+            <w:r>
+              <w:rPr>
+                <w:rFonts w:ascii="JetBrains Mono" w:hAnsi="JetBrains Mono"/>
+                <w:b w:val="false"/>
+                <w:i w:val="false"/>
+                <w:color w:val="080808"/>
+                <w:sz w:val="20"/>
+                <w:szCs w:val="20"/>
+              </w:rPr>
+              <w:t>: json-schema-generator-app</w:t>
+              <w:br/>
+              <w:t xml:space="preserve">    </w:t>
+            </w:r>
+            <w:r>
+              <w:rPr>
+                <w:rFonts w:ascii="JetBrains Mono" w:hAnsi="JetBrains Mono"/>
+                <w:b w:val="false"/>
+                <w:i w:val="false"/>
+                <w:color w:val="0033B3"/>
+                <w:sz w:val="20"/>
+                <w:szCs w:val="20"/>
+              </w:rPr>
+              <w:t>ports</w:t>
+            </w:r>
+            <w:r>
+              <w:rPr>
+                <w:rFonts w:ascii="JetBrains Mono" w:hAnsi="JetBrains Mono"/>
+                <w:b w:val="false"/>
+                <w:i w:val="false"/>
+                <w:color w:val="080808"/>
+                <w:sz w:val="20"/>
+                <w:szCs w:val="20"/>
+              </w:rPr>
+              <w:t>:</w:t>
+              <w:br/>
+              <w:t xml:space="preserve">      - </w:t>
+            </w:r>
+            <w:r>
+              <w:rPr>
+                <w:rFonts w:ascii="JetBrains Mono" w:hAnsi="JetBrains Mono"/>
+                <w:b w:val="false"/>
+                <w:i w:val="false"/>
+                <w:color w:val="067D17"/>
+                <w:sz w:val="20"/>
+                <w:szCs w:val="20"/>
+              </w:rPr>
+              <w:t>"8080:8080"</w:t>
+              <w:br/>
+              <w:t xml:space="preserve">    </w:t>
+            </w:r>
+            <w:r>
+              <w:rPr>
+                <w:rFonts w:ascii="JetBrains Mono" w:hAnsi="JetBrains Mono"/>
+                <w:b w:val="false"/>
+                <w:i w:val="false"/>
+                <w:color w:val="0033B3"/>
+                <w:sz w:val="20"/>
+                <w:szCs w:val="20"/>
+              </w:rPr>
+              <w:t>environment</w:t>
+            </w:r>
+            <w:r>
+              <w:rPr>
+                <w:rFonts w:ascii="JetBrains Mono" w:hAnsi="JetBrains Mono"/>
+                <w:b w:val="false"/>
+                <w:i w:val="false"/>
+                <w:color w:val="080808"/>
+                <w:sz w:val="20"/>
+                <w:szCs w:val="20"/>
+              </w:rPr>
+              <w:t>:</w:t>
+              <w:br/>
+              <w:t xml:space="preserve">      - SPRING_DATA_MONGODB_URI=mongodb://mongodb:27017/json-schema-generator</w:t>
+              <w:br/>
+              <w:t xml:space="preserve">    </w:t>
+            </w:r>
+            <w:r>
+              <w:rPr>
+                <w:rFonts w:ascii="JetBrains Mono" w:hAnsi="JetBrains Mono"/>
+                <w:b w:val="false"/>
+                <w:i w:val="false"/>
+                <w:color w:val="0033B3"/>
+                <w:sz w:val="20"/>
+                <w:szCs w:val="20"/>
+              </w:rPr>
+              <w:t>depends_on</w:t>
+            </w:r>
+            <w:r>
+              <w:rPr>
+                <w:rFonts w:ascii="JetBrains Mono" w:hAnsi="JetBrains Mono"/>
+                <w:b w:val="false"/>
+                <w:i w:val="false"/>
+                <w:color w:val="080808"/>
+                <w:sz w:val="20"/>
+                <w:szCs w:val="20"/>
+              </w:rPr>
+              <w:t>:</w:t>
+              <w:br/>
+              <w:t xml:space="preserve">      - mongodb</w:t>
+              <w:br/>
+              <w:br/>
+              <w:t xml:space="preserve">  </w:t>
+            </w:r>
+            <w:r>
+              <w:rPr>
+                <w:rFonts w:ascii="JetBrains Mono" w:hAnsi="JetBrains Mono"/>
+                <w:b w:val="false"/>
+                <w:i w:val="false"/>
+                <w:color w:val="0033B3"/>
+                <w:sz w:val="20"/>
+                <w:szCs w:val="20"/>
+              </w:rPr>
+              <w:t>mongodb</w:t>
+            </w:r>
+            <w:r>
+              <w:rPr>
+                <w:rFonts w:ascii="JetBrains Mono" w:hAnsi="JetBrains Mono"/>
+                <w:b w:val="false"/>
+                <w:i w:val="false"/>
+                <w:color w:val="080808"/>
+                <w:sz w:val="20"/>
+                <w:szCs w:val="20"/>
+              </w:rPr>
+              <w:t>:</w:t>
+              <w:br/>
+              <w:t xml:space="preserve">    </w:t>
+            </w:r>
+            <w:r>
+              <w:rPr>
+                <w:rFonts w:ascii="JetBrains Mono" w:hAnsi="JetBrains Mono"/>
+                <w:b w:val="false"/>
+                <w:i w:val="false"/>
+                <w:color w:val="0033B3"/>
+                <w:sz w:val="20"/>
+                <w:szCs w:val="20"/>
+              </w:rPr>
+              <w:t>image</w:t>
+            </w:r>
+            <w:r>
+              <w:rPr>
+                <w:rFonts w:ascii="JetBrains Mono" w:hAnsi="JetBrains Mono"/>
+                <w:b w:val="false"/>
+                <w:i w:val="false"/>
+                <w:color w:val="080808"/>
+                <w:sz w:val="20"/>
+                <w:szCs w:val="20"/>
+              </w:rPr>
+              <w:t>: mongo:latest</w:t>
+              <w:br/>
+              <w:t xml:space="preserve">    </w:t>
+            </w:r>
+            <w:r>
+              <w:rPr>
+                <w:rFonts w:ascii="JetBrains Mono" w:hAnsi="JetBrains Mono"/>
+                <w:b w:val="false"/>
+                <w:i w:val="false"/>
+                <w:color w:val="0033B3"/>
+                <w:sz w:val="20"/>
+                <w:szCs w:val="20"/>
+              </w:rPr>
+              <w:t>container_name</w:t>
+            </w:r>
+            <w:r>
+              <w:rPr>
+                <w:rFonts w:ascii="JetBrains Mono" w:hAnsi="JetBrains Mono"/>
+                <w:b w:val="false"/>
+                <w:i w:val="false"/>
+                <w:color w:val="080808"/>
+                <w:sz w:val="20"/>
+                <w:szCs w:val="20"/>
+              </w:rPr>
+              <w:t>: mongodb</w:t>
+              <w:br/>
+              <w:t xml:space="preserve">    </w:t>
+            </w:r>
+            <w:r>
+              <w:rPr>
+                <w:rFonts w:ascii="JetBrains Mono" w:hAnsi="JetBrains Mono"/>
+                <w:b w:val="false"/>
+                <w:i w:val="false"/>
+                <w:color w:val="0033B3"/>
+                <w:sz w:val="20"/>
+                <w:szCs w:val="20"/>
+              </w:rPr>
+              <w:t>ports</w:t>
+            </w:r>
+            <w:r>
+              <w:rPr>
+                <w:rFonts w:ascii="JetBrains Mono" w:hAnsi="JetBrains Mono"/>
+                <w:b w:val="false"/>
+                <w:i w:val="false"/>
+                <w:color w:val="080808"/>
+                <w:sz w:val="20"/>
+                <w:szCs w:val="20"/>
+              </w:rPr>
+              <w:t>:</w:t>
+              <w:br/>
+              <w:t xml:space="preserve">      - </w:t>
+            </w:r>
+            <w:r>
+              <w:rPr>
+                <w:rFonts w:ascii="JetBrains Mono" w:hAnsi="JetBrains Mono"/>
+                <w:b w:val="false"/>
+                <w:i w:val="false"/>
+                <w:color w:val="067D17"/>
+                <w:sz w:val="20"/>
+                <w:szCs w:val="20"/>
+              </w:rPr>
+              <w:t>"27017:27017"</w:t>
+              <w:br/>
+              <w:t xml:space="preserve">    </w:t>
+            </w:r>
+            <w:r>
+              <w:rPr>
+                <w:rFonts w:ascii="JetBrains Mono" w:hAnsi="JetBrains Mono"/>
+                <w:b w:val="false"/>
+                <w:i w:val="false"/>
+                <w:color w:val="0033B3"/>
+                <w:sz w:val="20"/>
+                <w:szCs w:val="20"/>
+              </w:rPr>
+              <w:t>environment</w:t>
+            </w:r>
+            <w:r>
+              <w:rPr>
+                <w:rFonts w:ascii="JetBrains Mono" w:hAnsi="JetBrains Mono"/>
+                <w:b w:val="false"/>
+                <w:i w:val="false"/>
+                <w:color w:val="080808"/>
+                <w:sz w:val="20"/>
+                <w:szCs w:val="20"/>
+              </w:rPr>
+              <w:t>:</w:t>
+              <w:br/>
+              <w:t xml:space="preserve">      - GLIBC_TUNABLES=glibc.pthread.rseq=1</w:t>
+              <w:br/>
+              <w:t xml:space="preserve">    </w:t>
+            </w:r>
+            <w:r>
+              <w:rPr>
+                <w:rFonts w:ascii="JetBrains Mono" w:hAnsi="JetBrains Mono"/>
+                <w:b w:val="false"/>
+                <w:i w:val="false"/>
+                <w:color w:val="0033B3"/>
+                <w:sz w:val="20"/>
+                <w:szCs w:val="20"/>
+              </w:rPr>
+              <w:t>volumes</w:t>
+            </w:r>
+            <w:r>
+              <w:rPr>
+                <w:rFonts w:ascii="JetBrains Mono" w:hAnsi="JetBrains Mono"/>
+                <w:b w:val="false"/>
+                <w:i w:val="false"/>
+                <w:color w:val="080808"/>
+                <w:sz w:val="20"/>
+                <w:szCs w:val="20"/>
+              </w:rPr>
+              <w:t>:</w:t>
+              <w:br/>
+              <w:t xml:space="preserve">      - mongodb_data:/data/db</w:t>
+              <w:br/>
+              <w:t xml:space="preserve">    </w:t>
+            </w:r>
+            <w:r>
+              <w:rPr>
+                <w:rFonts w:ascii="JetBrains Mono" w:hAnsi="JetBrains Mono"/>
+                <w:b w:val="false"/>
+                <w:i w:val="false"/>
+                <w:color w:val="0033B3"/>
+                <w:sz w:val="20"/>
+                <w:szCs w:val="20"/>
+              </w:rPr>
+              <w:t>restart</w:t>
+            </w:r>
+            <w:r>
+              <w:rPr>
+                <w:rFonts w:ascii="JetBrains Mono" w:hAnsi="JetBrains Mono"/>
+                <w:b w:val="false"/>
+                <w:i w:val="false"/>
+                <w:color w:val="080808"/>
+                <w:sz w:val="20"/>
+                <w:szCs w:val="20"/>
+              </w:rPr>
+              <w:t>: no</w:t>
+              <w:br/>
+              <w:br/>
+            </w:r>
+            <w:r>
+              <w:rPr>
+                <w:rFonts w:ascii="JetBrains Mono" w:hAnsi="JetBrains Mono"/>
+                <w:b w:val="false"/>
+                <w:i w:val="false"/>
+                <w:color w:val="0033B3"/>
+                <w:sz w:val="20"/>
+                <w:szCs w:val="20"/>
+              </w:rPr>
+              <w:t>volumes</w:t>
+            </w:r>
+            <w:r>
+              <w:rPr>
+                <w:rFonts w:ascii="JetBrains Mono" w:hAnsi="JetBrains Mono"/>
+                <w:b w:val="false"/>
+                <w:i w:val="false"/>
+                <w:color w:val="080808"/>
+                <w:sz w:val="20"/>
+                <w:szCs w:val="20"/>
+              </w:rPr>
+              <w:t>:</w:t>
+              <w:br/>
+              <w:t xml:space="preserve">  </w:t>
+            </w:r>
+            <w:r>
+              <w:rPr>
+                <w:rFonts w:ascii="JetBrains Mono" w:hAnsi="JetBrains Mono"/>
+                <w:b w:val="false"/>
+                <w:i w:val="false"/>
+                <w:color w:val="0033B3"/>
+                <w:sz w:val="20"/>
+                <w:szCs w:val="20"/>
+              </w:rPr>
+              <w:t>mongodb_data</w:t>
+            </w:r>
+            <w:r>
+              <w:rPr>
+                <w:rFonts w:ascii="JetBrains Mono" w:hAnsi="JetBrains Mono"/>
+                <w:b w:val="false"/>
+                <w:i w:val="false"/>
+                <w:color w:val="080808"/>
+                <w:sz w:val="20"/>
+                <w:szCs w:val="20"/>
+              </w:rPr>
+              <w:t>:</w:t>
+            </w:r>
+          </w:p>
+        </w:tc>
+      </w:tr>
+    </w:tbl>
+    <w:p>
+      <w:pPr>
+        <w:pStyle w:val="Normal"/>
+        <w:rPr/>
+      </w:pPr>
+      <w:r>
+        <w:rPr/>
+      </w:r>
+    </w:p>
+    <w:p>
+      <w:pPr>
+        <w:pStyle w:val="Normal"/>
+        <w:rPr/>
+      </w:pPr>
+      <w:r>
+        <w:rPr/>
+      </w:r>
+    </w:p>
+    <w:p>
+      <w:pPr>
+        <w:pStyle w:val="Heading1"/>
+        <w:ind w:hanging="0" w:left="0"/>
+        <w:rPr/>
+      </w:pPr>
+      <w:r>
+        <w:rPr/>
+        <w:t>Repozytorium</w:t>
+      </w:r>
+    </w:p>
+    <w:p>
+      <w:pPr>
+        <w:pStyle w:val="Normal"/>
+        <w:rPr/>
+      </w:pPr>
+      <w:hyperlink r:id="rId2">
+        <w:r>
+          <w:rPr>
+            <w:rStyle w:val="Hyperlink"/>
+          </w:rPr>
+          <w:t>https://github.com/kamilb13/json-schema-generator</w:t>
+        </w:r>
+      </w:hyperlink>
+    </w:p>
+    <w:p>
+      <w:pPr>
         <w:pStyle w:val="Normal"/>
         <w:rPr/>
       </w:pPr>
@@ -4572,7 +7838,7 @@
         <w:pStyle w:val="Normal"/>
         <w:rPr/>
       </w:pPr>
-      <w:hyperlink r:id="rId2">
+      <w:hyperlink r:id="rId3">
         <w:r>
           <w:rPr>
             <w:rStyle w:val="Hyperlink"/>
@@ -4586,7 +7852,7 @@
         <w:pStyle w:val="Normal"/>
         <w:rPr/>
       </w:pPr>
-      <w:hyperlink r:id="rId3">
+      <w:hyperlink r:id="rId4">
         <w:r>
           <w:rPr>
             <w:rStyle w:val="Hyperlink"/>
@@ -4628,12 +7894,12 @@
       <w:numFmt w:val="decimal"/>
       <w:pStyle w:val="Heading1"/>
       <w:lvlText w:val="%1."/>
-      <w:lvlJc w:val="start"/>
+      <w:lvlJc w:val="left"/>
       <w:pPr>
         <w:tabs>
           <w:tab w:val="num" w:pos="0"/>
         </w:tabs>
-        <w:ind w:start="0" w:hanging="0"/>
+        <w:ind w:left="0" w:hanging="0"/>
       </w:pPr>
       <w:rPr/>
     </w:lvl>
@@ -4642,12 +7908,12 @@
       <w:numFmt w:val="decimal"/>
       <w:pStyle w:val="Heading2"/>
       <w:lvlText w:val="%1.%2."/>
-      <w:lvlJc w:val="start"/>
+      <w:lvlJc w:val="left"/>
       <w:pPr>
         <w:tabs>
           <w:tab w:val="num" w:pos="0"/>
         </w:tabs>
-        <w:ind w:start="0" w:hanging="0"/>
+        <w:ind w:left="0" w:hanging="0"/>
       </w:pPr>
       <w:rPr/>
     </w:lvl>
@@ -4656,12 +7922,12 @@
       <w:numFmt w:val="decimal"/>
       <w:pStyle w:val="Heading3"/>
       <w:lvlText w:val="%1.%2.%3."/>
-      <w:lvlJc w:val="start"/>
+      <w:lvlJc w:val="left"/>
       <w:pPr>
         <w:tabs>
           <w:tab w:val="num" w:pos="0"/>
         </w:tabs>
-        <w:ind w:start="0" w:hanging="0"/>
+        <w:ind w:left="0" w:hanging="0"/>
       </w:pPr>
       <w:rPr/>
     </w:lvl>
@@ -4670,12 +7936,12 @@
       <w:numFmt w:val="none"/>
       <w:suff w:val="nothing"/>
       <w:lvlText w:val=""/>
-      <w:lvlJc w:val="start"/>
+      <w:lvlJc w:val="left"/>
       <w:pPr>
         <w:tabs>
           <w:tab w:val="num" w:pos="0"/>
         </w:tabs>
-        <w:ind w:start="0" w:hanging="0"/>
+        <w:ind w:left="0" w:hanging="0"/>
       </w:pPr>
       <w:rPr/>
     </w:lvl>
@@ -4684,12 +7950,12 @@
       <w:numFmt w:val="none"/>
       <w:suff w:val="nothing"/>
       <w:lvlText w:val=""/>
-      <w:lvlJc w:val="start"/>
+      <w:lvlJc w:val="left"/>
       <w:pPr>
         <w:tabs>
           <w:tab w:val="num" w:pos="0"/>
         </w:tabs>
-        <w:ind w:start="0" w:hanging="0"/>
+        <w:ind w:left="0" w:hanging="0"/>
       </w:pPr>
       <w:rPr/>
     </w:lvl>
@@ -4698,12 +7964,12 @@
       <w:numFmt w:val="none"/>
       <w:suff w:val="nothing"/>
       <w:lvlText w:val=""/>
-      <w:lvlJc w:val="start"/>
+      <w:lvlJc w:val="left"/>
       <w:pPr>
         <w:tabs>
           <w:tab w:val="num" w:pos="0"/>
         </w:tabs>
-        <w:ind w:start="0" w:hanging="0"/>
+        <w:ind w:left="0" w:hanging="0"/>
       </w:pPr>
       <w:rPr/>
     </w:lvl>
@@ -4712,12 +7978,12 @@
       <w:numFmt w:val="none"/>
       <w:suff w:val="nothing"/>
       <w:lvlText w:val=""/>
-      <w:lvlJc w:val="start"/>
+      <w:lvlJc w:val="left"/>
       <w:pPr>
         <w:tabs>
           <w:tab w:val="num" w:pos="0"/>
         </w:tabs>
-        <w:ind w:start="0" w:hanging="0"/>
+        <w:ind w:left="0" w:hanging="0"/>
       </w:pPr>
       <w:rPr/>
     </w:lvl>
@@ -4726,12 +7992,12 @@
       <w:numFmt w:val="none"/>
       <w:suff w:val="nothing"/>
       <w:lvlText w:val=""/>
-      <w:lvlJc w:val="start"/>
+      <w:lvlJc w:val="left"/>
       <w:pPr>
         <w:tabs>
           <w:tab w:val="num" w:pos="0"/>
         </w:tabs>
-        <w:ind w:start="0" w:hanging="0"/>
+        <w:ind w:left="0" w:hanging="0"/>
       </w:pPr>
       <w:rPr/>
     </w:lvl>
@@ -4740,12 +8006,12 @@
       <w:numFmt w:val="none"/>
       <w:suff w:val="nothing"/>
       <w:lvlText w:val=""/>
-      <w:lvlJc w:val="start"/>
+      <w:lvlJc w:val="left"/>
       <w:pPr>
         <w:tabs>
           <w:tab w:val="num" w:pos="0"/>
         </w:tabs>
-        <w:ind w:start="0" w:hanging="0"/>
+        <w:ind w:left="0" w:hanging="0"/>
       </w:pPr>
       <w:rPr/>
     </w:lvl>
@@ -5182,7 +8448,7 @@
         <w:ilvl w:val="0"/>
         <w:numId w:val="1"/>
       </w:numPr>
-      <w:jc w:val="start"/>
+      <w:jc w:val="left"/>
       <w:outlineLvl w:val="0"/>
     </w:pPr>
     <w:rPr>
@@ -5205,7 +8471,7 @@
         <w:ilvl w:val="1"/>
         <w:numId w:val="1"/>
       </w:numPr>
-      <w:jc w:val="start"/>
+      <w:jc w:val="left"/>
       <w:outlineLvl w:val="1"/>
     </w:pPr>
     <w:rPr>
@@ -5232,7 +8498,7 @@
         <w:numId w:val="1"/>
       </w:numPr>
       <w:spacing w:before="40" w:after="0"/>
-      <w:jc w:val="start"/>
+      <w:jc w:val="left"/>
       <w:outlineLvl w:val="2"/>
     </w:pPr>
     <w:rPr>
@@ -5264,8 +8530,8 @@
     <w:rsid w:val="003071dd"/>
     <w:pPr>
       <w:keepNext w:val="true"/>
-      <w:ind w:start="3119"/>
-      <w:jc w:val="end"/>
+      <w:ind w:left="3119"/>
+      <w:jc w:val="right"/>
       <w:outlineLvl w:val="4"/>
     </w:pPr>
     <w:rPr>
@@ -5281,8 +8547,8 @@
     <w:rsid w:val="003071dd"/>
     <w:pPr>
       <w:keepNext w:val="true"/>
-      <w:ind w:start="3828"/>
-      <w:jc w:val="end"/>
+      <w:ind w:left="3828"/>
+      <w:jc w:val="right"/>
       <w:outlineLvl w:val="5"/>
     </w:pPr>
     <w:rPr>
@@ -5746,7 +9012,7 @@
     <w:rsid w:val="003071dd"/>
     <w:pPr>
       <w:spacing w:lineRule="auto" w:line="480" w:before="0" w:after="120"/>
-      <w:ind w:start="283"/>
+      <w:ind w:left="283"/>
     </w:pPr>
     <w:rPr/>
   </w:style>
@@ -5785,7 +9051,7 @@
     <w:qFormat/>
     <w:pPr>
       <w:spacing w:before="0" w:after="0"/>
-      <w:ind w:start="720"/>
+      <w:ind w:left="720"/>
       <w:contextualSpacing/>
     </w:pPr>
     <w:rPr/>
@@ -5849,7 +9115,7 @@
     <w:qFormat/>
     <w:pPr>
       <w:spacing w:lineRule="auto" w:line="240" w:before="56" w:after="0"/>
-      <w:ind w:start="57" w:end="57"/>
+      <w:ind w:left="57" w:right="57"/>
     </w:pPr>
     <w:rPr>
       <w:sz w:val="20"/>
@@ -5880,7 +9146,7 @@
         <w:tab w:val="clear" w:pos="708"/>
         <w:tab w:val="right" w:pos="8504" w:leader="dot"/>
       </w:tabs>
-      <w:ind w:start="283"/>
+      <w:ind w:left="283"/>
     </w:pPr>
     <w:rPr>
       <w:rFonts w:ascii="Arial Narrow" w:hAnsi="Arial Narrow"/>
@@ -5907,7 +9173,7 @@
         <w:tab w:val="clear" w:pos="708"/>
         <w:tab w:val="right" w:pos="8220" w:leader="dot"/>
       </w:tabs>
-      <w:ind w:start="567"/>
+      <w:ind w:left="567"/>
     </w:pPr>
     <w:rPr/>
   </w:style>
@@ -5920,7 +9186,7 @@
         <w:tab w:val="clear" w:pos="708"/>
         <w:tab w:val="right" w:pos="8220" w:leader="dot"/>
       </w:tabs>
-      <w:ind w:start="567"/>
+      <w:ind w:left="567"/>
     </w:pPr>
     <w:rPr>
       <w:rFonts w:ascii="Arial Narrow" w:hAnsi="Arial Narrow"/>
@@ -5942,7 +9208,7 @@
         <w:tab w:val="clear" w:pos="708"/>
         <w:tab w:val="right" w:pos="7937" w:leader="dot"/>
       </w:tabs>
-      <w:ind w:start="850"/>
+      <w:ind w:left="850"/>
     </w:pPr>
     <w:rPr/>
   </w:style>
